--- a/0.report/빅데이터20기_3조_세미프로젝트_보고서_3장.docx
+++ b/0.report/빅데이터20기_3조_세미프로젝트_보고서_3장.docx
@@ -687,6 +687,11 @@
     <w:sdt>
       <w:sdtPr>
         <w:rPr>
+          <w:rFonts w:asciiTheme="minorHAnsi" w:eastAsiaTheme="minorEastAsia" w:hAnsiTheme="minorHAnsi" w:cstheme="minorBidi"/>
+          <w:b w:val="0"/>
+          <w:color w:val="auto"/>
+          <w:sz w:val="21"/>
+          <w:szCs w:val="21"/>
           <w:lang w:val="ko-KR"/>
         </w:rPr>
         <w:id w:val="-1469739698"/>
@@ -697,11 +702,7 @@
       </w:sdtPr>
       <w:sdtEndPr>
         <w:rPr>
-          <w:rFonts w:asciiTheme="minorHAnsi" w:eastAsiaTheme="minorEastAsia" w:hAnsiTheme="minorHAnsi" w:cstheme="minorBidi"/>
           <w:bCs/>
-          <w:color w:val="auto"/>
-          <w:sz w:val="21"/>
-          <w:szCs w:val="21"/>
         </w:rPr>
       </w:sdtEndPr>
       <w:sdtContent>
@@ -18650,7 +18651,7 @@
           <w:noProof/>
         </w:rPr>
         <w:drawing>
-          <wp:inline distT="0" distB="0" distL="0" distR="0" wp14:anchorId="05A40D4F" wp14:editId="71D8DC0D">
+          <wp:inline distT="0" distB="0" distL="0" distR="0" wp14:anchorId="05A40D4F" wp14:editId="3D66F3AE">
             <wp:extent cx="5248275" cy="2624138"/>
             <wp:effectExtent l="0" t="0" r="0" b="5080"/>
             <wp:docPr id="1614550922" name="그림 2"/>
@@ -19101,7 +19102,7 @@
           <w:noProof/>
         </w:rPr>
         <w:drawing>
-          <wp:inline distT="0" distB="0" distL="0" distR="0" wp14:anchorId="53C75F34" wp14:editId="374F2205">
+          <wp:inline distT="0" distB="0" distL="0" distR="0" wp14:anchorId="53C75F34" wp14:editId="09A5EC4D">
             <wp:extent cx="5343277" cy="2671639"/>
             <wp:effectExtent l="0" t="0" r="0" b="0"/>
             <wp:docPr id="1262239048" name="그림 1"/>
@@ -29501,8 +29502,9 @@
       </w:r>
     </w:p>
     <w:sectPr>
-      <w:footerReference w:type="default" r:id="rId47"/>
-      <w:footerReference w:type="first" r:id="rId48"/>
+      <w:headerReference w:type="default" r:id="rId47"/>
+      <w:footerReference w:type="default" r:id="rId48"/>
+      <w:footerReference w:type="first" r:id="rId49"/>
       <w:pgSz w:w="11906" w:h="16838"/>
       <w:pgMar w:top="1985" w:right="1701" w:bottom="1701" w:left="1701" w:header="851" w:footer="454" w:gutter="0"/>
       <w:pgNumType w:start="1" w:chapStyle="1"/>
@@ -29965,249 +29967,6 @@
     <w:pPr>
       <w:pStyle w:val="aa"/>
     </w:pPr>
-    <w:r>
-      <w:rPr>
-        <w:noProof/>
-      </w:rPr>
-      <mc:AlternateContent>
-        <mc:Choice Requires="wps">
-          <w:drawing>
-            <wp:anchor distT="0" distB="0" distL="114300" distR="114300" simplePos="0" relativeHeight="251660288" behindDoc="0" locked="0" layoutInCell="0" allowOverlap="1" wp14:anchorId="4C6E17E3" wp14:editId="36974F69">
-              <wp:simplePos x="0" y="0"/>
-              <wp:positionH relativeFrom="margin">
-                <wp:align>left</wp:align>
-              </wp:positionH>
-              <wp:positionV relativeFrom="topMargin">
-                <wp:align>center</wp:align>
-              </wp:positionV>
-              <wp:extent cx="5943600" cy="170815"/>
-              <wp:effectExtent l="0" t="0" r="0" b="1905"/>
-              <wp:wrapNone/>
-              <wp:docPr id="218" name="텍스트 상자 218"/>
-              <wp:cNvGraphicFramePr>
-                <a:graphicFrameLocks xmlns:a="http://schemas.openxmlformats.org/drawingml/2006/main"/>
-              </wp:cNvGraphicFramePr>
-              <a:graphic xmlns:a="http://schemas.openxmlformats.org/drawingml/2006/main">
-                <a:graphicData uri="http://schemas.microsoft.com/office/word/2010/wordprocessingShape">
-                  <wps:wsp>
-                    <wps:cNvSpPr txBox="1">
-                      <a:spLocks noChangeArrowheads="1"/>
-                    </wps:cNvSpPr>
-                    <wps:spPr bwMode="auto">
-                      <a:xfrm>
-                        <a:off x="0" y="0"/>
-                        <a:ext cx="5943600" cy="170815"/>
-                      </a:xfrm>
-                      <a:prstGeom prst="rect">
-                        <a:avLst/>
-                      </a:prstGeom>
-                      <a:noFill/>
-                      <a:ln>
-                        <a:noFill/>
-                      </a:ln>
-                      <a:extLst>
-                        <a:ext uri="{909E8E84-426E-40DD-AFC4-6F175D3DCCD1}">
-                          <a14:hiddenFill xmlns:a14="http://schemas.microsoft.com/office/drawing/2010/main">
-                            <a:solidFill>
-                              <a:srgbClr val="FFFFFF"/>
-                            </a:solidFill>
-                          </a14:hiddenFill>
-                        </a:ext>
-                        <a:ext uri="{91240B29-F687-4F45-9708-019B960494DF}">
-                          <a14:hiddenLine xmlns:a14="http://schemas.microsoft.com/office/drawing/2010/main" w="9525">
-                            <a:solidFill>
-                              <a:srgbClr val="000000"/>
-                            </a:solidFill>
-                            <a:miter lim="800000"/>
-                            <a:headEnd/>
-                            <a:tailEnd/>
-                          </a14:hiddenLine>
-                        </a:ext>
-                      </a:extLst>
-                    </wps:spPr>
-                    <wps:txbx>
-                      <w:txbxContent>
-                        <w:sdt>
-                          <w:sdtPr>
-                            <w:alias w:val="제목"/>
-                            <w:id w:val="78679243"/>
-                            <w:dataBinding w:prefixMappings="xmlns:ns0='http://schemas.openxmlformats.org/package/2006/metadata/core-properties' xmlns:ns1='http://purl.org/dc/elements/1.1/'" w:xpath="/ns0:coreProperties[1]/ns1:title[1]" w:storeItemID="{6C3C8BC8-F283-45AE-878A-BAB7291924A1}"/>
-                            <w:text/>
-                          </w:sdtPr>
-                          <w:sdtContent>
-                            <w:p>
-                              <w:pPr>
-                                <w:spacing w:after="0" w:line="240" w:lineRule="auto"/>
-                              </w:pPr>
-                              <w:r>
-                                <w:t>3장. 신용카드 사기 거리 탐지</w:t>
-                              </w:r>
-                            </w:p>
-                          </w:sdtContent>
-                        </w:sdt>
-                      </w:txbxContent>
-                    </wps:txbx>
-                    <wps:bodyPr rot="0" vert="horz" wrap="square" lIns="91440" tIns="0" rIns="91440" bIns="0" anchor="ctr" anchorCtr="0" upright="1">
-                      <a:spAutoFit/>
-                    </wps:bodyPr>
-                  </wps:wsp>
-                </a:graphicData>
-              </a:graphic>
-              <wp14:sizeRelH relativeFrom="margin">
-                <wp14:pctWidth>100000</wp14:pctWidth>
-              </wp14:sizeRelH>
-              <wp14:sizeRelV relativeFrom="page">
-                <wp14:pctHeight>0</wp14:pctHeight>
-              </wp14:sizeRelV>
-            </wp:anchor>
-          </w:drawing>
-        </mc:Choice>
-        <mc:Fallback>
-          <w:pict>
-            <v:shapetype w14:anchorId="4C6E17E3" id="_x0000_t202" coordsize="21600,21600" o:spt="202" path="m,l,21600r21600,l21600,xe">
-              <v:stroke joinstyle="miter"/>
-              <v:path gradientshapeok="t" o:connecttype="rect"/>
-            </v:shapetype>
-            <v:shape id="텍스트 상자 218" o:spid="_x0000_s1029" type="#_x0000_t202" style="position:absolute;margin-left:0;margin-top:0;width:468pt;height:13.45pt;z-index:251660288;visibility:visible;mso-wrap-style:square;mso-width-percent:1000;mso-height-percent:0;mso-wrap-distance-left:9pt;mso-wrap-distance-top:0;mso-wrap-distance-right:9pt;mso-wrap-distance-bottom:0;mso-position-horizontal:left;mso-position-horizontal-relative:margin;mso-position-vertical:center;mso-position-vertical-relative:top-margin-area;mso-width-percent:1000;mso-height-percent:0;mso-width-relative:margin;mso-height-relative:page;v-text-anchor:middle" o:gfxdata="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" o:allowincell="f" filled="f" stroked="f">
-              <v:textbox style="mso-fit-shape-to-text:t" inset=",0,,0">
-                <w:txbxContent>
-                  <w:sdt>
-                    <w:sdtPr>
-                      <w:alias w:val="제목"/>
-                      <w:id w:val="78679243"/>
-                      <w:dataBinding w:prefixMappings="xmlns:ns0='http://schemas.openxmlformats.org/package/2006/metadata/core-properties' xmlns:ns1='http://purl.org/dc/elements/1.1/'" w:xpath="/ns0:coreProperties[1]/ns1:title[1]" w:storeItemID="{6C3C8BC8-F283-45AE-878A-BAB7291924A1}"/>
-                      <w:text/>
-                    </w:sdtPr>
-                    <w:sdtContent>
-                      <w:p>
-                        <w:pPr>
-                          <w:spacing w:after="0" w:line="240" w:lineRule="auto"/>
-                        </w:pPr>
-                        <w:r>
-                          <w:t>3장. 신용카드 사기 거리 탐지</w:t>
-                        </w:r>
-                      </w:p>
-                    </w:sdtContent>
-                  </w:sdt>
-                </w:txbxContent>
-              </v:textbox>
-              <w10:wrap anchorx="margin" anchory="margin"/>
-            </v:shape>
-          </w:pict>
-        </mc:Fallback>
-      </mc:AlternateContent>
-    </w:r>
-    <w:r>
-      <w:rPr>
-        <w:noProof/>
-      </w:rPr>
-      <mc:AlternateContent>
-        <mc:Choice Requires="wps">
-          <w:drawing>
-            <wp:anchor distT="0" distB="0" distL="114300" distR="114300" simplePos="0" relativeHeight="251659264" behindDoc="0" locked="0" layoutInCell="0" allowOverlap="1" wp14:anchorId="65CE30DB" wp14:editId="6949CBA8">
-              <wp:simplePos x="0" y="0"/>
-              <wp:positionH relativeFrom="page">
-                <wp:align>left</wp:align>
-              </wp:positionH>
-              <wp:positionV relativeFrom="topMargin">
-                <wp:align>center</wp:align>
-              </wp:positionV>
-              <wp:extent cx="914400" cy="170815"/>
-              <wp:effectExtent l="0" t="0" r="5715" b="0"/>
-              <wp:wrapNone/>
-              <wp:docPr id="219" name="텍스트 상자 219"/>
-              <wp:cNvGraphicFramePr>
-                <a:graphicFrameLocks xmlns:a="http://schemas.openxmlformats.org/drawingml/2006/main"/>
-              </wp:cNvGraphicFramePr>
-              <a:graphic xmlns:a="http://schemas.openxmlformats.org/drawingml/2006/main">
-                <a:graphicData uri="http://schemas.microsoft.com/office/word/2010/wordprocessingShape">
-                  <wps:wsp>
-                    <wps:cNvSpPr txBox="1">
-                      <a:spLocks noChangeArrowheads="1"/>
-                    </wps:cNvSpPr>
-                    <wps:spPr bwMode="auto">
-                      <a:xfrm>
-                        <a:off x="0" y="0"/>
-                        <a:ext cx="914400" cy="170815"/>
-                      </a:xfrm>
-                      <a:prstGeom prst="rect">
-                        <a:avLst/>
-                      </a:prstGeom>
-                      <a:solidFill>
-                        <a:srgbClr val="002060"/>
-                      </a:solidFill>
-                      <a:ln>
-                        <a:noFill/>
-                      </a:ln>
-                    </wps:spPr>
-                    <wps:txbx>
-                      <w:txbxContent>
-                        <w:p>
-                          <w:pPr>
-                            <w:spacing w:after="0" w:line="240" w:lineRule="auto"/>
-                            <w:ind w:right="-12"/>
-                            <w:jc w:val="right"/>
-                            <w:rPr>
-                              <w:rFonts w:hint="eastAsia"/>
-                              <w:color w:val="FFFFFF" w:themeColor="background1"/>
-                            </w:rPr>
-                          </w:pPr>
-                          <w:r>
-                            <w:rPr>
-                              <w:rFonts w:hint="eastAsia"/>
-                              <w:color w:val="FFFFFF" w:themeColor="background1"/>
-                            </w:rPr>
-                            <w:t>3조</w:t>
-                          </w:r>
-                        </w:p>
-                      </w:txbxContent>
-                    </wps:txbx>
-                    <wps:bodyPr rot="0" vert="horz" wrap="square" lIns="91440" tIns="0" rIns="91440" bIns="0" anchor="ctr" anchorCtr="0" upright="1">
-                      <a:spAutoFit/>
-                    </wps:bodyPr>
-                  </wps:wsp>
-                </a:graphicData>
-              </a:graphic>
-              <wp14:sizeRelH relativeFrom="leftMargin">
-                <wp14:pctWidth>100000</wp14:pctWidth>
-              </wp14:sizeRelH>
-              <wp14:sizeRelV relativeFrom="page">
-                <wp14:pctHeight>0</wp14:pctHeight>
-              </wp14:sizeRelV>
-            </wp:anchor>
-          </w:drawing>
-        </mc:Choice>
-        <mc:Fallback>
-          <w:pict>
-            <v:shape w14:anchorId="65CE30DB" id="텍스트 상자 219" o:spid="_x0000_s1030" type="#_x0000_t202" style="position:absolute;margin-left:0;margin-top:0;width:1in;height:13.45pt;z-index:251659264;visibility:visible;mso-wrap-style:square;mso-width-percent:1000;mso-height-percent:0;mso-wrap-distance-left:9pt;mso-wrap-distance-top:0;mso-wrap-distance-right:9pt;mso-wrap-distance-bottom:0;mso-position-horizontal:left;mso-position-horizontal-relative:page;mso-position-vertical:center;mso-position-vertical-relative:top-margin-area;mso-width-percent:1000;mso-height-percent:0;mso-width-relative:left-margin-area;mso-height-relative:page;v-text-anchor:middle" o:gfxdata="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" o:allowincell="f" fillcolor="#002060" stroked="f">
-              <v:textbox style="mso-fit-shape-to-text:t" inset=",0,,0">
-                <w:txbxContent>
-                  <w:p>
-                    <w:pPr>
-                      <w:spacing w:after="0" w:line="240" w:lineRule="auto"/>
-                      <w:ind w:right="-12"/>
-                      <w:jc w:val="right"/>
-                      <w:rPr>
-                        <w:rFonts w:hint="eastAsia"/>
-                        <w:color w:val="FFFFFF" w:themeColor="background1"/>
-                      </w:rPr>
-                    </w:pPr>
-                    <w:r>
-                      <w:rPr>
-                        <w:rFonts w:hint="eastAsia"/>
-                        <w:color w:val="FFFFFF" w:themeColor="background1"/>
-                      </w:rPr>
-                      <w:t>3조</w:t>
-                    </w:r>
-                  </w:p>
-                </w:txbxContent>
-              </v:textbox>
-              <w10:wrap anchorx="page" anchory="margin"/>
-            </v:shape>
-          </w:pict>
-        </mc:Fallback>
-      </mc:AlternateContent>
-    </w:r>
   </w:p>
 </w:hdr>
 </file>
@@ -30350,6 +30109,16 @@
         </mc:Fallback>
       </mc:AlternateContent>
     </w:r>
+  </w:p>
+</w:hdr>
+</file>
+
+<file path=word/header4.xml><?xml version="1.0" encoding="utf-8"?>
+<w:hdr xmlns:wpc="http://schemas.microsoft.com/office/word/2010/wordprocessingCanvas" xmlns:cx="http://schemas.microsoft.com/office/drawing/2014/chartex" xmlns:cx1="http://schemas.microsoft.com/office/drawing/2015/9/8/chartex" xmlns:cx2="http://schemas.microsoft.com/office/drawing/2015/10/21/chartex" xmlns:cx3="http://schemas.microsoft.com/office/drawing/2016/5/9/chartex" xmlns:cx4="http://schemas.microsoft.com/office/drawing/2016/5/10/chartex" xmlns:cx5="http://schemas.microsoft.com/office/drawing/2016/5/11/chartex" xmlns:cx6="http://schemas.microsoft.com/office/drawing/2016/5/12/chartex" xmlns:cx7="http://schemas.microsoft.com/office/drawing/2016/5/13/chartex" xmlns:cx8="http://schemas.microsoft.com/office/drawing/2016/5/14/chartex" xmlns:mc="http://schemas.openxmlformats.org/markup-compatibility/2006" xmlns:aink="http://schemas.microsoft.com/office/drawing/2016/ink" xmlns:am3d="http://schemas.microsoft.com/office/drawing/2017/model3d" xmlns:o="urn:schemas-microsoft-com:office:office" xmlns:oel="http://schemas.microsoft.com/office/2019/extlst" xmlns:r="http://schemas.openxmlformats.org/officeDocument/2006/relationships" xmlns:m="http://schemas.openxmlformats.org/officeDocument/2006/math" xmlns:v="urn:schemas-microsoft-com:vml" xmlns:wp14="http://schemas.microsoft.com/office/word/2010/wordprocessingDrawing" xmlns:wp="http://schemas.openxmlformats.org/drawingml/2006/wordprocessingDrawing" xmlns:w10="urn:schemas-microsoft-com:office:word" xmlns:w="http://schemas.openxmlformats.org/wordprocessingml/2006/main" xmlns:w14="http://schemas.microsoft.com/office/word/2010/wordml" xmlns:w15="http://schemas.microsoft.com/office/word/2012/wordml" xmlns:w16cex="http://schemas.microsoft.com/office/word/2018/wordml/cex" xmlns:w16cid="http://schemas.microsoft.com/office/word/2016/wordml/cid" xmlns:w16="http://schemas.microsoft.com/office/word/2018/wordml" xmlns:w16du="http://schemas.microsoft.com/office/word/2023/wordml/word16du" xmlns:w16sdtdh="http://schemas.microsoft.com/office/word/2020/wordml/sdtdatahash" xmlns:w16sdtfl="http://schemas.microsoft.com/office/word/2024/wordml/sdtformatlock" xmlns:w16se="http://schemas.microsoft.com/office/word/2015/wordml/symex" xmlns:wpg="http://schemas.microsoft.com/office/word/2010/wordprocessingGroup" xmlns:wpi="http://schemas.microsoft.com/office/word/2010/wordprocessingInk" xmlns:wne="http://schemas.microsoft.com/office/word/2006/wordml" xmlns:wps="http://schemas.microsoft.com/office/word/2010/wordprocessingShape" mc:Ignorable="w14 w15 w16se w16cid w16 w16cex w16sdtdh w16sdtfl w16du wp14">
+  <w:p>
+    <w:pPr>
+      <w:pStyle w:val="aa"/>
+    </w:pPr>
     <w:r>
       <w:rPr>
         <w:noProof/>
@@ -30357,7 +30126,139 @@
       <mc:AlternateContent>
         <mc:Choice Requires="wps">
           <w:drawing>
-            <wp:anchor distT="0" distB="0" distL="114300" distR="114300" simplePos="0" relativeHeight="251662336" behindDoc="0" locked="0" layoutInCell="0" allowOverlap="1" wp14:anchorId="0B27E025" wp14:editId="669874F8">
+            <wp:anchor distT="0" distB="0" distL="114300" distR="114300" simplePos="0" relativeHeight="251666432" behindDoc="0" locked="0" layoutInCell="0" allowOverlap="1" wp14:anchorId="68A034C3" wp14:editId="65150D3B">
+              <wp:simplePos x="0" y="0"/>
+              <wp:positionH relativeFrom="margin">
+                <wp:align>left</wp:align>
+              </wp:positionH>
+              <wp:positionV relativeFrom="topMargin">
+                <wp:align>center</wp:align>
+              </wp:positionV>
+              <wp:extent cx="5943600" cy="170815"/>
+              <wp:effectExtent l="0" t="0" r="0" b="1905"/>
+              <wp:wrapNone/>
+              <wp:docPr id="218" name="텍스트 상자 218"/>
+              <wp:cNvGraphicFramePr>
+                <a:graphicFrameLocks xmlns:a="http://schemas.openxmlformats.org/drawingml/2006/main"/>
+              </wp:cNvGraphicFramePr>
+              <a:graphic xmlns:a="http://schemas.openxmlformats.org/drawingml/2006/main">
+                <a:graphicData uri="http://schemas.microsoft.com/office/word/2010/wordprocessingShape">
+                  <wps:wsp>
+                    <wps:cNvSpPr txBox="1">
+                      <a:spLocks noChangeArrowheads="1"/>
+                    </wps:cNvSpPr>
+                    <wps:spPr bwMode="auto">
+                      <a:xfrm>
+                        <a:off x="0" y="0"/>
+                        <a:ext cx="5943600" cy="170815"/>
+                      </a:xfrm>
+                      <a:prstGeom prst="rect">
+                        <a:avLst/>
+                      </a:prstGeom>
+                      <a:noFill/>
+                      <a:ln>
+                        <a:noFill/>
+                      </a:ln>
+                      <a:extLst>
+                        <a:ext uri="{909E8E84-426E-40DD-AFC4-6F175D3DCCD1}">
+                          <a14:hiddenFill xmlns:a14="http://schemas.microsoft.com/office/drawing/2010/main">
+                            <a:solidFill>
+                              <a:srgbClr val="FFFFFF"/>
+                            </a:solidFill>
+                          </a14:hiddenFill>
+                        </a:ext>
+                        <a:ext uri="{91240B29-F687-4F45-9708-019B960494DF}">
+                          <a14:hiddenLine xmlns:a14="http://schemas.microsoft.com/office/drawing/2010/main" w="9525">
+                            <a:solidFill>
+                              <a:srgbClr val="000000"/>
+                            </a:solidFill>
+                            <a:miter lim="800000"/>
+                            <a:headEnd/>
+                            <a:tailEnd/>
+                          </a14:hiddenLine>
+                        </a:ext>
+                      </a:extLst>
+                    </wps:spPr>
+                    <wps:txbx>
+                      <w:txbxContent>
+                        <w:sdt>
+                          <w:sdtPr>
+                            <w:alias w:val="제목"/>
+                            <w:id w:val="78679243"/>
+                            <w:dataBinding w:prefixMappings="xmlns:ns0='http://schemas.openxmlformats.org/package/2006/metadata/core-properties' xmlns:ns1='http://purl.org/dc/elements/1.1/'" w:xpath="/ns0:coreProperties[1]/ns1:title[1]" w:storeItemID="{6C3C8BC8-F283-45AE-878A-BAB7291924A1}"/>
+                            <w:text/>
+                          </w:sdtPr>
+                          <w:sdtContent>
+                            <w:p>
+                              <w:pPr>
+                                <w:spacing w:after="0" w:line="240" w:lineRule="auto"/>
+                              </w:pPr>
+                              <w:r>
+                                <w:t>3장. 신용카드 사기 거리 탐지</w:t>
+                              </w:r>
+                            </w:p>
+                          </w:sdtContent>
+                        </w:sdt>
+                      </w:txbxContent>
+                    </wps:txbx>
+                    <wps:bodyPr rot="0" vert="horz" wrap="square" lIns="91440" tIns="0" rIns="91440" bIns="0" anchor="ctr" anchorCtr="0" upright="1">
+                      <a:spAutoFit/>
+                    </wps:bodyPr>
+                  </wps:wsp>
+                </a:graphicData>
+              </a:graphic>
+              <wp14:sizeRelH relativeFrom="margin">
+                <wp14:pctWidth>100000</wp14:pctWidth>
+              </wp14:sizeRelH>
+              <wp14:sizeRelV relativeFrom="page">
+                <wp14:pctHeight>0</wp14:pctHeight>
+              </wp14:sizeRelV>
+            </wp:anchor>
+          </w:drawing>
+        </mc:Choice>
+        <mc:Fallback>
+          <w:pict>
+            <v:shapetype w14:anchorId="68A034C3" id="_x0000_t202" coordsize="21600,21600" o:spt="202" path="m,l,21600r21600,l21600,xe">
+              <v:stroke joinstyle="miter"/>
+              <v:path gradientshapeok="t" o:connecttype="rect"/>
+            </v:shapetype>
+            <v:shape id="_x0000_s1030" type="#_x0000_t202" style="position:absolute;margin-left:0;margin-top:0;width:468pt;height:13.45pt;z-index:251666432;visibility:visible;mso-wrap-style:square;mso-width-percent:1000;mso-height-percent:0;mso-wrap-distance-left:9pt;mso-wrap-distance-top:0;mso-wrap-distance-right:9pt;mso-wrap-distance-bottom:0;mso-position-horizontal:left;mso-position-horizontal-relative:margin;mso-position-vertical:center;mso-position-vertical-relative:top-margin-area;mso-width-percent:1000;mso-height-percent:0;mso-width-relative:margin;mso-height-relative:page;v-text-anchor:middle" o:gfxdata="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" o:allowincell="f" filled="f" stroked="f">
+              <v:textbox style="mso-fit-shape-to-text:t" inset=",0,,0">
+                <w:txbxContent>
+                  <w:sdt>
+                    <w:sdtPr>
+                      <w:alias w:val="제목"/>
+                      <w:id w:val="78679243"/>
+                      <w:dataBinding w:prefixMappings="xmlns:ns0='http://schemas.openxmlformats.org/package/2006/metadata/core-properties' xmlns:ns1='http://purl.org/dc/elements/1.1/'" w:xpath="/ns0:coreProperties[1]/ns1:title[1]" w:storeItemID="{6C3C8BC8-F283-45AE-878A-BAB7291924A1}"/>
+                      <w:text/>
+                    </w:sdtPr>
+                    <w:sdtContent>
+                      <w:p>
+                        <w:pPr>
+                          <w:spacing w:after="0" w:line="240" w:lineRule="auto"/>
+                        </w:pPr>
+                        <w:r>
+                          <w:t>3장. 신용카드 사기 거리 탐지</w:t>
+                        </w:r>
+                      </w:p>
+                    </w:sdtContent>
+                  </w:sdt>
+                </w:txbxContent>
+              </v:textbox>
+              <w10:wrap anchorx="margin" anchory="margin"/>
+            </v:shape>
+          </w:pict>
+        </mc:Fallback>
+      </mc:AlternateContent>
+    </w:r>
+    <w:r>
+      <w:rPr>
+        <w:noProof/>
+      </w:rPr>
+      <mc:AlternateContent>
+        <mc:Choice Requires="wps">
+          <w:drawing>
+            <wp:anchor distT="0" distB="0" distL="114300" distR="114300" simplePos="0" relativeHeight="251665408" behindDoc="0" locked="0" layoutInCell="0" allowOverlap="1" wp14:anchorId="73A97BF4" wp14:editId="65BC7B01">
               <wp:simplePos x="0" y="0"/>
               <wp:positionH relativeFrom="page">
                 <wp:align>left</wp:align>
@@ -30368,7 +30269,7 @@
               <wp:extent cx="914400" cy="170815"/>
               <wp:effectExtent l="0" t="0" r="5715" b="0"/>
               <wp:wrapNone/>
-              <wp:docPr id="2062067740" name="텍스트 상자 219"/>
+              <wp:docPr id="219" name="텍스트 상자 219"/>
               <wp:cNvGraphicFramePr>
                 <a:graphicFrameLocks xmlns:a="http://schemas.openxmlformats.org/drawingml/2006/main"/>
               </wp:cNvGraphicFramePr>
@@ -30387,7 +30288,7 @@
                         <a:avLst/>
                       </a:prstGeom>
                       <a:solidFill>
-                        <a:srgbClr val="002060"/>
+                        <a:srgbClr val="7030A0"/>
                       </a:solidFill>
                       <a:ln>
                         <a:noFill/>
@@ -30407,6 +30308,7 @@
                           <w:r>
                             <w:rPr>
                               <w:rFonts w:hint="eastAsia"/>
+                              <w:color w:val="FFFFFF" w:themeColor="background1"/>
                             </w:rPr>
                             <w:t>3조</w:t>
                           </w:r>
@@ -30430,7 +30332,7 @@
         </mc:Choice>
         <mc:Fallback>
           <w:pict>
-            <v:shape w14:anchorId="0B27E025" id="_x0000_s1032" type="#_x0000_t202" style="position:absolute;margin-left:0;margin-top:0;width:1in;height:13.45pt;z-index:251662336;visibility:visible;mso-wrap-style:square;mso-width-percent:1000;mso-height-percent:0;mso-wrap-distance-left:9pt;mso-wrap-distance-top:0;mso-wrap-distance-right:9pt;mso-wrap-distance-bottom:0;mso-position-horizontal:left;mso-position-horizontal-relative:page;mso-position-vertical:center;mso-position-vertical-relative:top-margin-area;mso-width-percent:1000;mso-height-percent:0;mso-width-relative:left-margin-area;mso-height-relative:page;v-text-anchor:middle" o:gfxdata="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" o:allowincell="f" fillcolor="#002060" stroked="f">
+            <v:shape w14:anchorId="73A97BF4" id="텍스트 상자 219" o:spid="_x0000_s1031" type="#_x0000_t202" style="position:absolute;margin-left:0;margin-top:0;width:1in;height:13.45pt;z-index:251665408;visibility:visible;mso-wrap-style:square;mso-width-percent:1000;mso-height-percent:0;mso-wrap-distance-left:9pt;mso-wrap-distance-top:0;mso-wrap-distance-right:9pt;mso-wrap-distance-bottom:0;mso-position-horizontal:left;mso-position-horizontal-relative:page;mso-position-vertical:center;mso-position-vertical-relative:top-margin-area;mso-width-percent:1000;mso-height-percent:0;mso-width-relative:left-margin-area;mso-height-relative:page;v-text-anchor:middle" o:gfxdata="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" o:allowincell="f" fillcolor="#7030a0" stroked="f">
               <v:textbox style="mso-fit-shape-to-text:t" inset=",0,,0">
                 <w:txbxContent>
                   <w:p>
@@ -30445,6 +30347,7 @@
                     <w:r>
                       <w:rPr>
                         <w:rFonts w:hint="eastAsia"/>
+                        <w:color w:val="FFFFFF" w:themeColor="background1"/>
                       </w:rPr>
                       <w:t>3조</w:t>
                     </w:r>
@@ -43088,6 +42991,7 @@
   <w:style w:type="character" w:default="1" w:styleId="a0">
     <w:name w:val="Default Paragraph Font"/>
     <w:uiPriority w:val="1"/>
+    <w:semiHidden/>
     <w:unhideWhenUsed/>
   </w:style>
   <w:style w:type="table" w:default="1" w:styleId="a1">

--- a/0.report/빅데이터20기_3조_세미프로젝트_보고서_3장.docx
+++ b/0.report/빅데이터20기_3조_세미프로젝트_보고서_3장.docx
@@ -2,18 +2,2963 @@
 <file path=word/document.xml><?xml version="1.0" encoding="utf-8"?>
 <w:document xmlns:wpc="http://schemas.microsoft.com/office/word/2010/wordprocessingCanvas" xmlns:cx="http://schemas.microsoft.com/office/drawing/2014/chartex" xmlns:cx1="http://schemas.microsoft.com/office/drawing/2015/9/8/chartex" xmlns:cx2="http://schemas.microsoft.com/office/drawing/2015/10/21/chartex" xmlns:cx3="http://schemas.microsoft.com/office/drawing/2016/5/9/chartex" xmlns:cx4="http://schemas.microsoft.com/office/drawing/2016/5/10/chartex" xmlns:cx5="http://schemas.microsoft.com/office/drawing/2016/5/11/chartex" xmlns:cx6="http://schemas.microsoft.com/office/drawing/2016/5/12/chartex" xmlns:cx7="http://schemas.microsoft.com/office/drawing/2016/5/13/chartex" xmlns:cx8="http://schemas.microsoft.com/office/drawing/2016/5/14/chartex" xmlns:mc="http://schemas.openxmlformats.org/markup-compatibility/2006" xmlns:aink="http://schemas.microsoft.com/office/drawing/2016/ink" xmlns:am3d="http://schemas.microsoft.com/office/drawing/2017/model3d" xmlns:o="urn:schemas-microsoft-com:office:office" xmlns:oel="http://schemas.microsoft.com/office/2019/extlst" xmlns:r="http://schemas.openxmlformats.org/officeDocument/2006/relationships" xmlns:m="http://schemas.openxmlformats.org/officeDocument/2006/math" xmlns:v="urn:schemas-microsoft-com:vml" xmlns:wp14="http://schemas.microsoft.com/office/word/2010/wordprocessingDrawing" xmlns:wp="http://schemas.openxmlformats.org/drawingml/2006/wordprocessingDrawing" xmlns:w10="urn:schemas-microsoft-com:office:word" xmlns:w="http://schemas.openxmlformats.org/wordprocessingml/2006/main" xmlns:w14="http://schemas.microsoft.com/office/word/2010/wordml" xmlns:w15="http://schemas.microsoft.com/office/word/2012/wordml" xmlns:w16cex="http://schemas.microsoft.com/office/word/2018/wordml/cex" xmlns:w16cid="http://schemas.microsoft.com/office/word/2016/wordml/cid" xmlns:w16="http://schemas.microsoft.com/office/word/2018/wordml" xmlns:w16du="http://schemas.microsoft.com/office/word/2023/wordml/word16du" xmlns:w16sdtdh="http://schemas.microsoft.com/office/word/2020/wordml/sdtdatahash" xmlns:w16sdtfl="http://schemas.microsoft.com/office/word/2024/wordml/sdtformatlock" xmlns:w16se="http://schemas.microsoft.com/office/word/2015/wordml/symex" xmlns:wpg="http://schemas.microsoft.com/office/word/2010/wordprocessingGroup" xmlns:wpi="http://schemas.microsoft.com/office/word/2010/wordprocessingInk" xmlns:wne="http://schemas.microsoft.com/office/word/2006/wordml" xmlns:wps="http://schemas.microsoft.com/office/word/2010/wordprocessingShape" mc:Ignorable="w14 w15 w16se w16cid w16 w16cex w16sdtdh w16sdtfl w16du wp14">
   <w:body>
+    <w:sdt>
+      <w:sdtPr>
+        <w:id w:val="1178085682"/>
+        <w:docPartObj>
+          <w:docPartGallery w:val="Cover Pages"/>
+          <w:docPartUnique/>
+        </w:docPartObj>
+      </w:sdtPr>
+      <w:sdtContent>
+        <w:p>
+          <w:r>
+            <w:rPr>
+              <w:noProof/>
+            </w:rPr>
+            <mc:AlternateContent>
+              <mc:Choice Requires="wps">
+                <w:drawing>
+                  <wp:anchor distT="0" distB="0" distL="114300" distR="114300" simplePos="0" relativeHeight="251666432" behindDoc="1" locked="0" layoutInCell="1" allowOverlap="1" wp14:anchorId="4EDE21FA" wp14:editId="05264D97">
+                    <wp:simplePos x="0" y="0"/>
+                    <wp:positionH relativeFrom="page">
+                      <wp:align>center</wp:align>
+                    </wp:positionH>
+                    <wp:positionV relativeFrom="page">
+                      <wp:align>center</wp:align>
+                    </wp:positionV>
+                    <wp:extent cx="7383780" cy="9555480"/>
+                    <wp:effectExtent l="0" t="0" r="7620" b="7620"/>
+                    <wp:wrapNone/>
+                    <wp:docPr id="466" name="사각형 466"/>
+                    <wp:cNvGraphicFramePr>
+                      <a:graphicFrameLocks xmlns:a="http://schemas.openxmlformats.org/drawingml/2006/main"/>
+                    </wp:cNvGraphicFramePr>
+                    <a:graphic xmlns:a="http://schemas.openxmlformats.org/drawingml/2006/main">
+                      <a:graphicData uri="http://schemas.microsoft.com/office/word/2010/wordprocessingShape">
+                        <wps:wsp>
+                          <wps:cNvSpPr>
+                            <a:spLocks/>
+                          </wps:cNvSpPr>
+                          <wps:spPr>
+                            <a:xfrm>
+                              <a:off x="0" y="0"/>
+                              <a:ext cx="7383780" cy="9555480"/>
+                            </a:xfrm>
+                            <a:prstGeom prst="rect">
+                              <a:avLst/>
+                            </a:prstGeom>
+                            <a:gradFill>
+                              <a:gsLst>
+                                <a:gs pos="0">
+                                  <a:schemeClr val="accent1">
+                                    <a:lumMod val="20000"/>
+                                    <a:lumOff val="80000"/>
+                                  </a:schemeClr>
+                                </a:gs>
+                                <a:gs pos="100000">
+                                  <a:schemeClr val="accent1">
+                                    <a:lumMod val="60000"/>
+                                    <a:lumOff val="40000"/>
+                                  </a:schemeClr>
+                                </a:gs>
+                              </a:gsLst>
+                            </a:gradFill>
+                            <a:ln>
+                              <a:noFill/>
+                            </a:ln>
+                          </wps:spPr>
+                          <wps:style>
+                            <a:lnRef idx="2">
+                              <a:schemeClr val="accent1">
+                                <a:shade val="50000"/>
+                              </a:schemeClr>
+                            </a:lnRef>
+                            <a:fillRef idx="1003">
+                              <a:schemeClr val="lt2"/>
+                            </a:fillRef>
+                            <a:effectRef idx="0">
+                              <a:schemeClr val="accent1"/>
+                            </a:effectRef>
+                            <a:fontRef idx="minor">
+                              <a:schemeClr val="lt1"/>
+                            </a:fontRef>
+                          </wps:style>
+                          <wps:txbx>
+                            <w:txbxContent>
+                              <w:p/>
+                            </w:txbxContent>
+                          </wps:txbx>
+                          <wps:bodyPr rot="0" spcFirstLastPara="0" vertOverflow="overflow" horzOverflow="overflow" vert="horz" wrap="square" lIns="274320" tIns="45720" rIns="274320" bIns="45720" numCol="1" spcCol="0" rtlCol="0" fromWordArt="0" anchor="ctr" anchorCtr="0" forceAA="0" compatLnSpc="1">
+                            <a:prstTxWarp prst="textNoShape">
+                              <a:avLst/>
+                            </a:prstTxWarp>
+                            <a:noAutofit/>
+                          </wps:bodyPr>
+                        </wps:wsp>
+                      </a:graphicData>
+                    </a:graphic>
+                    <wp14:sizeRelH relativeFrom="page">
+                      <wp14:pctWidth>95000</wp14:pctWidth>
+                    </wp14:sizeRelH>
+                    <wp14:sizeRelV relativeFrom="page">
+                      <wp14:pctHeight>95000</wp14:pctHeight>
+                    </wp14:sizeRelV>
+                  </wp:anchor>
+                </w:drawing>
+              </mc:Choice>
+              <mc:Fallback>
+                <w:pict>
+                  <v:rect w14:anchorId="4EDE21FA" id="사각형 466" o:spid="_x0000_s1026" style="position:absolute;margin-left:0;margin-top:0;width:581.4pt;height:752.4pt;z-index:-251650048;visibility:visible;mso-wrap-style:square;mso-width-percent:950;mso-height-percent:950;mso-wrap-distance-left:9pt;mso-wrap-distance-top:0;mso-wrap-distance-right:9pt;mso-wrap-distance-bottom:0;mso-position-horizontal:center;mso-position-horizontal-relative:page;mso-position-vertical:center;mso-position-vertical-relative:page;mso-width-percent:950;mso-height-percent:950;mso-width-relative:page;mso-height-relative:page;v-text-anchor:middle" o:gfxdata="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" fillcolor="#d9e2f3 [660]" stroked="f" strokeweight="1pt">
+                    <v:fill color2="#8eaadb [1940]" rotate="t" focus="100%" type="gradient">
+                      <o:fill v:ext="view" type="gradientUnscaled"/>
+                    </v:fill>
+                    <v:textbox inset="21.6pt,,21.6pt">
+                      <w:txbxContent>
+                        <w:p/>
+                      </w:txbxContent>
+                    </v:textbox>
+                    <w10:wrap anchorx="page" anchory="page"/>
+                  </v:rect>
+                </w:pict>
+              </mc:Fallback>
+            </mc:AlternateContent>
+          </w:r>
+          <w:r>
+            <w:rPr>
+              <w:noProof/>
+            </w:rPr>
+            <mc:AlternateContent>
+              <mc:Choice Requires="wps">
+                <w:drawing>
+                  <wp:anchor distT="0" distB="0" distL="114300" distR="114300" simplePos="0" relativeHeight="251663360" behindDoc="0" locked="0" layoutInCell="1" allowOverlap="1" wp14:anchorId="7D09A9F6" wp14:editId="76CA3D9F">
+                    <wp:simplePos x="0" y="0"/>
+                    <mc:AlternateContent>
+                      <mc:Choice Requires="wp14">
+                        <wp:positionH relativeFrom="page">
+                          <wp14:pctPosHOffset>45500</wp14:pctPosHOffset>
+                        </wp:positionH>
+                      </mc:Choice>
+                      <mc:Fallback>
+                        <wp:positionH relativeFrom="page">
+                          <wp:posOffset>3439795</wp:posOffset>
+                        </wp:positionH>
+                      </mc:Fallback>
+                    </mc:AlternateContent>
+                    <mc:AlternateContent>
+                      <mc:Choice Requires="wp14">
+                        <wp:positionV relativeFrom="page">
+                          <wp14:pctPosVOffset>2500</wp14:pctPosVOffset>
+                        </wp:positionV>
+                      </mc:Choice>
+                      <mc:Fallback>
+                        <wp:positionV relativeFrom="page">
+                          <wp:posOffset>266700</wp:posOffset>
+                        </wp:positionV>
+                      </mc:Fallback>
+                    </mc:AlternateContent>
+                    <wp:extent cx="2875915" cy="3017520"/>
+                    <wp:effectExtent l="0" t="0" r="0" b="0"/>
+                    <wp:wrapNone/>
+                    <wp:docPr id="467" name="사각형 467"/>
+                    <wp:cNvGraphicFramePr/>
+                    <a:graphic xmlns:a="http://schemas.openxmlformats.org/drawingml/2006/main">
+                      <a:graphicData uri="http://schemas.microsoft.com/office/word/2010/wordprocessingShape">
+                        <wps:wsp>
+                          <wps:cNvSpPr/>
+                          <wps:spPr>
+                            <a:xfrm>
+                              <a:off x="0" y="0"/>
+                              <a:ext cx="2875915" cy="3017520"/>
+                            </a:xfrm>
+                            <a:prstGeom prst="rect">
+                              <a:avLst/>
+                            </a:prstGeom>
+                            <a:solidFill>
+                              <a:schemeClr val="tx2"/>
+                            </a:solidFill>
+                            <a:ln>
+                              <a:noFill/>
+                            </a:ln>
+                          </wps:spPr>
+                          <wps:style>
+                            <a:lnRef idx="2">
+                              <a:schemeClr val="accent1">
+                                <a:shade val="50000"/>
+                              </a:schemeClr>
+                            </a:lnRef>
+                            <a:fillRef idx="1">
+                              <a:schemeClr val="accent1"/>
+                            </a:fillRef>
+                            <a:effectRef idx="0">
+                              <a:schemeClr val="accent1"/>
+                            </a:effectRef>
+                            <a:fontRef idx="minor">
+                              <a:schemeClr val="lt1"/>
+                            </a:fontRef>
+                          </wps:style>
+                          <wps:txbx>
+                            <w:txbxContent>
+                              <w:p>
+                                <w:pPr>
+                                  <w:spacing w:before="240"/>
+                                  <w:jc w:val="center"/>
+                                  <w:rPr>
+                                    <w:color w:val="FFFFFF" w:themeColor="background1"/>
+                                  </w:rPr>
+                                </w:pPr>
+                                <w:sdt>
+                                  <w:sdtPr>
+                                    <w:rPr>
+                                      <w:color w:val="FFFFFF" w:themeColor="background1"/>
+                                    </w:rPr>
+                                    <w:alias w:val="요약"/>
+                                    <w:id w:val="8276291"/>
+                                    <w:dataBinding w:prefixMappings="xmlns:ns0='http://schemas.microsoft.com/office/2006/coverPageProps'" w:xpath="/ns0:CoverPageProperties[1]/ns0:Abstract[1]" w:storeItemID="{55AF091B-3C7A-41E3-B477-F2FDAA23CFDA}"/>
+                                    <w:text/>
+                                  </w:sdtPr>
+                                  <w:sdtContent>
+                                    <w:r>
+                                      <w:rPr>
+                                        <w:color w:val="FFFFFF" w:themeColor="background1"/>
+                                      </w:rPr>
+                                      <w:t>신용카드 사기거래 탐지에서는 극심한 클래스 불균형을 Full/Under/SMOTE 전략으로 체계적으로 제어하고</w:t>
+                                    </w:r>
+                                    <w:r>
+                                      <w:rPr>
+                                        <w:rFonts w:hint="eastAsia"/>
+                                        <w:color w:val="FFFFFF" w:themeColor="background1"/>
+                                      </w:rPr>
+                                      <w:t xml:space="preserve"> </w:t>
+                                    </w:r>
+                                    <w:r>
+                                      <w:rPr>
+                                        <w:color w:val="FFFFFF" w:themeColor="background1"/>
+                                      </w:rPr>
+                                      <w:t>실험을 통해 F1 중심의 최적 모델을 선정하여, “놓치지 않음(Recall)”과 “</w:t>
+                                    </w:r>
+                                    <w:proofErr w:type="spellStart"/>
+                                    <w:r>
+                                      <w:rPr>
+                                        <w:color w:val="FFFFFF" w:themeColor="background1"/>
+                                      </w:rPr>
+                                      <w:t>오탐</w:t>
+                                    </w:r>
+                                    <w:proofErr w:type="spellEnd"/>
+                                    <w:r>
+                                      <w:rPr>
+                                        <w:color w:val="FFFFFF" w:themeColor="background1"/>
+                                      </w:rPr>
+                                      <w:t xml:space="preserve"> 최소화(Precision)”의 균형점을</w:t>
+                                    </w:r>
+                                    <w:r>
+                                      <w:rPr>
+                                        <w:rFonts w:hint="eastAsia"/>
+                                        <w:color w:val="FFFFFF" w:themeColor="background1"/>
+                                      </w:rPr>
+                                      <w:t xml:space="preserve"> 제시</w:t>
+                                    </w:r>
+                                    <w:r>
+                                      <w:rPr>
+                                        <w:color w:val="FFFFFF" w:themeColor="background1"/>
+                                      </w:rPr>
+                                      <w:t>했다.</w:t>
+                                    </w:r>
+                                  </w:sdtContent>
+                                </w:sdt>
+                              </w:p>
+                            </w:txbxContent>
+                          </wps:txbx>
+                          <wps:bodyPr rot="0" spcFirstLastPara="0" vertOverflow="overflow" horzOverflow="overflow" vert="horz" wrap="square" lIns="182880" tIns="182880" rIns="182880" bIns="365760" numCol="1" spcCol="0" rtlCol="0" fromWordArt="0" anchor="b" anchorCtr="0" forceAA="0" compatLnSpc="1">
+                            <a:prstTxWarp prst="textNoShape">
+                              <a:avLst/>
+                            </a:prstTxWarp>
+                            <a:noAutofit/>
+                          </wps:bodyPr>
+                        </wps:wsp>
+                      </a:graphicData>
+                    </a:graphic>
+                    <wp14:sizeRelH relativeFrom="page">
+                      <wp14:pctWidth>37000</wp14:pctWidth>
+                    </wp14:sizeRelH>
+                    <wp14:sizeRelV relativeFrom="page">
+                      <wp14:pctHeight>30000</wp14:pctHeight>
+                    </wp14:sizeRelV>
+                  </wp:anchor>
+                </w:drawing>
+              </mc:Choice>
+              <mc:Fallback>
+                <w:pict>
+                  <v:rect w14:anchorId="7D09A9F6" id="사각형 467" o:spid="_x0000_s1027" style="position:absolute;margin-left:0;margin-top:0;width:226.45pt;height:237.6pt;z-index:251663360;visibility:visible;mso-wrap-style:square;mso-width-percent:370;mso-height-percent:300;mso-left-percent:455;mso-top-percent:25;mso-wrap-distance-left:9pt;mso-wrap-distance-top:0;mso-wrap-distance-right:9pt;mso-wrap-distance-bottom:0;mso-position-horizontal-relative:page;mso-position-vertical-relative:page;mso-width-percent:370;mso-height-percent:300;mso-left-percent:455;mso-top-percent:25;mso-width-relative:page;mso-height-relative:page;v-text-anchor:bottom" o:gfxdata="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" fillcolor="#44546a [3215]" stroked="f" strokeweight="1pt">
+                    <v:textbox inset="14.4pt,14.4pt,14.4pt,28.8pt">
+                      <w:txbxContent>
+                        <w:p>
+                          <w:pPr>
+                            <w:spacing w:before="240"/>
+                            <w:jc w:val="center"/>
+                            <w:rPr>
+                              <w:color w:val="FFFFFF" w:themeColor="background1"/>
+                            </w:rPr>
+                          </w:pPr>
+                          <w:sdt>
+                            <w:sdtPr>
+                              <w:rPr>
+                                <w:color w:val="FFFFFF" w:themeColor="background1"/>
+                              </w:rPr>
+                              <w:alias w:val="요약"/>
+                              <w:id w:val="8276291"/>
+                              <w:dataBinding w:prefixMappings="xmlns:ns0='http://schemas.microsoft.com/office/2006/coverPageProps'" w:xpath="/ns0:CoverPageProperties[1]/ns0:Abstract[1]" w:storeItemID="{55AF091B-3C7A-41E3-B477-F2FDAA23CFDA}"/>
+                              <w:text/>
+                            </w:sdtPr>
+                            <w:sdtContent>
+                              <w:r>
+                                <w:rPr>
+                                  <w:color w:val="FFFFFF" w:themeColor="background1"/>
+                                </w:rPr>
+                                <w:t>신용카드 사기거래 탐지에서는 극심한 클래스 불균형을 Full/Under/SMOTE 전략으로 체계적으로 제어하고</w:t>
+                              </w:r>
+                              <w:r>
+                                <w:rPr>
+                                  <w:rFonts w:hint="eastAsia"/>
+                                  <w:color w:val="FFFFFF" w:themeColor="background1"/>
+                                </w:rPr>
+                                <w:t xml:space="preserve"> </w:t>
+                              </w:r>
+                              <w:r>
+                                <w:rPr>
+                                  <w:color w:val="FFFFFF" w:themeColor="background1"/>
+                                </w:rPr>
+                                <w:t>실험을 통해 F1 중심의 최적 모델을 선정하여, “놓치지 않음(Recall)”과 “</w:t>
+                              </w:r>
+                              <w:proofErr w:type="spellStart"/>
+                              <w:r>
+                                <w:rPr>
+                                  <w:color w:val="FFFFFF" w:themeColor="background1"/>
+                                </w:rPr>
+                                <w:t>오탐</w:t>
+                              </w:r>
+                              <w:proofErr w:type="spellEnd"/>
+                              <w:r>
+                                <w:rPr>
+                                  <w:color w:val="FFFFFF" w:themeColor="background1"/>
+                                </w:rPr>
+                                <w:t xml:space="preserve"> 최소화(Precision)”의 균형점을</w:t>
+                              </w:r>
+                              <w:r>
+                                <w:rPr>
+                                  <w:rFonts w:hint="eastAsia"/>
+                                  <w:color w:val="FFFFFF" w:themeColor="background1"/>
+                                </w:rPr>
+                                <w:t xml:space="preserve"> 제시</w:t>
+                              </w:r>
+                              <w:r>
+                                <w:rPr>
+                                  <w:color w:val="FFFFFF" w:themeColor="background1"/>
+                                </w:rPr>
+                                <w:t>했다.</w:t>
+                              </w:r>
+                            </w:sdtContent>
+                          </w:sdt>
+                        </w:p>
+                      </w:txbxContent>
+                    </v:textbox>
+                    <w10:wrap anchorx="page" anchory="page"/>
+                  </v:rect>
+                </w:pict>
+              </mc:Fallback>
+            </mc:AlternateContent>
+          </w:r>
+          <w:r>
+            <w:rPr>
+              <w:noProof/>
+            </w:rPr>
+            <mc:AlternateContent>
+              <mc:Choice Requires="wps">
+                <w:drawing>
+                  <wp:anchor distT="0" distB="0" distL="114300" distR="114300" simplePos="0" relativeHeight="251662336" behindDoc="0" locked="0" layoutInCell="1" allowOverlap="1" wp14:anchorId="47AAF552" wp14:editId="04922EAC">
+                    <wp:simplePos x="0" y="0"/>
+                    <mc:AlternateContent>
+                      <mc:Choice Requires="wp14">
+                        <wp:positionH relativeFrom="page">
+                          <wp14:pctPosHOffset>44000</wp14:pctPosHOffset>
+                        </wp:positionH>
+                      </mc:Choice>
+                      <mc:Fallback>
+                        <wp:positionH relativeFrom="page">
+                          <wp:posOffset>3326130</wp:posOffset>
+                        </wp:positionH>
+                      </mc:Fallback>
+                    </mc:AlternateContent>
+                    <mc:AlternateContent>
+                      <mc:Choice Requires="wp14">
+                        <wp:positionV relativeFrom="page">
+                          <wp14:pctPosVOffset>2500</wp14:pctPosVOffset>
+                        </wp:positionV>
+                      </mc:Choice>
+                      <mc:Fallback>
+                        <wp:positionV relativeFrom="page">
+                          <wp:posOffset>266700</wp:posOffset>
+                        </wp:positionV>
+                      </mc:Fallback>
+                    </mc:AlternateContent>
+                    <wp:extent cx="3108960" cy="7040880"/>
+                    <wp:effectExtent l="0" t="0" r="0" b="0"/>
+                    <wp:wrapNone/>
+                    <wp:docPr id="468" name="사각형 468"/>
+                    <wp:cNvGraphicFramePr/>
+                    <a:graphic xmlns:a="http://schemas.openxmlformats.org/drawingml/2006/main">
+                      <a:graphicData uri="http://schemas.microsoft.com/office/word/2010/wordprocessingShape">
+                        <wps:wsp>
+                          <wps:cNvSpPr/>
+                          <wps:spPr>
+                            <a:xfrm>
+                              <a:off x="0" y="0"/>
+                              <a:ext cx="3108960" cy="7040880"/>
+                            </a:xfrm>
+                            <a:prstGeom prst="rect">
+                              <a:avLst/>
+                            </a:prstGeom>
+                            <a:solidFill>
+                              <a:schemeClr val="bg1"/>
+                            </a:solidFill>
+                            <a:ln w="15875">
+                              <a:solidFill>
+                                <a:schemeClr val="bg2">
+                                  <a:lumMod val="50000"/>
+                                </a:schemeClr>
+                              </a:solidFill>
+                            </a:ln>
+                          </wps:spPr>
+                          <wps:style>
+                            <a:lnRef idx="2">
+                              <a:schemeClr val="accent1">
+                                <a:shade val="50000"/>
+                              </a:schemeClr>
+                            </a:lnRef>
+                            <a:fillRef idx="1">
+                              <a:schemeClr val="accent1"/>
+                            </a:fillRef>
+                            <a:effectRef idx="0">
+                              <a:schemeClr val="accent1"/>
+                            </a:effectRef>
+                            <a:fontRef idx="minor">
+                              <a:schemeClr val="lt1"/>
+                            </a:fontRef>
+                          </wps:style>
+                          <wps:bodyPr rot="0" spcFirstLastPara="0" vertOverflow="overflow" horzOverflow="overflow" vert="horz" wrap="square" lIns="91440" tIns="45720" rIns="91440" bIns="45720" numCol="1" spcCol="0" rtlCol="0" fromWordArt="0" anchor="ctr" anchorCtr="0" forceAA="0" compatLnSpc="1">
+                            <a:prstTxWarp prst="textNoShape">
+                              <a:avLst/>
+                            </a:prstTxWarp>
+                            <a:noAutofit/>
+                          </wps:bodyPr>
+                        </wps:wsp>
+                      </a:graphicData>
+                    </a:graphic>
+                    <wp14:sizeRelH relativeFrom="page">
+                      <wp14:pctWidth>40000</wp14:pctWidth>
+                    </wp14:sizeRelH>
+                    <wp14:sizeRelV relativeFrom="page">
+                      <wp14:pctHeight>70000</wp14:pctHeight>
+                    </wp14:sizeRelV>
+                  </wp:anchor>
+                </w:drawing>
+              </mc:Choice>
+              <mc:Fallback>
+                <w:pict>
+                  <v:rect w14:anchorId="3442860C" id="사각형 468" o:spid="_x0000_s1026" style="position:absolute;margin-left:0;margin-top:0;width:244.8pt;height:554.4pt;z-index:251662336;visibility:visible;mso-wrap-style:square;mso-width-percent:400;mso-height-percent:700;mso-left-percent:440;mso-top-percent:25;mso-wrap-distance-left:9pt;mso-wrap-distance-top:0;mso-wrap-distance-right:9pt;mso-wrap-distance-bottom:0;mso-position-horizontal-relative:page;mso-position-vertical-relative:page;mso-width-percent:400;mso-height-percent:700;mso-left-percent:440;mso-top-percent:25;mso-width-relative:page;mso-height-relative:page;v-text-anchor:middle" o:gfxdata="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" fillcolor="white [3212]" strokecolor="#747070 [1614]" strokeweight="1.25pt">
+                    <w10:wrap anchorx="page" anchory="page"/>
+                  </v:rect>
+                </w:pict>
+              </mc:Fallback>
+            </mc:AlternateContent>
+          </w:r>
+          <w:r>
+            <w:rPr>
+              <w:noProof/>
+            </w:rPr>
+            <mc:AlternateContent>
+              <mc:Choice Requires="wps">
+                <w:drawing>
+                  <wp:anchor distT="0" distB="0" distL="114300" distR="114300" simplePos="0" relativeHeight="251665408" behindDoc="0" locked="0" layoutInCell="1" allowOverlap="1" wp14:anchorId="771534D4" wp14:editId="039899A3">
+                    <wp:simplePos x="0" y="0"/>
+                    <mc:AlternateContent>
+                      <mc:Choice Requires="wp14">
+                        <wp:positionH relativeFrom="page">
+                          <wp14:pctPosHOffset>45500</wp14:pctPosHOffset>
+                        </wp:positionH>
+                      </mc:Choice>
+                      <mc:Fallback>
+                        <wp:positionH relativeFrom="page">
+                          <wp:posOffset>3439795</wp:posOffset>
+                        </wp:positionH>
+                      </mc:Fallback>
+                    </mc:AlternateContent>
+                    <mc:AlternateContent>
+                      <mc:Choice Requires="wp14">
+                        <wp:positionV relativeFrom="page">
+                          <wp14:pctPosVOffset>69000</wp14:pctPosVOffset>
+                        </wp:positionV>
+                      </mc:Choice>
+                      <mc:Fallback>
+                        <wp:positionV relativeFrom="page">
+                          <wp:posOffset>7377430</wp:posOffset>
+                        </wp:positionV>
+                      </mc:Fallback>
+                    </mc:AlternateContent>
+                    <wp:extent cx="2875915" cy="118745"/>
+                    <wp:effectExtent l="0" t="0" r="0" b="0"/>
+                    <wp:wrapNone/>
+                    <wp:docPr id="469" name="사각형 469"/>
+                    <wp:cNvGraphicFramePr/>
+                    <a:graphic xmlns:a="http://schemas.openxmlformats.org/drawingml/2006/main">
+                      <a:graphicData uri="http://schemas.microsoft.com/office/word/2010/wordprocessingShape">
+                        <wps:wsp>
+                          <wps:cNvSpPr/>
+                          <wps:spPr>
+                            <a:xfrm>
+                              <a:off x="0" y="0"/>
+                              <a:ext cx="2875915" cy="118745"/>
+                            </a:xfrm>
+                            <a:prstGeom prst="rect">
+                              <a:avLst/>
+                            </a:prstGeom>
+                            <a:ln>
+                              <a:noFill/>
+                            </a:ln>
+                          </wps:spPr>
+                          <wps:style>
+                            <a:lnRef idx="2">
+                              <a:schemeClr val="accent1">
+                                <a:shade val="50000"/>
+                              </a:schemeClr>
+                            </a:lnRef>
+                            <a:fillRef idx="1">
+                              <a:schemeClr val="accent1"/>
+                            </a:fillRef>
+                            <a:effectRef idx="0">
+                              <a:schemeClr val="accent1"/>
+                            </a:effectRef>
+                            <a:fontRef idx="minor">
+                              <a:schemeClr val="lt1"/>
+                            </a:fontRef>
+                          </wps:style>
+                          <wps:bodyPr rot="0" spcFirstLastPara="0" vertOverflow="overflow" horzOverflow="overflow" vert="horz" wrap="square" lIns="91440" tIns="45720" rIns="91440" bIns="45720" numCol="1" spcCol="0" rtlCol="0" fromWordArt="0" anchor="ctr" anchorCtr="0" forceAA="0" compatLnSpc="1">
+                            <a:prstTxWarp prst="textNoShape">
+                              <a:avLst/>
+                            </a:prstTxWarp>
+                            <a:noAutofit/>
+                          </wps:bodyPr>
+                        </wps:wsp>
+                      </a:graphicData>
+                    </a:graphic>
+                    <wp14:sizeRelH relativeFrom="page">
+                      <wp14:pctWidth>37000</wp14:pctWidth>
+                    </wp14:sizeRelH>
+                    <wp14:sizeRelV relativeFrom="margin">
+                      <wp14:pctHeight>0</wp14:pctHeight>
+                    </wp14:sizeRelV>
+                  </wp:anchor>
+                </w:drawing>
+              </mc:Choice>
+              <mc:Fallback>
+                <w:pict>
+                  <v:rect w14:anchorId="0A4799C8" id="사각형 469" o:spid="_x0000_s1026" style="position:absolute;margin-left:0;margin-top:0;width:226.45pt;height:9.35pt;z-index:251665408;visibility:visible;mso-wrap-style:square;mso-width-percent:370;mso-height-percent:0;mso-left-percent:455;mso-top-percent:690;mso-wrap-distance-left:9pt;mso-wrap-distance-top:0;mso-wrap-distance-right:9pt;mso-wrap-distance-bottom:0;mso-position-horizontal-relative:page;mso-position-vertical-relative:page;mso-width-percent:370;mso-height-percent:0;mso-left-percent:455;mso-top-percent:690;mso-width-relative:page;mso-height-relative:margin;v-text-anchor:middle" o:gfxdata="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" fillcolor="#4472c4 [3204]" stroked="f" strokeweight="1pt">
+                    <w10:wrap anchorx="page" anchory="page"/>
+                  </v:rect>
+                </w:pict>
+              </mc:Fallback>
+            </mc:AlternateContent>
+          </w:r>
+        </w:p>
+        <w:p>
+          <w:pPr>
+            <w:rPr>
+              <w:rFonts w:asciiTheme="majorHAnsi" w:eastAsiaTheme="majorEastAsia" w:hAnsiTheme="majorHAnsi" w:cstheme="majorBidi"/>
+              <w:b/>
+              <w:color w:val="0D0D0D" w:themeColor="text1" w:themeTint="F2"/>
+              <w:sz w:val="40"/>
+              <w:szCs w:val="40"/>
+            </w:rPr>
+          </w:pPr>
+          <w:r>
+            <w:rPr>
+              <w:noProof/>
+            </w:rPr>
+            <mc:AlternateContent>
+              <mc:Choice Requires="wps">
+                <w:drawing>
+                  <wp:anchor distT="0" distB="0" distL="114300" distR="114300" simplePos="0" relativeHeight="251664384" behindDoc="0" locked="0" layoutInCell="1" allowOverlap="1" wp14:anchorId="104AB5FE" wp14:editId="37649D17">
+                    <wp:simplePos x="0" y="0"/>
+                    <mc:AlternateContent>
+                      <mc:Choice Requires="wp14">
+                        <wp:positionH relativeFrom="page">
+                          <wp14:pctPosHOffset>45500</wp14:pctPosHOffset>
+                        </wp:positionH>
+                      </mc:Choice>
+                      <mc:Fallback>
+                        <wp:positionH relativeFrom="page">
+                          <wp:posOffset>3439795</wp:posOffset>
+                        </wp:positionH>
+                      </mc:Fallback>
+                    </mc:AlternateContent>
+                    <mc:AlternateContent>
+                      <mc:Choice Requires="wp14">
+                        <wp:positionV relativeFrom="page">
+                          <wp14:pctPosVOffset>35000</wp14:pctPosVOffset>
+                        </wp:positionV>
+                      </mc:Choice>
+                      <mc:Fallback>
+                        <wp:positionV relativeFrom="page">
+                          <wp:posOffset>3742055</wp:posOffset>
+                        </wp:positionV>
+                      </mc:Fallback>
+                    </mc:AlternateContent>
+                    <wp:extent cx="2797810" cy="3467100"/>
+                    <wp:effectExtent l="0" t="0" r="0" b="0"/>
+                    <wp:wrapSquare wrapText="bothSides"/>
+                    <wp:docPr id="470" name="텍스트 상자 470"/>
+                    <wp:cNvGraphicFramePr/>
+                    <a:graphic xmlns:a="http://schemas.openxmlformats.org/drawingml/2006/main">
+                      <a:graphicData uri="http://schemas.microsoft.com/office/word/2010/wordprocessingShape">
+                        <wps:wsp>
+                          <wps:cNvSpPr txBox="1"/>
+                          <wps:spPr>
+                            <a:xfrm>
+                              <a:off x="0" y="0"/>
+                              <a:ext cx="2797810" cy="3467100"/>
+                            </a:xfrm>
+                            <a:prstGeom prst="rect">
+                              <a:avLst/>
+                            </a:prstGeom>
+                            <a:noFill/>
+                            <a:ln w="6350">
+                              <a:noFill/>
+                            </a:ln>
+                            <a:effectLst/>
+                          </wps:spPr>
+                          <wps:txbx>
+                            <w:txbxContent>
+                              <w:p>
+                                <w:pPr>
+                                  <w:spacing w:line="240" w:lineRule="auto"/>
+                                  <w:rPr>
+                                    <w:rFonts w:asciiTheme="majorHAnsi" w:eastAsiaTheme="majorEastAsia" w:hAnsiTheme="majorHAnsi" w:cstheme="majorBidi"/>
+                                    <w:color w:val="4472C4" w:themeColor="accent1"/>
+                                    <w:sz w:val="72"/>
+                                    <w:szCs w:val="72"/>
+                                  </w:rPr>
+                                </w:pPr>
+                                <w:sdt>
+                                  <w:sdtPr>
+                                    <w:rPr>
+                                      <w:rFonts w:asciiTheme="majorHAnsi" w:eastAsiaTheme="majorEastAsia" w:hAnsiTheme="majorHAnsi" w:cstheme="majorBidi" w:hint="eastAsia"/>
+                                      <w:color w:val="4472C4" w:themeColor="accent1"/>
+                                      <w:sz w:val="72"/>
+                                      <w:szCs w:val="72"/>
+                                    </w:rPr>
+                                    <w:alias w:val="제목"/>
+                                    <w:id w:val="-958338334"/>
+                                    <w:dataBinding w:prefixMappings="xmlns:ns0='http://schemas.openxmlformats.org/package/2006/metadata/core-properties' xmlns:ns1='http://purl.org/dc/elements/1.1/'" w:xpath="/ns0:coreProperties[1]/ns1:title[1]" w:storeItemID="{6C3C8BC8-F283-45AE-878A-BAB7291924A1}"/>
+                                    <w:text/>
+                                  </w:sdtPr>
+                                  <w:sdtContent>
+                                    <w:r>
+                                      <w:rPr>
+                                        <w:rFonts w:asciiTheme="majorHAnsi" w:eastAsiaTheme="majorEastAsia" w:hAnsiTheme="majorHAnsi" w:cstheme="majorBidi" w:hint="eastAsia"/>
+                                        <w:color w:val="4472C4" w:themeColor="accent1"/>
+                                        <w:sz w:val="72"/>
+                                        <w:szCs w:val="72"/>
+                                      </w:rPr>
+                                      <w:t>3장</w:t>
+                                    </w:r>
+                                  </w:sdtContent>
+                                </w:sdt>
+                              </w:p>
+                              <w:p>
+                                <w:pPr>
+                                  <w:spacing w:line="240" w:lineRule="auto"/>
+                                  <w:rPr>
+                                    <w:rFonts w:asciiTheme="majorHAnsi" w:eastAsiaTheme="majorEastAsia" w:hAnsiTheme="majorHAnsi" w:cstheme="majorBidi"/>
+                                    <w:color w:val="4472C4" w:themeColor="accent1"/>
+                                    <w:sz w:val="72"/>
+                                    <w:szCs w:val="72"/>
+                                  </w:rPr>
+                                </w:pPr>
+                                <w:r>
+                                  <w:rPr>
+                                    <w:rFonts w:asciiTheme="majorHAnsi" w:eastAsiaTheme="majorEastAsia" w:hAnsiTheme="majorHAnsi" w:cstheme="majorBidi"/>
+                                    <w:color w:val="4472C4" w:themeColor="accent1"/>
+                                    <w:sz w:val="72"/>
+                                    <w:szCs w:val="72"/>
+                                  </w:rPr>
+                                  <w:t>신용카드</w:t>
+                                </w:r>
+                              </w:p>
+                              <w:p>
+                                <w:pPr>
+                                  <w:spacing w:line="240" w:lineRule="auto"/>
+                                  <w:rPr>
+                                    <w:rFonts w:asciiTheme="majorHAnsi" w:eastAsiaTheme="majorEastAsia" w:hAnsiTheme="majorHAnsi" w:cstheme="majorBidi"/>
+                                    <w:color w:val="4472C4" w:themeColor="accent1"/>
+                                    <w:sz w:val="72"/>
+                                    <w:szCs w:val="72"/>
+                                  </w:rPr>
+                                </w:pPr>
+                                <w:r>
+                                  <w:rPr>
+                                    <w:rFonts w:asciiTheme="majorHAnsi" w:eastAsiaTheme="majorEastAsia" w:hAnsiTheme="majorHAnsi" w:cstheme="majorBidi"/>
+                                    <w:color w:val="4472C4" w:themeColor="accent1"/>
+                                    <w:sz w:val="72"/>
+                                    <w:szCs w:val="72"/>
+                                  </w:rPr>
+                                  <w:t>사기거래</w:t>
+                                </w:r>
+                              </w:p>
+                              <w:p>
+                                <w:pPr>
+                                  <w:spacing w:line="240" w:lineRule="auto"/>
+                                  <w:rPr>
+                                    <w:rFonts w:asciiTheme="majorHAnsi" w:eastAsiaTheme="majorEastAsia" w:hAnsiTheme="majorHAnsi" w:cstheme="majorBidi" w:hint="eastAsia"/>
+                                    <w:color w:val="4472C4" w:themeColor="accent1"/>
+                                    <w:sz w:val="72"/>
+                                    <w:szCs w:val="72"/>
+                                  </w:rPr>
+                                </w:pPr>
+                                <w:r>
+                                  <w:rPr>
+                                    <w:rFonts w:asciiTheme="majorHAnsi" w:eastAsiaTheme="majorEastAsia" w:hAnsiTheme="majorHAnsi" w:cstheme="majorBidi"/>
+                                    <w:color w:val="4472C4" w:themeColor="accent1"/>
+                                    <w:sz w:val="72"/>
+                                    <w:szCs w:val="72"/>
+                                  </w:rPr>
+                                  <w:t>탐지</w:t>
+                                </w:r>
+                              </w:p>
+                              <w:p>
+                                <w:pPr>
+                                  <w:rPr>
+                                    <w:rFonts w:asciiTheme="majorHAnsi" w:eastAsiaTheme="majorEastAsia" w:hAnsiTheme="majorHAnsi" w:cstheme="majorBidi"/>
+                                    <w:color w:val="44546A" w:themeColor="text2"/>
+                                    <w:sz w:val="32"/>
+                                    <w:szCs w:val="32"/>
+                                  </w:rPr>
+                                </w:pPr>
+                              </w:p>
+                            </w:txbxContent>
+                          </wps:txbx>
+                          <wps:bodyPr rot="0" spcFirstLastPara="0" vertOverflow="overflow" horzOverflow="overflow" vert="horz" wrap="square" lIns="91440" tIns="45720" rIns="91440" bIns="45720" numCol="1" spcCol="0" rtlCol="0" fromWordArt="0" anchor="t" anchorCtr="0" forceAA="0" compatLnSpc="1">
+                            <a:prstTxWarp prst="textNoShape">
+                              <a:avLst/>
+                            </a:prstTxWarp>
+                            <a:noAutofit/>
+                          </wps:bodyPr>
+                        </wps:wsp>
+                      </a:graphicData>
+                    </a:graphic>
+                    <wp14:sizeRelH relativeFrom="page">
+                      <wp14:pctWidth>36000</wp14:pctWidth>
+                    </wp14:sizeRelH>
+                    <wp14:sizeRelV relativeFrom="page">
+                      <wp14:pctHeight>0</wp14:pctHeight>
+                    </wp14:sizeRelV>
+                  </wp:anchor>
+                </w:drawing>
+              </mc:Choice>
+              <mc:Fallback>
+                <w:pict>
+                  <v:shapetype w14:anchorId="104AB5FE" id="_x0000_t202" coordsize="21600,21600" o:spt="202" path="m,l,21600r21600,l21600,xe">
+                    <v:stroke joinstyle="miter"/>
+                    <v:path gradientshapeok="t" o:connecttype="rect"/>
+                  </v:shapetype>
+                  <v:shape id="텍스트 상자 470" o:spid="_x0000_s1028" type="#_x0000_t202" style="position:absolute;margin-left:0;margin-top:0;width:220.3pt;height:273pt;z-index:251664384;visibility:visible;mso-wrap-style:square;mso-width-percent:360;mso-height-percent:0;mso-left-percent:455;mso-top-percent:350;mso-wrap-distance-left:9pt;mso-wrap-distance-top:0;mso-wrap-distance-right:9pt;mso-wrap-distance-bottom:0;mso-position-horizontal-relative:page;mso-position-vertical-relative:page;mso-width-percent:360;mso-height-percent:0;mso-left-percent:455;mso-top-percent:350;mso-width-relative:page;mso-height-relative:page;v-text-anchor:top" o:gfxdata="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" filled="f" stroked="f" strokeweight=".5pt">
+                    <v:textbox>
+                      <w:txbxContent>
+                        <w:p>
+                          <w:pPr>
+                            <w:spacing w:line="240" w:lineRule="auto"/>
+                            <w:rPr>
+                              <w:rFonts w:asciiTheme="majorHAnsi" w:eastAsiaTheme="majorEastAsia" w:hAnsiTheme="majorHAnsi" w:cstheme="majorBidi"/>
+                              <w:color w:val="4472C4" w:themeColor="accent1"/>
+                              <w:sz w:val="72"/>
+                              <w:szCs w:val="72"/>
+                            </w:rPr>
+                          </w:pPr>
+                          <w:sdt>
+                            <w:sdtPr>
+                              <w:rPr>
+                                <w:rFonts w:asciiTheme="majorHAnsi" w:eastAsiaTheme="majorEastAsia" w:hAnsiTheme="majorHAnsi" w:cstheme="majorBidi" w:hint="eastAsia"/>
+                                <w:color w:val="4472C4" w:themeColor="accent1"/>
+                                <w:sz w:val="72"/>
+                                <w:szCs w:val="72"/>
+                              </w:rPr>
+                              <w:alias w:val="제목"/>
+                              <w:id w:val="-958338334"/>
+                              <w:dataBinding w:prefixMappings="xmlns:ns0='http://schemas.openxmlformats.org/package/2006/metadata/core-properties' xmlns:ns1='http://purl.org/dc/elements/1.1/'" w:xpath="/ns0:coreProperties[1]/ns1:title[1]" w:storeItemID="{6C3C8BC8-F283-45AE-878A-BAB7291924A1}"/>
+                              <w:text/>
+                            </w:sdtPr>
+                            <w:sdtContent>
+                              <w:r>
+                                <w:rPr>
+                                  <w:rFonts w:asciiTheme="majorHAnsi" w:eastAsiaTheme="majorEastAsia" w:hAnsiTheme="majorHAnsi" w:cstheme="majorBidi" w:hint="eastAsia"/>
+                                  <w:color w:val="4472C4" w:themeColor="accent1"/>
+                                  <w:sz w:val="72"/>
+                                  <w:szCs w:val="72"/>
+                                </w:rPr>
+                                <w:t>3장</w:t>
+                              </w:r>
+                            </w:sdtContent>
+                          </w:sdt>
+                        </w:p>
+                        <w:p>
+                          <w:pPr>
+                            <w:spacing w:line="240" w:lineRule="auto"/>
+                            <w:rPr>
+                              <w:rFonts w:asciiTheme="majorHAnsi" w:eastAsiaTheme="majorEastAsia" w:hAnsiTheme="majorHAnsi" w:cstheme="majorBidi"/>
+                              <w:color w:val="4472C4" w:themeColor="accent1"/>
+                              <w:sz w:val="72"/>
+                              <w:szCs w:val="72"/>
+                            </w:rPr>
+                          </w:pPr>
+                          <w:r>
+                            <w:rPr>
+                              <w:rFonts w:asciiTheme="majorHAnsi" w:eastAsiaTheme="majorEastAsia" w:hAnsiTheme="majorHAnsi" w:cstheme="majorBidi"/>
+                              <w:color w:val="4472C4" w:themeColor="accent1"/>
+                              <w:sz w:val="72"/>
+                              <w:szCs w:val="72"/>
+                            </w:rPr>
+                            <w:t>신용카드</w:t>
+                          </w:r>
+                        </w:p>
+                        <w:p>
+                          <w:pPr>
+                            <w:spacing w:line="240" w:lineRule="auto"/>
+                            <w:rPr>
+                              <w:rFonts w:asciiTheme="majorHAnsi" w:eastAsiaTheme="majorEastAsia" w:hAnsiTheme="majorHAnsi" w:cstheme="majorBidi"/>
+                              <w:color w:val="4472C4" w:themeColor="accent1"/>
+                              <w:sz w:val="72"/>
+                              <w:szCs w:val="72"/>
+                            </w:rPr>
+                          </w:pPr>
+                          <w:r>
+                            <w:rPr>
+                              <w:rFonts w:asciiTheme="majorHAnsi" w:eastAsiaTheme="majorEastAsia" w:hAnsiTheme="majorHAnsi" w:cstheme="majorBidi"/>
+                              <w:color w:val="4472C4" w:themeColor="accent1"/>
+                              <w:sz w:val="72"/>
+                              <w:szCs w:val="72"/>
+                            </w:rPr>
+                            <w:t>사기거래</w:t>
+                          </w:r>
+                        </w:p>
+                        <w:p>
+                          <w:pPr>
+                            <w:spacing w:line="240" w:lineRule="auto"/>
+                            <w:rPr>
+                              <w:rFonts w:asciiTheme="majorHAnsi" w:eastAsiaTheme="majorEastAsia" w:hAnsiTheme="majorHAnsi" w:cstheme="majorBidi" w:hint="eastAsia"/>
+                              <w:color w:val="4472C4" w:themeColor="accent1"/>
+                              <w:sz w:val="72"/>
+                              <w:szCs w:val="72"/>
+                            </w:rPr>
+                          </w:pPr>
+                          <w:r>
+                            <w:rPr>
+                              <w:rFonts w:asciiTheme="majorHAnsi" w:eastAsiaTheme="majorEastAsia" w:hAnsiTheme="majorHAnsi" w:cstheme="majorBidi"/>
+                              <w:color w:val="4472C4" w:themeColor="accent1"/>
+                              <w:sz w:val="72"/>
+                              <w:szCs w:val="72"/>
+                            </w:rPr>
+                            <w:t>탐지</w:t>
+                          </w:r>
+                        </w:p>
+                        <w:p>
+                          <w:pPr>
+                            <w:rPr>
+                              <w:rFonts w:asciiTheme="majorHAnsi" w:eastAsiaTheme="majorEastAsia" w:hAnsiTheme="majorHAnsi" w:cstheme="majorBidi"/>
+                              <w:color w:val="44546A" w:themeColor="text2"/>
+                              <w:sz w:val="32"/>
+                              <w:szCs w:val="32"/>
+                            </w:rPr>
+                          </w:pPr>
+                        </w:p>
+                      </w:txbxContent>
+                    </v:textbox>
+                    <w10:wrap type="square" anchorx="page" anchory="page"/>
+                  </v:shape>
+                </w:pict>
+              </mc:Fallback>
+            </mc:AlternateContent>
+          </w:r>
+          <w:r>
+            <w:br w:type="page"/>
+          </w:r>
+        </w:p>
+      </w:sdtContent>
+    </w:sdt>
+    <w:sdt>
+      <w:sdtPr>
+        <w:rPr>
+          <w:lang w:val="ko-KR"/>
+        </w:rPr>
+        <w:id w:val="382446059"/>
+        <w:docPartObj>
+          <w:docPartGallery w:val="Table of Contents"/>
+          <w:docPartUnique/>
+        </w:docPartObj>
+      </w:sdtPr>
+      <w:sdtEndPr>
+        <w:rPr>
+          <w:rFonts w:asciiTheme="minorHAnsi" w:eastAsiaTheme="minorEastAsia" w:hAnsiTheme="minorHAnsi" w:cstheme="minorBidi"/>
+          <w:bCs/>
+          <w:color w:val="auto"/>
+          <w:sz w:val="21"/>
+          <w:szCs w:val="21"/>
+        </w:rPr>
+      </w:sdtEndPr>
+      <w:sdtContent>
+        <w:p>
+          <w:pPr>
+            <w:pStyle w:val="TOC"/>
+            <w:rPr>
+              <w:rFonts w:hint="eastAsia"/>
+            </w:rPr>
+          </w:pPr>
+          <w:r>
+            <w:rPr>
+              <w:rFonts w:hint="eastAsia"/>
+              <w:lang w:val="ko-KR"/>
+            </w:rPr>
+            <w:t>제 3장 목차</w:t>
+          </w:r>
+        </w:p>
+        <w:p>
+          <w:pPr>
+            <w:pStyle w:val="13"/>
+            <w:tabs>
+              <w:tab w:val="right" w:leader="dot" w:pos="10456"/>
+            </w:tabs>
+            <w:rPr>
+              <w:noProof/>
+              <w:kern w:val="2"/>
+              <w:sz w:val="22"/>
+              <w:szCs w:val="24"/>
+              <w14:ligatures w14:val="standardContextual"/>
+            </w:rPr>
+          </w:pPr>
+          <w:r>
+            <w:fldChar w:fldCharType="begin"/>
+          </w:r>
+          <w:r>
+            <w:instrText xml:space="preserve"> TOC \o "1-3" \h \z \u </w:instrText>
+          </w:r>
+          <w:r>
+            <w:fldChar w:fldCharType="separate"/>
+          </w:r>
+          <w:hyperlink w:anchor="_Toc216778139" w:history="1">
+            <w:r>
+              <w:rPr>
+                <w:rStyle w:val="af6"/>
+                <w:noProof/>
+              </w:rPr>
+              <w:t>3. 신용카드 사기 거래 탐지 프로젝트</w:t>
+            </w:r>
+            <w:r>
+              <w:rPr>
+                <w:noProof/>
+                <w:webHidden/>
+              </w:rPr>
+              <w:tab/>
+            </w:r>
+            <w:r>
+              <w:rPr>
+                <w:noProof/>
+                <w:webHidden/>
+              </w:rPr>
+              <w:fldChar w:fldCharType="begin"/>
+            </w:r>
+            <w:r>
+              <w:rPr>
+                <w:noProof/>
+                <w:webHidden/>
+              </w:rPr>
+              <w:instrText xml:space="preserve"> PAGEREF _Toc216778139 \h </w:instrText>
+            </w:r>
+            <w:r>
+              <w:rPr>
+                <w:noProof/>
+                <w:webHidden/>
+              </w:rPr>
+            </w:r>
+            <w:r>
+              <w:rPr>
+                <w:noProof/>
+                <w:webHidden/>
+              </w:rPr>
+              <w:fldChar w:fldCharType="separate"/>
+            </w:r>
+            <w:r>
+              <w:rPr>
+                <w:noProof/>
+                <w:webHidden/>
+              </w:rPr>
+              <w:t>4</w:t>
+            </w:r>
+            <w:r>
+              <w:rPr>
+                <w:noProof/>
+                <w:webHidden/>
+              </w:rPr>
+              <w:fldChar w:fldCharType="end"/>
+            </w:r>
+          </w:hyperlink>
+        </w:p>
+        <w:p>
+          <w:pPr>
+            <w:pStyle w:val="20"/>
+            <w:tabs>
+              <w:tab w:val="right" w:leader="dot" w:pos="10456"/>
+            </w:tabs>
+            <w:ind w:left="420"/>
+            <w:rPr>
+              <w:noProof/>
+              <w:kern w:val="2"/>
+              <w:sz w:val="22"/>
+              <w:szCs w:val="24"/>
+              <w14:ligatures w14:val="standardContextual"/>
+            </w:rPr>
+          </w:pPr>
+          <w:hyperlink w:anchor="_Toc216778140" w:history="1">
+            <w:r>
+              <w:rPr>
+                <w:rStyle w:val="af6"/>
+                <w:noProof/>
+              </w:rPr>
+              <w:t>3.1 문제 정의 및 데이터 이해</w:t>
+            </w:r>
+            <w:r>
+              <w:rPr>
+                <w:noProof/>
+                <w:webHidden/>
+              </w:rPr>
+              <w:tab/>
+            </w:r>
+            <w:r>
+              <w:rPr>
+                <w:noProof/>
+                <w:webHidden/>
+              </w:rPr>
+              <w:fldChar w:fldCharType="begin"/>
+            </w:r>
+            <w:r>
+              <w:rPr>
+                <w:noProof/>
+                <w:webHidden/>
+              </w:rPr>
+              <w:instrText xml:space="preserve"> PAGEREF _Toc216778140 \h </w:instrText>
+            </w:r>
+            <w:r>
+              <w:rPr>
+                <w:noProof/>
+                <w:webHidden/>
+              </w:rPr>
+            </w:r>
+            <w:r>
+              <w:rPr>
+                <w:noProof/>
+                <w:webHidden/>
+              </w:rPr>
+              <w:fldChar w:fldCharType="separate"/>
+            </w:r>
+            <w:r>
+              <w:rPr>
+                <w:noProof/>
+                <w:webHidden/>
+              </w:rPr>
+              <w:t>4</w:t>
+            </w:r>
+            <w:r>
+              <w:rPr>
+                <w:noProof/>
+                <w:webHidden/>
+              </w:rPr>
+              <w:fldChar w:fldCharType="end"/>
+            </w:r>
+          </w:hyperlink>
+        </w:p>
+        <w:p>
+          <w:pPr>
+            <w:pStyle w:val="31"/>
+            <w:tabs>
+              <w:tab w:val="right" w:leader="dot" w:pos="10456"/>
+            </w:tabs>
+            <w:ind w:left="840"/>
+            <w:rPr>
+              <w:noProof/>
+              <w:kern w:val="2"/>
+              <w:sz w:val="22"/>
+              <w:szCs w:val="24"/>
+              <w14:ligatures w14:val="standardContextual"/>
+            </w:rPr>
+          </w:pPr>
+          <w:hyperlink w:anchor="_Toc216778141" w:history="1">
+            <w:r>
+              <w:rPr>
+                <w:rStyle w:val="af6"/>
+                <w:noProof/>
+              </w:rPr>
+              <w:t>3.1.1 문제 정의</w:t>
+            </w:r>
+            <w:r>
+              <w:rPr>
+                <w:noProof/>
+                <w:webHidden/>
+              </w:rPr>
+              <w:tab/>
+            </w:r>
+            <w:r>
+              <w:rPr>
+                <w:noProof/>
+                <w:webHidden/>
+              </w:rPr>
+              <w:fldChar w:fldCharType="begin"/>
+            </w:r>
+            <w:r>
+              <w:rPr>
+                <w:noProof/>
+                <w:webHidden/>
+              </w:rPr>
+              <w:instrText xml:space="preserve"> PAGEREF _Toc216778141 \h </w:instrText>
+            </w:r>
+            <w:r>
+              <w:rPr>
+                <w:noProof/>
+                <w:webHidden/>
+              </w:rPr>
+            </w:r>
+            <w:r>
+              <w:rPr>
+                <w:noProof/>
+                <w:webHidden/>
+              </w:rPr>
+              <w:fldChar w:fldCharType="separate"/>
+            </w:r>
+            <w:r>
+              <w:rPr>
+                <w:noProof/>
+                <w:webHidden/>
+              </w:rPr>
+              <w:t>4</w:t>
+            </w:r>
+            <w:r>
+              <w:rPr>
+                <w:noProof/>
+                <w:webHidden/>
+              </w:rPr>
+              <w:fldChar w:fldCharType="end"/>
+            </w:r>
+          </w:hyperlink>
+        </w:p>
+        <w:p>
+          <w:pPr>
+            <w:pStyle w:val="31"/>
+            <w:tabs>
+              <w:tab w:val="right" w:leader="dot" w:pos="10456"/>
+            </w:tabs>
+            <w:ind w:left="840"/>
+            <w:rPr>
+              <w:noProof/>
+              <w:kern w:val="2"/>
+              <w:sz w:val="22"/>
+              <w:szCs w:val="24"/>
+              <w14:ligatures w14:val="standardContextual"/>
+            </w:rPr>
+          </w:pPr>
+          <w:hyperlink w:anchor="_Toc216778142" w:history="1">
+            <w:r>
+              <w:rPr>
+                <w:rStyle w:val="af6"/>
+                <w:noProof/>
+              </w:rPr>
+              <w:t>3.1.2 데이터 설명</w:t>
+            </w:r>
+            <w:r>
+              <w:rPr>
+                <w:noProof/>
+                <w:webHidden/>
+              </w:rPr>
+              <w:tab/>
+            </w:r>
+            <w:r>
+              <w:rPr>
+                <w:noProof/>
+                <w:webHidden/>
+              </w:rPr>
+              <w:fldChar w:fldCharType="begin"/>
+            </w:r>
+            <w:r>
+              <w:rPr>
+                <w:noProof/>
+                <w:webHidden/>
+              </w:rPr>
+              <w:instrText xml:space="preserve"> PAGEREF _Toc216778142 \h </w:instrText>
+            </w:r>
+            <w:r>
+              <w:rPr>
+                <w:noProof/>
+                <w:webHidden/>
+              </w:rPr>
+            </w:r>
+            <w:r>
+              <w:rPr>
+                <w:noProof/>
+                <w:webHidden/>
+              </w:rPr>
+              <w:fldChar w:fldCharType="separate"/>
+            </w:r>
+            <w:r>
+              <w:rPr>
+                <w:noProof/>
+                <w:webHidden/>
+              </w:rPr>
+              <w:t>7</w:t>
+            </w:r>
+            <w:r>
+              <w:rPr>
+                <w:noProof/>
+                <w:webHidden/>
+              </w:rPr>
+              <w:fldChar w:fldCharType="end"/>
+            </w:r>
+          </w:hyperlink>
+        </w:p>
+        <w:p>
+          <w:pPr>
+            <w:pStyle w:val="20"/>
+            <w:tabs>
+              <w:tab w:val="right" w:leader="dot" w:pos="10456"/>
+            </w:tabs>
+            <w:ind w:left="420"/>
+            <w:rPr>
+              <w:noProof/>
+              <w:kern w:val="2"/>
+              <w:sz w:val="22"/>
+              <w:szCs w:val="24"/>
+              <w14:ligatures w14:val="standardContextual"/>
+            </w:rPr>
+          </w:pPr>
+          <w:hyperlink w:anchor="_Toc216778143" w:history="1">
+            <w:r>
+              <w:rPr>
+                <w:rStyle w:val="af6"/>
+                <w:noProof/>
+              </w:rPr>
+              <w:t>3.2 탐색적 데이터 분석 (EDA)</w:t>
+            </w:r>
+            <w:r>
+              <w:rPr>
+                <w:noProof/>
+                <w:webHidden/>
+              </w:rPr>
+              <w:tab/>
+            </w:r>
+            <w:r>
+              <w:rPr>
+                <w:noProof/>
+                <w:webHidden/>
+              </w:rPr>
+              <w:fldChar w:fldCharType="begin"/>
+            </w:r>
+            <w:r>
+              <w:rPr>
+                <w:noProof/>
+                <w:webHidden/>
+              </w:rPr>
+              <w:instrText xml:space="preserve"> PAGEREF _Toc216778143 \h </w:instrText>
+            </w:r>
+            <w:r>
+              <w:rPr>
+                <w:noProof/>
+                <w:webHidden/>
+              </w:rPr>
+            </w:r>
+            <w:r>
+              <w:rPr>
+                <w:noProof/>
+                <w:webHidden/>
+              </w:rPr>
+              <w:fldChar w:fldCharType="separate"/>
+            </w:r>
+            <w:r>
+              <w:rPr>
+                <w:noProof/>
+                <w:webHidden/>
+              </w:rPr>
+              <w:t>9</w:t>
+            </w:r>
+            <w:r>
+              <w:rPr>
+                <w:noProof/>
+                <w:webHidden/>
+              </w:rPr>
+              <w:fldChar w:fldCharType="end"/>
+            </w:r>
+          </w:hyperlink>
+        </w:p>
+        <w:p>
+          <w:pPr>
+            <w:pStyle w:val="31"/>
+            <w:tabs>
+              <w:tab w:val="right" w:leader="dot" w:pos="10456"/>
+            </w:tabs>
+            <w:ind w:left="840"/>
+            <w:rPr>
+              <w:noProof/>
+              <w:kern w:val="2"/>
+              <w:sz w:val="22"/>
+              <w:szCs w:val="24"/>
+              <w14:ligatures w14:val="standardContextual"/>
+            </w:rPr>
+          </w:pPr>
+          <w:hyperlink w:anchor="_Toc216778144" w:history="1">
+            <w:r>
+              <w:rPr>
+                <w:rStyle w:val="af6"/>
+                <w:noProof/>
+              </w:rPr>
+              <w:t>3.2.1 통계적 요약 및 분포 확인</w:t>
+            </w:r>
+            <w:r>
+              <w:rPr>
+                <w:noProof/>
+                <w:webHidden/>
+              </w:rPr>
+              <w:tab/>
+            </w:r>
+            <w:r>
+              <w:rPr>
+                <w:noProof/>
+                <w:webHidden/>
+              </w:rPr>
+              <w:fldChar w:fldCharType="begin"/>
+            </w:r>
+            <w:r>
+              <w:rPr>
+                <w:noProof/>
+                <w:webHidden/>
+              </w:rPr>
+              <w:instrText xml:space="preserve"> PAGEREF _Toc216778144 \h </w:instrText>
+            </w:r>
+            <w:r>
+              <w:rPr>
+                <w:noProof/>
+                <w:webHidden/>
+              </w:rPr>
+            </w:r>
+            <w:r>
+              <w:rPr>
+                <w:noProof/>
+                <w:webHidden/>
+              </w:rPr>
+              <w:fldChar w:fldCharType="separate"/>
+            </w:r>
+            <w:r>
+              <w:rPr>
+                <w:noProof/>
+                <w:webHidden/>
+              </w:rPr>
+              <w:t>9</w:t>
+            </w:r>
+            <w:r>
+              <w:rPr>
+                <w:noProof/>
+                <w:webHidden/>
+              </w:rPr>
+              <w:fldChar w:fldCharType="end"/>
+            </w:r>
+          </w:hyperlink>
+        </w:p>
+        <w:p>
+          <w:pPr>
+            <w:pStyle w:val="31"/>
+            <w:tabs>
+              <w:tab w:val="right" w:leader="dot" w:pos="10456"/>
+            </w:tabs>
+            <w:ind w:left="840"/>
+            <w:rPr>
+              <w:noProof/>
+              <w:kern w:val="2"/>
+              <w:sz w:val="22"/>
+              <w:szCs w:val="24"/>
+              <w14:ligatures w14:val="standardContextual"/>
+            </w:rPr>
+          </w:pPr>
+          <w:hyperlink w:anchor="_Toc216778145" w:history="1">
+            <w:r>
+              <w:rPr>
+                <w:rStyle w:val="af6"/>
+                <w:noProof/>
+              </w:rPr>
+              <w:t>3.2.2 시각화 분석</w:t>
+            </w:r>
+            <w:r>
+              <w:rPr>
+                <w:noProof/>
+                <w:webHidden/>
+              </w:rPr>
+              <w:tab/>
+            </w:r>
+            <w:r>
+              <w:rPr>
+                <w:noProof/>
+                <w:webHidden/>
+              </w:rPr>
+              <w:fldChar w:fldCharType="begin"/>
+            </w:r>
+            <w:r>
+              <w:rPr>
+                <w:noProof/>
+                <w:webHidden/>
+              </w:rPr>
+              <w:instrText xml:space="preserve"> PAGEREF _Toc216778145 \h </w:instrText>
+            </w:r>
+            <w:r>
+              <w:rPr>
+                <w:noProof/>
+                <w:webHidden/>
+              </w:rPr>
+            </w:r>
+            <w:r>
+              <w:rPr>
+                <w:noProof/>
+                <w:webHidden/>
+              </w:rPr>
+              <w:fldChar w:fldCharType="separate"/>
+            </w:r>
+            <w:r>
+              <w:rPr>
+                <w:noProof/>
+                <w:webHidden/>
+              </w:rPr>
+              <w:t>10</w:t>
+            </w:r>
+            <w:r>
+              <w:rPr>
+                <w:noProof/>
+                <w:webHidden/>
+              </w:rPr>
+              <w:fldChar w:fldCharType="end"/>
+            </w:r>
+          </w:hyperlink>
+        </w:p>
+        <w:p>
+          <w:pPr>
+            <w:pStyle w:val="31"/>
+            <w:tabs>
+              <w:tab w:val="right" w:leader="dot" w:pos="10456"/>
+            </w:tabs>
+            <w:ind w:left="840"/>
+            <w:rPr>
+              <w:noProof/>
+              <w:kern w:val="2"/>
+              <w:sz w:val="22"/>
+              <w:szCs w:val="24"/>
+              <w14:ligatures w14:val="standardContextual"/>
+            </w:rPr>
+          </w:pPr>
+          <w:hyperlink w:anchor="_Toc216778146" w:history="1">
+            <w:r>
+              <w:rPr>
+                <w:rStyle w:val="af6"/>
+                <w:noProof/>
+              </w:rPr>
+              <w:t>3.2.3 발견된 문제점 및 전처리 필요성</w:t>
+            </w:r>
+            <w:r>
+              <w:rPr>
+                <w:noProof/>
+                <w:webHidden/>
+              </w:rPr>
+              <w:tab/>
+            </w:r>
+            <w:r>
+              <w:rPr>
+                <w:noProof/>
+                <w:webHidden/>
+              </w:rPr>
+              <w:fldChar w:fldCharType="begin"/>
+            </w:r>
+            <w:r>
+              <w:rPr>
+                <w:noProof/>
+                <w:webHidden/>
+              </w:rPr>
+              <w:instrText xml:space="preserve"> PAGEREF _Toc216778146 \h </w:instrText>
+            </w:r>
+            <w:r>
+              <w:rPr>
+                <w:noProof/>
+                <w:webHidden/>
+              </w:rPr>
+            </w:r>
+            <w:r>
+              <w:rPr>
+                <w:noProof/>
+                <w:webHidden/>
+              </w:rPr>
+              <w:fldChar w:fldCharType="separate"/>
+            </w:r>
+            <w:r>
+              <w:rPr>
+                <w:noProof/>
+                <w:webHidden/>
+              </w:rPr>
+              <w:t>13</w:t>
+            </w:r>
+            <w:r>
+              <w:rPr>
+                <w:noProof/>
+                <w:webHidden/>
+              </w:rPr>
+              <w:fldChar w:fldCharType="end"/>
+            </w:r>
+          </w:hyperlink>
+        </w:p>
+        <w:p>
+          <w:pPr>
+            <w:pStyle w:val="20"/>
+            <w:tabs>
+              <w:tab w:val="right" w:leader="dot" w:pos="10456"/>
+            </w:tabs>
+            <w:ind w:left="420"/>
+            <w:rPr>
+              <w:noProof/>
+              <w:kern w:val="2"/>
+              <w:sz w:val="22"/>
+              <w:szCs w:val="24"/>
+              <w14:ligatures w14:val="standardContextual"/>
+            </w:rPr>
+          </w:pPr>
+          <w:hyperlink w:anchor="_Toc216778147" w:history="1">
+            <w:r>
+              <w:rPr>
+                <w:rStyle w:val="af6"/>
+                <w:noProof/>
+              </w:rPr>
+              <w:t>3.3 데이터 전처리 및 피처 엔지니어링</w:t>
+            </w:r>
+            <w:r>
+              <w:rPr>
+                <w:noProof/>
+                <w:webHidden/>
+              </w:rPr>
+              <w:tab/>
+            </w:r>
+            <w:r>
+              <w:rPr>
+                <w:noProof/>
+                <w:webHidden/>
+              </w:rPr>
+              <w:fldChar w:fldCharType="begin"/>
+            </w:r>
+            <w:r>
+              <w:rPr>
+                <w:noProof/>
+                <w:webHidden/>
+              </w:rPr>
+              <w:instrText xml:space="preserve"> PAGEREF _Toc216778147 \h </w:instrText>
+            </w:r>
+            <w:r>
+              <w:rPr>
+                <w:noProof/>
+                <w:webHidden/>
+              </w:rPr>
+            </w:r>
+            <w:r>
+              <w:rPr>
+                <w:noProof/>
+                <w:webHidden/>
+              </w:rPr>
+              <w:fldChar w:fldCharType="separate"/>
+            </w:r>
+            <w:r>
+              <w:rPr>
+                <w:noProof/>
+                <w:webHidden/>
+              </w:rPr>
+              <w:t>13</w:t>
+            </w:r>
+            <w:r>
+              <w:rPr>
+                <w:noProof/>
+                <w:webHidden/>
+              </w:rPr>
+              <w:fldChar w:fldCharType="end"/>
+            </w:r>
+          </w:hyperlink>
+        </w:p>
+        <w:p>
+          <w:pPr>
+            <w:pStyle w:val="31"/>
+            <w:tabs>
+              <w:tab w:val="right" w:leader="dot" w:pos="10456"/>
+            </w:tabs>
+            <w:ind w:left="840"/>
+            <w:rPr>
+              <w:noProof/>
+              <w:kern w:val="2"/>
+              <w:sz w:val="22"/>
+              <w:szCs w:val="24"/>
+              <w14:ligatures w14:val="standardContextual"/>
+            </w:rPr>
+          </w:pPr>
+          <w:hyperlink w:anchor="_Toc216778148" w:history="1">
+            <w:r>
+              <w:rPr>
+                <w:rStyle w:val="af6"/>
+                <w:noProof/>
+              </w:rPr>
+              <w:t>3.3.1 결측치 및 이상치 처리</w:t>
+            </w:r>
+            <w:r>
+              <w:rPr>
+                <w:noProof/>
+                <w:webHidden/>
+              </w:rPr>
+              <w:tab/>
+            </w:r>
+            <w:r>
+              <w:rPr>
+                <w:noProof/>
+                <w:webHidden/>
+              </w:rPr>
+              <w:fldChar w:fldCharType="begin"/>
+            </w:r>
+            <w:r>
+              <w:rPr>
+                <w:noProof/>
+                <w:webHidden/>
+              </w:rPr>
+              <w:instrText xml:space="preserve"> PAGEREF _Toc216778148 \h </w:instrText>
+            </w:r>
+            <w:r>
+              <w:rPr>
+                <w:noProof/>
+                <w:webHidden/>
+              </w:rPr>
+            </w:r>
+            <w:r>
+              <w:rPr>
+                <w:noProof/>
+                <w:webHidden/>
+              </w:rPr>
+              <w:fldChar w:fldCharType="separate"/>
+            </w:r>
+            <w:r>
+              <w:rPr>
+                <w:noProof/>
+                <w:webHidden/>
+              </w:rPr>
+              <w:t>13</w:t>
+            </w:r>
+            <w:r>
+              <w:rPr>
+                <w:noProof/>
+                <w:webHidden/>
+              </w:rPr>
+              <w:fldChar w:fldCharType="end"/>
+            </w:r>
+          </w:hyperlink>
+        </w:p>
+        <w:p>
+          <w:pPr>
+            <w:pStyle w:val="31"/>
+            <w:tabs>
+              <w:tab w:val="right" w:leader="dot" w:pos="10456"/>
+            </w:tabs>
+            <w:ind w:left="840"/>
+            <w:rPr>
+              <w:noProof/>
+              <w:kern w:val="2"/>
+              <w:sz w:val="22"/>
+              <w:szCs w:val="24"/>
+              <w14:ligatures w14:val="standardContextual"/>
+            </w:rPr>
+          </w:pPr>
+          <w:hyperlink w:anchor="_Toc216778149" w:history="1">
+            <w:r>
+              <w:rPr>
+                <w:rStyle w:val="af6"/>
+                <w:noProof/>
+              </w:rPr>
+              <w:t>3.3.2 Feature Engineering</w:t>
+            </w:r>
+            <w:r>
+              <w:rPr>
+                <w:noProof/>
+                <w:webHidden/>
+              </w:rPr>
+              <w:tab/>
+            </w:r>
+            <w:r>
+              <w:rPr>
+                <w:noProof/>
+                <w:webHidden/>
+              </w:rPr>
+              <w:fldChar w:fldCharType="begin"/>
+            </w:r>
+            <w:r>
+              <w:rPr>
+                <w:noProof/>
+                <w:webHidden/>
+              </w:rPr>
+              <w:instrText xml:space="preserve"> PAGEREF _Toc216778149 \h </w:instrText>
+            </w:r>
+            <w:r>
+              <w:rPr>
+                <w:noProof/>
+                <w:webHidden/>
+              </w:rPr>
+            </w:r>
+            <w:r>
+              <w:rPr>
+                <w:noProof/>
+                <w:webHidden/>
+              </w:rPr>
+              <w:fldChar w:fldCharType="separate"/>
+            </w:r>
+            <w:r>
+              <w:rPr>
+                <w:noProof/>
+                <w:webHidden/>
+              </w:rPr>
+              <w:t>13</w:t>
+            </w:r>
+            <w:r>
+              <w:rPr>
+                <w:noProof/>
+                <w:webHidden/>
+              </w:rPr>
+              <w:fldChar w:fldCharType="end"/>
+            </w:r>
+          </w:hyperlink>
+        </w:p>
+        <w:p>
+          <w:pPr>
+            <w:pStyle w:val="31"/>
+            <w:tabs>
+              <w:tab w:val="right" w:leader="dot" w:pos="10456"/>
+            </w:tabs>
+            <w:ind w:left="840"/>
+            <w:rPr>
+              <w:noProof/>
+              <w:kern w:val="2"/>
+              <w:sz w:val="22"/>
+              <w:szCs w:val="24"/>
+              <w14:ligatures w14:val="standardContextual"/>
+            </w:rPr>
+          </w:pPr>
+          <w:hyperlink w:anchor="_Toc216778150" w:history="1">
+            <w:r>
+              <w:rPr>
+                <w:rStyle w:val="af6"/>
+                <w:noProof/>
+              </w:rPr>
+              <w:t>3.3.3 스케일링 (Scaling)</w:t>
+            </w:r>
+            <w:r>
+              <w:rPr>
+                <w:noProof/>
+                <w:webHidden/>
+              </w:rPr>
+              <w:tab/>
+            </w:r>
+            <w:r>
+              <w:rPr>
+                <w:noProof/>
+                <w:webHidden/>
+              </w:rPr>
+              <w:fldChar w:fldCharType="begin"/>
+            </w:r>
+            <w:r>
+              <w:rPr>
+                <w:noProof/>
+                <w:webHidden/>
+              </w:rPr>
+              <w:instrText xml:space="preserve"> PAGEREF _Toc216778150 \h </w:instrText>
+            </w:r>
+            <w:r>
+              <w:rPr>
+                <w:noProof/>
+                <w:webHidden/>
+              </w:rPr>
+            </w:r>
+            <w:r>
+              <w:rPr>
+                <w:noProof/>
+                <w:webHidden/>
+              </w:rPr>
+              <w:fldChar w:fldCharType="separate"/>
+            </w:r>
+            <w:r>
+              <w:rPr>
+                <w:noProof/>
+                <w:webHidden/>
+              </w:rPr>
+              <w:t>13</w:t>
+            </w:r>
+            <w:r>
+              <w:rPr>
+                <w:noProof/>
+                <w:webHidden/>
+              </w:rPr>
+              <w:fldChar w:fldCharType="end"/>
+            </w:r>
+          </w:hyperlink>
+        </w:p>
+        <w:p>
+          <w:pPr>
+            <w:pStyle w:val="31"/>
+            <w:tabs>
+              <w:tab w:val="right" w:leader="dot" w:pos="10456"/>
+            </w:tabs>
+            <w:ind w:left="840"/>
+            <w:rPr>
+              <w:noProof/>
+              <w:kern w:val="2"/>
+              <w:sz w:val="22"/>
+              <w:szCs w:val="24"/>
+              <w14:ligatures w14:val="standardContextual"/>
+            </w:rPr>
+          </w:pPr>
+          <w:hyperlink w:anchor="_Toc216778151" w:history="1">
+            <w:r>
+              <w:rPr>
+                <w:rStyle w:val="af6"/>
+                <w:noProof/>
+              </w:rPr>
+              <w:t>3.3.4 불균형 데이터 처리 전략</w:t>
+            </w:r>
+            <w:r>
+              <w:rPr>
+                <w:noProof/>
+                <w:webHidden/>
+              </w:rPr>
+              <w:tab/>
+            </w:r>
+            <w:r>
+              <w:rPr>
+                <w:noProof/>
+                <w:webHidden/>
+              </w:rPr>
+              <w:fldChar w:fldCharType="begin"/>
+            </w:r>
+            <w:r>
+              <w:rPr>
+                <w:noProof/>
+                <w:webHidden/>
+              </w:rPr>
+              <w:instrText xml:space="preserve"> PAGEREF _Toc216778151 \h </w:instrText>
+            </w:r>
+            <w:r>
+              <w:rPr>
+                <w:noProof/>
+                <w:webHidden/>
+              </w:rPr>
+            </w:r>
+            <w:r>
+              <w:rPr>
+                <w:noProof/>
+                <w:webHidden/>
+              </w:rPr>
+              <w:fldChar w:fldCharType="separate"/>
+            </w:r>
+            <w:r>
+              <w:rPr>
+                <w:noProof/>
+                <w:webHidden/>
+              </w:rPr>
+              <w:t>14</w:t>
+            </w:r>
+            <w:r>
+              <w:rPr>
+                <w:noProof/>
+                <w:webHidden/>
+              </w:rPr>
+              <w:fldChar w:fldCharType="end"/>
+            </w:r>
+          </w:hyperlink>
+        </w:p>
+        <w:p>
+          <w:pPr>
+            <w:pStyle w:val="20"/>
+            <w:tabs>
+              <w:tab w:val="right" w:leader="dot" w:pos="10456"/>
+            </w:tabs>
+            <w:ind w:left="420"/>
+            <w:rPr>
+              <w:noProof/>
+              <w:kern w:val="2"/>
+              <w:sz w:val="22"/>
+              <w:szCs w:val="24"/>
+              <w14:ligatures w14:val="standardContextual"/>
+            </w:rPr>
+          </w:pPr>
+          <w:hyperlink w:anchor="_Toc216778152" w:history="1">
+            <w:r>
+              <w:rPr>
+                <w:rStyle w:val="af6"/>
+                <w:noProof/>
+              </w:rPr>
+              <w:t>3.4 모델링 및 하이퍼파라미터 튜닝</w:t>
+            </w:r>
+            <w:r>
+              <w:rPr>
+                <w:noProof/>
+                <w:webHidden/>
+              </w:rPr>
+              <w:tab/>
+            </w:r>
+            <w:r>
+              <w:rPr>
+                <w:noProof/>
+                <w:webHidden/>
+              </w:rPr>
+              <w:fldChar w:fldCharType="begin"/>
+            </w:r>
+            <w:r>
+              <w:rPr>
+                <w:noProof/>
+                <w:webHidden/>
+              </w:rPr>
+              <w:instrText xml:space="preserve"> PAGEREF _Toc216778152 \h </w:instrText>
+            </w:r>
+            <w:r>
+              <w:rPr>
+                <w:noProof/>
+                <w:webHidden/>
+              </w:rPr>
+            </w:r>
+            <w:r>
+              <w:rPr>
+                <w:noProof/>
+                <w:webHidden/>
+              </w:rPr>
+              <w:fldChar w:fldCharType="separate"/>
+            </w:r>
+            <w:r>
+              <w:rPr>
+                <w:noProof/>
+                <w:webHidden/>
+              </w:rPr>
+              <w:t>14</w:t>
+            </w:r>
+            <w:r>
+              <w:rPr>
+                <w:noProof/>
+                <w:webHidden/>
+              </w:rPr>
+              <w:fldChar w:fldCharType="end"/>
+            </w:r>
+          </w:hyperlink>
+        </w:p>
+        <w:p>
+          <w:pPr>
+            <w:pStyle w:val="31"/>
+            <w:tabs>
+              <w:tab w:val="right" w:leader="dot" w:pos="10456"/>
+            </w:tabs>
+            <w:ind w:left="840"/>
+            <w:rPr>
+              <w:noProof/>
+              <w:kern w:val="2"/>
+              <w:sz w:val="22"/>
+              <w:szCs w:val="24"/>
+              <w14:ligatures w14:val="standardContextual"/>
+            </w:rPr>
+          </w:pPr>
+          <w:hyperlink w:anchor="_Toc216778153" w:history="1">
+            <w:r>
+              <w:rPr>
+                <w:rStyle w:val="af6"/>
+                <w:noProof/>
+              </w:rPr>
+              <w:t>3.4.1 데이터 분할 및 교차 검증 전략</w:t>
+            </w:r>
+            <w:r>
+              <w:rPr>
+                <w:noProof/>
+                <w:webHidden/>
+              </w:rPr>
+              <w:tab/>
+            </w:r>
+            <w:r>
+              <w:rPr>
+                <w:noProof/>
+                <w:webHidden/>
+              </w:rPr>
+              <w:fldChar w:fldCharType="begin"/>
+            </w:r>
+            <w:r>
+              <w:rPr>
+                <w:noProof/>
+                <w:webHidden/>
+              </w:rPr>
+              <w:instrText xml:space="preserve"> PAGEREF _Toc216778153 \h </w:instrText>
+            </w:r>
+            <w:r>
+              <w:rPr>
+                <w:noProof/>
+                <w:webHidden/>
+              </w:rPr>
+            </w:r>
+            <w:r>
+              <w:rPr>
+                <w:noProof/>
+                <w:webHidden/>
+              </w:rPr>
+              <w:fldChar w:fldCharType="separate"/>
+            </w:r>
+            <w:r>
+              <w:rPr>
+                <w:noProof/>
+                <w:webHidden/>
+              </w:rPr>
+              <w:t>14</w:t>
+            </w:r>
+            <w:r>
+              <w:rPr>
+                <w:noProof/>
+                <w:webHidden/>
+              </w:rPr>
+              <w:fldChar w:fldCharType="end"/>
+            </w:r>
+          </w:hyperlink>
+        </w:p>
+        <w:p>
+          <w:pPr>
+            <w:pStyle w:val="31"/>
+            <w:tabs>
+              <w:tab w:val="right" w:leader="dot" w:pos="10456"/>
+            </w:tabs>
+            <w:ind w:left="840"/>
+            <w:rPr>
+              <w:noProof/>
+              <w:kern w:val="2"/>
+              <w:sz w:val="22"/>
+              <w:szCs w:val="24"/>
+              <w14:ligatures w14:val="standardContextual"/>
+            </w:rPr>
+          </w:pPr>
+          <w:hyperlink w:anchor="_Toc216778154" w:history="1">
+            <w:r>
+              <w:rPr>
+                <w:rStyle w:val="af6"/>
+                <w:noProof/>
+              </w:rPr>
+              <w:t>3.4.2 개별 모델 선정 및 학습</w:t>
+            </w:r>
+            <w:r>
+              <w:rPr>
+                <w:noProof/>
+                <w:webHidden/>
+              </w:rPr>
+              <w:tab/>
+            </w:r>
+            <w:r>
+              <w:rPr>
+                <w:noProof/>
+                <w:webHidden/>
+              </w:rPr>
+              <w:fldChar w:fldCharType="begin"/>
+            </w:r>
+            <w:r>
+              <w:rPr>
+                <w:noProof/>
+                <w:webHidden/>
+              </w:rPr>
+              <w:instrText xml:space="preserve"> PAGEREF _Toc216778154 \h </w:instrText>
+            </w:r>
+            <w:r>
+              <w:rPr>
+                <w:noProof/>
+                <w:webHidden/>
+              </w:rPr>
+            </w:r>
+            <w:r>
+              <w:rPr>
+                <w:noProof/>
+                <w:webHidden/>
+              </w:rPr>
+              <w:fldChar w:fldCharType="separate"/>
+            </w:r>
+            <w:r>
+              <w:rPr>
+                <w:noProof/>
+                <w:webHidden/>
+              </w:rPr>
+              <w:t>15</w:t>
+            </w:r>
+            <w:r>
+              <w:rPr>
+                <w:noProof/>
+                <w:webHidden/>
+              </w:rPr>
+              <w:fldChar w:fldCharType="end"/>
+            </w:r>
+          </w:hyperlink>
+        </w:p>
+        <w:p>
+          <w:pPr>
+            <w:pStyle w:val="31"/>
+            <w:tabs>
+              <w:tab w:val="right" w:leader="dot" w:pos="10456"/>
+            </w:tabs>
+            <w:ind w:left="840"/>
+            <w:rPr>
+              <w:noProof/>
+              <w:kern w:val="2"/>
+              <w:sz w:val="22"/>
+              <w:szCs w:val="24"/>
+              <w14:ligatures w14:val="standardContextual"/>
+            </w:rPr>
+          </w:pPr>
+          <w:hyperlink w:anchor="_Toc216778155" w:history="1">
+            <w:r>
+              <w:rPr>
+                <w:rStyle w:val="af6"/>
+                <w:noProof/>
+              </w:rPr>
+              <w:t>3.4.3 하이퍼파라미터 튜닝 (HyperOpt 적용)</w:t>
+            </w:r>
+            <w:r>
+              <w:rPr>
+                <w:noProof/>
+                <w:webHidden/>
+              </w:rPr>
+              <w:tab/>
+            </w:r>
+            <w:r>
+              <w:rPr>
+                <w:noProof/>
+                <w:webHidden/>
+              </w:rPr>
+              <w:fldChar w:fldCharType="begin"/>
+            </w:r>
+            <w:r>
+              <w:rPr>
+                <w:noProof/>
+                <w:webHidden/>
+              </w:rPr>
+              <w:instrText xml:space="preserve"> PAGEREF _Toc216778155 \h </w:instrText>
+            </w:r>
+            <w:r>
+              <w:rPr>
+                <w:noProof/>
+                <w:webHidden/>
+              </w:rPr>
+            </w:r>
+            <w:r>
+              <w:rPr>
+                <w:noProof/>
+                <w:webHidden/>
+              </w:rPr>
+              <w:fldChar w:fldCharType="separate"/>
+            </w:r>
+            <w:r>
+              <w:rPr>
+                <w:noProof/>
+                <w:webHidden/>
+              </w:rPr>
+              <w:t>26</w:t>
+            </w:r>
+            <w:r>
+              <w:rPr>
+                <w:noProof/>
+                <w:webHidden/>
+              </w:rPr>
+              <w:fldChar w:fldCharType="end"/>
+            </w:r>
+          </w:hyperlink>
+        </w:p>
+        <w:p>
+          <w:pPr>
+            <w:pStyle w:val="31"/>
+            <w:tabs>
+              <w:tab w:val="right" w:leader="dot" w:pos="10456"/>
+            </w:tabs>
+            <w:ind w:left="840"/>
+            <w:rPr>
+              <w:noProof/>
+              <w:kern w:val="2"/>
+              <w:sz w:val="22"/>
+              <w:szCs w:val="24"/>
+              <w14:ligatures w14:val="standardContextual"/>
+            </w:rPr>
+          </w:pPr>
+          <w:hyperlink w:anchor="_Toc216778156" w:history="1">
+            <w:r>
+              <w:rPr>
+                <w:rStyle w:val="af6"/>
+                <w:noProof/>
+              </w:rPr>
+              <w:t>3.4.4 최종 앙상블 모델 구성 및 학습</w:t>
+            </w:r>
+            <w:r>
+              <w:rPr>
+                <w:noProof/>
+                <w:webHidden/>
+              </w:rPr>
+              <w:tab/>
+            </w:r>
+            <w:r>
+              <w:rPr>
+                <w:noProof/>
+                <w:webHidden/>
+              </w:rPr>
+              <w:fldChar w:fldCharType="begin"/>
+            </w:r>
+            <w:r>
+              <w:rPr>
+                <w:noProof/>
+                <w:webHidden/>
+              </w:rPr>
+              <w:instrText xml:space="preserve"> PAGEREF _Toc216778156 \h </w:instrText>
+            </w:r>
+            <w:r>
+              <w:rPr>
+                <w:noProof/>
+                <w:webHidden/>
+              </w:rPr>
+            </w:r>
+            <w:r>
+              <w:rPr>
+                <w:noProof/>
+                <w:webHidden/>
+              </w:rPr>
+              <w:fldChar w:fldCharType="separate"/>
+            </w:r>
+            <w:r>
+              <w:rPr>
+                <w:noProof/>
+                <w:webHidden/>
+              </w:rPr>
+              <w:t>29</w:t>
+            </w:r>
+            <w:r>
+              <w:rPr>
+                <w:noProof/>
+                <w:webHidden/>
+              </w:rPr>
+              <w:fldChar w:fldCharType="end"/>
+            </w:r>
+          </w:hyperlink>
+        </w:p>
+        <w:p>
+          <w:pPr>
+            <w:pStyle w:val="20"/>
+            <w:tabs>
+              <w:tab w:val="right" w:leader="dot" w:pos="10456"/>
+            </w:tabs>
+            <w:ind w:left="420"/>
+            <w:rPr>
+              <w:noProof/>
+              <w:kern w:val="2"/>
+              <w:sz w:val="22"/>
+              <w:szCs w:val="24"/>
+              <w14:ligatures w14:val="standardContextual"/>
+            </w:rPr>
+          </w:pPr>
+          <w:hyperlink w:anchor="_Toc216778157" w:history="1">
+            <w:r>
+              <w:rPr>
+                <w:rStyle w:val="af6"/>
+                <w:noProof/>
+              </w:rPr>
+              <w:t>3.5 모델 평가 및 해석</w:t>
+            </w:r>
+            <w:r>
+              <w:rPr>
+                <w:noProof/>
+                <w:webHidden/>
+              </w:rPr>
+              <w:tab/>
+            </w:r>
+            <w:r>
+              <w:rPr>
+                <w:noProof/>
+                <w:webHidden/>
+              </w:rPr>
+              <w:fldChar w:fldCharType="begin"/>
+            </w:r>
+            <w:r>
+              <w:rPr>
+                <w:noProof/>
+                <w:webHidden/>
+              </w:rPr>
+              <w:instrText xml:space="preserve"> PAGEREF _Toc216778157 \h </w:instrText>
+            </w:r>
+            <w:r>
+              <w:rPr>
+                <w:noProof/>
+                <w:webHidden/>
+              </w:rPr>
+            </w:r>
+            <w:r>
+              <w:rPr>
+                <w:noProof/>
+                <w:webHidden/>
+              </w:rPr>
+              <w:fldChar w:fldCharType="separate"/>
+            </w:r>
+            <w:r>
+              <w:rPr>
+                <w:noProof/>
+                <w:webHidden/>
+              </w:rPr>
+              <w:t>31</w:t>
+            </w:r>
+            <w:r>
+              <w:rPr>
+                <w:noProof/>
+                <w:webHidden/>
+              </w:rPr>
+              <w:fldChar w:fldCharType="end"/>
+            </w:r>
+          </w:hyperlink>
+        </w:p>
+        <w:p>
+          <w:pPr>
+            <w:pStyle w:val="31"/>
+            <w:tabs>
+              <w:tab w:val="right" w:leader="dot" w:pos="10456"/>
+            </w:tabs>
+            <w:ind w:left="840"/>
+            <w:rPr>
+              <w:noProof/>
+              <w:kern w:val="2"/>
+              <w:sz w:val="22"/>
+              <w:szCs w:val="24"/>
+              <w14:ligatures w14:val="standardContextual"/>
+            </w:rPr>
+          </w:pPr>
+          <w:hyperlink w:anchor="_Toc216778158" w:history="1">
+            <w:r>
+              <w:rPr>
+                <w:rStyle w:val="af6"/>
+                <w:noProof/>
+              </w:rPr>
+              <w:t>3.5.1 최종 평가 지표 분석</w:t>
+            </w:r>
+            <w:r>
+              <w:rPr>
+                <w:noProof/>
+                <w:webHidden/>
+              </w:rPr>
+              <w:tab/>
+            </w:r>
+            <w:r>
+              <w:rPr>
+                <w:noProof/>
+                <w:webHidden/>
+              </w:rPr>
+              <w:fldChar w:fldCharType="begin"/>
+            </w:r>
+            <w:r>
+              <w:rPr>
+                <w:noProof/>
+                <w:webHidden/>
+              </w:rPr>
+              <w:instrText xml:space="preserve"> PAGEREF _Toc216778158 \h </w:instrText>
+            </w:r>
+            <w:r>
+              <w:rPr>
+                <w:noProof/>
+                <w:webHidden/>
+              </w:rPr>
+            </w:r>
+            <w:r>
+              <w:rPr>
+                <w:noProof/>
+                <w:webHidden/>
+              </w:rPr>
+              <w:fldChar w:fldCharType="separate"/>
+            </w:r>
+            <w:r>
+              <w:rPr>
+                <w:noProof/>
+                <w:webHidden/>
+              </w:rPr>
+              <w:t>31</w:t>
+            </w:r>
+            <w:r>
+              <w:rPr>
+                <w:noProof/>
+                <w:webHidden/>
+              </w:rPr>
+              <w:fldChar w:fldCharType="end"/>
+            </w:r>
+          </w:hyperlink>
+        </w:p>
+        <w:p>
+          <w:pPr>
+            <w:pStyle w:val="31"/>
+            <w:tabs>
+              <w:tab w:val="right" w:leader="dot" w:pos="10456"/>
+            </w:tabs>
+            <w:ind w:left="840"/>
+            <w:rPr>
+              <w:noProof/>
+              <w:kern w:val="2"/>
+              <w:sz w:val="22"/>
+              <w:szCs w:val="24"/>
+              <w14:ligatures w14:val="standardContextual"/>
+            </w:rPr>
+          </w:pPr>
+          <w:hyperlink w:anchor="_Toc216778159" w:history="1">
+            <w:r>
+              <w:rPr>
+                <w:rStyle w:val="af6"/>
+                <w:noProof/>
+              </w:rPr>
+              <w:t>3.5.2 Feature Importance 분석</w:t>
+            </w:r>
+            <w:r>
+              <w:rPr>
+                <w:noProof/>
+                <w:webHidden/>
+              </w:rPr>
+              <w:tab/>
+            </w:r>
+            <w:r>
+              <w:rPr>
+                <w:noProof/>
+                <w:webHidden/>
+              </w:rPr>
+              <w:fldChar w:fldCharType="begin"/>
+            </w:r>
+            <w:r>
+              <w:rPr>
+                <w:noProof/>
+                <w:webHidden/>
+              </w:rPr>
+              <w:instrText xml:space="preserve"> PAGEREF _Toc216778159 \h </w:instrText>
+            </w:r>
+            <w:r>
+              <w:rPr>
+                <w:noProof/>
+                <w:webHidden/>
+              </w:rPr>
+            </w:r>
+            <w:r>
+              <w:rPr>
+                <w:noProof/>
+                <w:webHidden/>
+              </w:rPr>
+              <w:fldChar w:fldCharType="separate"/>
+            </w:r>
+            <w:r>
+              <w:rPr>
+                <w:noProof/>
+                <w:webHidden/>
+              </w:rPr>
+              <w:t>35</w:t>
+            </w:r>
+            <w:r>
+              <w:rPr>
+                <w:noProof/>
+                <w:webHidden/>
+              </w:rPr>
+              <w:fldChar w:fldCharType="end"/>
+            </w:r>
+          </w:hyperlink>
+        </w:p>
+        <w:p>
+          <w:pPr>
+            <w:pStyle w:val="31"/>
+            <w:tabs>
+              <w:tab w:val="right" w:leader="dot" w:pos="10456"/>
+            </w:tabs>
+            <w:ind w:left="840"/>
+            <w:rPr>
+              <w:noProof/>
+              <w:kern w:val="2"/>
+              <w:sz w:val="22"/>
+              <w:szCs w:val="24"/>
+              <w14:ligatures w14:val="standardContextual"/>
+            </w:rPr>
+          </w:pPr>
+          <w:hyperlink w:anchor="_Toc216778160" w:history="1">
+            <w:r>
+              <w:rPr>
+                <w:rStyle w:val="af6"/>
+                <w:noProof/>
+              </w:rPr>
+              <w:t>3.5.3 예측 결과 시각화 및 오차 분석</w:t>
+            </w:r>
+            <w:r>
+              <w:rPr>
+                <w:noProof/>
+                <w:webHidden/>
+              </w:rPr>
+              <w:tab/>
+            </w:r>
+            <w:r>
+              <w:rPr>
+                <w:noProof/>
+                <w:webHidden/>
+              </w:rPr>
+              <w:fldChar w:fldCharType="begin"/>
+            </w:r>
+            <w:r>
+              <w:rPr>
+                <w:noProof/>
+                <w:webHidden/>
+              </w:rPr>
+              <w:instrText xml:space="preserve"> PAGEREF _Toc216778160 \h </w:instrText>
+            </w:r>
+            <w:r>
+              <w:rPr>
+                <w:noProof/>
+                <w:webHidden/>
+              </w:rPr>
+            </w:r>
+            <w:r>
+              <w:rPr>
+                <w:noProof/>
+                <w:webHidden/>
+              </w:rPr>
+              <w:fldChar w:fldCharType="separate"/>
+            </w:r>
+            <w:r>
+              <w:rPr>
+                <w:noProof/>
+                <w:webHidden/>
+              </w:rPr>
+              <w:t>40</w:t>
+            </w:r>
+            <w:r>
+              <w:rPr>
+                <w:noProof/>
+                <w:webHidden/>
+              </w:rPr>
+              <w:fldChar w:fldCharType="end"/>
+            </w:r>
+          </w:hyperlink>
+        </w:p>
+        <w:p>
+          <w:pPr>
+            <w:pStyle w:val="31"/>
+            <w:tabs>
+              <w:tab w:val="right" w:leader="dot" w:pos="10456"/>
+            </w:tabs>
+            <w:ind w:left="840"/>
+            <w:rPr>
+              <w:noProof/>
+              <w:kern w:val="2"/>
+              <w:sz w:val="22"/>
+              <w:szCs w:val="24"/>
+              <w14:ligatures w14:val="standardContextual"/>
+            </w:rPr>
+          </w:pPr>
+          <w:hyperlink w:anchor="_Toc216778161" w:history="1">
+            <w:r>
+              <w:rPr>
+                <w:rStyle w:val="af6"/>
+                <w:noProof/>
+              </w:rPr>
+              <w:t>3.5.4 소결</w:t>
+            </w:r>
+            <w:r>
+              <w:rPr>
+                <w:noProof/>
+                <w:webHidden/>
+              </w:rPr>
+              <w:tab/>
+            </w:r>
+            <w:r>
+              <w:rPr>
+                <w:noProof/>
+                <w:webHidden/>
+              </w:rPr>
+              <w:fldChar w:fldCharType="begin"/>
+            </w:r>
+            <w:r>
+              <w:rPr>
+                <w:noProof/>
+                <w:webHidden/>
+              </w:rPr>
+              <w:instrText xml:space="preserve"> PAGEREF _Toc216778161 \h </w:instrText>
+            </w:r>
+            <w:r>
+              <w:rPr>
+                <w:noProof/>
+                <w:webHidden/>
+              </w:rPr>
+            </w:r>
+            <w:r>
+              <w:rPr>
+                <w:noProof/>
+                <w:webHidden/>
+              </w:rPr>
+              <w:fldChar w:fldCharType="separate"/>
+            </w:r>
+            <w:r>
+              <w:rPr>
+                <w:noProof/>
+                <w:webHidden/>
+              </w:rPr>
+              <w:t>41</w:t>
+            </w:r>
+            <w:r>
+              <w:rPr>
+                <w:noProof/>
+                <w:webHidden/>
+              </w:rPr>
+              <w:fldChar w:fldCharType="end"/>
+            </w:r>
+          </w:hyperlink>
+        </w:p>
+        <w:p>
+          <w:pPr>
+            <w:pStyle w:val="20"/>
+            <w:tabs>
+              <w:tab w:val="right" w:leader="dot" w:pos="10456"/>
+            </w:tabs>
+            <w:ind w:left="420"/>
+            <w:rPr>
+              <w:noProof/>
+              <w:kern w:val="2"/>
+              <w:sz w:val="22"/>
+              <w:szCs w:val="24"/>
+              <w14:ligatures w14:val="standardContextual"/>
+            </w:rPr>
+          </w:pPr>
+          <w:hyperlink w:anchor="_Toc216778162" w:history="1">
+            <w:r>
+              <w:rPr>
+                <w:rStyle w:val="af6"/>
+                <w:noProof/>
+              </w:rPr>
+              <w:t>3.6 결론 및 제언</w:t>
+            </w:r>
+            <w:r>
+              <w:rPr>
+                <w:noProof/>
+                <w:webHidden/>
+              </w:rPr>
+              <w:tab/>
+            </w:r>
+            <w:r>
+              <w:rPr>
+                <w:noProof/>
+                <w:webHidden/>
+              </w:rPr>
+              <w:fldChar w:fldCharType="begin"/>
+            </w:r>
+            <w:r>
+              <w:rPr>
+                <w:noProof/>
+                <w:webHidden/>
+              </w:rPr>
+              <w:instrText xml:space="preserve"> PAGEREF _Toc216778162 \h </w:instrText>
+            </w:r>
+            <w:r>
+              <w:rPr>
+                <w:noProof/>
+                <w:webHidden/>
+              </w:rPr>
+            </w:r>
+            <w:r>
+              <w:rPr>
+                <w:noProof/>
+                <w:webHidden/>
+              </w:rPr>
+              <w:fldChar w:fldCharType="separate"/>
+            </w:r>
+            <w:r>
+              <w:rPr>
+                <w:noProof/>
+                <w:webHidden/>
+              </w:rPr>
+              <w:t>42</w:t>
+            </w:r>
+            <w:r>
+              <w:rPr>
+                <w:noProof/>
+                <w:webHidden/>
+              </w:rPr>
+              <w:fldChar w:fldCharType="end"/>
+            </w:r>
+          </w:hyperlink>
+        </w:p>
+        <w:p>
+          <w:pPr>
+            <w:pStyle w:val="31"/>
+            <w:tabs>
+              <w:tab w:val="right" w:leader="dot" w:pos="10456"/>
+            </w:tabs>
+            <w:ind w:left="840"/>
+            <w:rPr>
+              <w:noProof/>
+              <w:kern w:val="2"/>
+              <w:sz w:val="22"/>
+              <w:szCs w:val="24"/>
+              <w14:ligatures w14:val="standardContextual"/>
+            </w:rPr>
+          </w:pPr>
+          <w:hyperlink w:anchor="_Toc216778163" w:history="1">
+            <w:r>
+              <w:rPr>
+                <w:rStyle w:val="af6"/>
+                <w:noProof/>
+              </w:rPr>
+              <w:t>3.6.1 주요 결과 요약</w:t>
+            </w:r>
+            <w:r>
+              <w:rPr>
+                <w:noProof/>
+                <w:webHidden/>
+              </w:rPr>
+              <w:tab/>
+            </w:r>
+            <w:r>
+              <w:rPr>
+                <w:noProof/>
+                <w:webHidden/>
+              </w:rPr>
+              <w:fldChar w:fldCharType="begin"/>
+            </w:r>
+            <w:r>
+              <w:rPr>
+                <w:noProof/>
+                <w:webHidden/>
+              </w:rPr>
+              <w:instrText xml:space="preserve"> PAGEREF _Toc216778163 \h </w:instrText>
+            </w:r>
+            <w:r>
+              <w:rPr>
+                <w:noProof/>
+                <w:webHidden/>
+              </w:rPr>
+            </w:r>
+            <w:r>
+              <w:rPr>
+                <w:noProof/>
+                <w:webHidden/>
+              </w:rPr>
+              <w:fldChar w:fldCharType="separate"/>
+            </w:r>
+            <w:r>
+              <w:rPr>
+                <w:noProof/>
+                <w:webHidden/>
+              </w:rPr>
+              <w:t>42</w:t>
+            </w:r>
+            <w:r>
+              <w:rPr>
+                <w:noProof/>
+                <w:webHidden/>
+              </w:rPr>
+              <w:fldChar w:fldCharType="end"/>
+            </w:r>
+          </w:hyperlink>
+        </w:p>
+        <w:p>
+          <w:pPr>
+            <w:pStyle w:val="31"/>
+            <w:tabs>
+              <w:tab w:val="right" w:leader="dot" w:pos="10456"/>
+            </w:tabs>
+            <w:ind w:left="840"/>
+            <w:rPr>
+              <w:noProof/>
+              <w:kern w:val="2"/>
+              <w:sz w:val="22"/>
+              <w:szCs w:val="24"/>
+              <w14:ligatures w14:val="standardContextual"/>
+            </w:rPr>
+          </w:pPr>
+          <w:hyperlink w:anchor="_Toc216778164" w:history="1">
+            <w:r>
+              <w:rPr>
+                <w:rStyle w:val="af6"/>
+                <w:noProof/>
+              </w:rPr>
+              <w:t>3.6.2 프로젝트 한계점 분석</w:t>
+            </w:r>
+            <w:r>
+              <w:rPr>
+                <w:noProof/>
+                <w:webHidden/>
+              </w:rPr>
+              <w:tab/>
+            </w:r>
+            <w:r>
+              <w:rPr>
+                <w:noProof/>
+                <w:webHidden/>
+              </w:rPr>
+              <w:fldChar w:fldCharType="begin"/>
+            </w:r>
+            <w:r>
+              <w:rPr>
+                <w:noProof/>
+                <w:webHidden/>
+              </w:rPr>
+              <w:instrText xml:space="preserve"> PAGEREF _Toc216778164 \h </w:instrText>
+            </w:r>
+            <w:r>
+              <w:rPr>
+                <w:noProof/>
+                <w:webHidden/>
+              </w:rPr>
+            </w:r>
+            <w:r>
+              <w:rPr>
+                <w:noProof/>
+                <w:webHidden/>
+              </w:rPr>
+              <w:fldChar w:fldCharType="separate"/>
+            </w:r>
+            <w:r>
+              <w:rPr>
+                <w:noProof/>
+                <w:webHidden/>
+              </w:rPr>
+              <w:t>49</w:t>
+            </w:r>
+            <w:r>
+              <w:rPr>
+                <w:noProof/>
+                <w:webHidden/>
+              </w:rPr>
+              <w:fldChar w:fldCharType="end"/>
+            </w:r>
+          </w:hyperlink>
+        </w:p>
+        <w:p>
+          <w:pPr>
+            <w:pStyle w:val="31"/>
+            <w:tabs>
+              <w:tab w:val="right" w:leader="dot" w:pos="10456"/>
+            </w:tabs>
+            <w:ind w:left="840"/>
+            <w:rPr>
+              <w:noProof/>
+              <w:kern w:val="2"/>
+              <w:sz w:val="22"/>
+              <w:szCs w:val="24"/>
+              <w14:ligatures w14:val="standardContextual"/>
+            </w:rPr>
+          </w:pPr>
+          <w:hyperlink w:anchor="_Toc216778165" w:history="1">
+            <w:r>
+              <w:rPr>
+                <w:rStyle w:val="af6"/>
+                <w:noProof/>
+              </w:rPr>
+              <w:t>3.6.3 개선 방안 및 향후 계획</w:t>
+            </w:r>
+            <w:r>
+              <w:rPr>
+                <w:noProof/>
+                <w:webHidden/>
+              </w:rPr>
+              <w:tab/>
+            </w:r>
+            <w:r>
+              <w:rPr>
+                <w:noProof/>
+                <w:webHidden/>
+              </w:rPr>
+              <w:fldChar w:fldCharType="begin"/>
+            </w:r>
+            <w:r>
+              <w:rPr>
+                <w:noProof/>
+                <w:webHidden/>
+              </w:rPr>
+              <w:instrText xml:space="preserve"> PAGEREF _Toc216778165 \h </w:instrText>
+            </w:r>
+            <w:r>
+              <w:rPr>
+                <w:noProof/>
+                <w:webHidden/>
+              </w:rPr>
+            </w:r>
+            <w:r>
+              <w:rPr>
+                <w:noProof/>
+                <w:webHidden/>
+              </w:rPr>
+              <w:fldChar w:fldCharType="separate"/>
+            </w:r>
+            <w:r>
+              <w:rPr>
+                <w:noProof/>
+                <w:webHidden/>
+              </w:rPr>
+              <w:t>52</w:t>
+            </w:r>
+            <w:r>
+              <w:rPr>
+                <w:noProof/>
+                <w:webHidden/>
+              </w:rPr>
+              <w:fldChar w:fldCharType="end"/>
+            </w:r>
+          </w:hyperlink>
+        </w:p>
+        <w:p>
+          <w:r>
+            <w:rPr>
+              <w:b/>
+              <w:bCs/>
+              <w:lang w:val="ko-KR"/>
+            </w:rPr>
+            <w:fldChar w:fldCharType="end"/>
+          </w:r>
+        </w:p>
+      </w:sdtContent>
+    </w:sdt>
     <w:p>
       <w:pPr>
         <w:pStyle w:val="10"/>
-      </w:pPr>
-      <w:r>
-        <w:t xml:space="preserve">3. 신용카드 사기 거래 탐지 프로젝트 </w:t>
+        <w:jc w:val="left"/>
+      </w:pPr>
+    </w:p>
+    <w:p>
+      <w:pPr>
+        <w:rPr>
+          <w:rFonts w:asciiTheme="majorHAnsi" w:eastAsiaTheme="majorEastAsia" w:hAnsiTheme="majorHAnsi" w:cstheme="majorBidi" w:hint="eastAsia"/>
+          <w:b/>
+          <w:color w:val="0D0D0D" w:themeColor="text1" w:themeTint="F2"/>
+          <w:sz w:val="40"/>
+          <w:szCs w:val="40"/>
+        </w:rPr>
+      </w:pPr>
+      <w:r>
+        <w:br w:type="page"/>
+      </w:r>
+    </w:p>
+    <w:p>
+      <w:pPr>
+        <w:pStyle w:val="10"/>
+      </w:pPr>
+      <w:bookmarkStart w:id="0" w:name="_Toc216778139"/>
+      <w:r>
+        <w:lastRenderedPageBreak/>
+        <w:t>3. 신용카드 사기 거래 탐지 프로젝트</w:t>
+      </w:r>
+      <w:bookmarkEnd w:id="0"/>
+      <w:r>
+        <w:t xml:space="preserve"> </w:t>
       </w:r>
     </w:p>
     <w:p>
       <w:pPr>
         <w:pStyle w:val="2"/>
       </w:pPr>
+      <w:bookmarkStart w:id="1" w:name="_Toc216778140"/>
       <w:r>
         <w:rPr>
           <w:rFonts w:hint="eastAsia"/>
@@ -38,13 +2983,15 @@
         </w:rPr>
         <w:t xml:space="preserve"> 및 데이터 이해</w:t>
       </w:r>
+      <w:bookmarkEnd w:id="1"/>
     </w:p>
     <w:p>
       <w:pPr>
         <w:pStyle w:val="3"/>
       </w:pPr>
-      <w:bookmarkStart w:id="0" w:name="_heading=h.ysra2ob3tfl8" w:colFirst="0" w:colLast="0"/>
-      <w:bookmarkEnd w:id="0"/>
+      <w:bookmarkStart w:id="2" w:name="_heading=h.ysra2ob3tfl8" w:colFirst="0" w:colLast="0"/>
+      <w:bookmarkStart w:id="3" w:name="_Toc216778141"/>
+      <w:bookmarkEnd w:id="2"/>
       <w:r>
         <w:rPr>
           <w:rFonts w:hint="eastAsia"/>
@@ -60,13 +3007,14 @@
         </w:rPr>
         <w:t>문제 정의</w:t>
       </w:r>
+      <w:bookmarkEnd w:id="3"/>
     </w:p>
     <w:p>
       <w:pPr>
         <w:pStyle w:val="4"/>
       </w:pPr>
-      <w:bookmarkStart w:id="1" w:name="_heading=h.wgn0pig7lkre" w:colFirst="0" w:colLast="0"/>
-      <w:bookmarkEnd w:id="1"/>
+      <w:bookmarkStart w:id="4" w:name="_heading=h.wgn0pig7lkre" w:colFirst="0" w:colLast="0"/>
+      <w:bookmarkEnd w:id="4"/>
       <w:r>
         <w:rPr>
           <w:rFonts w:hint="eastAsia"/>
@@ -3235,7 +6183,7 @@
                     </pic:cNvPicPr>
                   </pic:nvPicPr>
                   <pic:blipFill>
-                    <a:blip r:embed="rId8">
+                    <a:blip r:embed="rId9">
                       <a:extLst>
                         <a:ext uri="{28A0092B-C50C-407E-A947-70E740481C1C}">
                           <a14:useLocalDpi xmlns:a14="http://schemas.microsoft.com/office/drawing/2010/main" val="0"/>
@@ -4604,6 +7552,7 @@
       <w:pPr>
         <w:pStyle w:val="3"/>
       </w:pPr>
+      <w:bookmarkStart w:id="5" w:name="_Toc216778142"/>
       <w:r>
         <w:rPr>
           <w:rFonts w:hint="eastAsia"/>
@@ -4629,13 +7578,14 @@
         </w:rPr>
         <w:t>데이터 설명</w:t>
       </w:r>
+      <w:bookmarkEnd w:id="5"/>
     </w:p>
     <w:p>
       <w:pPr>
         <w:pStyle w:val="4"/>
       </w:pPr>
-      <w:bookmarkStart w:id="2" w:name="_heading=h.tiauykxxzqu0" w:colFirst="0" w:colLast="0"/>
-      <w:bookmarkEnd w:id="2"/>
+      <w:bookmarkStart w:id="6" w:name="_heading=h.tiauykxxzqu0" w:colFirst="0" w:colLast="0"/>
+      <w:bookmarkEnd w:id="6"/>
       <w:r>
         <w:rPr>
           <w:rFonts w:hint="eastAsia"/>
@@ -4652,8 +7602,8 @@
         </w:numPr>
         <w:ind w:left="709"/>
       </w:pPr>
-      <w:bookmarkStart w:id="3" w:name="_heading=h.o2oi6g8r9w4x" w:colFirst="0" w:colLast="0"/>
-      <w:bookmarkEnd w:id="3"/>
+      <w:bookmarkStart w:id="7" w:name="_heading=h.o2oi6g8r9w4x" w:colFirst="0" w:colLast="0"/>
+      <w:bookmarkEnd w:id="7"/>
       <w:r>
         <w:rPr>
           <w:rFonts w:hint="eastAsia"/>
@@ -4697,7 +7647,7 @@
         </w:rPr>
         <w:t xml:space="preserve"> </w:t>
       </w:r>
-      <w:hyperlink r:id="rId9" w:history="1">
+      <w:hyperlink r:id="rId10" w:history="1">
         <w:r>
           <w:rPr>
             <w:rFonts w:eastAsiaTheme="minorHAnsi" w:cs="Arial"/>
@@ -7853,7 +10803,7 @@
                     </pic:cNvPicPr>
                   </pic:nvPicPr>
                   <pic:blipFill>
-                    <a:blip r:embed="rId10">
+                    <a:blip r:embed="rId11">
                       <a:extLst>
                         <a:ext uri="{28A0092B-C50C-407E-A947-70E740481C1C}">
                           <a14:useLocalDpi xmlns:a14="http://schemas.microsoft.com/office/drawing/2010/main" val="0"/>
@@ -7940,8 +10890,13 @@
       <w:pPr>
         <w:pStyle w:val="2"/>
       </w:pPr>
-      <w:r>
-        <w:t xml:space="preserve">3.2 탐색적 데이터 분석 (EDA) </w:t>
+      <w:bookmarkStart w:id="8" w:name="_Toc216778143"/>
+      <w:r>
+        <w:t>3.2 탐색적 데이터 분석 (EDA)</w:t>
+      </w:r>
+      <w:bookmarkEnd w:id="8"/>
+      <w:r>
+        <w:t xml:space="preserve"> </w:t>
       </w:r>
     </w:p>
     <w:p>
@@ -7987,9 +10942,11 @@
       <w:pPr>
         <w:pStyle w:val="3"/>
       </w:pPr>
+      <w:bookmarkStart w:id="9" w:name="_Toc216778144"/>
       <w:r>
         <w:t>3.2.1 통계적 요약 및 분포 확인</w:t>
       </w:r>
+      <w:bookmarkEnd w:id="9"/>
     </w:p>
     <w:p>
       <w:pPr>
@@ -8872,10 +11829,12 @@
       <w:pPr>
         <w:pStyle w:val="3"/>
       </w:pPr>
+      <w:bookmarkStart w:id="10" w:name="_Toc216778145"/>
       <w:r>
         <w:lastRenderedPageBreak/>
         <w:t>3.2.2 시각화 분석</w:t>
       </w:r>
+      <w:bookmarkEnd w:id="10"/>
     </w:p>
     <w:p>
       <w:pPr>
@@ -9068,7 +12027,7 @@
                     </pic:cNvPicPr>
                   </pic:nvPicPr>
                   <pic:blipFill>
-                    <a:blip r:embed="rId11">
+                    <a:blip r:embed="rId12">
                       <a:extLst>
                         <a:ext uri="{28A0092B-C50C-407E-A947-70E740481C1C}">
                           <a14:useLocalDpi xmlns:a14="http://schemas.microsoft.com/office/drawing/2010/main" val="0"/>
@@ -9300,7 +12259,7 @@
                     </pic:cNvPicPr>
                   </pic:nvPicPr>
                   <pic:blipFill>
-                    <a:blip r:embed="rId12">
+                    <a:blip r:embed="rId13">
                       <a:extLst>
                         <a:ext uri="{28A0092B-C50C-407E-A947-70E740481C1C}">
                           <a14:useLocalDpi xmlns:a14="http://schemas.microsoft.com/office/drawing/2010/main" val="0"/>
@@ -9583,7 +12542,7 @@
                     </pic:cNvPicPr>
                   </pic:nvPicPr>
                   <pic:blipFill>
-                    <a:blip r:embed="rId13">
+                    <a:blip r:embed="rId14">
                       <a:extLst>
                         <a:ext uri="{28A0092B-C50C-407E-A947-70E740481C1C}">
                           <a14:useLocalDpi xmlns:a14="http://schemas.microsoft.com/office/drawing/2010/main" val="0"/>
@@ -9675,7 +12634,7 @@
                     </pic:cNvPicPr>
                   </pic:nvPicPr>
                   <pic:blipFill>
-                    <a:blip r:embed="rId14">
+                    <a:blip r:embed="rId15">
                       <a:extLst>
                         <a:ext uri="{28A0092B-C50C-407E-A947-70E740481C1C}">
                           <a14:useLocalDpi xmlns:a14="http://schemas.microsoft.com/office/drawing/2010/main" val="0"/>
@@ -9732,6 +12691,7 @@
       <w:pPr>
         <w:pStyle w:val="3"/>
       </w:pPr>
+      <w:bookmarkStart w:id="11" w:name="_Toc216778146"/>
       <w:r>
         <w:lastRenderedPageBreak/>
         <w:t xml:space="preserve">3.2.3 발견된 문제점 및 </w:t>
@@ -9744,6 +12704,7 @@
       <w:r>
         <w:t xml:space="preserve"> 필요성</w:t>
       </w:r>
+      <w:bookmarkEnd w:id="11"/>
     </w:p>
     <w:p>
       <w:pPr>
@@ -9897,6 +12858,7 @@
       <w:pPr>
         <w:pStyle w:val="2"/>
       </w:pPr>
+      <w:bookmarkStart w:id="12" w:name="_Toc216778147"/>
       <w:r>
         <w:t xml:space="preserve">3.3 데이터 </w:t>
       </w:r>
@@ -9906,13 +12868,18 @@
       </w:r>
       <w:proofErr w:type="spellEnd"/>
       <w:r>
-        <w:t xml:space="preserve"> 및 피처 엔지니어링 </w:t>
+        <w:t xml:space="preserve"> 및 피처 엔지니어링</w:t>
+      </w:r>
+      <w:bookmarkEnd w:id="12"/>
+      <w:r>
+        <w:t xml:space="preserve"> </w:t>
       </w:r>
     </w:p>
     <w:p>
       <w:pPr>
         <w:pStyle w:val="3"/>
       </w:pPr>
+      <w:bookmarkStart w:id="13" w:name="_Toc216778148"/>
       <w:r>
         <w:t xml:space="preserve">3.3.1 </w:t>
       </w:r>
@@ -9924,6 +12891,7 @@
       <w:r>
         <w:t xml:space="preserve"> 및 이상치 처리</w:t>
       </w:r>
+      <w:bookmarkEnd w:id="13"/>
     </w:p>
     <w:p>
       <w:pPr>
@@ -10018,9 +12986,11 @@
       <w:pPr>
         <w:pStyle w:val="3"/>
       </w:pPr>
+      <w:bookmarkStart w:id="14" w:name="_Toc216778149"/>
       <w:r>
         <w:t>3.3.2 Feature Engineering</w:t>
       </w:r>
+      <w:bookmarkEnd w:id="14"/>
     </w:p>
     <w:p>
       <w:pPr>
@@ -10145,9 +13115,11 @@
       <w:pPr>
         <w:pStyle w:val="3"/>
       </w:pPr>
+      <w:bookmarkStart w:id="15" w:name="_Toc216778150"/>
       <w:r>
         <w:t>3.3.3 스케일링 (Scaling)</w:t>
       </w:r>
+      <w:bookmarkEnd w:id="15"/>
     </w:p>
     <w:p>
       <w:pPr>
@@ -10230,10 +13202,12 @@
       <w:pPr>
         <w:pStyle w:val="3"/>
       </w:pPr>
+      <w:bookmarkStart w:id="16" w:name="_Toc216778151"/>
       <w:r>
         <w:lastRenderedPageBreak/>
         <w:t>3.3.4 불균형 데이터 처리 전략</w:t>
       </w:r>
+      <w:bookmarkEnd w:id="16"/>
     </w:p>
     <w:p>
       <w:pPr>
@@ -11263,8 +14237,9 @@
       <w:pPr>
         <w:pStyle w:val="2"/>
       </w:pPr>
-      <w:bookmarkStart w:id="4" w:name="_Hlk215838411"/>
-      <w:bookmarkEnd w:id="4"/>
+      <w:bookmarkStart w:id="17" w:name="_Hlk215838411"/>
+      <w:bookmarkStart w:id="18" w:name="_Toc216778152"/>
+      <w:bookmarkEnd w:id="17"/>
       <w:r>
         <w:rPr>
           <w:rFonts w:hint="eastAsia"/>
@@ -11294,17 +14269,20 @@
         </w:rPr>
         <w:t xml:space="preserve"> 튜닝</w:t>
       </w:r>
+      <w:bookmarkEnd w:id="18"/>
     </w:p>
     <w:p>
       <w:pPr>
         <w:pStyle w:val="3"/>
       </w:pPr>
+      <w:bookmarkStart w:id="19" w:name="_Toc216778153"/>
       <w:r>
         <w:rPr>
           <w:rFonts w:hint="eastAsia"/>
         </w:rPr>
         <w:t>3.4.1 데이터 분할 및 교차 검증 전략</w:t>
       </w:r>
+      <w:bookmarkEnd w:id="19"/>
     </w:p>
     <w:p>
       <w:pPr>
@@ -11826,12 +14804,14 @@
       <w:pPr>
         <w:pStyle w:val="3"/>
       </w:pPr>
+      <w:bookmarkStart w:id="20" w:name="_Toc216778154"/>
       <w:r>
         <w:rPr>
           <w:rFonts w:hint="eastAsia"/>
         </w:rPr>
         <w:t>3.4.2 개별 모델 선정 및 학습</w:t>
       </w:r>
+      <w:bookmarkEnd w:id="20"/>
     </w:p>
     <w:p>
       <w:pPr>
@@ -14704,177 +17684,6 @@
                     <pic:cNvPicPr/>
                   </pic:nvPicPr>
                   <pic:blipFill>
-                    <a:blip r:embed="rId15"/>
-                    <a:stretch>
-                      <a:fillRect/>
-                    </a:stretch>
-                  </pic:blipFill>
-                  <pic:spPr>
-                    <a:xfrm>
-                      <a:off x="0" y="0"/>
-                      <a:ext cx="5943600" cy="3669030"/>
-                    </a:xfrm>
-                    <a:prstGeom prst="rect">
-                      <a:avLst/>
-                    </a:prstGeom>
-                  </pic:spPr>
-                </pic:pic>
-              </a:graphicData>
-            </a:graphic>
-          </wp:inline>
-        </w:drawing>
-      </w:r>
-    </w:p>
-    <w:p>
-      <w:r>
-        <w:rPr>
-          <w:rFonts w:hint="eastAsia"/>
-        </w:rPr>
-        <w:t xml:space="preserve">[그림 3.4.1 </w:t>
-      </w:r>
-      <w:proofErr w:type="spellStart"/>
-      <w:r>
-        <w:rPr>
-          <w:rFonts w:hint="eastAsia"/>
-        </w:rPr>
-        <w:t>lgbm</w:t>
-      </w:r>
-      <w:proofErr w:type="spellEnd"/>
-      <w:r>
-        <w:rPr>
-          <w:rFonts w:hint="eastAsia"/>
-        </w:rPr>
-        <w:t xml:space="preserve"> 모델 지표]</w:t>
-      </w:r>
-    </w:p>
-    <w:p>
-      <w:pPr>
-        <w:pStyle w:val="4"/>
-      </w:pPr>
-      <w:r>
-        <w:rPr>
-          <w:rFonts w:hint="eastAsia"/>
-        </w:rPr>
-        <w:t>3.4.2.2 Random Forest(RF) 모델 학습</w:t>
-      </w:r>
-    </w:p>
-    <w:p>
-      <w:proofErr w:type="spellStart"/>
-      <w:r>
-        <w:t>RandomForest</w:t>
-      </w:r>
-      <w:proofErr w:type="spellEnd"/>
-      <w:r>
-        <w:t xml:space="preserve"> 모델은 다수의 의사결정나무를 </w:t>
-      </w:r>
-      <w:proofErr w:type="spellStart"/>
-      <w:r>
-        <w:t>앙상블하여</w:t>
-      </w:r>
-      <w:proofErr w:type="spellEnd"/>
-      <w:r>
-        <w:t xml:space="preserve"> 예측하는 방식으로, 개별 모델의 분산을 줄이고 안정적인 예측 성능을 제공하는 특징을 가진다</w:t>
-      </w:r>
-      <w:r>
-        <w:rPr>
-          <w:rFonts w:hint="eastAsia"/>
-        </w:rPr>
-        <w:t>.</w:t>
-      </w:r>
-    </w:p>
-    <w:p>
-      <w:r>
-        <w:rPr>
-          <w:rFonts w:hint="eastAsia"/>
-        </w:rPr>
-        <w:t>모델</w:t>
-      </w:r>
-      <w:r>
-        <w:t xml:space="preserve"> 학습 결과, AUC는 0.9664로 나타나 기존 모델 대비 우수한 ROC 기반 분류 성능을 확인할 수 있었다. 또한 Recall 값은 0.8061로 실제 이상 거래(Positive Class)를 놓치지 않고 탐지하는 데 적합한 수준을 보였으며, Precision은 0.9294로 탐지된 사례 중 대부분이 실제 이상 거래였음을 의미한다. 이러한 결과는 False Positive가 비교적 적은 균형 잡힌 탐지 성능을 보여주며, F1-score는 0.8634로 Precision과 Recall 간 조화로운 성능을 기록하였다. Accuracy는 0.9996으로 매우 높은 수준이나, 데이터의 불균형 특성을 고려하면 단일 지표로 평가하기보다는 AUC, Recall, Precision, F1-score를 함께 해석하는 것이 타당하다.</w:t>
-      </w:r>
-    </w:p>
-    <w:p>
-      <w:r>
-        <w:rPr>
-          <w:rFonts w:hint="eastAsia"/>
-        </w:rPr>
-        <w:t>본</w:t>
-      </w:r>
-      <w:r>
-        <w:t xml:space="preserve"> 모델의 </w:t>
-      </w:r>
-      <w:proofErr w:type="spellStart"/>
-      <w:r>
-        <w:t>하이퍼파라미터는</w:t>
-      </w:r>
-      <w:proofErr w:type="spellEnd"/>
-      <w:r>
-        <w:t xml:space="preserve"> 데이터 특성과 일반화 성능을 고려하여 </w:t>
-      </w:r>
-      <w:proofErr w:type="spellStart"/>
-      <w:r>
-        <w:t>n_estimators</w:t>
-      </w:r>
-      <w:proofErr w:type="spellEnd"/>
-      <w:r>
-        <w:t xml:space="preserve">=450, </w:t>
-      </w:r>
-      <w:proofErr w:type="spellStart"/>
-      <w:r>
-        <w:t>max_depth</w:t>
-      </w:r>
-      <w:proofErr w:type="spellEnd"/>
-      <w:r>
-        <w:t xml:space="preserve">=10, </w:t>
-      </w:r>
-      <w:proofErr w:type="spellStart"/>
-      <w:r>
-        <w:t>min_samples_split</w:t>
-      </w:r>
-      <w:proofErr w:type="spellEnd"/>
-      <w:r>
-        <w:t xml:space="preserve">=15, </w:t>
-      </w:r>
-      <w:proofErr w:type="spellStart"/>
-      <w:r>
-        <w:t>min_samples_leaf</w:t>
-      </w:r>
-      <w:proofErr w:type="spellEnd"/>
-      <w:r>
-        <w:t xml:space="preserve">=5, </w:t>
-      </w:r>
-      <w:proofErr w:type="spellStart"/>
-      <w:r>
-        <w:t>max_features</w:t>
-      </w:r>
-      <w:proofErr w:type="spellEnd"/>
-      <w:r>
-        <w:t xml:space="preserve">="log2"로 설정되었으며, 이는 과적합을 </w:t>
-      </w:r>
-      <w:r>
-        <w:lastRenderedPageBreak/>
-        <w:t>억제하면서도 안정적인 예측 성능을 확보할 수 있도록 구성되었다.</w:t>
-      </w:r>
-      <w:r>
-        <w:rPr>
-          <w:noProof/>
-        </w:rPr>
-        <w:drawing>
-          <wp:inline distT="0" distB="0" distL="0" distR="0" wp14:anchorId="6D387EA7" wp14:editId="2B5FB126">
-            <wp:extent cx="5943600" cy="3669030"/>
-            <wp:effectExtent l="0" t="0" r="0" b="7620"/>
-            <wp:docPr id="2075197223" name="그림 1"/>
-            <wp:cNvGraphicFramePr>
-              <a:graphicFrameLocks xmlns:a="http://schemas.openxmlformats.org/drawingml/2006/main" noChangeAspect="1"/>
-            </wp:cNvGraphicFramePr>
-            <a:graphic xmlns:a="http://schemas.openxmlformats.org/drawingml/2006/main">
-              <a:graphicData uri="http://schemas.openxmlformats.org/drawingml/2006/picture">
-                <pic:pic xmlns:pic="http://schemas.openxmlformats.org/drawingml/2006/picture">
-                  <pic:nvPicPr>
-                    <pic:cNvPr id="2075197223" name=""/>
-                    <pic:cNvPicPr/>
-                  </pic:nvPicPr>
-                  <pic:blipFill>
                     <a:blip r:embed="rId16"/>
                     <a:stretch>
                       <a:fillRect/>
@@ -14901,7 +17710,21 @@
         <w:rPr>
           <w:rFonts w:hint="eastAsia"/>
         </w:rPr>
-        <w:t>[그림 3.4.2 RF 모델 지표]</w:t>
+        <w:t xml:space="preserve">[그림 3.4.1 </w:t>
+      </w:r>
+      <w:proofErr w:type="spellStart"/>
+      <w:r>
+        <w:rPr>
+          <w:rFonts w:hint="eastAsia"/>
+        </w:rPr>
+        <w:t>lgbm</w:t>
+      </w:r>
+      <w:proofErr w:type="spellEnd"/>
+      <w:r>
+        <w:rPr>
+          <w:rFonts w:hint="eastAsia"/>
+        </w:rPr>
+        <w:t xml:space="preserve"> 모델 지표]</w:t>
       </w:r>
     </w:p>
     <w:p>
@@ -14912,210 +17735,115 @@
         <w:rPr>
           <w:rFonts w:hint="eastAsia"/>
         </w:rPr>
-        <w:t>3.4.2.3 선형 모델(</w:t>
-      </w:r>
+        <w:t>3.4.2.2 Random Forest(RF) 모델 학습</w:t>
+      </w:r>
+    </w:p>
+    <w:p>
       <w:proofErr w:type="spellStart"/>
       <w:r>
+        <w:t>RandomForest</w:t>
+      </w:r>
+      <w:proofErr w:type="spellEnd"/>
+      <w:r>
+        <w:t xml:space="preserve"> 모델은 다수의 의사결정나무를 </w:t>
+      </w:r>
+      <w:proofErr w:type="spellStart"/>
+      <w:r>
+        <w:t>앙상블하여</w:t>
+      </w:r>
+      <w:proofErr w:type="spellEnd"/>
+      <w:r>
+        <w:t xml:space="preserve"> 예측하는 방식으로, 개별 모델의 분산을 줄이고 안정적인 예측 성능을 제공하는 특징을 가진다</w:t>
+      </w:r>
+      <w:r>
         <w:rPr>
           <w:rFonts w:hint="eastAsia"/>
         </w:rPr>
-        <w:t>SGDClassifier</w:t>
+        <w:t>.</w:t>
+      </w:r>
+    </w:p>
+    <w:p>
+      <w:r>
+        <w:rPr>
+          <w:rFonts w:hint="eastAsia"/>
+        </w:rPr>
+        <w:t>모델</w:t>
+      </w:r>
+      <w:r>
+        <w:t xml:space="preserve"> 학습 결과, AUC는 0.9664로 나타나 기존 모델 대비 우수한 ROC 기반 분류 성능을 확인할 수 있었다. 또한 Recall 값은 0.8061로 실제 이상 거래(Positive Class)를 놓치지 않고 탐지하는 데 적합한 수준을 보였으며, Precision은 0.9294로 탐지된 사례 중 대부분이 실제 이상 거래였음을 의미한다. 이러한 결과는 False Positive가 비교적 적은 균형 잡힌 탐지 성능을 보여주며, F1-score는 0.8634로 Precision과 Recall 간 조화로운 성능을 기록하였다. Accuracy는 0.9996으로 매우 높은 수준이나, 데이터의 불균형 특성을 고려하면 단일 지표로 평가하기보다는 AUC, Recall, Precision, F1-score를 함께 해석하는 것이 타당하다.</w:t>
+      </w:r>
+    </w:p>
+    <w:p>
+      <w:r>
+        <w:rPr>
+          <w:rFonts w:hint="eastAsia"/>
+        </w:rPr>
+        <w:t>본</w:t>
+      </w:r>
+      <w:r>
+        <w:t xml:space="preserve"> 모델의 </w:t>
+      </w:r>
+      <w:proofErr w:type="spellStart"/>
+      <w:r>
+        <w:t>하이퍼파라미터는</w:t>
       </w:r>
       <w:proofErr w:type="spellEnd"/>
       <w:r>
-        <w:rPr>
-          <w:rFonts w:hint="eastAsia"/>
-        </w:rPr>
-        <w:t>) 학습 및 결과 분석</w:t>
-      </w:r>
-    </w:p>
-    <w:p>
-      <w:r>
-        <w:rPr>
-          <w:rFonts w:hint="eastAsia"/>
-        </w:rPr>
-        <w:t>확률적</w:t>
-      </w:r>
-      <w:r>
-        <w:t xml:space="preserve"> </w:t>
+        <w:t xml:space="preserve"> 데이터 특성과 일반화 성능을 고려하여 </w:t>
       </w:r>
       <w:proofErr w:type="spellStart"/>
       <w:r>
-        <w:t>경사하강법</w:t>
+        <w:t>n_estimators</w:t>
       </w:r>
       <w:proofErr w:type="spellEnd"/>
       <w:r>
-        <w:t>(SGD)</w:t>
-      </w:r>
-      <w:r>
-        <w:rPr>
-          <w:rFonts w:hint="eastAsia"/>
-        </w:rPr>
-        <w:t>은</w:t>
-      </w:r>
-      <w:r>
-        <w:t xml:space="preserve"> 로지스틱 회귀 형태의 </w:t>
+        <w:t xml:space="preserve">=450, </w:t>
       </w:r>
       <w:proofErr w:type="spellStart"/>
       <w:r>
-        <w:t>log_loss</w:t>
+        <w:t>max_depth</w:t>
       </w:r>
       <w:proofErr w:type="spellEnd"/>
       <w:r>
-        <w:t>를 사용하였다.</w:t>
-      </w:r>
-      <w:r>
-        <w:rPr>
-          <w:rFonts w:hint="eastAsia"/>
-        </w:rPr>
-        <w:t xml:space="preserve"> 과적합을</w:t>
-      </w:r>
-      <w:r>
-        <w:t xml:space="preserve"> 방지하면서 변수 선택 효과를 동시에 얻기 위해 규제 방식은 </w:t>
+        <w:t xml:space="preserve">=10, </w:t>
       </w:r>
       <w:proofErr w:type="spellStart"/>
       <w:r>
-        <w:t>ElasticNet</w:t>
+        <w:t>min_samples_split</w:t>
       </w:r>
       <w:proofErr w:type="spellEnd"/>
       <w:r>
-        <w:t>을 적용하였다.</w:t>
-      </w:r>
-    </w:p>
-    <w:p>
+        <w:t xml:space="preserve">=15, </w:t>
+      </w:r>
       <w:proofErr w:type="spellStart"/>
       <w:r>
-        <w:rPr>
-          <w:rFonts w:hint="eastAsia"/>
-        </w:rPr>
-        <w:t>학습률은</w:t>
+        <w:t>min_samples_leaf</w:t>
       </w:r>
       <w:proofErr w:type="spellEnd"/>
       <w:r>
-        <w:t xml:space="preserve"> adaptive 방식으로 설정되어 초기 단계에서 빠르게 수렴하고 이후 점진적으로 안정적인</w:t>
-      </w:r>
-      <w:r>
-        <w:rPr>
-          <w:rFonts w:hint="eastAsia"/>
-        </w:rPr>
-        <w:t xml:space="preserve"> 업데이트를</w:t>
-      </w:r>
-      <w:r>
-        <w:t xml:space="preserve"> 수행하도록 하였다.</w:t>
-      </w:r>
-      <w:r>
-        <w:rPr>
-          <w:rFonts w:hint="eastAsia"/>
-        </w:rPr>
-        <w:t xml:space="preserve"> </w:t>
-      </w:r>
-      <w:r>
-        <w:t>ROC-AUC는 0.968로 정상/이상 클래스 구분 성능이 우수함을 보여주었다.</w:t>
-      </w:r>
-      <w:r>
-        <w:rPr>
-          <w:rFonts w:hint="eastAsia"/>
-        </w:rPr>
-        <w:t xml:space="preserve"> 전체</w:t>
-      </w:r>
-      <w:r>
-        <w:t xml:space="preserve"> 정확도는 0.999로 매우 높지만, 데이터 불균형 특성을 고려하면 정확도로만 모델의 성능을 판단하기</w:t>
-      </w:r>
-      <w:r>
-        <w:rPr>
-          <w:rFonts w:hint="eastAsia"/>
-        </w:rPr>
-        <w:t xml:space="preserve"> 어렵다</w:t>
-      </w:r>
-      <w:r>
-        <w:t>.</w:t>
-      </w:r>
-      <w:r>
-        <w:rPr>
-          <w:rFonts w:hint="eastAsia"/>
-        </w:rPr>
-        <w:t xml:space="preserve"> </w:t>
-      </w:r>
-      <w:r>
-        <w:t>Precision은 0.867, Recall은 0.796, 그리고 F1-score는 0.830으로 계산되었으며,</w:t>
-      </w:r>
-      <w:r>
-        <w:rPr>
-          <w:rFonts w:hint="eastAsia"/>
-        </w:rPr>
-        <w:t xml:space="preserve"> 이</w:t>
-      </w:r>
-      <w:r>
-        <w:t xml:space="preserve"> 결과는 모델이 비교적 정확하게 이상 사례를 식별하면서도 </w:t>
+        <w:t xml:space="preserve">=5, </w:t>
       </w:r>
       <w:proofErr w:type="spellStart"/>
       <w:r>
-        <w:t>탐지율</w:t>
+        <w:t>max_features</w:t>
       </w:r>
       <w:proofErr w:type="spellEnd"/>
       <w:r>
-        <w:t>(Recall) 역시 균형적으로</w:t>
-      </w:r>
-      <w:r>
-        <w:rPr>
-          <w:rFonts w:hint="eastAsia"/>
-        </w:rPr>
-        <w:t xml:space="preserve"> 유지하고</w:t>
-      </w:r>
-      <w:r>
-        <w:t xml:space="preserve"> 있음을 의미한다. 다만 Precision이 Recall보다 더 높은 형태로 나타난 점은</w:t>
-      </w:r>
-      <w:r>
-        <w:rPr>
-          <w:rFonts w:hint="eastAsia"/>
-        </w:rPr>
-        <w:t xml:space="preserve"> 모델이</w:t>
-      </w:r>
-      <w:r>
-        <w:t xml:space="preserve"> </w:t>
-      </w:r>
-      <w:proofErr w:type="spellStart"/>
-      <w:r>
-        <w:t>오탐</w:t>
-      </w:r>
-      <w:proofErr w:type="spellEnd"/>
-      <w:r>
-        <w:t>(False Positive)을 줄이는 방향으로 학습되었음을 시사하며, 이로 인해 일부</w:t>
-      </w:r>
-      <w:r>
-        <w:rPr>
-          <w:rFonts w:hint="eastAsia"/>
-        </w:rPr>
-        <w:t xml:space="preserve"> 이상</w:t>
-      </w:r>
-      <w:r>
-        <w:t xml:space="preserve"> 사례가 탐지되지 않을 가능성이 존재한다.</w:t>
-      </w:r>
-      <w:r>
-        <w:rPr>
-          <w:rFonts w:hint="eastAsia"/>
-        </w:rPr>
-        <w:t xml:space="preserve"> </w:t>
-      </w:r>
-      <w:r>
-        <w:t xml:space="preserve">SGD모델은 불균형 </w:t>
+        <w:t xml:space="preserve">="log2"로 설정되었으며, 이는 과적합을 </w:t>
       </w:r>
       <w:r>
         <w:lastRenderedPageBreak/>
-        <w:t>데이터 환경에서 안정적인 분류 결과를 제공하는 모델로 평가된다.</w:t>
-      </w:r>
-      <w:r>
-        <w:t xml:space="preserve"> </w:t>
+        <w:t>억제하면서도 안정적인 예측 성능을 확보할 수 있도록 구성되었다.</w:t>
       </w:r>
       <w:r>
         <w:rPr>
           <w:noProof/>
         </w:rPr>
         <w:drawing>
-          <wp:inline distT="0" distB="0" distL="0" distR="0" wp14:anchorId="111BC89D" wp14:editId="71EBDF49">
+          <wp:inline distT="0" distB="0" distL="0" distR="0" wp14:anchorId="6D387EA7" wp14:editId="2B5FB126">
             <wp:extent cx="5943600" cy="3669030"/>
             <wp:effectExtent l="0" t="0" r="0" b="7620"/>
-            <wp:docPr id="472802774" name="그림 1"/>
+            <wp:docPr id="2075197223" name="그림 1"/>
             <wp:cNvGraphicFramePr>
               <a:graphicFrameLocks xmlns:a="http://schemas.openxmlformats.org/drawingml/2006/main" noChangeAspect="1"/>
             </wp:cNvGraphicFramePr>
@@ -15123,7 +17851,7 @@
               <a:graphicData uri="http://schemas.openxmlformats.org/drawingml/2006/picture">
                 <pic:pic xmlns:pic="http://schemas.openxmlformats.org/drawingml/2006/picture">
                   <pic:nvPicPr>
-                    <pic:cNvPr id="472802774" name=""/>
+                    <pic:cNvPr id="2075197223" name=""/>
                     <pic:cNvPicPr/>
                   </pic:nvPicPr>
                   <pic:blipFill>
@@ -15153,7 +17881,7 @@
         <w:rPr>
           <w:rFonts w:hint="eastAsia"/>
         </w:rPr>
-        <w:t>[그림 3.4.3 SGD 모델 지표]</w:t>
+        <w:t>[그림 3.4.2 RF 모델 지표]</w:t>
       </w:r>
     </w:p>
     <w:p>
@@ -15164,90 +17892,210 @@
         <w:rPr>
           <w:rFonts w:hint="eastAsia"/>
         </w:rPr>
-        <w:t>3.4.2.4 선형 SVM(</w:t>
+        <w:t>3.4.2.3 선형 모델(</w:t>
       </w:r>
       <w:proofErr w:type="spellStart"/>
       <w:r>
         <w:rPr>
           <w:rFonts w:hint="eastAsia"/>
         </w:rPr>
-        <w:t>LinearSVC</w:t>
+        <w:t>SGDClassifier</w:t>
       </w:r>
       <w:proofErr w:type="spellEnd"/>
       <w:r>
         <w:rPr>
           <w:rFonts w:hint="eastAsia"/>
         </w:rPr>
-        <w:t>/SVC) 모델 학습(Balanced Class Weight 적용)</w:t>
-      </w:r>
-    </w:p>
-    <w:p>
-      <w:r>
-        <w:t xml:space="preserve">비선형 경계 학습에 강점을 가진 RBF 커널 기반 SVC 모델을 적용하였다. 모델의 정규화 파라미터(C)는 약 0.178로 설정되어 과도한 복잡도를 억제하면서 데이터 분리에 필요한 최소한의 마진을 확보하도록 하였으며, gamma 값은 0.00621로 비교적 낮아 모델이 너무 세밀하게 학습되지 않도록 제어하였다. 또한 클래스 불균형 문제를 완화하기 위해 </w:t>
+        <w:t>) 학습 및 결과 분석</w:t>
+      </w:r>
+    </w:p>
+    <w:p>
+      <w:r>
+        <w:rPr>
+          <w:rFonts w:hint="eastAsia"/>
+        </w:rPr>
+        <w:t>확률적</w:t>
+      </w:r>
+      <w:r>
+        <w:t xml:space="preserve"> </w:t>
       </w:r>
       <w:proofErr w:type="spellStart"/>
       <w:r>
-        <w:t>class_weight</w:t>
+        <w:t>경사하강법</w:t>
       </w:r>
       <w:proofErr w:type="spellEnd"/>
       <w:r>
-        <w:t>="balanced"</w:t>
+        <w:t>(SGD)</w:t>
+      </w:r>
+      <w:r>
+        <w:rPr>
+          <w:rFonts w:hint="eastAsia"/>
+        </w:rPr>
+        <w:t>은</w:t>
+      </w:r>
+      <w:r>
+        <w:t xml:space="preserve"> 로지스틱 회귀 형태의 </w:t>
       </w:r>
       <w:proofErr w:type="spellStart"/>
       <w:r>
-        <w:t>를</w:t>
+        <w:t>log_loss</w:t>
       </w:r>
       <w:proofErr w:type="spellEnd"/>
       <w:r>
-        <w:t xml:space="preserve"> 적용하여 소수 클래스에 추가 가중치를 부여하였</w:t>
+        <w:t>를 사용하였다.</w:t>
       </w:r>
       <w:r>
         <w:rPr>
           <w:rFonts w:hint="eastAsia"/>
         </w:rPr>
-        <w:t>고</w:t>
-      </w:r>
-      <w:r>
-        <w:t>, 예측 확률 출력을 위해 probability=True 설정을 사용하였다.</w:t>
-      </w:r>
+        <w:t xml:space="preserve"> 과적합을</w:t>
+      </w:r>
+      <w:r>
+        <w:t xml:space="preserve"> 방지하면서 변수 선택 효과를 동시에 얻기 위해 규제 방식은 </w:t>
+      </w:r>
+      <w:proofErr w:type="spellStart"/>
+      <w:r>
+        <w:t>ElasticNet</w:t>
+      </w:r>
+      <w:proofErr w:type="spellEnd"/>
+      <w:r>
+        <w:t>을 적용하였다.</w:t>
+      </w:r>
+    </w:p>
+    <w:p>
+      <w:proofErr w:type="spellStart"/>
       <w:r>
         <w:rPr>
           <w:rFonts w:hint="eastAsia"/>
         </w:rPr>
-        <w:t xml:space="preserve"> 성능</w:t>
-      </w:r>
-      <w:r>
-        <w:t xml:space="preserve"> 평가 결과, ROC-AUC는 0.973으로 측정되어 두 클래스 간 구분 능력은 비교적 우수하게 나타났다. 전체 정확도는 0.986으로 높게 나타났으나, 데이터 불균형 특성을 고려할 때 단순 정확도로 모델의 성능을 판단하기 어렵다. 실제 핵심 지표인 Precision은 0.100, Recall은 0.878, 그리고 F1-score는 0.179로 측정되었다. 이는 모델이 이상 데이터를 적극적으로 탐지하지만(높은 Recall), 정상 데이터를 </w:t>
+        <w:t>학습률은</w:t>
+      </w:r>
+      <w:proofErr w:type="spellEnd"/>
+      <w:r>
+        <w:t xml:space="preserve"> adaptive 방식으로 설정되어 초기 단계에서 빠르게 수렴하고 이후 점진적으로 안정적인</w:t>
+      </w:r>
+      <w:r>
+        <w:rPr>
+          <w:rFonts w:hint="eastAsia"/>
+        </w:rPr>
+        <w:t xml:space="preserve"> 업데이트를</w:t>
+      </w:r>
+      <w:r>
+        <w:t xml:space="preserve"> 수행하도록 하였다.</w:t>
+      </w:r>
+      <w:r>
+        <w:rPr>
+          <w:rFonts w:hint="eastAsia"/>
+        </w:rPr>
+        <w:t xml:space="preserve"> </w:t>
+      </w:r>
+      <w:r>
+        <w:t>ROC-AUC는 0.968로 정상/이상 클래스 구분 성능이 우수함을 보여주었다.</w:t>
+      </w:r>
+      <w:r>
+        <w:rPr>
+          <w:rFonts w:hint="eastAsia"/>
+        </w:rPr>
+        <w:t xml:space="preserve"> 전체</w:t>
+      </w:r>
+      <w:r>
+        <w:t xml:space="preserve"> 정확도는 0.999로 매우 높지만, 데이터 불균형 특성을 고려하면 정확도로만 모델의 성능을 판단하기</w:t>
+      </w:r>
+      <w:r>
+        <w:rPr>
+          <w:rFonts w:hint="eastAsia"/>
+        </w:rPr>
+        <w:t xml:space="preserve"> 어렵다</w:t>
+      </w:r>
+      <w:r>
+        <w:t>.</w:t>
+      </w:r>
+      <w:r>
+        <w:rPr>
+          <w:rFonts w:hint="eastAsia"/>
+        </w:rPr>
+        <w:t xml:space="preserve"> </w:t>
+      </w:r>
+      <w:r>
+        <w:t>Precision은 0.867, Recall은 0.796, 그리고 F1-score는 0.830으로 계산되었으며,</w:t>
+      </w:r>
+      <w:r>
+        <w:rPr>
+          <w:rFonts w:hint="eastAsia"/>
+        </w:rPr>
+        <w:t xml:space="preserve"> 이</w:t>
+      </w:r>
+      <w:r>
+        <w:t xml:space="preserve"> 결과는 모델이 비교적 정확하게 이상 사례를 식별하면서도 </w:t>
       </w:r>
       <w:proofErr w:type="spellStart"/>
       <w:r>
-        <w:t>오탐지하는</w:t>
+        <w:t>탐지율</w:t>
       </w:r>
       <w:proofErr w:type="spellEnd"/>
       <w:r>
+        <w:t>(Recall) 역시 균형적으로</w:t>
+      </w:r>
+      <w:r>
+        <w:rPr>
+          <w:rFonts w:hint="eastAsia"/>
+        </w:rPr>
+        <w:t xml:space="preserve"> 유지하고</w:t>
+      </w:r>
+      <w:r>
+        <w:t xml:space="preserve"> 있음을 의미한다. 다만 Precision이 Recall보다 더 높은 형태로 나타난 점은</w:t>
+      </w:r>
+      <w:r>
+        <w:rPr>
+          <w:rFonts w:hint="eastAsia"/>
+        </w:rPr>
+        <w:t xml:space="preserve"> 모델이</w:t>
+      </w:r>
+      <w:r>
         <w:t xml:space="preserve"> </w:t>
       </w:r>
+      <w:proofErr w:type="spellStart"/>
+      <w:r>
+        <w:t>오탐</w:t>
+      </w:r>
+      <w:proofErr w:type="spellEnd"/>
+      <w:r>
+        <w:t>(False Positive)을 줄이는 방향으로 학습되었음을 시사하며, 이로 인해 일부</w:t>
+      </w:r>
       <w:r>
         <w:rPr>
           <w:rFonts w:hint="eastAsia"/>
         </w:rPr>
-        <w:t>비율이</w:t>
-      </w:r>
-      <w:r>
-        <w:t xml:space="preserve"> 높아 Precision이 크게 낮아지는 경향이 나타난다는 의미로 해석된다.</w:t>
-      </w:r>
-    </w:p>
-    <w:p>
+        <w:t xml:space="preserve"> 이상</w:t>
+      </w:r>
+      <w:r>
+        <w:t xml:space="preserve"> 사례가 탐지되지 않을 가능성이 존재한다.</w:t>
+      </w:r>
+      <w:r>
+        <w:rPr>
+          <w:rFonts w:hint="eastAsia"/>
+        </w:rPr>
+        <w:t xml:space="preserve"> </w:t>
+      </w:r>
+      <w:r>
+        <w:t xml:space="preserve">SGD모델은 불균형 </w:t>
+      </w:r>
+      <w:r>
+        <w:lastRenderedPageBreak/>
+        <w:t>데이터 환경에서 안정적인 분류 결과를 제공하는 모델로 평가된다.</w:t>
+      </w:r>
+      <w:r>
+        <w:t xml:space="preserve"> </w:t>
+      </w:r>
       <w:r>
         <w:rPr>
           <w:noProof/>
         </w:rPr>
-        <w:lastRenderedPageBreak/>
         <w:drawing>
-          <wp:inline distT="0" distB="0" distL="0" distR="0" wp14:anchorId="00E1F2D4" wp14:editId="772D5381">
+          <wp:inline distT="0" distB="0" distL="0" distR="0" wp14:anchorId="111BC89D" wp14:editId="71EBDF49">
             <wp:extent cx="5943600" cy="3669030"/>
             <wp:effectExtent l="0" t="0" r="0" b="7620"/>
-            <wp:docPr id="1880067274" name="그림 1"/>
+            <wp:docPr id="472802774" name="그림 1"/>
             <wp:cNvGraphicFramePr>
               <a:graphicFrameLocks xmlns:a="http://schemas.openxmlformats.org/drawingml/2006/main" noChangeAspect="1"/>
             </wp:cNvGraphicFramePr>
@@ -15255,7 +18103,7 @@
               <a:graphicData uri="http://schemas.openxmlformats.org/drawingml/2006/picture">
                 <pic:pic xmlns:pic="http://schemas.openxmlformats.org/drawingml/2006/picture">
                   <pic:nvPicPr>
-                    <pic:cNvPr id="1880067274" name=""/>
+                    <pic:cNvPr id="472802774" name=""/>
                     <pic:cNvPicPr/>
                   </pic:nvPicPr>
                   <pic:blipFill>
@@ -15285,17 +18133,37 @@
         <w:rPr>
           <w:rFonts w:hint="eastAsia"/>
         </w:rPr>
-        <w:t>[그림 3.4.4 SVC 모델 지표]</w:t>
-      </w:r>
-    </w:p>
-    <w:p>
+        <w:t>[그림 3.4.3 SGD 모델 지표]</w:t>
+      </w:r>
+    </w:p>
+    <w:p>
+      <w:pPr>
+        <w:pStyle w:val="4"/>
+      </w:pPr>
+      <w:r>
+        <w:rPr>
+          <w:rFonts w:hint="eastAsia"/>
+        </w:rPr>
+        <w:t>3.4.2.4 선형 SVM(</w:t>
+      </w:r>
       <w:proofErr w:type="spellStart"/>
       <w:r>
+        <w:rPr>
+          <w:rFonts w:hint="eastAsia"/>
+        </w:rPr>
         <w:t>LinearSVC</w:t>
       </w:r>
       <w:proofErr w:type="spellEnd"/>
       <w:r>
-        <w:t xml:space="preserve"> 모델은 선형 서포트 벡터 머신 기반 분류 알고리즘으로, 고차원 데이터나 희소 벡터가 많은 데이터에서 효율적으로 작동하는 것이 특징이다. 본 실험에서는 클래스 불균형을 보정하기 위해 </w:t>
+        <w:rPr>
+          <w:rFonts w:hint="eastAsia"/>
+        </w:rPr>
+        <w:t>/SVC) 모델 학습(Balanced Class Weight 적용)</w:t>
+      </w:r>
+    </w:p>
+    <w:p>
+      <w:r>
+        <w:t xml:space="preserve">비선형 경계 학습에 강점을 가진 RBF 커널 기반 SVC 모델을 적용하였다. 모델의 정규화 파라미터(C)는 약 0.178로 설정되어 과도한 복잡도를 억제하면서 데이터 분리에 필요한 최소한의 마진을 확보하도록 하였으며, gamma 값은 0.00621로 비교적 낮아 모델이 너무 세밀하게 학습되지 않도록 제어하였다. 또한 클래스 불균형 문제를 완화하기 위해 </w:t>
       </w:r>
       <w:proofErr w:type="spellStart"/>
       <w:r>
@@ -15311,46 +18179,55 @@
       </w:r>
       <w:proofErr w:type="spellEnd"/>
       <w:r>
-        <w:t xml:space="preserve"> 적용하였으며, 규제 강도를 조절하는 </w:t>
+        <w:t xml:space="preserve"> 적용하여 소수 클래스에 추가 가중치를 부여하였</w:t>
+      </w:r>
+      <w:r>
+        <w:rPr>
+          <w:rFonts w:hint="eastAsia"/>
+        </w:rPr>
+        <w:t>고</w:t>
+      </w:r>
+      <w:r>
+        <w:t>, 예측 확률 출력을 위해 probability=True 설정을 사용하였다.</w:t>
+      </w:r>
+      <w:r>
+        <w:rPr>
+          <w:rFonts w:hint="eastAsia"/>
+        </w:rPr>
+        <w:t xml:space="preserve"> 성능</w:t>
+      </w:r>
+      <w:r>
+        <w:t xml:space="preserve"> 평가 결과, ROC-AUC는 0.973으로 측정되어 두 클래스 간 구분 능력은 비교적 우수하게 나타났다. 전체 정확도는 0.986으로 높게 나타났으나, 데이터 불균형 특성을 고려할 때 단순 정확도로 모델의 성능을 판단하기 어렵다. 실제 핵심 지표인 Precision은 0.100, Recall은 0.878, 그리고 F1-score는 0.179로 측정되었다. 이는 모델이 이상 데이터를 적극적으로 탐지하지만(높은 Recall), 정상 데이터를 </w:t>
       </w:r>
       <w:proofErr w:type="spellStart"/>
       <w:r>
-        <w:t>하이퍼파라미터</w:t>
+        <w:t>오탐지하는</w:t>
       </w:r>
       <w:proofErr w:type="spellEnd"/>
       <w:r>
-        <w:t xml:space="preserve"> C 값이 0.001로 매우 작게 설정되어 강한 정규화가 적용된 구조로 학습이 진행되었다. 이는 모델 복잡도를 억제하고 일반화 성능을 확보하려는 목적이었다.</w:t>
-      </w:r>
-    </w:p>
-    <w:p>
+        <w:t xml:space="preserve"> </w:t>
+      </w:r>
       <w:r>
         <w:rPr>
           <w:rFonts w:hint="eastAsia"/>
         </w:rPr>
-        <w:t>모델</w:t>
-      </w:r>
-      <w:r>
-        <w:t xml:space="preserve"> 성능 평가 결과, ROC-AUC는 0.9682로 클래스 구분 능력은 높은 수준으로 나타났다. 또한 Recall은 0.8878로 가장 높은 탐지율을 기록하며, 실제 이상 거래를 놓치지 않는 방향으로 모델이 학습되었음을 확인할 수 있다. 반면 Precision은 0.0542, F1-score는 0.1022로 매우 낮게 측정되었으며, 이는 탐지된 결과 중 상당수가 정상 거래로 분류되는 높은 False Positive 발생 가능성을 의미한다. Accuracy는 0.9732로 </w:t>
-      </w:r>
-      <w:r>
+        <w:t>비율이</w:t>
+      </w:r>
+      <w:r>
+        <w:t xml:space="preserve"> 높아 Precision이 크게 낮아지는 경향이 나타난다는 의미로 해석된다.</w:t>
+      </w:r>
+    </w:p>
+    <w:p>
+      <w:r>
+        <w:rPr>
+          <w:noProof/>
+        </w:rPr>
         <w:lastRenderedPageBreak/>
-        <w:t>측정되었으나, 데이터의 불균형 구조를 고려할 때 단독 지표로 성능을 평가하기에는 제한적이다.</w:t>
-      </w:r>
-      <w:r>
-        <w:rPr>
-          <w:noProof/>
-        </w:rPr>
-        <w:t xml:space="preserve"> </w:t>
-      </w:r>
-      <w:r>
-        <w:rPr>
-          <w:noProof/>
-        </w:rPr>
         <w:drawing>
-          <wp:inline distT="0" distB="0" distL="0" distR="0" wp14:anchorId="20E96750" wp14:editId="352D3936">
+          <wp:inline distT="0" distB="0" distL="0" distR="0" wp14:anchorId="00E1F2D4" wp14:editId="772D5381">
             <wp:extent cx="5943600" cy="3669030"/>
             <wp:effectExtent l="0" t="0" r="0" b="7620"/>
-            <wp:docPr id="1250110931" name="그림 1"/>
+            <wp:docPr id="1880067274" name="그림 1"/>
             <wp:cNvGraphicFramePr>
               <a:graphicFrameLocks xmlns:a="http://schemas.openxmlformats.org/drawingml/2006/main" noChangeAspect="1"/>
             </wp:cNvGraphicFramePr>
@@ -15358,7 +18235,7 @@
               <a:graphicData uri="http://schemas.openxmlformats.org/drawingml/2006/picture">
                 <pic:pic xmlns:pic="http://schemas.openxmlformats.org/drawingml/2006/picture">
                   <pic:nvPicPr>
-                    <pic:cNvPr id="1250110931" name=""/>
+                    <pic:cNvPr id="1880067274" name=""/>
                     <pic:cNvPicPr/>
                   </pic:nvPicPr>
                   <pic:blipFill>
@@ -15388,155 +18265,72 @@
         <w:rPr>
           <w:rFonts w:hint="eastAsia"/>
         </w:rPr>
-        <w:t>[그림 3.4.5 LVC 모델 지표]</w:t>
-      </w:r>
-    </w:p>
-    <w:p>
-      <w:pPr>
-        <w:pStyle w:val="4"/>
-      </w:pPr>
+        <w:t>[그림 3.4.4 SVC 모델 지표]</w:t>
+      </w:r>
+    </w:p>
+    <w:p>
+      <w:proofErr w:type="spellStart"/>
+      <w:r>
+        <w:t>LinearSVC</w:t>
+      </w:r>
+      <w:proofErr w:type="spellEnd"/>
+      <w:r>
+        <w:t xml:space="preserve"> 모델은 선형 서포트 벡터 머신 기반 분류 알고리즘으로, 고차원 데이터나 희소 벡터가 많은 데이터에서 효율적으로 작동하는 것이 특징이다. 본 실험에서는 클래스 불균형을 보정하기 위해 </w:t>
+      </w:r>
+      <w:proofErr w:type="spellStart"/>
+      <w:r>
+        <w:t>class_weight</w:t>
+      </w:r>
+      <w:proofErr w:type="spellEnd"/>
+      <w:r>
+        <w:t>="balanced"</w:t>
+      </w:r>
+      <w:proofErr w:type="spellStart"/>
+      <w:r>
+        <w:t>를</w:t>
+      </w:r>
+      <w:proofErr w:type="spellEnd"/>
+      <w:r>
+        <w:t xml:space="preserve"> 적용하였으며, 규제 강도를 조절하는 </w:t>
+      </w:r>
+      <w:proofErr w:type="spellStart"/>
+      <w:r>
+        <w:t>하이퍼파라미터</w:t>
+      </w:r>
+      <w:proofErr w:type="spellEnd"/>
+      <w:r>
+        <w:t xml:space="preserve"> C 값이 0.001로 매우 작게 설정되어 강한 정규화가 적용된 구조로 학습이 진행되었다. 이는 모델 복잡도를 억제하고 일반화 성능을 확보하려는 목적이었다.</w:t>
+      </w:r>
+    </w:p>
+    <w:p>
       <w:r>
         <w:rPr>
           <w:rFonts w:hint="eastAsia"/>
         </w:rPr>
-        <w:t xml:space="preserve">3.4.2.5 </w:t>
-      </w:r>
-      <w:proofErr w:type="spellStart"/>
-      <w:r>
-        <w:rPr>
-          <w:rFonts w:hint="eastAsia"/>
-        </w:rPr>
-        <w:t>CatBoost</w:t>
-      </w:r>
-      <w:proofErr w:type="spellEnd"/>
-      <w:r>
-        <w:rPr>
-          <w:rFonts w:hint="eastAsia"/>
-        </w:rPr>
-        <w:t xml:space="preserve"> (CB) 모델 학습</w:t>
-      </w:r>
-    </w:p>
-    <w:p>
-      <w:r>
-        <w:t xml:space="preserve">범주형 변수 처리와 불균형 데이터 환경에서 강점을 가진 </w:t>
-      </w:r>
-      <w:proofErr w:type="spellStart"/>
-      <w:r>
-        <w:t>CatBoost</w:t>
-      </w:r>
-      <w:proofErr w:type="spellEnd"/>
-      <w:r>
-        <w:t xml:space="preserve"> 분류 모델</w:t>
-      </w:r>
-      <w:r>
-        <w:rPr>
-          <w:rFonts w:hint="eastAsia"/>
-        </w:rPr>
-        <w:t>은</w:t>
-      </w:r>
-      <w:r>
-        <w:t xml:space="preserve"> 학습 효율성과 일반화 성능을 고려해 depth=4, iterations=550, learning_rate</w:t>
-      </w:r>
-      <w:r>
-        <w:rPr>
-          <w:rFonts w:ascii="Cambria Math" w:hAnsi="Cambria Math" w:cs="Cambria Math"/>
-        </w:rPr>
-        <w:t>≈</w:t>
-      </w:r>
-      <w:r>
-        <w:t>0.0178으로 설정되었으며, 규제 강화를 위해 l2_leaf_reg</w:t>
-      </w:r>
-      <w:r>
-        <w:rPr>
-          <w:rFonts w:ascii="Cambria Math" w:hAnsi="Cambria Math" w:cs="Cambria Math"/>
-        </w:rPr>
-        <w:t>≈</w:t>
-      </w:r>
-      <w:r>
-        <w:t xml:space="preserve">7.55를 적용하였다. 또한 </w:t>
-      </w:r>
-      <w:proofErr w:type="spellStart"/>
-      <w:r>
-        <w:t>bagging_temperature</w:t>
-      </w:r>
-      <w:proofErr w:type="spellEnd"/>
-      <w:r>
-        <w:t xml:space="preserve">와 </w:t>
-      </w:r>
-      <w:proofErr w:type="spellStart"/>
-      <w:r>
-        <w:t>random_strength</w:t>
-      </w:r>
-      <w:proofErr w:type="spellEnd"/>
-      <w:r>
-        <w:t>를 활용하여 의사결정 경로의 다양성을 확보함으로써 과적합을 억제하고 안정</w:t>
-      </w:r>
-      <w:r>
-        <w:rPr>
-          <w:rFonts w:hint="eastAsia"/>
-        </w:rPr>
-        <w:t>적인</w:t>
-      </w:r>
-      <w:r>
-        <w:t xml:space="preserve"> 학습을 수행할 수 있도록 구성하였다.</w:t>
-      </w:r>
-      <w:r>
-        <w:rPr>
-          <w:rFonts w:hint="eastAsia"/>
-        </w:rPr>
-        <w:t xml:space="preserve"> 성능</w:t>
-      </w:r>
-      <w:r>
-        <w:t xml:space="preserve"> 평가 결과, AUC는 0.9707로 높은 분류 성능을 보였으며, 전체 정확도는 0.9996으로 매우 높은 수준을 기록하였다. Precision은 0.9639, Recall은 0.8163, 그리고 F1-score는 0.884로 나타났으며, 이는 모델이 정확한 탐지(Precision)와 놓치지 않는 </w:t>
-      </w:r>
-      <w:proofErr w:type="spellStart"/>
-      <w:r>
-        <w:t>탐지율</w:t>
-      </w:r>
-      <w:proofErr w:type="spellEnd"/>
-      <w:r>
-        <w:t xml:space="preserve">(Recall) 간 균형을 성공적으로 확보한 구조임을 의미한다. 특히 F2-score가 0.8421로 확인되면서 Recall 가중 환경에서도 안정적인 </w:t>
-      </w:r>
-      <w:r>
-        <w:rPr>
-          <w:rFonts w:hint="eastAsia"/>
-        </w:rPr>
-        <w:t>성능을</w:t>
-      </w:r>
-      <w:r>
-        <w:t xml:space="preserve"> 유지하는 것으로 나타났다.</w:t>
-      </w:r>
-    </w:p>
-    <w:p>
-      <w:r>
-        <w:rPr>
-          <w:rFonts w:hint="eastAsia"/>
-        </w:rPr>
-        <w:t>종합적으로</w:t>
-      </w:r>
-      <w:r>
-        <w:t xml:space="preserve">, 본 </w:t>
-      </w:r>
-      <w:proofErr w:type="spellStart"/>
-      <w:r>
-        <w:t>CatBoost</w:t>
-      </w:r>
-      <w:proofErr w:type="spellEnd"/>
-      <w:r>
-        <w:t xml:space="preserve"> 모델은 불균형 데이터 환경에서도 높은 분류 정확도와 균형 잡힌 성능을 제공하는 모델로 평가된다.</w:t>
-      </w:r>
-    </w:p>
-    <w:p>
+        <w:t>모델</w:t>
+      </w:r>
+      <w:r>
+        <w:t xml:space="preserve"> 성능 평가 결과, ROC-AUC는 0.9682로 클래스 구분 능력은 높은 수준으로 나타났다. 또한 Recall은 0.8878로 가장 높은 탐지율을 기록하며, 실제 이상 거래를 놓치지 않는 방향으로 모델이 학습되었음을 확인할 수 있다. 반면 Precision은 0.0542, F1-score는 0.1022로 매우 낮게 측정되었으며, 이는 탐지된 결과 중 상당수가 정상 거래로 분류되는 높은 False Positive 발생 가능성을 의미한다. Accuracy는 0.9732로 </w:t>
+      </w:r>
+      <w:r>
+        <w:lastRenderedPageBreak/>
+        <w:t>측정되었으나, 데이터의 불균형 구조를 고려할 때 단독 지표로 성능을 평가하기에는 제한적이다.</w:t>
+      </w:r>
       <w:r>
         <w:rPr>
           <w:noProof/>
         </w:rPr>
-        <w:lastRenderedPageBreak/>
+        <w:t xml:space="preserve"> </w:t>
+      </w:r>
+      <w:r>
+        <w:rPr>
+          <w:noProof/>
+        </w:rPr>
         <w:drawing>
-          <wp:inline distT="0" distB="0" distL="0" distR="0" wp14:anchorId="22F89B98" wp14:editId="3675DAEE">
+          <wp:inline distT="0" distB="0" distL="0" distR="0" wp14:anchorId="20E96750" wp14:editId="352D3936">
             <wp:extent cx="5943600" cy="3669030"/>
             <wp:effectExtent l="0" t="0" r="0" b="7620"/>
-            <wp:docPr id="329870460" name="그림 1"/>
+            <wp:docPr id="1250110931" name="그림 1"/>
             <wp:cNvGraphicFramePr>
               <a:graphicFrameLocks xmlns:a="http://schemas.openxmlformats.org/drawingml/2006/main" noChangeAspect="1"/>
             </wp:cNvGraphicFramePr>
@@ -15544,7 +18338,7 @@
               <a:graphicData uri="http://schemas.openxmlformats.org/drawingml/2006/picture">
                 <pic:pic xmlns:pic="http://schemas.openxmlformats.org/drawingml/2006/picture">
                   <pic:nvPicPr>
-                    <pic:cNvPr id="329870460" name=""/>
+                    <pic:cNvPr id="1250110931" name=""/>
                     <pic:cNvPicPr/>
                   </pic:nvPicPr>
                   <pic:blipFill>
@@ -15574,6 +18368,192 @@
         <w:rPr>
           <w:rFonts w:hint="eastAsia"/>
         </w:rPr>
+        <w:t>[그림 3.4.5 LVC 모델 지표]</w:t>
+      </w:r>
+    </w:p>
+    <w:p>
+      <w:pPr>
+        <w:pStyle w:val="4"/>
+      </w:pPr>
+      <w:r>
+        <w:rPr>
+          <w:rFonts w:hint="eastAsia"/>
+        </w:rPr>
+        <w:t xml:space="preserve">3.4.2.5 </w:t>
+      </w:r>
+      <w:proofErr w:type="spellStart"/>
+      <w:r>
+        <w:rPr>
+          <w:rFonts w:hint="eastAsia"/>
+        </w:rPr>
+        <w:t>CatBoost</w:t>
+      </w:r>
+      <w:proofErr w:type="spellEnd"/>
+      <w:r>
+        <w:rPr>
+          <w:rFonts w:hint="eastAsia"/>
+        </w:rPr>
+        <w:t xml:space="preserve"> (CB) 모델 학습</w:t>
+      </w:r>
+    </w:p>
+    <w:p>
+      <w:r>
+        <w:t xml:space="preserve">범주형 변수 처리와 불균형 데이터 환경에서 강점을 가진 </w:t>
+      </w:r>
+      <w:proofErr w:type="spellStart"/>
+      <w:r>
+        <w:t>CatBoost</w:t>
+      </w:r>
+      <w:proofErr w:type="spellEnd"/>
+      <w:r>
+        <w:t xml:space="preserve"> 분류 모델</w:t>
+      </w:r>
+      <w:r>
+        <w:rPr>
+          <w:rFonts w:hint="eastAsia"/>
+        </w:rPr>
+        <w:t>은</w:t>
+      </w:r>
+      <w:r>
+        <w:t xml:space="preserve"> 학습 효율성과 일반화 성능을 고려해 depth=4, iterations=550, learning_rate</w:t>
+      </w:r>
+      <w:r>
+        <w:rPr>
+          <w:rFonts w:ascii="Cambria Math" w:hAnsi="Cambria Math" w:cs="Cambria Math"/>
+        </w:rPr>
+        <w:t>≈</w:t>
+      </w:r>
+      <w:r>
+        <w:t>0.0178으로 설정되었으며, 규제 강화를 위해 l2_leaf_reg</w:t>
+      </w:r>
+      <w:r>
+        <w:rPr>
+          <w:rFonts w:ascii="Cambria Math" w:hAnsi="Cambria Math" w:cs="Cambria Math"/>
+        </w:rPr>
+        <w:t>≈</w:t>
+      </w:r>
+      <w:r>
+        <w:t xml:space="preserve">7.55를 적용하였다. 또한 </w:t>
+      </w:r>
+      <w:proofErr w:type="spellStart"/>
+      <w:r>
+        <w:t>bagging_temperature</w:t>
+      </w:r>
+      <w:proofErr w:type="spellEnd"/>
+      <w:r>
+        <w:t xml:space="preserve">와 </w:t>
+      </w:r>
+      <w:proofErr w:type="spellStart"/>
+      <w:r>
+        <w:t>random_strength</w:t>
+      </w:r>
+      <w:proofErr w:type="spellEnd"/>
+      <w:r>
+        <w:t>를 활용하여 의사결정 경로의 다양성을 확보함으로써 과적합을 억제하고 안정</w:t>
+      </w:r>
+      <w:r>
+        <w:rPr>
+          <w:rFonts w:hint="eastAsia"/>
+        </w:rPr>
+        <w:t>적인</w:t>
+      </w:r>
+      <w:r>
+        <w:t xml:space="preserve"> 학습을 수행할 수 있도록 구성하였다.</w:t>
+      </w:r>
+      <w:r>
+        <w:rPr>
+          <w:rFonts w:hint="eastAsia"/>
+        </w:rPr>
+        <w:t xml:space="preserve"> 성능</w:t>
+      </w:r>
+      <w:r>
+        <w:t xml:space="preserve"> 평가 결과, AUC는 0.9707로 높은 분류 성능을 보였으며, 전체 정확도는 0.9996으로 매우 높은 수준을 기록하였다. Precision은 0.9639, Recall은 0.8163, 그리고 F1-score는 0.884로 나타났으며, 이는 모델이 정확한 탐지(Precision)와 놓치지 않는 </w:t>
+      </w:r>
+      <w:proofErr w:type="spellStart"/>
+      <w:r>
+        <w:t>탐지율</w:t>
+      </w:r>
+      <w:proofErr w:type="spellEnd"/>
+      <w:r>
+        <w:t xml:space="preserve">(Recall) 간 균형을 성공적으로 확보한 구조임을 의미한다. 특히 F2-score가 0.8421로 확인되면서 Recall 가중 환경에서도 안정적인 </w:t>
+      </w:r>
+      <w:r>
+        <w:rPr>
+          <w:rFonts w:hint="eastAsia"/>
+        </w:rPr>
+        <w:t>성능을</w:t>
+      </w:r>
+      <w:r>
+        <w:t xml:space="preserve"> 유지하는 것으로 나타났다.</w:t>
+      </w:r>
+    </w:p>
+    <w:p>
+      <w:r>
+        <w:rPr>
+          <w:rFonts w:hint="eastAsia"/>
+        </w:rPr>
+        <w:t>종합적으로</w:t>
+      </w:r>
+      <w:r>
+        <w:t xml:space="preserve">, 본 </w:t>
+      </w:r>
+      <w:proofErr w:type="spellStart"/>
+      <w:r>
+        <w:t>CatBoost</w:t>
+      </w:r>
+      <w:proofErr w:type="spellEnd"/>
+      <w:r>
+        <w:t xml:space="preserve"> 모델은 불균형 데이터 환경에서도 높은 분류 정확도와 균형 잡힌 성능을 제공하는 모델로 평가된다.</w:t>
+      </w:r>
+    </w:p>
+    <w:p>
+      <w:r>
+        <w:rPr>
+          <w:noProof/>
+        </w:rPr>
+        <w:lastRenderedPageBreak/>
+        <w:drawing>
+          <wp:inline distT="0" distB="0" distL="0" distR="0" wp14:anchorId="22F89B98" wp14:editId="3675DAEE">
+            <wp:extent cx="5943600" cy="3669030"/>
+            <wp:effectExtent l="0" t="0" r="0" b="7620"/>
+            <wp:docPr id="329870460" name="그림 1"/>
+            <wp:cNvGraphicFramePr>
+              <a:graphicFrameLocks xmlns:a="http://schemas.openxmlformats.org/drawingml/2006/main" noChangeAspect="1"/>
+            </wp:cNvGraphicFramePr>
+            <a:graphic xmlns:a="http://schemas.openxmlformats.org/drawingml/2006/main">
+              <a:graphicData uri="http://schemas.openxmlformats.org/drawingml/2006/picture">
+                <pic:pic xmlns:pic="http://schemas.openxmlformats.org/drawingml/2006/picture">
+                  <pic:nvPicPr>
+                    <pic:cNvPr id="329870460" name=""/>
+                    <pic:cNvPicPr/>
+                  </pic:nvPicPr>
+                  <pic:blipFill>
+                    <a:blip r:embed="rId21"/>
+                    <a:stretch>
+                      <a:fillRect/>
+                    </a:stretch>
+                  </pic:blipFill>
+                  <pic:spPr>
+                    <a:xfrm>
+                      <a:off x="0" y="0"/>
+                      <a:ext cx="5943600" cy="3669030"/>
+                    </a:xfrm>
+                    <a:prstGeom prst="rect">
+                      <a:avLst/>
+                    </a:prstGeom>
+                  </pic:spPr>
+                </pic:pic>
+              </a:graphicData>
+            </a:graphic>
+          </wp:inline>
+        </w:drawing>
+      </w:r>
+    </w:p>
+    <w:p>
+      <w:r>
+        <w:rPr>
+          <w:rFonts w:hint="eastAsia"/>
+        </w:rPr>
         <w:t xml:space="preserve">[그림 3.4.6 </w:t>
       </w:r>
       <w:proofErr w:type="spellStart"/>
@@ -15750,7 +18730,7 @@
                     <pic:cNvPicPr/>
                   </pic:nvPicPr>
                   <pic:blipFill>
-                    <a:blip r:embed="rId21"/>
+                    <a:blip r:embed="rId22"/>
                     <a:stretch>
                       <a:fillRect/>
                     </a:stretch>
@@ -15886,159 +18866,6 @@
                 <pic:pic xmlns:pic="http://schemas.openxmlformats.org/drawingml/2006/picture">
                   <pic:nvPicPr>
                     <pic:cNvPr id="750764047" name=""/>
-                    <pic:cNvPicPr/>
-                  </pic:nvPicPr>
-                  <pic:blipFill>
-                    <a:blip r:embed="rId22"/>
-                    <a:stretch>
-                      <a:fillRect/>
-                    </a:stretch>
-                  </pic:blipFill>
-                  <pic:spPr>
-                    <a:xfrm>
-                      <a:off x="0" y="0"/>
-                      <a:ext cx="5943600" cy="3669030"/>
-                    </a:xfrm>
-                    <a:prstGeom prst="rect">
-                      <a:avLst/>
-                    </a:prstGeom>
-                  </pic:spPr>
-                </pic:pic>
-              </a:graphicData>
-            </a:graphic>
-          </wp:inline>
-        </w:drawing>
-      </w:r>
-    </w:p>
-    <w:p>
-      <w:r>
-        <w:rPr>
-          <w:rFonts w:hint="eastAsia"/>
-        </w:rPr>
-        <w:t>[그림 3.4.8 Logistic Regression 모델 지표]</w:t>
-      </w:r>
-    </w:p>
-    <w:p>
-      <w:pPr>
-        <w:pStyle w:val="4"/>
-      </w:pPr>
-      <w:r>
-        <w:rPr>
-          <w:rFonts w:hint="eastAsia"/>
-        </w:rPr>
-        <w:t xml:space="preserve">3.4.2.8 </w:t>
-      </w:r>
-      <w:proofErr w:type="spellStart"/>
-      <w:r>
-        <w:rPr>
-          <w:rFonts w:hint="eastAsia"/>
-        </w:rPr>
-        <w:t>LinearRegression</w:t>
-      </w:r>
-      <w:proofErr w:type="spellEnd"/>
-      <w:r>
-        <w:rPr>
-          <w:rFonts w:hint="eastAsia"/>
-        </w:rPr>
-        <w:t xml:space="preserve"> 모델 학습</w:t>
-      </w:r>
-    </w:p>
-    <w:p>
-      <w:r>
-        <w:t xml:space="preserve">회귀 기반 접근인 Linear </w:t>
-      </w:r>
-      <w:proofErr w:type="spellStart"/>
-      <w:r>
-        <w:t>Regressio</w:t>
-      </w:r>
-      <w:proofErr w:type="spellEnd"/>
-      <w:r>
-        <w:rPr>
-          <w:rFonts w:hint="eastAsia"/>
-        </w:rPr>
-        <w:t xml:space="preserve"> </w:t>
-      </w:r>
-      <w:r>
-        <w:t xml:space="preserve">모델은 </w:t>
-      </w:r>
-      <w:proofErr w:type="spellStart"/>
-      <w:r>
-        <w:t>fit_intercept</w:t>
-      </w:r>
-      <w:proofErr w:type="spellEnd"/>
-      <w:r>
-        <w:t>=True로 절편을 포함해 학습하도록 설정되었으며, positive=True를 통해 회귀 계수가 음수가 되지 않도록 제한하였다.</w:t>
-      </w:r>
-    </w:p>
-    <w:p>
-      <w:r>
-        <w:t xml:space="preserve">성능 결과, </w:t>
-      </w:r>
-      <w:r>
-        <w:rPr>
-          <w:b/>
-          <w:bCs/>
-        </w:rPr>
-        <w:t>AUC는 0.9358</w:t>
-      </w:r>
-      <w:r>
-        <w:t xml:space="preserve">로 비교적 낮은 구분 성능을 보였으며 Accuracy는 </w:t>
-      </w:r>
-      <w:r>
-        <w:rPr>
-          <w:b/>
-          <w:bCs/>
-        </w:rPr>
-        <w:t>0.9983</w:t>
-      </w:r>
-      <w:r>
-        <w:t xml:space="preserve">이었지만, Precision·Recall·F1-score가 모두 </w:t>
-      </w:r>
-      <w:r>
-        <w:rPr>
-          <w:b/>
-          <w:bCs/>
-        </w:rPr>
-        <w:t>0.0000</w:t>
-      </w:r>
-      <w:r>
-        <w:t xml:space="preserve">으로 나타났다. 이는 모델이 소수 클래스(이상 거래)를 전혀 식별하지 못하고 </w:t>
-      </w:r>
-      <w:r>
-        <w:rPr>
-          <w:b/>
-          <w:bCs/>
-        </w:rPr>
-        <w:t>모든 샘플을 정상으로 예측한 결과</w:t>
-      </w:r>
-      <w:r>
-        <w:t>다.</w:t>
-      </w:r>
-    </w:p>
-    <w:p>
-      <w:r>
-        <w:t>종합적으로 Linear Regression 모델은 본 문제 유형과 데이터 특성에 적합하지 않으며, 이상 탐지 성능 측면에서 활용 가치가 낮은 것으로 평가된다.</w:t>
-      </w:r>
-    </w:p>
-    <w:p>
-      <w:r>
-        <w:rPr>
-          <w:noProof/>
-        </w:rPr>
-        <w:lastRenderedPageBreak/>
-        <w:drawing>
-          <wp:inline distT="0" distB="0" distL="0" distR="0" wp14:anchorId="1D62835A" wp14:editId="6755DE06">
-            <wp:extent cx="5943600" cy="3669030"/>
-            <wp:effectExtent l="0" t="0" r="0" b="7620"/>
-            <wp:docPr id="1667597270" name="그림 1"/>
-            <wp:cNvGraphicFramePr>
-              <a:graphicFrameLocks xmlns:a="http://schemas.openxmlformats.org/drawingml/2006/main" noChangeAspect="1"/>
-            </wp:cNvGraphicFramePr>
-            <a:graphic xmlns:a="http://schemas.openxmlformats.org/drawingml/2006/main">
-              <a:graphicData uri="http://schemas.openxmlformats.org/drawingml/2006/picture">
-                <pic:pic xmlns:pic="http://schemas.openxmlformats.org/drawingml/2006/picture">
-                  <pic:nvPicPr>
-                    <pic:cNvPr id="1667597270" name=""/>
                     <pic:cNvPicPr/>
                   </pic:nvPicPr>
                   <pic:blipFill>
@@ -16068,7 +18895,7 @@
         <w:rPr>
           <w:rFonts w:hint="eastAsia"/>
         </w:rPr>
-        <w:t>[그림 3.4.8 Linear Regression 모델 지표]</w:t>
+        <w:t>[그림 3.4.8 Logistic Regression 모델 지표]</w:t>
       </w:r>
     </w:p>
     <w:p>
@@ -16079,14 +18906,14 @@
         <w:rPr>
           <w:rFonts w:hint="eastAsia"/>
         </w:rPr>
-        <w:t xml:space="preserve">3.4.2.9 </w:t>
+        <w:t xml:space="preserve">3.4.2.8 </w:t>
       </w:r>
       <w:proofErr w:type="spellStart"/>
       <w:r>
         <w:rPr>
           <w:rFonts w:hint="eastAsia"/>
         </w:rPr>
-        <w:t>DecitionTree</w:t>
+        <w:t>LinearRegression</w:t>
       </w:r>
       <w:proofErr w:type="spellEnd"/>
       <w:r>
@@ -16098,72 +18925,79 @@
     </w:p>
     <w:p>
       <w:r>
+        <w:t xml:space="preserve">회귀 기반 접근인 Linear </w:t>
+      </w:r>
+      <w:proofErr w:type="spellStart"/>
+      <w:r>
+        <w:t>Regressio</w:t>
+      </w:r>
+      <w:proofErr w:type="spellEnd"/>
+      <w:r>
         <w:rPr>
           <w:rFonts w:hint="eastAsia"/>
         </w:rPr>
-        <w:t>단일</w:t>
-      </w:r>
-      <w:r>
-        <w:t xml:space="preserve"> 트리 기반 분류 모델인 Decision Tree 모델은 과적합을 방지하기 위해 </w:t>
+        <w:t xml:space="preserve"> </w:t>
+      </w:r>
+      <w:r>
+        <w:t xml:space="preserve">모델은 </w:t>
       </w:r>
       <w:proofErr w:type="spellStart"/>
       <w:r>
-        <w:t>max_depth</w:t>
+        <w:t>fit_intercept</w:t>
       </w:r>
       <w:proofErr w:type="spellEnd"/>
       <w:r>
-        <w:t xml:space="preserve">=4, </w:t>
-      </w:r>
-      <w:proofErr w:type="spellStart"/>
-      <w:r>
-        <w:t>min_samples_split</w:t>
-      </w:r>
-      <w:proofErr w:type="spellEnd"/>
-      <w:r>
-        <w:t xml:space="preserve">=3, </w:t>
-      </w:r>
-      <w:proofErr w:type="spellStart"/>
-      <w:r>
-        <w:t>min_samples_leaf</w:t>
-      </w:r>
-      <w:proofErr w:type="spellEnd"/>
-      <w:r>
-        <w:t>=8로 제한하여 단순화된 구조로 학습되었으며, 분기 기준은 entropy를 적용하여 정보 이득 기반 분류를 수행하였다.</w:t>
-      </w:r>
-    </w:p>
-    <w:p>
-      <w:r>
-        <w:rPr>
-          <w:rFonts w:hint="eastAsia"/>
-        </w:rPr>
-        <w:t>성능</w:t>
-      </w:r>
-      <w:r>
-        <w:t xml:space="preserve"> 평가 결과, ROC-AUC는 0.9552로 나타났으며, Precision 0.8523, Recall 0.7653, F1-score 0.8065로 비교적 균형 잡힌 탐지 성능을 보였다. Accuracy는 0.9994로 높게 나타났으나, 데이터 불균형 특성을 고려하면 단독 해석보다는 AUC와 F1-score 중심으로 평가하는 것이 적절하다.</w:t>
-      </w:r>
-    </w:p>
-    <w:p>
-      <w:r>
-        <w:rPr>
-          <w:rFonts w:hint="eastAsia"/>
-        </w:rPr>
-        <w:t>종합적으로</w:t>
-      </w:r>
-      <w:r>
-        <w:t xml:space="preserve"> Decision Tree 모델은 해석 가능성과 간단한 구조 대비 안정적인 성능을 제공한 모델로 평가되며, 특히 Precision과 Recall 간 균형 측면에서 baseline 모델로 활용 가능한 수준의 결과를 보였다.</w:t>
-      </w:r>
-    </w:p>
-    <w:p>
-      <w:r>
-        <w:t xml:space="preserve">Decision Tree 모델은 높은 정밀도와 안정적인 F1-score를 기반으로 비교적 균형 잡힌 분류 성능을 보였다. 재현율도 0.7653 수준으로 사기 거래 탐지가 일정 부분 확보된 결과이며, 깊이가 제한된 모델 구조(Depth 4)로 인해 </w:t>
-      </w:r>
-      <w:proofErr w:type="spellStart"/>
-      <w:r>
-        <w:t>과적합</w:t>
-      </w:r>
-      <w:proofErr w:type="spellEnd"/>
-      <w:r>
-        <w:t xml:space="preserve"> 억제 효과가 반영된 것으로 해석된다.</w:t>
+        <w:t>=True로 절편을 포함해 학습하도록 설정되었으며, positive=True를 통해 회귀 계수가 음수가 되지 않도록 제한하였다.</w:t>
+      </w:r>
+    </w:p>
+    <w:p>
+      <w:r>
+        <w:t xml:space="preserve">성능 결과, </w:t>
+      </w:r>
+      <w:r>
+        <w:rPr>
+          <w:b/>
+          <w:bCs/>
+        </w:rPr>
+        <w:t>AUC는 0.9358</w:t>
+      </w:r>
+      <w:r>
+        <w:t xml:space="preserve">로 비교적 낮은 구분 성능을 보였으며 Accuracy는 </w:t>
+      </w:r>
+      <w:r>
+        <w:rPr>
+          <w:b/>
+          <w:bCs/>
+        </w:rPr>
+        <w:t>0.9983</w:t>
+      </w:r>
+      <w:r>
+        <w:t xml:space="preserve">이었지만, Precision·Recall·F1-score가 모두 </w:t>
+      </w:r>
+      <w:r>
+        <w:rPr>
+          <w:b/>
+          <w:bCs/>
+        </w:rPr>
+        <w:t>0.0000</w:t>
+      </w:r>
+      <w:r>
+        <w:t xml:space="preserve">으로 나타났다. 이는 모델이 소수 클래스(이상 거래)를 전혀 식별하지 못하고 </w:t>
+      </w:r>
+      <w:r>
+        <w:rPr>
+          <w:b/>
+          <w:bCs/>
+        </w:rPr>
+        <w:t>모든 샘플을 정상으로 예측한 결과</w:t>
+      </w:r>
+      <w:r>
+        <w:t>다.</w:t>
+      </w:r>
+    </w:p>
+    <w:p>
+      <w:r>
+        <w:t>종합적으로 Linear Regression 모델은 본 문제 유형과 데이터 특성에 적합하지 않으며, 이상 탐지 성능 측면에서 활용 가치가 낮은 것으로 평가된다.</w:t>
       </w:r>
     </w:p>
     <w:p>
@@ -16173,10 +19007,10 @@
         </w:rPr>
         <w:lastRenderedPageBreak/>
         <w:drawing>
-          <wp:inline distT="0" distB="0" distL="0" distR="0" wp14:anchorId="64336D36" wp14:editId="23F19313">
+          <wp:inline distT="0" distB="0" distL="0" distR="0" wp14:anchorId="1D62835A" wp14:editId="6755DE06">
             <wp:extent cx="5943600" cy="3669030"/>
             <wp:effectExtent l="0" t="0" r="0" b="7620"/>
-            <wp:docPr id="1675258493" name="그림 1"/>
+            <wp:docPr id="1667597270" name="그림 1"/>
             <wp:cNvGraphicFramePr>
               <a:graphicFrameLocks xmlns:a="http://schemas.openxmlformats.org/drawingml/2006/main" noChangeAspect="1"/>
             </wp:cNvGraphicFramePr>
@@ -16184,7 +19018,7 @@
               <a:graphicData uri="http://schemas.openxmlformats.org/drawingml/2006/picture">
                 <pic:pic xmlns:pic="http://schemas.openxmlformats.org/drawingml/2006/picture">
                   <pic:nvPicPr>
-                    <pic:cNvPr id="1675258493" name=""/>
+                    <pic:cNvPr id="1667597270" name=""/>
                     <pic:cNvPicPr/>
                   </pic:nvPicPr>
                   <pic:blipFill>
@@ -16214,6 +19048,152 @@
         <w:rPr>
           <w:rFonts w:hint="eastAsia"/>
         </w:rPr>
+        <w:t>[그림 3.4.8 Linear Regression 모델 지표]</w:t>
+      </w:r>
+    </w:p>
+    <w:p>
+      <w:pPr>
+        <w:pStyle w:val="4"/>
+      </w:pPr>
+      <w:r>
+        <w:rPr>
+          <w:rFonts w:hint="eastAsia"/>
+        </w:rPr>
+        <w:t xml:space="preserve">3.4.2.9 </w:t>
+      </w:r>
+      <w:proofErr w:type="spellStart"/>
+      <w:r>
+        <w:rPr>
+          <w:rFonts w:hint="eastAsia"/>
+        </w:rPr>
+        <w:t>DecitionTree</w:t>
+      </w:r>
+      <w:proofErr w:type="spellEnd"/>
+      <w:r>
+        <w:rPr>
+          <w:rFonts w:hint="eastAsia"/>
+        </w:rPr>
+        <w:t xml:space="preserve"> 모델 학습</w:t>
+      </w:r>
+    </w:p>
+    <w:p>
+      <w:r>
+        <w:rPr>
+          <w:rFonts w:hint="eastAsia"/>
+        </w:rPr>
+        <w:t>단일</w:t>
+      </w:r>
+      <w:r>
+        <w:t xml:space="preserve"> 트리 기반 분류 모델인 Decision Tree 모델은 과적합을 방지하기 위해 </w:t>
+      </w:r>
+      <w:proofErr w:type="spellStart"/>
+      <w:r>
+        <w:t>max_depth</w:t>
+      </w:r>
+      <w:proofErr w:type="spellEnd"/>
+      <w:r>
+        <w:t xml:space="preserve">=4, </w:t>
+      </w:r>
+      <w:proofErr w:type="spellStart"/>
+      <w:r>
+        <w:t>min_samples_split</w:t>
+      </w:r>
+      <w:proofErr w:type="spellEnd"/>
+      <w:r>
+        <w:t xml:space="preserve">=3, </w:t>
+      </w:r>
+      <w:proofErr w:type="spellStart"/>
+      <w:r>
+        <w:t>min_samples_leaf</w:t>
+      </w:r>
+      <w:proofErr w:type="spellEnd"/>
+      <w:r>
+        <w:t>=8로 제한하여 단순화된 구조로 학습되었으며, 분기 기준은 entropy를 적용하여 정보 이득 기반 분류를 수행하였다.</w:t>
+      </w:r>
+    </w:p>
+    <w:p>
+      <w:r>
+        <w:rPr>
+          <w:rFonts w:hint="eastAsia"/>
+        </w:rPr>
+        <w:t>성능</w:t>
+      </w:r>
+      <w:r>
+        <w:t xml:space="preserve"> 평가 결과, ROC-AUC는 0.9552로 나타났으며, Precision 0.8523, Recall 0.7653, F1-score 0.8065로 비교적 균형 잡힌 탐지 성능을 보였다. Accuracy는 0.9994로 높게 나타났으나, 데이터 불균형 특성을 고려하면 단독 해석보다는 AUC와 F1-score 중심으로 평가하는 것이 적절하다.</w:t>
+      </w:r>
+    </w:p>
+    <w:p>
+      <w:r>
+        <w:rPr>
+          <w:rFonts w:hint="eastAsia"/>
+        </w:rPr>
+        <w:t>종합적으로</w:t>
+      </w:r>
+      <w:r>
+        <w:t xml:space="preserve"> Decision Tree 모델은 해석 가능성과 간단한 구조 대비 안정적인 성능을 제공한 모델로 평가되며, 특히 Precision과 Recall 간 균형 측면에서 baseline 모델로 활용 가능한 수준의 결과를 보였다.</w:t>
+      </w:r>
+    </w:p>
+    <w:p>
+      <w:r>
+        <w:t xml:space="preserve">Decision Tree 모델은 높은 정밀도와 안정적인 F1-score를 기반으로 비교적 균형 잡힌 분류 성능을 보였다. 재현율도 0.7653 수준으로 사기 거래 탐지가 일정 부분 확보된 결과이며, 깊이가 제한된 모델 구조(Depth 4)로 인해 </w:t>
+      </w:r>
+      <w:proofErr w:type="spellStart"/>
+      <w:r>
+        <w:t>과적합</w:t>
+      </w:r>
+      <w:proofErr w:type="spellEnd"/>
+      <w:r>
+        <w:t xml:space="preserve"> 억제 효과가 반영된 것으로 해석된다.</w:t>
+      </w:r>
+    </w:p>
+    <w:p>
+      <w:r>
+        <w:rPr>
+          <w:noProof/>
+        </w:rPr>
+        <w:lastRenderedPageBreak/>
+        <w:drawing>
+          <wp:inline distT="0" distB="0" distL="0" distR="0" wp14:anchorId="64336D36" wp14:editId="23F19313">
+            <wp:extent cx="5943600" cy="3669030"/>
+            <wp:effectExtent l="0" t="0" r="0" b="7620"/>
+            <wp:docPr id="1675258493" name="그림 1"/>
+            <wp:cNvGraphicFramePr>
+              <a:graphicFrameLocks xmlns:a="http://schemas.openxmlformats.org/drawingml/2006/main" noChangeAspect="1"/>
+            </wp:cNvGraphicFramePr>
+            <a:graphic xmlns:a="http://schemas.openxmlformats.org/drawingml/2006/main">
+              <a:graphicData uri="http://schemas.openxmlformats.org/drawingml/2006/picture">
+                <pic:pic xmlns:pic="http://schemas.openxmlformats.org/drawingml/2006/picture">
+                  <pic:nvPicPr>
+                    <pic:cNvPr id="1675258493" name=""/>
+                    <pic:cNvPicPr/>
+                  </pic:nvPicPr>
+                  <pic:blipFill>
+                    <a:blip r:embed="rId25"/>
+                    <a:stretch>
+                      <a:fillRect/>
+                    </a:stretch>
+                  </pic:blipFill>
+                  <pic:spPr>
+                    <a:xfrm>
+                      <a:off x="0" y="0"/>
+                      <a:ext cx="5943600" cy="3669030"/>
+                    </a:xfrm>
+                    <a:prstGeom prst="rect">
+                      <a:avLst/>
+                    </a:prstGeom>
+                  </pic:spPr>
+                </pic:pic>
+              </a:graphicData>
+            </a:graphic>
+          </wp:inline>
+        </w:drawing>
+      </w:r>
+    </w:p>
+    <w:p>
+      <w:r>
+        <w:rPr>
+          <w:rFonts w:hint="eastAsia"/>
+        </w:rPr>
         <w:t>[그림 3.4.8 Decision Tree 모델 지표]</w:t>
       </w:r>
     </w:p>
@@ -16221,6 +19201,7 @@
       <w:pPr>
         <w:pStyle w:val="3"/>
       </w:pPr>
+      <w:bookmarkStart w:id="21" w:name="_Toc216778155"/>
       <w:r>
         <w:rPr>
           <w:rFonts w:hint="eastAsia"/>
@@ -16255,6 +19236,7 @@
         </w:rPr>
         <w:t xml:space="preserve"> 적용)</w:t>
       </w:r>
+      <w:bookmarkEnd w:id="21"/>
     </w:p>
     <w:p/>
     <w:p>
@@ -17551,463 +20533,6 @@
                 <pic:pic xmlns:pic="http://schemas.openxmlformats.org/drawingml/2006/picture">
                   <pic:nvPicPr>
                     <pic:cNvPr id="0" name="Picture 6"/>
-                    <pic:cNvPicPr>
-                      <a:picLocks noChangeAspect="1" noChangeArrowheads="1"/>
-                    </pic:cNvPicPr>
-                  </pic:nvPicPr>
-                  <pic:blipFill>
-                    <a:blip r:embed="rId25" cstate="print">
-                      <a:extLst>
-                        <a:ext uri="{28A0092B-C50C-407E-A947-70E740481C1C}">
-                          <a14:useLocalDpi xmlns:a14="http://schemas.microsoft.com/office/drawing/2010/main" val="0"/>
-                        </a:ext>
-                      </a:extLst>
-                    </a:blip>
-                    <a:srcRect/>
-                    <a:stretch>
-                      <a:fillRect/>
-                    </a:stretch>
-                  </pic:blipFill>
-                  <pic:spPr bwMode="auto">
-                    <a:xfrm>
-                      <a:off x="0" y="0"/>
-                      <a:ext cx="5943600" cy="2971800"/>
-                    </a:xfrm>
-                    <a:prstGeom prst="rect">
-                      <a:avLst/>
-                    </a:prstGeom>
-                    <a:noFill/>
-                    <a:ln>
-                      <a:noFill/>
-                    </a:ln>
-                  </pic:spPr>
-                </pic:pic>
-              </a:graphicData>
-            </a:graphic>
-          </wp:inline>
-        </w:drawing>
-      </w:r>
-    </w:p>
-    <w:p>
-      <w:r>
-        <w:rPr>
-          <w:rFonts w:hint="eastAsia"/>
-        </w:rPr>
-        <w:t xml:space="preserve">[그림 3.4.9 </w:t>
-      </w:r>
-      <w:proofErr w:type="spellStart"/>
-      <w:r>
-        <w:rPr>
-          <w:rFonts w:hint="eastAsia"/>
-        </w:rPr>
-        <w:t>RobustScaler</w:t>
-      </w:r>
-      <w:proofErr w:type="spellEnd"/>
-      <w:r>
-        <w:rPr>
-          <w:rFonts w:hint="eastAsia"/>
-        </w:rPr>
-        <w:t xml:space="preserve"> 모델 지표]</w:t>
-      </w:r>
-    </w:p>
-    <w:p>
-      <w:r>
-        <w:rPr>
-          <w:rFonts w:hint="eastAsia"/>
-        </w:rPr>
-        <w:t>데이터의</w:t>
-      </w:r>
-      <w:r>
-        <w:t xml:space="preserve"> 이상치(Outlier) 영향을 최소화하기 위해 </w:t>
-      </w:r>
-      <w:proofErr w:type="spellStart"/>
-      <w:r>
-        <w:t>RobustScaler</w:t>
-      </w:r>
-      <w:proofErr w:type="spellEnd"/>
-      <w:r>
-        <w:t>를 적용한 뒤,</w:t>
-      </w:r>
-      <w:r>
-        <w:rPr>
-          <w:rFonts w:hint="eastAsia"/>
-        </w:rPr>
-        <w:t xml:space="preserve"> 모델</w:t>
-      </w:r>
-      <w:r>
-        <w:t>(</w:t>
-      </w:r>
-      <w:proofErr w:type="spellStart"/>
-      <w:r>
-        <w:t>XGBoost</w:t>
-      </w:r>
-      <w:proofErr w:type="spellEnd"/>
-      <w:r>
-        <w:t xml:space="preserve">, </w:t>
-      </w:r>
-      <w:proofErr w:type="spellStart"/>
-      <w:r>
-        <w:t>GradientBoosting</w:t>
-      </w:r>
-      <w:proofErr w:type="spellEnd"/>
-      <w:r>
-        <w:t xml:space="preserve">, </w:t>
-      </w:r>
-      <w:proofErr w:type="spellStart"/>
-      <w:r>
-        <w:t>DecisionTree</w:t>
-      </w:r>
-      <w:proofErr w:type="spellEnd"/>
-      <w:r>
-        <w:t>, MLP, Logistic Regression)과</w:t>
-      </w:r>
-      <w:r>
-        <w:rPr>
-          <w:rFonts w:hint="eastAsia"/>
-        </w:rPr>
-        <w:t xml:space="preserve"> 샘플링</w:t>
-      </w:r>
-      <w:r>
-        <w:t xml:space="preserve"> 방식(None, Oversampling, </w:t>
-      </w:r>
-      <w:proofErr w:type="spellStart"/>
-      <w:r>
-        <w:t>Undersampling</w:t>
-      </w:r>
-      <w:proofErr w:type="spellEnd"/>
-      <w:r>
-        <w:t>, Combined Sampling) 조합에 따른 성능 변화를 비교하였다</w:t>
-      </w:r>
-      <w:r>
-        <w:rPr>
-          <w:rFonts w:hint="eastAsia"/>
-        </w:rPr>
-        <w:t>.</w:t>
-      </w:r>
-    </w:p>
-    <w:p>
-      <w:pPr>
-        <w:pStyle w:val="a6"/>
-        <w:numPr>
-          <w:ilvl w:val="0"/>
-          <w:numId w:val="76"/>
-        </w:numPr>
-        <w:ind w:leftChars="0"/>
-      </w:pPr>
-      <w:r>
-        <w:rPr>
-          <w:rFonts w:hint="eastAsia"/>
-        </w:rPr>
-        <w:lastRenderedPageBreak/>
-        <w:t>AUC 기준</w:t>
-      </w:r>
-    </w:p>
-    <w:p>
-      <w:pPr>
-        <w:pStyle w:val="a6"/>
-        <w:numPr>
-          <w:ilvl w:val="1"/>
-          <w:numId w:val="76"/>
-        </w:numPr>
-        <w:ind w:leftChars="0"/>
-      </w:pPr>
-      <w:r>
-        <w:rPr>
-          <w:rFonts w:hint="eastAsia"/>
-        </w:rPr>
-        <w:t>대부분의 모델 조합에서 0.9 이상의 성능을 유지하여 모델 분류 경계 설정에는 비교적 안정적인 성능을 보였다.</w:t>
-      </w:r>
-    </w:p>
-    <w:p>
-      <w:pPr>
-        <w:pStyle w:val="a6"/>
-        <w:numPr>
-          <w:ilvl w:val="1"/>
-          <w:numId w:val="76"/>
-        </w:numPr>
-        <w:ind w:leftChars="0"/>
-      </w:pPr>
-      <w:r>
-        <w:rPr>
-          <w:rFonts w:hint="eastAsia"/>
-        </w:rPr>
-        <w:t xml:space="preserve">일부조합 (예: </w:t>
-      </w:r>
-      <w:proofErr w:type="spellStart"/>
-      <w:r>
-        <w:rPr>
-          <w:rFonts w:hint="eastAsia"/>
-        </w:rPr>
-        <w:t>DT_robustscale_HO_none</w:t>
-      </w:r>
-      <w:proofErr w:type="spellEnd"/>
-      <w:r>
-        <w:rPr>
-          <w:rFonts w:hint="eastAsia"/>
-        </w:rPr>
-        <w:t>)에서는 AUC가 급격히 감소하여 스케일링과 샘플링 방식이 모델에 따라 상호작용 효과를 가진다.</w:t>
-      </w:r>
-    </w:p>
-    <w:p>
-      <w:pPr>
-        <w:pStyle w:val="a6"/>
-        <w:numPr>
-          <w:ilvl w:val="0"/>
-          <w:numId w:val="76"/>
-        </w:numPr>
-        <w:ind w:leftChars="0"/>
-      </w:pPr>
-      <w:r>
-        <w:rPr>
-          <w:rFonts w:hint="eastAsia"/>
-        </w:rPr>
-        <w:t>Precision(정밀도) 기준</w:t>
-      </w:r>
-    </w:p>
-    <w:p>
-      <w:pPr>
-        <w:pStyle w:val="a6"/>
-        <w:numPr>
-          <w:ilvl w:val="1"/>
-          <w:numId w:val="76"/>
-        </w:numPr>
-        <w:ind w:leftChars="0"/>
-      </w:pPr>
-      <w:r>
-        <w:rPr>
-          <w:rFonts w:hint="eastAsia"/>
-        </w:rPr>
-        <w:t xml:space="preserve">정밀도는 모델 간 편차가 매우 컸으며, 일부 모델은 높은 정밀도를 기록했지만 다수 조합은 0.1 </w:t>
-      </w:r>
-      <w:r>
-        <w:t>이하의</w:t>
-      </w:r>
-      <w:r>
-        <w:rPr>
-          <w:rFonts w:hint="eastAsia"/>
-        </w:rPr>
-        <w:t xml:space="preserve"> 낮은 수치를 보였다. 이는 </w:t>
-      </w:r>
-      <w:proofErr w:type="spellStart"/>
-      <w:r>
-        <w:rPr>
-          <w:rFonts w:hint="eastAsia"/>
-        </w:rPr>
-        <w:t>RobustScaler</w:t>
-      </w:r>
-      <w:proofErr w:type="spellEnd"/>
-      <w:r>
-        <w:rPr>
-          <w:rFonts w:hint="eastAsia"/>
-        </w:rPr>
-        <w:t xml:space="preserve"> 적용이 정밀도 향상에 크게 기여하지 못했음을 의미한다</w:t>
-      </w:r>
-    </w:p>
-    <w:p>
-      <w:pPr>
-        <w:pStyle w:val="a6"/>
-        <w:numPr>
-          <w:ilvl w:val="0"/>
-          <w:numId w:val="76"/>
-        </w:numPr>
-        <w:ind w:leftChars="0"/>
-      </w:pPr>
-      <w:r>
-        <w:rPr>
-          <w:rFonts w:hint="eastAsia"/>
-        </w:rPr>
-        <w:t>Recall(</w:t>
-      </w:r>
-      <w:proofErr w:type="spellStart"/>
-      <w:r>
-        <w:rPr>
-          <w:rFonts w:hint="eastAsia"/>
-        </w:rPr>
-        <w:t>재현율</w:t>
-      </w:r>
-      <w:proofErr w:type="spellEnd"/>
-      <w:r>
-        <w:rPr>
-          <w:rFonts w:hint="eastAsia"/>
-        </w:rPr>
-        <w:t>) 기준</w:t>
-      </w:r>
-    </w:p>
-    <w:p>
-      <w:pPr>
-        <w:pStyle w:val="a6"/>
-        <w:numPr>
-          <w:ilvl w:val="1"/>
-          <w:numId w:val="76"/>
-        </w:numPr>
-        <w:ind w:leftChars="0"/>
-      </w:pPr>
-      <w:r>
-        <w:rPr>
-          <w:rFonts w:hint="eastAsia"/>
-        </w:rPr>
-        <w:t xml:space="preserve">Recall은 Precision 대비 상대적으로 높은 수치를 유지하였으며, 일부 조합에서는 0.9 수준에 도달하였다. 이는 </w:t>
-      </w:r>
-      <w:proofErr w:type="spellStart"/>
-      <w:r>
-        <w:rPr>
-          <w:rFonts w:hint="eastAsia"/>
-        </w:rPr>
-        <w:t>RobustScaler</w:t>
-      </w:r>
-      <w:proofErr w:type="spellEnd"/>
-      <w:r>
-        <w:rPr>
-          <w:rFonts w:hint="eastAsia"/>
-        </w:rPr>
-        <w:t>가 이상치의 영향을 줄여 민감도를 향상시키는 방향으로 작용할 수 있음을 시사한다.</w:t>
-      </w:r>
-    </w:p>
-    <w:p>
-      <w:pPr>
-        <w:pStyle w:val="a6"/>
-        <w:numPr>
-          <w:ilvl w:val="0"/>
-          <w:numId w:val="76"/>
-        </w:numPr>
-        <w:ind w:leftChars="0"/>
-      </w:pPr>
-      <w:r>
-        <w:rPr>
-          <w:rFonts w:hint="eastAsia"/>
-        </w:rPr>
-        <w:t>F1-score 기준 종합 해석</w:t>
-      </w:r>
-    </w:p>
-    <w:p>
-      <w:pPr>
-        <w:pStyle w:val="a6"/>
-        <w:numPr>
-          <w:ilvl w:val="1"/>
-          <w:numId w:val="76"/>
-        </w:numPr>
-        <w:ind w:leftChars="0"/>
-      </w:pPr>
-      <w:r>
-        <w:t>F1-score는 정밀도와 재현율의 균형을 보여주는 지표로,</w:t>
-      </w:r>
-      <w:r>
-        <w:rPr>
-          <w:rFonts w:hint="eastAsia"/>
-        </w:rPr>
-        <w:t xml:space="preserve"> 전체</w:t>
-      </w:r>
-      <w:r>
-        <w:t xml:space="preserve"> 실험 중 </w:t>
-      </w:r>
-      <w:proofErr w:type="spellStart"/>
-      <w:r>
-        <w:t>XGBoost</w:t>
-      </w:r>
-      <w:proofErr w:type="spellEnd"/>
-      <w:r>
-        <w:rPr>
-          <w:rFonts w:hint="eastAsia"/>
-        </w:rPr>
-        <w:t xml:space="preserve"> + </w:t>
-      </w:r>
-      <w:r>
-        <w:t>Oversampling 조합이 가장 우수한 성능(F1</w:t>
-      </w:r>
-      <w:r>
-        <w:rPr>
-          <w:rFonts w:ascii="Cambria Math" w:hAnsi="Cambria Math" w:cs="Cambria Math"/>
-        </w:rPr>
-        <w:t>≈</w:t>
-      </w:r>
-      <w:r>
-        <w:t>0.87</w:t>
-      </w:r>
-      <w:proofErr w:type="gramStart"/>
-      <w:r>
-        <w:t>) 을</w:t>
-      </w:r>
-      <w:proofErr w:type="gramEnd"/>
-      <w:r>
-        <w:t xml:space="preserve"> 기록했다.</w:t>
-      </w:r>
-      <w:r>
-        <w:rPr>
-          <w:rFonts w:hint="eastAsia"/>
-        </w:rPr>
-        <w:t xml:space="preserve"> 반면</w:t>
-      </w:r>
-      <w:r>
-        <w:t xml:space="preserve"> 다른</w:t>
-      </w:r>
-      <w:r>
-        <w:rPr>
-          <w:rFonts w:hint="eastAsia"/>
-        </w:rPr>
-        <w:t xml:space="preserve"> </w:t>
-      </w:r>
-      <w:proofErr w:type="spellStart"/>
-      <w:r>
-        <w:t>조합들에서는</w:t>
-      </w:r>
-      <w:proofErr w:type="spellEnd"/>
-      <w:r>
-        <w:t xml:space="preserve"> F1 점수가 급격히 감소하여,</w:t>
-      </w:r>
-      <w:r>
-        <w:rPr>
-          <w:rFonts w:hint="eastAsia"/>
-        </w:rPr>
-        <w:t xml:space="preserve"> </w:t>
-      </w:r>
-      <w:proofErr w:type="spellStart"/>
-      <w:r>
-        <w:t>RobustScaler</w:t>
-      </w:r>
-      <w:proofErr w:type="spellEnd"/>
-      <w:r>
-        <w:t xml:space="preserve"> 자체보다 Sampling 전략 및 모델 구조가 성능 결정에 더 중요한 요인임을 확인할 수 있었다.</w:t>
-      </w:r>
-    </w:p>
-    <w:p>
-      <w:pPr>
-        <w:pStyle w:val="5"/>
-        <w:rPr>
-          <w:b/>
-          <w:bCs/>
-          <w:sz w:val="20"/>
-          <w:szCs w:val="20"/>
-        </w:rPr>
-      </w:pPr>
-      <w:r>
-        <w:rPr>
-          <w:rFonts w:hint="eastAsia"/>
-          <w:b/>
-          <w:bCs/>
-          <w:sz w:val="20"/>
-          <w:szCs w:val="20"/>
-        </w:rPr>
-        <w:t>Over &amp; Under 샘플링</w:t>
-      </w:r>
-    </w:p>
-    <w:p>
-      <w:r>
-        <w:rPr>
-          <w:noProof/>
-        </w:rPr>
-        <w:drawing>
-          <wp:inline distT="0" distB="0" distL="0" distR="0" wp14:anchorId="53C75F34" wp14:editId="229C2AA8">
-            <wp:extent cx="5943600" cy="2971800"/>
-            <wp:effectExtent l="0" t="0" r="0" b="0"/>
-            <wp:docPr id="1262239048" name="그림 1"/>
-            <wp:cNvGraphicFramePr>
-              <a:graphicFrameLocks xmlns:a="http://schemas.openxmlformats.org/drawingml/2006/main" noChangeAspect="1"/>
-            </wp:cNvGraphicFramePr>
-            <a:graphic xmlns:a="http://schemas.openxmlformats.org/drawingml/2006/main">
-              <a:graphicData uri="http://schemas.openxmlformats.org/drawingml/2006/picture">
-                <pic:pic xmlns:pic="http://schemas.openxmlformats.org/drawingml/2006/picture">
-                  <pic:nvPicPr>
-                    <pic:cNvPr id="0" name="Picture 1"/>
                     <pic:cNvPicPr>
                       <a:picLocks noChangeAspect="1" noChangeArrowheads="1"/>
                     </pic:cNvPicPr>
@@ -18050,6 +20575,463 @@
         <w:rPr>
           <w:rFonts w:hint="eastAsia"/>
         </w:rPr>
+        <w:t xml:space="preserve">[그림 3.4.9 </w:t>
+      </w:r>
+      <w:proofErr w:type="spellStart"/>
+      <w:r>
+        <w:rPr>
+          <w:rFonts w:hint="eastAsia"/>
+        </w:rPr>
+        <w:t>RobustScaler</w:t>
+      </w:r>
+      <w:proofErr w:type="spellEnd"/>
+      <w:r>
+        <w:rPr>
+          <w:rFonts w:hint="eastAsia"/>
+        </w:rPr>
+        <w:t xml:space="preserve"> 모델 지표]</w:t>
+      </w:r>
+    </w:p>
+    <w:p>
+      <w:r>
+        <w:rPr>
+          <w:rFonts w:hint="eastAsia"/>
+        </w:rPr>
+        <w:t>데이터의</w:t>
+      </w:r>
+      <w:r>
+        <w:t xml:space="preserve"> 이상치(Outlier) 영향을 최소화하기 위해 </w:t>
+      </w:r>
+      <w:proofErr w:type="spellStart"/>
+      <w:r>
+        <w:t>RobustScaler</w:t>
+      </w:r>
+      <w:proofErr w:type="spellEnd"/>
+      <w:r>
+        <w:t>를 적용한 뒤,</w:t>
+      </w:r>
+      <w:r>
+        <w:rPr>
+          <w:rFonts w:hint="eastAsia"/>
+        </w:rPr>
+        <w:t xml:space="preserve"> 모델</w:t>
+      </w:r>
+      <w:r>
+        <w:t>(</w:t>
+      </w:r>
+      <w:proofErr w:type="spellStart"/>
+      <w:r>
+        <w:t>XGBoost</w:t>
+      </w:r>
+      <w:proofErr w:type="spellEnd"/>
+      <w:r>
+        <w:t xml:space="preserve">, </w:t>
+      </w:r>
+      <w:proofErr w:type="spellStart"/>
+      <w:r>
+        <w:t>GradientBoosting</w:t>
+      </w:r>
+      <w:proofErr w:type="spellEnd"/>
+      <w:r>
+        <w:t xml:space="preserve">, </w:t>
+      </w:r>
+      <w:proofErr w:type="spellStart"/>
+      <w:r>
+        <w:t>DecisionTree</w:t>
+      </w:r>
+      <w:proofErr w:type="spellEnd"/>
+      <w:r>
+        <w:t>, MLP, Logistic Regression)과</w:t>
+      </w:r>
+      <w:r>
+        <w:rPr>
+          <w:rFonts w:hint="eastAsia"/>
+        </w:rPr>
+        <w:t xml:space="preserve"> 샘플링</w:t>
+      </w:r>
+      <w:r>
+        <w:t xml:space="preserve"> 방식(None, Oversampling, </w:t>
+      </w:r>
+      <w:proofErr w:type="spellStart"/>
+      <w:r>
+        <w:t>Undersampling</w:t>
+      </w:r>
+      <w:proofErr w:type="spellEnd"/>
+      <w:r>
+        <w:t>, Combined Sampling) 조합에 따른 성능 변화를 비교하였다</w:t>
+      </w:r>
+      <w:r>
+        <w:rPr>
+          <w:rFonts w:hint="eastAsia"/>
+        </w:rPr>
+        <w:t>.</w:t>
+      </w:r>
+    </w:p>
+    <w:p>
+      <w:pPr>
+        <w:pStyle w:val="a6"/>
+        <w:numPr>
+          <w:ilvl w:val="0"/>
+          <w:numId w:val="76"/>
+        </w:numPr>
+        <w:ind w:leftChars="0"/>
+      </w:pPr>
+      <w:r>
+        <w:rPr>
+          <w:rFonts w:hint="eastAsia"/>
+        </w:rPr>
+        <w:lastRenderedPageBreak/>
+        <w:t>AUC 기준</w:t>
+      </w:r>
+    </w:p>
+    <w:p>
+      <w:pPr>
+        <w:pStyle w:val="a6"/>
+        <w:numPr>
+          <w:ilvl w:val="1"/>
+          <w:numId w:val="76"/>
+        </w:numPr>
+        <w:ind w:leftChars="0"/>
+      </w:pPr>
+      <w:r>
+        <w:rPr>
+          <w:rFonts w:hint="eastAsia"/>
+        </w:rPr>
+        <w:t>대부분의 모델 조합에서 0.9 이상의 성능을 유지하여 모델 분류 경계 설정에는 비교적 안정적인 성능을 보였다.</w:t>
+      </w:r>
+    </w:p>
+    <w:p>
+      <w:pPr>
+        <w:pStyle w:val="a6"/>
+        <w:numPr>
+          <w:ilvl w:val="1"/>
+          <w:numId w:val="76"/>
+        </w:numPr>
+        <w:ind w:leftChars="0"/>
+      </w:pPr>
+      <w:r>
+        <w:rPr>
+          <w:rFonts w:hint="eastAsia"/>
+        </w:rPr>
+        <w:t xml:space="preserve">일부조합 (예: </w:t>
+      </w:r>
+      <w:proofErr w:type="spellStart"/>
+      <w:r>
+        <w:rPr>
+          <w:rFonts w:hint="eastAsia"/>
+        </w:rPr>
+        <w:t>DT_robustscale_HO_none</w:t>
+      </w:r>
+      <w:proofErr w:type="spellEnd"/>
+      <w:r>
+        <w:rPr>
+          <w:rFonts w:hint="eastAsia"/>
+        </w:rPr>
+        <w:t>)에서는 AUC가 급격히 감소하여 스케일링과 샘플링 방식이 모델에 따라 상호작용 효과를 가진다.</w:t>
+      </w:r>
+    </w:p>
+    <w:p>
+      <w:pPr>
+        <w:pStyle w:val="a6"/>
+        <w:numPr>
+          <w:ilvl w:val="0"/>
+          <w:numId w:val="76"/>
+        </w:numPr>
+        <w:ind w:leftChars="0"/>
+      </w:pPr>
+      <w:r>
+        <w:rPr>
+          <w:rFonts w:hint="eastAsia"/>
+        </w:rPr>
+        <w:t>Precision(정밀도) 기준</w:t>
+      </w:r>
+    </w:p>
+    <w:p>
+      <w:pPr>
+        <w:pStyle w:val="a6"/>
+        <w:numPr>
+          <w:ilvl w:val="1"/>
+          <w:numId w:val="76"/>
+        </w:numPr>
+        <w:ind w:leftChars="0"/>
+      </w:pPr>
+      <w:r>
+        <w:rPr>
+          <w:rFonts w:hint="eastAsia"/>
+        </w:rPr>
+        <w:t xml:space="preserve">정밀도는 모델 간 편차가 매우 컸으며, 일부 모델은 높은 정밀도를 기록했지만 다수 조합은 0.1 </w:t>
+      </w:r>
+      <w:r>
+        <w:t>이하의</w:t>
+      </w:r>
+      <w:r>
+        <w:rPr>
+          <w:rFonts w:hint="eastAsia"/>
+        </w:rPr>
+        <w:t xml:space="preserve"> 낮은 수치를 보였다. 이는 </w:t>
+      </w:r>
+      <w:proofErr w:type="spellStart"/>
+      <w:r>
+        <w:rPr>
+          <w:rFonts w:hint="eastAsia"/>
+        </w:rPr>
+        <w:t>RobustScaler</w:t>
+      </w:r>
+      <w:proofErr w:type="spellEnd"/>
+      <w:r>
+        <w:rPr>
+          <w:rFonts w:hint="eastAsia"/>
+        </w:rPr>
+        <w:t xml:space="preserve"> 적용이 정밀도 향상에 크게 기여하지 못했음을 의미한다</w:t>
+      </w:r>
+    </w:p>
+    <w:p>
+      <w:pPr>
+        <w:pStyle w:val="a6"/>
+        <w:numPr>
+          <w:ilvl w:val="0"/>
+          <w:numId w:val="76"/>
+        </w:numPr>
+        <w:ind w:leftChars="0"/>
+      </w:pPr>
+      <w:r>
+        <w:rPr>
+          <w:rFonts w:hint="eastAsia"/>
+        </w:rPr>
+        <w:t>Recall(</w:t>
+      </w:r>
+      <w:proofErr w:type="spellStart"/>
+      <w:r>
+        <w:rPr>
+          <w:rFonts w:hint="eastAsia"/>
+        </w:rPr>
+        <w:t>재현율</w:t>
+      </w:r>
+      <w:proofErr w:type="spellEnd"/>
+      <w:r>
+        <w:rPr>
+          <w:rFonts w:hint="eastAsia"/>
+        </w:rPr>
+        <w:t>) 기준</w:t>
+      </w:r>
+    </w:p>
+    <w:p>
+      <w:pPr>
+        <w:pStyle w:val="a6"/>
+        <w:numPr>
+          <w:ilvl w:val="1"/>
+          <w:numId w:val="76"/>
+        </w:numPr>
+        <w:ind w:leftChars="0"/>
+      </w:pPr>
+      <w:r>
+        <w:rPr>
+          <w:rFonts w:hint="eastAsia"/>
+        </w:rPr>
+        <w:t xml:space="preserve">Recall은 Precision 대비 상대적으로 높은 수치를 유지하였으며, 일부 조합에서는 0.9 수준에 도달하였다. 이는 </w:t>
+      </w:r>
+      <w:proofErr w:type="spellStart"/>
+      <w:r>
+        <w:rPr>
+          <w:rFonts w:hint="eastAsia"/>
+        </w:rPr>
+        <w:t>RobustScaler</w:t>
+      </w:r>
+      <w:proofErr w:type="spellEnd"/>
+      <w:r>
+        <w:rPr>
+          <w:rFonts w:hint="eastAsia"/>
+        </w:rPr>
+        <w:t>가 이상치의 영향을 줄여 민감도를 향상시키는 방향으로 작용할 수 있음을 시사한다.</w:t>
+      </w:r>
+    </w:p>
+    <w:p>
+      <w:pPr>
+        <w:pStyle w:val="a6"/>
+        <w:numPr>
+          <w:ilvl w:val="0"/>
+          <w:numId w:val="76"/>
+        </w:numPr>
+        <w:ind w:leftChars="0"/>
+      </w:pPr>
+      <w:r>
+        <w:rPr>
+          <w:rFonts w:hint="eastAsia"/>
+        </w:rPr>
+        <w:t>F1-score 기준 종합 해석</w:t>
+      </w:r>
+    </w:p>
+    <w:p>
+      <w:pPr>
+        <w:pStyle w:val="a6"/>
+        <w:numPr>
+          <w:ilvl w:val="1"/>
+          <w:numId w:val="76"/>
+        </w:numPr>
+        <w:ind w:leftChars="0"/>
+      </w:pPr>
+      <w:r>
+        <w:t>F1-score는 정밀도와 재현율의 균형을 보여주는 지표로,</w:t>
+      </w:r>
+      <w:r>
+        <w:rPr>
+          <w:rFonts w:hint="eastAsia"/>
+        </w:rPr>
+        <w:t xml:space="preserve"> 전체</w:t>
+      </w:r>
+      <w:r>
+        <w:t xml:space="preserve"> 실험 중 </w:t>
+      </w:r>
+      <w:proofErr w:type="spellStart"/>
+      <w:r>
+        <w:t>XGBoost</w:t>
+      </w:r>
+      <w:proofErr w:type="spellEnd"/>
+      <w:r>
+        <w:rPr>
+          <w:rFonts w:hint="eastAsia"/>
+        </w:rPr>
+        <w:t xml:space="preserve"> + </w:t>
+      </w:r>
+      <w:r>
+        <w:t>Oversampling 조합이 가장 우수한 성능(F1</w:t>
+      </w:r>
+      <w:r>
+        <w:rPr>
+          <w:rFonts w:ascii="Cambria Math" w:hAnsi="Cambria Math" w:cs="Cambria Math"/>
+        </w:rPr>
+        <w:t>≈</w:t>
+      </w:r>
+      <w:r>
+        <w:t>0.87</w:t>
+      </w:r>
+      <w:proofErr w:type="gramStart"/>
+      <w:r>
+        <w:t>) 을</w:t>
+      </w:r>
+      <w:proofErr w:type="gramEnd"/>
+      <w:r>
+        <w:t xml:space="preserve"> 기록했다.</w:t>
+      </w:r>
+      <w:r>
+        <w:rPr>
+          <w:rFonts w:hint="eastAsia"/>
+        </w:rPr>
+        <w:t xml:space="preserve"> 반면</w:t>
+      </w:r>
+      <w:r>
+        <w:t xml:space="preserve"> 다른</w:t>
+      </w:r>
+      <w:r>
+        <w:rPr>
+          <w:rFonts w:hint="eastAsia"/>
+        </w:rPr>
+        <w:t xml:space="preserve"> </w:t>
+      </w:r>
+      <w:proofErr w:type="spellStart"/>
+      <w:r>
+        <w:t>조합들에서는</w:t>
+      </w:r>
+      <w:proofErr w:type="spellEnd"/>
+      <w:r>
+        <w:t xml:space="preserve"> F1 점수가 급격히 감소하여,</w:t>
+      </w:r>
+      <w:r>
+        <w:rPr>
+          <w:rFonts w:hint="eastAsia"/>
+        </w:rPr>
+        <w:t xml:space="preserve"> </w:t>
+      </w:r>
+      <w:proofErr w:type="spellStart"/>
+      <w:r>
+        <w:t>RobustScaler</w:t>
+      </w:r>
+      <w:proofErr w:type="spellEnd"/>
+      <w:r>
+        <w:t xml:space="preserve"> 자체보다 Sampling 전략 및 모델 구조가 성능 결정에 더 중요한 요인임을 확인할 수 있었다.</w:t>
+      </w:r>
+    </w:p>
+    <w:p>
+      <w:pPr>
+        <w:pStyle w:val="5"/>
+        <w:rPr>
+          <w:b/>
+          <w:bCs/>
+          <w:sz w:val="20"/>
+          <w:szCs w:val="20"/>
+        </w:rPr>
+      </w:pPr>
+      <w:r>
+        <w:rPr>
+          <w:rFonts w:hint="eastAsia"/>
+          <w:b/>
+          <w:bCs/>
+          <w:sz w:val="20"/>
+          <w:szCs w:val="20"/>
+        </w:rPr>
+        <w:t>Over &amp; Under 샘플링</w:t>
+      </w:r>
+    </w:p>
+    <w:p>
+      <w:r>
+        <w:rPr>
+          <w:noProof/>
+        </w:rPr>
+        <w:drawing>
+          <wp:inline distT="0" distB="0" distL="0" distR="0" wp14:anchorId="53C75F34" wp14:editId="229C2AA8">
+            <wp:extent cx="5943600" cy="2971800"/>
+            <wp:effectExtent l="0" t="0" r="0" b="0"/>
+            <wp:docPr id="1262239048" name="그림 1"/>
+            <wp:cNvGraphicFramePr>
+              <a:graphicFrameLocks xmlns:a="http://schemas.openxmlformats.org/drawingml/2006/main" noChangeAspect="1"/>
+            </wp:cNvGraphicFramePr>
+            <a:graphic xmlns:a="http://schemas.openxmlformats.org/drawingml/2006/main">
+              <a:graphicData uri="http://schemas.openxmlformats.org/drawingml/2006/picture">
+                <pic:pic xmlns:pic="http://schemas.openxmlformats.org/drawingml/2006/picture">
+                  <pic:nvPicPr>
+                    <pic:cNvPr id="0" name="Picture 1"/>
+                    <pic:cNvPicPr>
+                      <a:picLocks noChangeAspect="1" noChangeArrowheads="1"/>
+                    </pic:cNvPicPr>
+                  </pic:nvPicPr>
+                  <pic:blipFill>
+                    <a:blip r:embed="rId27" cstate="print">
+                      <a:extLst>
+                        <a:ext uri="{28A0092B-C50C-407E-A947-70E740481C1C}">
+                          <a14:useLocalDpi xmlns:a14="http://schemas.microsoft.com/office/drawing/2010/main" val="0"/>
+                        </a:ext>
+                      </a:extLst>
+                    </a:blip>
+                    <a:srcRect/>
+                    <a:stretch>
+                      <a:fillRect/>
+                    </a:stretch>
+                  </pic:blipFill>
+                  <pic:spPr bwMode="auto">
+                    <a:xfrm>
+                      <a:off x="0" y="0"/>
+                      <a:ext cx="5943600" cy="2971800"/>
+                    </a:xfrm>
+                    <a:prstGeom prst="rect">
+                      <a:avLst/>
+                    </a:prstGeom>
+                    <a:noFill/>
+                    <a:ln>
+                      <a:noFill/>
+                    </a:ln>
+                  </pic:spPr>
+                </pic:pic>
+              </a:graphicData>
+            </a:graphic>
+          </wp:inline>
+        </w:drawing>
+      </w:r>
+    </w:p>
+    <w:p>
+      <w:r>
+        <w:rPr>
+          <w:rFonts w:hint="eastAsia"/>
+        </w:rPr>
         <w:t xml:space="preserve">[그림 3.4.10 </w:t>
       </w:r>
       <w:proofErr w:type="spellStart"/>
@@ -18283,12 +21265,14 @@
       <w:pPr>
         <w:pStyle w:val="3"/>
       </w:pPr>
+      <w:bookmarkStart w:id="22" w:name="_Toc216778156"/>
       <w:r>
         <w:rPr>
           <w:rFonts w:hint="eastAsia"/>
         </w:rPr>
         <w:t>3.4.4 최종 앙상블 모델 구성 및 학습</w:t>
       </w:r>
+      <w:bookmarkEnd w:id="22"/>
     </w:p>
     <w:p>
       <w:pPr>
@@ -20742,9 +23726,11 @@
       <w:pPr>
         <w:pStyle w:val="2"/>
       </w:pPr>
+      <w:bookmarkStart w:id="23" w:name="_Toc216778157"/>
       <w:r>
         <w:t>3.5 모델 평가 및 해석</w:t>
       </w:r>
+      <w:bookmarkEnd w:id="23"/>
     </w:p>
     <w:p>
       <w:r>
@@ -20763,9 +23749,11 @@
       <w:pPr>
         <w:pStyle w:val="3"/>
       </w:pPr>
+      <w:bookmarkStart w:id="24" w:name="_Toc216778158"/>
       <w:r>
         <w:t>3.5.1 최종 평가 지표 분석</w:t>
       </w:r>
+      <w:bookmarkEnd w:id="24"/>
     </w:p>
     <w:p>
       <w:r>
@@ -21346,7 +24334,7 @@
                     <pic:cNvPicPr/>
                   </pic:nvPicPr>
                   <pic:blipFill>
-                    <a:blip r:embed="rId27"/>
+                    <a:blip r:embed="rId28"/>
                     <a:stretch>
                       <a:fillRect/>
                     </a:stretch>
@@ -21421,7 +24409,7 @@
                     <pic:cNvPicPr/>
                   </pic:nvPicPr>
                   <pic:blipFill>
-                    <a:blip r:embed="rId28"/>
+                    <a:blip r:embed="rId29"/>
                     <a:stretch>
                       <a:fillRect/>
                     </a:stretch>
@@ -21552,7 +24540,7 @@
                     <pic:cNvPicPr/>
                   </pic:nvPicPr>
                   <pic:blipFill>
-                    <a:blip r:embed="rId29"/>
+                    <a:blip r:embed="rId30"/>
                     <a:stretch>
                       <a:fillRect/>
                     </a:stretch>
@@ -21647,7 +24635,7 @@
                     <pic:cNvPicPr/>
                   </pic:nvPicPr>
                   <pic:blipFill>
-                    <a:blip r:embed="rId30"/>
+                    <a:blip r:embed="rId31"/>
                     <a:stretch>
                       <a:fillRect/>
                     </a:stretch>
@@ -21822,9 +24810,11 @@
       <w:pPr>
         <w:pStyle w:val="3"/>
       </w:pPr>
+      <w:bookmarkStart w:id="25" w:name="_Toc216778159"/>
       <w:r>
         <w:t>3.5.2 Feature Importance 분석</w:t>
       </w:r>
+      <w:bookmarkEnd w:id="25"/>
     </w:p>
     <w:p>
       <w:r>
@@ -21870,7 +24860,7 @@
                     <pic:cNvPicPr/>
                   </pic:nvPicPr>
                   <pic:blipFill>
-                    <a:blip r:embed="rId31"/>
+                    <a:blip r:embed="rId32"/>
                     <a:stretch>
                       <a:fillRect/>
                     </a:stretch>
@@ -21925,64 +24915,6 @@
                 <pic:pic xmlns:pic="http://schemas.openxmlformats.org/drawingml/2006/picture">
                   <pic:nvPicPr>
                     <pic:cNvPr id="0" name="shap_summary.png"/>
-                    <pic:cNvPicPr/>
-                  </pic:nvPicPr>
-                  <pic:blipFill>
-                    <a:blip r:embed="rId32"/>
-                    <a:stretch>
-                      <a:fillRect/>
-                    </a:stretch>
-                  </pic:blipFill>
-                  <pic:spPr>
-                    <a:xfrm>
-                      <a:off x="0" y="0"/>
-                      <a:ext cx="5669280" cy="6731448"/>
-                    </a:xfrm>
-                    <a:prstGeom prst="rect">
-                      <a:avLst/>
-                    </a:prstGeom>
-                  </pic:spPr>
-                </pic:pic>
-              </a:graphicData>
-            </a:graphic>
-          </wp:inline>
-        </w:drawing>
-      </w:r>
-    </w:p>
-    <w:p>
-      <w:pPr>
-        <w:jc w:val="center"/>
-      </w:pPr>
-      <w:r>
-        <w:rPr>
-          <w:sz w:val="20"/>
-        </w:rPr>
-        <w:t>그림 3.5.2-2 SHAP Summary Plot</w:t>
-      </w:r>
-    </w:p>
-    <w:p/>
-    <w:p>
-      <w:pPr>
-        <w:jc w:val="center"/>
-      </w:pPr>
-      <w:r>
-        <w:rPr>
-          <w:noProof/>
-        </w:rPr>
-        <w:lastRenderedPageBreak/>
-        <w:drawing>
-          <wp:inline distT="0" distB="0" distL="0" distR="0" wp14:anchorId="013074A5" wp14:editId="3AF79CF5">
-            <wp:extent cx="5669280" cy="6731448"/>
-            <wp:effectExtent l="0" t="0" r="0" b="0"/>
-            <wp:docPr id="7" name="Picture 7"/>
-            <wp:cNvGraphicFramePr>
-              <a:graphicFrameLocks xmlns:a="http://schemas.openxmlformats.org/drawingml/2006/main" noChangeAspect="1"/>
-            </wp:cNvGraphicFramePr>
-            <a:graphic xmlns:a="http://schemas.openxmlformats.org/drawingml/2006/main">
-              <a:graphicData uri="http://schemas.openxmlformats.org/drawingml/2006/picture">
-                <pic:pic xmlns:pic="http://schemas.openxmlformats.org/drawingml/2006/picture">
-                  <pic:nvPicPr>
-                    <pic:cNvPr id="0" name="shap_bar.png"/>
                     <pic:cNvPicPr/>
                   </pic:nvPicPr>
                   <pic:blipFill>
@@ -22015,6 +24947,64 @@
         <w:rPr>
           <w:sz w:val="20"/>
         </w:rPr>
+        <w:t>그림 3.5.2-2 SHAP Summary Plot</w:t>
+      </w:r>
+    </w:p>
+    <w:p/>
+    <w:p>
+      <w:pPr>
+        <w:jc w:val="center"/>
+      </w:pPr>
+      <w:r>
+        <w:rPr>
+          <w:noProof/>
+        </w:rPr>
+        <w:lastRenderedPageBreak/>
+        <w:drawing>
+          <wp:inline distT="0" distB="0" distL="0" distR="0" wp14:anchorId="013074A5" wp14:editId="3AF79CF5">
+            <wp:extent cx="5669280" cy="6731448"/>
+            <wp:effectExtent l="0" t="0" r="0" b="0"/>
+            <wp:docPr id="7" name="Picture 7"/>
+            <wp:cNvGraphicFramePr>
+              <a:graphicFrameLocks xmlns:a="http://schemas.openxmlformats.org/drawingml/2006/main" noChangeAspect="1"/>
+            </wp:cNvGraphicFramePr>
+            <a:graphic xmlns:a="http://schemas.openxmlformats.org/drawingml/2006/main">
+              <a:graphicData uri="http://schemas.openxmlformats.org/drawingml/2006/picture">
+                <pic:pic xmlns:pic="http://schemas.openxmlformats.org/drawingml/2006/picture">
+                  <pic:nvPicPr>
+                    <pic:cNvPr id="0" name="shap_bar.png"/>
+                    <pic:cNvPicPr/>
+                  </pic:nvPicPr>
+                  <pic:blipFill>
+                    <a:blip r:embed="rId34"/>
+                    <a:stretch>
+                      <a:fillRect/>
+                    </a:stretch>
+                  </pic:blipFill>
+                  <pic:spPr>
+                    <a:xfrm>
+                      <a:off x="0" y="0"/>
+                      <a:ext cx="5669280" cy="6731448"/>
+                    </a:xfrm>
+                    <a:prstGeom prst="rect">
+                      <a:avLst/>
+                    </a:prstGeom>
+                  </pic:spPr>
+                </pic:pic>
+              </a:graphicData>
+            </a:graphic>
+          </wp:inline>
+        </w:drawing>
+      </w:r>
+    </w:p>
+    <w:p>
+      <w:pPr>
+        <w:jc w:val="center"/>
+      </w:pPr>
+      <w:r>
+        <w:rPr>
+          <w:sz w:val="20"/>
+        </w:rPr>
         <w:t>그림 3.5.2-3 SHAP Bar Plot (mean |SHAP| Top 20)</w:t>
       </w:r>
     </w:p>
@@ -22041,63 +25031,6 @@
                 <pic:pic xmlns:pic="http://schemas.openxmlformats.org/drawingml/2006/picture">
                   <pic:nvPicPr>
                     <pic:cNvPr id="0" name="shap_depend_V4.png"/>
-                    <pic:cNvPicPr/>
-                  </pic:nvPicPr>
-                  <pic:blipFill>
-                    <a:blip r:embed="rId34"/>
-                    <a:stretch>
-                      <a:fillRect/>
-                    </a:stretch>
-                  </pic:blipFill>
-                  <pic:spPr>
-                    <a:xfrm>
-                      <a:off x="0" y="0"/>
-                      <a:ext cx="5669280" cy="3779520"/>
-                    </a:xfrm>
-                    <a:prstGeom prst="rect">
-                      <a:avLst/>
-                    </a:prstGeom>
-                  </pic:spPr>
-                </pic:pic>
-              </a:graphicData>
-            </a:graphic>
-          </wp:inline>
-        </w:drawing>
-      </w:r>
-    </w:p>
-    <w:p>
-      <w:pPr>
-        <w:jc w:val="center"/>
-      </w:pPr>
-      <w:r>
-        <w:rPr>
-          <w:sz w:val="20"/>
-        </w:rPr>
-        <w:t>그림 3.5.2-4 SHAP Dependence Plot: V4</w:t>
-      </w:r>
-    </w:p>
-    <w:p/>
-    <w:p>
-      <w:pPr>
-        <w:jc w:val="center"/>
-      </w:pPr>
-      <w:r>
-        <w:rPr>
-          <w:noProof/>
-        </w:rPr>
-        <w:drawing>
-          <wp:inline distT="0" distB="0" distL="0" distR="0" wp14:anchorId="436FB621" wp14:editId="2FAAEC27">
-            <wp:extent cx="5669280" cy="3779520"/>
-            <wp:effectExtent l="0" t="0" r="0" b="0"/>
-            <wp:docPr id="9" name="Picture 9"/>
-            <wp:cNvGraphicFramePr>
-              <a:graphicFrameLocks xmlns:a="http://schemas.openxmlformats.org/drawingml/2006/main" noChangeAspect="1"/>
-            </wp:cNvGraphicFramePr>
-            <a:graphic xmlns:a="http://schemas.openxmlformats.org/drawingml/2006/main">
-              <a:graphicData uri="http://schemas.openxmlformats.org/drawingml/2006/picture">
-                <pic:pic xmlns:pic="http://schemas.openxmlformats.org/drawingml/2006/picture">
-                  <pic:nvPicPr>
-                    <pic:cNvPr id="0" name="shap_depend_V3.png"/>
                     <pic:cNvPicPr/>
                   </pic:nvPicPr>
                   <pic:blipFill>
@@ -22130,7 +25063,7 @@
         <w:rPr>
           <w:sz w:val="20"/>
         </w:rPr>
-        <w:t>그림 3.5.2-5 SHAP Dependence Plot: V3</w:t>
+        <w:t>그림 3.5.2-4 SHAP Dependence Plot: V4</w:t>
       </w:r>
     </w:p>
     <w:p/>
@@ -22142,12 +25075,11 @@
         <w:rPr>
           <w:noProof/>
         </w:rPr>
-        <w:lastRenderedPageBreak/>
         <w:drawing>
-          <wp:inline distT="0" distB="0" distL="0" distR="0" wp14:anchorId="4B3257AE" wp14:editId="655A7AF0">
+          <wp:inline distT="0" distB="0" distL="0" distR="0" wp14:anchorId="436FB621" wp14:editId="2FAAEC27">
             <wp:extent cx="5669280" cy="3779520"/>
             <wp:effectExtent l="0" t="0" r="0" b="0"/>
-            <wp:docPr id="10" name="Picture 10"/>
+            <wp:docPr id="9" name="Picture 9"/>
             <wp:cNvGraphicFramePr>
               <a:graphicFrameLocks xmlns:a="http://schemas.openxmlformats.org/drawingml/2006/main" noChangeAspect="1"/>
             </wp:cNvGraphicFramePr>
@@ -22155,7 +25087,7 @@
               <a:graphicData uri="http://schemas.openxmlformats.org/drawingml/2006/picture">
                 <pic:pic xmlns:pic="http://schemas.openxmlformats.org/drawingml/2006/picture">
                   <pic:nvPicPr>
-                    <pic:cNvPr id="0" name="shap_depend_V10.png"/>
+                    <pic:cNvPr id="0" name="shap_depend_V3.png"/>
                     <pic:cNvPicPr/>
                   </pic:nvPicPr>
                   <pic:blipFill>
@@ -22188,6 +25120,64 @@
         <w:rPr>
           <w:sz w:val="20"/>
         </w:rPr>
+        <w:t>그림 3.5.2-5 SHAP Dependence Plot: V3</w:t>
+      </w:r>
+    </w:p>
+    <w:p/>
+    <w:p>
+      <w:pPr>
+        <w:jc w:val="center"/>
+      </w:pPr>
+      <w:r>
+        <w:rPr>
+          <w:noProof/>
+        </w:rPr>
+        <w:lastRenderedPageBreak/>
+        <w:drawing>
+          <wp:inline distT="0" distB="0" distL="0" distR="0" wp14:anchorId="4B3257AE" wp14:editId="655A7AF0">
+            <wp:extent cx="5669280" cy="3779520"/>
+            <wp:effectExtent l="0" t="0" r="0" b="0"/>
+            <wp:docPr id="10" name="Picture 10"/>
+            <wp:cNvGraphicFramePr>
+              <a:graphicFrameLocks xmlns:a="http://schemas.openxmlformats.org/drawingml/2006/main" noChangeAspect="1"/>
+            </wp:cNvGraphicFramePr>
+            <a:graphic xmlns:a="http://schemas.openxmlformats.org/drawingml/2006/main">
+              <a:graphicData uri="http://schemas.openxmlformats.org/drawingml/2006/picture">
+                <pic:pic xmlns:pic="http://schemas.openxmlformats.org/drawingml/2006/picture">
+                  <pic:nvPicPr>
+                    <pic:cNvPr id="0" name="shap_depend_V10.png"/>
+                    <pic:cNvPicPr/>
+                  </pic:nvPicPr>
+                  <pic:blipFill>
+                    <a:blip r:embed="rId37"/>
+                    <a:stretch>
+                      <a:fillRect/>
+                    </a:stretch>
+                  </pic:blipFill>
+                  <pic:spPr>
+                    <a:xfrm>
+                      <a:off x="0" y="0"/>
+                      <a:ext cx="5669280" cy="3779520"/>
+                    </a:xfrm>
+                    <a:prstGeom prst="rect">
+                      <a:avLst/>
+                    </a:prstGeom>
+                  </pic:spPr>
+                </pic:pic>
+              </a:graphicData>
+            </a:graphic>
+          </wp:inline>
+        </w:drawing>
+      </w:r>
+    </w:p>
+    <w:p>
+      <w:pPr>
+        <w:jc w:val="center"/>
+      </w:pPr>
+      <w:r>
+        <w:rPr>
+          <w:sz w:val="20"/>
+        </w:rPr>
         <w:t>그림 3.5.2-6 SHAP Dependence Plot: V10</w:t>
       </w:r>
     </w:p>
@@ -22233,9 +25223,11 @@
       <w:pPr>
         <w:pStyle w:val="3"/>
       </w:pPr>
+      <w:bookmarkStart w:id="26" w:name="_Toc216778160"/>
       <w:r>
         <w:t>3.5.3 예측 결과 시각화 및 오차 분석</w:t>
       </w:r>
+      <w:bookmarkEnd w:id="26"/>
     </w:p>
     <w:p>
       <w:r>
@@ -22275,7 +25267,7 @@
                     <pic:cNvPicPr/>
                   </pic:nvPicPr>
                   <pic:blipFill>
-                    <a:blip r:embed="rId37"/>
+                    <a:blip r:embed="rId38"/>
                     <a:stretch>
                       <a:fillRect/>
                     </a:stretch>
@@ -22437,9 +25429,11 @@
       <w:pPr>
         <w:pStyle w:val="3"/>
       </w:pPr>
+      <w:bookmarkStart w:id="27" w:name="_Toc216778161"/>
       <w:r>
         <w:t>3.5.4 소결</w:t>
       </w:r>
+      <w:bookmarkEnd w:id="27"/>
     </w:p>
     <w:p>
       <w:r>
@@ -22562,17 +25556,21 @@
       <w:pPr>
         <w:pStyle w:val="2"/>
       </w:pPr>
+      <w:bookmarkStart w:id="28" w:name="_Toc216778162"/>
       <w:r>
         <w:t>3.6 결론 및 제언</w:t>
       </w:r>
+      <w:bookmarkEnd w:id="28"/>
     </w:p>
     <w:p>
       <w:pPr>
         <w:pStyle w:val="3"/>
       </w:pPr>
+      <w:bookmarkStart w:id="29" w:name="_Toc216778163"/>
       <w:r>
         <w:t>3.6.1 주요 결과 요약</w:t>
       </w:r>
+      <w:bookmarkEnd w:id="29"/>
     </w:p>
     <w:p>
       <w:pPr>
@@ -22930,7 +25928,7 @@
                     </pic:cNvPicPr>
                   </pic:nvPicPr>
                   <pic:blipFill>
-                    <a:blip r:embed="rId38">
+                    <a:blip r:embed="rId39">
                       <a:extLst>
                         <a:ext uri="{28A0092B-C50C-407E-A947-70E740481C1C}">
                           <a14:useLocalDpi xmlns:a14="http://schemas.microsoft.com/office/drawing/2010/main" val="0"/>
@@ -25110,7 +28108,7 @@
                     </pic:cNvPicPr>
                   </pic:nvPicPr>
                   <pic:blipFill>
-                    <a:blip r:embed="rId39">
+                    <a:blip r:embed="rId40">
                       <a:extLst>
                         <a:ext uri="{28A0092B-C50C-407E-A947-70E740481C1C}">
                           <a14:useLocalDpi xmlns:a14="http://schemas.microsoft.com/office/drawing/2010/main" val="0"/>
@@ -26155,9 +29153,11 @@
       <w:pPr>
         <w:pStyle w:val="3"/>
       </w:pPr>
+      <w:bookmarkStart w:id="30" w:name="_Toc216778164"/>
       <w:r>
         <w:t>3.6.2 프로젝트 한계점 분석</w:t>
       </w:r>
+      <w:bookmarkEnd w:id="30"/>
     </w:p>
     <w:p>
       <w:pPr>
@@ -27291,9 +30291,11 @@
       <w:pPr>
         <w:pStyle w:val="3"/>
       </w:pPr>
+      <w:bookmarkStart w:id="31" w:name="_Toc216778165"/>
       <w:r>
         <w:t>3.6.3 개선 방안 및 향후 계획</w:t>
       </w:r>
+      <w:bookmarkEnd w:id="31"/>
     </w:p>
     <w:p>
       <w:pPr>
@@ -28698,7 +31700,9 @@
     <w:sectPr>
       <w:pgSz w:w="11906" w:h="16838"/>
       <w:pgMar w:top="720" w:right="720" w:bottom="720" w:left="720" w:header="851" w:footer="992" w:gutter="0"/>
+      <w:pgNumType w:start="0"/>
       <w:cols w:space="425"/>
+      <w:titlePg/>
       <w:docGrid w:linePitch="360"/>
     </w:sectPr>
   </w:body>
@@ -40684,6 +43688,7 @@
   </w:style>
   <w:style w:type="paragraph" w:styleId="af">
     <w:name w:val="No Spacing"/>
+    <w:link w:val="Char6"/>
     <w:uiPriority w:val="1"/>
     <w:qFormat/>
     <w:rsid w:val="00660AD6"/>
@@ -40736,7 +43741,6 @@
     <w:basedOn w:val="10"/>
     <w:next w:val="a"/>
     <w:uiPriority w:val="39"/>
-    <w:semiHidden/>
     <w:unhideWhenUsed/>
     <w:qFormat/>
     <w:rsid w:val="00660AD6"/>
@@ -40766,7 +43770,7 @@
   <w:style w:type="paragraph" w:customStyle="1" w:styleId="af4">
     <w:name w:val="표 제목"/>
     <w:basedOn w:val="a"/>
-    <w:link w:val="Char6"/>
+    <w:link w:val="Char7"/>
     <w:qFormat/>
     <w:rsid w:val="009900B8"/>
     <w:rPr>
@@ -40774,7 +43778,7 @@
       <w:bCs/>
     </w:rPr>
   </w:style>
-  <w:style w:type="character" w:customStyle="1" w:styleId="Char6">
+  <w:style w:type="character" w:customStyle="1" w:styleId="Char7">
     <w:name w:val="표 제목 Char"/>
     <w:basedOn w:val="a0"/>
     <w:link w:val="af4"/>
@@ -40912,7 +43916,7 @@
   <w:style w:type="paragraph" w:styleId="af5">
     <w:name w:val="Body Text"/>
     <w:basedOn w:val="a"/>
-    <w:link w:val="Char7"/>
+    <w:link w:val="Char8"/>
     <w:uiPriority w:val="99"/>
     <w:semiHidden/>
     <w:unhideWhenUsed/>
@@ -40921,7 +43925,7 @@
       <w:spacing w:after="180"/>
     </w:pPr>
   </w:style>
-  <w:style w:type="character" w:customStyle="1" w:styleId="Char7">
+  <w:style w:type="character" w:customStyle="1" w:styleId="Char8">
     <w:name w:val="본문 Char"/>
     <w:basedOn w:val="a0"/>
     <w:link w:val="af5"/>
@@ -41283,6 +44287,57 @@
         <w:shd w:val="clear" w:color="auto" w:fill="BDD6EE" w:themeFill="accent5" w:themeFillTint="66"/>
       </w:tcPr>
     </w:tblStylePr>
+  </w:style>
+  <w:style w:type="paragraph" w:styleId="13">
+    <w:name w:val="toc 1"/>
+    <w:basedOn w:val="a"/>
+    <w:next w:val="a"/>
+    <w:autoRedefine/>
+    <w:uiPriority w:val="39"/>
+    <w:unhideWhenUsed/>
+    <w:rsid w:val="0039716D"/>
+  </w:style>
+  <w:style w:type="paragraph" w:styleId="20">
+    <w:name w:val="toc 2"/>
+    <w:basedOn w:val="a"/>
+    <w:next w:val="a"/>
+    <w:autoRedefine/>
+    <w:uiPriority w:val="39"/>
+    <w:unhideWhenUsed/>
+    <w:rsid w:val="0039716D"/>
+    <w:pPr>
+      <w:ind w:leftChars="200" w:left="425"/>
+    </w:pPr>
+  </w:style>
+  <w:style w:type="paragraph" w:styleId="31">
+    <w:name w:val="toc 3"/>
+    <w:basedOn w:val="a"/>
+    <w:next w:val="a"/>
+    <w:autoRedefine/>
+    <w:uiPriority w:val="39"/>
+    <w:unhideWhenUsed/>
+    <w:rsid w:val="0039716D"/>
+    <w:pPr>
+      <w:ind w:leftChars="400" w:left="850"/>
+    </w:pPr>
+  </w:style>
+  <w:style w:type="character" w:styleId="af6">
+    <w:name w:val="Hyperlink"/>
+    <w:basedOn w:val="a0"/>
+    <w:uiPriority w:val="99"/>
+    <w:unhideWhenUsed/>
+    <w:rsid w:val="0039716D"/>
+    <w:rPr>
+      <w:color w:val="0563C1" w:themeColor="hyperlink"/>
+      <w:u w:val="single"/>
+    </w:rPr>
+  </w:style>
+  <w:style w:type="character" w:customStyle="1" w:styleId="Char6">
+    <w:name w:val="간격 없음 Char"/>
+    <w:basedOn w:val="a0"/>
+    <w:link w:val="af"/>
+    <w:uiPriority w:val="1"/>
+    <w:rsid w:val="00D317E8"/>
   </w:style>
 </w:styles>
 </file>
@@ -41583,10 +44638,29 @@
 </file>
 
 <file path=customXml/item1.xml><?xml version="1.0" encoding="utf-8"?>
+<CoverPageProperties xmlns="http://schemas.microsoft.com/office/2006/coverPageProps">
+  <PublishDate/>
+  <Abstract>신용카드 사기거래 탐지에서는 극심한 클래스 불균형을 Full/Under/SMOTE 전략으로 체계적으로 제어하고 실험을 통해 F1 중심의 최적 모델을 선정하여, “놓치지 않음(Recall)”과 “오탐 최소화(Precision)”의 균형점을 제시했다.</Abstract>
+  <CompanyAddress/>
+  <CompanyPhone/>
+  <CompanyFax/>
+  <CompanyEmail/>
+</CoverPageProperties>
+</file>
+
+<file path=customXml/item2.xml><?xml version="1.0" encoding="utf-8"?>
 <b:Sources xmlns:b="http://schemas.openxmlformats.org/officeDocument/2006/bibliography" xmlns="http://schemas.openxmlformats.org/officeDocument/2006/bibliography" SelectedStyle="\APASixthEditionOfficeOnline.xsl" StyleName="APA" Version="6"/>
 </file>
 
 <file path=customXml/itemProps1.xml><?xml version="1.0" encoding="utf-8"?>
+<ds:datastoreItem xmlns:ds="http://schemas.openxmlformats.org/officeDocument/2006/customXml" ds:itemID="{55AF091B-3C7A-41E3-B477-F2FDAA23CFDA}">
+  <ds:schemaRefs>
+    <ds:schemaRef ds:uri="http://schemas.microsoft.com/office/2006/coverPageProps"/>
+  </ds:schemaRefs>
+</ds:datastoreItem>
+</file>
+
+<file path=customXml/itemProps2.xml><?xml version="1.0" encoding="utf-8"?>
 <ds:datastoreItem xmlns:ds="http://schemas.openxmlformats.org/officeDocument/2006/customXml" ds:itemID="{B5A71172-6F45-4532-873B-85A9AA94565C}">
   <ds:schemaRefs>
     <ds:schemaRef ds:uri="http://schemas.openxmlformats.org/officeDocument/2006/bibliography"/>

--- a/0.report/빅데이터20기_3조_세미프로젝트_보고서_3장.docx
+++ b/0.report/빅데이터20기_3조_세미프로젝트_보고서_3장.docx
@@ -669,7 +669,7 @@
                                         <w:sz w:val="72"/>
                                         <w:szCs w:val="72"/>
                                       </w:rPr>
-                                      <w:t>3장</w:t>
+                                      <w:t>제 3장 신용카드 사기거래 탐지</w:t>
                                     </w:r>
                                   </w:sdtContent>
                                 </w:sdt>
@@ -718,7 +718,7 @@
                                 <w:pPr>
                                   <w:spacing w:line="240" w:lineRule="auto"/>
                                   <w:rPr>
-                                    <w:rFonts w:asciiTheme="majorHAnsi" w:eastAsiaTheme="majorEastAsia" w:hAnsiTheme="majorHAnsi" w:cstheme="majorBidi" w:hint="eastAsia"/>
+                                    <w:rFonts w:asciiTheme="majorHAnsi" w:eastAsiaTheme="majorEastAsia" w:hAnsiTheme="majorHAnsi" w:cstheme="majorBidi"/>
                                     <w:color w:val="4472C4" w:themeColor="accent1"/>
                                     <w:sz w:val="72"/>
                                     <w:szCs w:val="72"/>
@@ -804,7 +804,7 @@
                                   <w:sz w:val="72"/>
                                   <w:szCs w:val="72"/>
                                 </w:rPr>
-                                <w:t>3장</w:t>
+                                <w:t>제 3장 신용카드 사기거래 탐지</w:t>
                               </w:r>
                             </w:sdtContent>
                           </w:sdt>
@@ -853,7 +853,7 @@
                           <w:pPr>
                             <w:spacing w:line="240" w:lineRule="auto"/>
                             <w:rPr>
-                              <w:rFonts w:asciiTheme="majorHAnsi" w:eastAsiaTheme="majorEastAsia" w:hAnsiTheme="majorHAnsi" w:cstheme="majorBidi" w:hint="eastAsia"/>
+                              <w:rFonts w:asciiTheme="majorHAnsi" w:eastAsiaTheme="majorEastAsia" w:hAnsiTheme="majorHAnsi" w:cstheme="majorBidi"/>
                               <w:color w:val="4472C4" w:themeColor="accent1"/>
                               <w:sz w:val="72"/>
                               <w:szCs w:val="72"/>
@@ -896,6 +896,11 @@
     <w:sdt>
       <w:sdtPr>
         <w:rPr>
+          <w:rFonts w:asciiTheme="minorHAnsi" w:eastAsiaTheme="minorEastAsia" w:hAnsiTheme="minorHAnsi" w:cstheme="minorBidi"/>
+          <w:b w:val="0"/>
+          <w:color w:val="auto"/>
+          <w:sz w:val="21"/>
+          <w:szCs w:val="21"/>
           <w:lang w:val="ko-KR"/>
         </w:rPr>
         <w:id w:val="382446059"/>
@@ -906,20 +911,13 @@
       </w:sdtPr>
       <w:sdtEndPr>
         <w:rPr>
-          <w:rFonts w:asciiTheme="minorHAnsi" w:eastAsiaTheme="minorEastAsia" w:hAnsiTheme="minorHAnsi" w:cstheme="minorBidi"/>
           <w:bCs/>
-          <w:color w:val="auto"/>
-          <w:sz w:val="21"/>
-          <w:szCs w:val="21"/>
         </w:rPr>
       </w:sdtEndPr>
       <w:sdtContent>
         <w:p>
           <w:pPr>
             <w:pStyle w:val="TOC"/>
-            <w:rPr>
-              <w:rFonts w:hint="eastAsia"/>
-            </w:rPr>
           </w:pPr>
           <w:r>
             <w:rPr>
@@ -999,7 +997,7 @@
                 <w:noProof/>
                 <w:webHidden/>
               </w:rPr>
-              <w:t>4</w:t>
+              <w:t>3</w:t>
             </w:r>
             <w:r>
               <w:rPr>
@@ -1072,7 +1070,7 @@
                 <w:noProof/>
                 <w:webHidden/>
               </w:rPr>
-              <w:t>4</w:t>
+              <w:t>3</w:t>
             </w:r>
             <w:r>
               <w:rPr>
@@ -1145,7 +1143,7 @@
                 <w:noProof/>
                 <w:webHidden/>
               </w:rPr>
-              <w:t>4</w:t>
+              <w:t>3</w:t>
             </w:r>
             <w:r>
               <w:rPr>
@@ -1291,7 +1289,7 @@
                 <w:noProof/>
                 <w:webHidden/>
               </w:rPr>
-              <w:t>9</w:t>
+              <w:t>10</w:t>
             </w:r>
             <w:r>
               <w:rPr>
@@ -1364,7 +1362,7 @@
                 <w:noProof/>
                 <w:webHidden/>
               </w:rPr>
-              <w:t>9</w:t>
+              <w:t>10</w:t>
             </w:r>
             <w:r>
               <w:rPr>
@@ -1437,7 +1435,7 @@
                 <w:noProof/>
                 <w:webHidden/>
               </w:rPr>
-              <w:t>10</w:t>
+              <w:t>12</w:t>
             </w:r>
             <w:r>
               <w:rPr>
@@ -1510,7 +1508,7 @@
                 <w:noProof/>
                 <w:webHidden/>
               </w:rPr>
-              <w:t>13</w:t>
+              <w:t>15</w:t>
             </w:r>
             <w:r>
               <w:rPr>
@@ -1583,7 +1581,7 @@
                 <w:noProof/>
                 <w:webHidden/>
               </w:rPr>
-              <w:t>13</w:t>
+              <w:t>16</w:t>
             </w:r>
             <w:r>
               <w:rPr>
@@ -1656,7 +1654,7 @@
                 <w:noProof/>
                 <w:webHidden/>
               </w:rPr>
-              <w:t>13</w:t>
+              <w:t>16</w:t>
             </w:r>
             <w:r>
               <w:rPr>
@@ -1729,7 +1727,7 @@
                 <w:noProof/>
                 <w:webHidden/>
               </w:rPr>
-              <w:t>13</w:t>
+              <w:t>16</w:t>
             </w:r>
             <w:r>
               <w:rPr>
@@ -1802,7 +1800,7 @@
                 <w:noProof/>
                 <w:webHidden/>
               </w:rPr>
-              <w:t>13</w:t>
+              <w:t>16</w:t>
             </w:r>
             <w:r>
               <w:rPr>
@@ -1875,7 +1873,7 @@
                 <w:noProof/>
                 <w:webHidden/>
               </w:rPr>
-              <w:t>14</w:t>
+              <w:t>16</w:t>
             </w:r>
             <w:r>
               <w:rPr>
@@ -1948,7 +1946,7 @@
                 <w:noProof/>
                 <w:webHidden/>
               </w:rPr>
-              <w:t>14</w:t>
+              <w:t>18</w:t>
             </w:r>
             <w:r>
               <w:rPr>
@@ -2021,7 +2019,7 @@
                 <w:noProof/>
                 <w:webHidden/>
               </w:rPr>
-              <w:t>14</w:t>
+              <w:t>18</w:t>
             </w:r>
             <w:r>
               <w:rPr>
@@ -2094,7 +2092,7 @@
                 <w:noProof/>
                 <w:webHidden/>
               </w:rPr>
-              <w:t>15</w:t>
+              <w:t>19</w:t>
             </w:r>
             <w:r>
               <w:rPr>
@@ -2167,7 +2165,7 @@
                 <w:noProof/>
                 <w:webHidden/>
               </w:rPr>
-              <w:t>26</w:t>
+              <w:t>30</w:t>
             </w:r>
             <w:r>
               <w:rPr>
@@ -2240,7 +2238,7 @@
                 <w:noProof/>
                 <w:webHidden/>
               </w:rPr>
-              <w:t>29</w:t>
+              <w:t>34</w:t>
             </w:r>
             <w:r>
               <w:rPr>
@@ -2313,7 +2311,7 @@
                 <w:noProof/>
                 <w:webHidden/>
               </w:rPr>
-              <w:t>31</w:t>
+              <w:t>36</w:t>
             </w:r>
             <w:r>
               <w:rPr>
@@ -2386,7 +2384,7 @@
                 <w:noProof/>
                 <w:webHidden/>
               </w:rPr>
-              <w:t>31</w:t>
+              <w:t>36</w:t>
             </w:r>
             <w:r>
               <w:rPr>
@@ -2459,7 +2457,7 @@
                 <w:noProof/>
                 <w:webHidden/>
               </w:rPr>
-              <w:t>35</w:t>
+              <w:t>41</w:t>
             </w:r>
             <w:r>
               <w:rPr>
@@ -2532,7 +2530,7 @@
                 <w:noProof/>
                 <w:webHidden/>
               </w:rPr>
-              <w:t>40</w:t>
+              <w:t>48</w:t>
             </w:r>
             <w:r>
               <w:rPr>
@@ -2605,7 +2603,7 @@
                 <w:noProof/>
                 <w:webHidden/>
               </w:rPr>
-              <w:t>41</w:t>
+              <w:t>49</w:t>
             </w:r>
             <w:r>
               <w:rPr>
@@ -2678,7 +2676,7 @@
                 <w:noProof/>
                 <w:webHidden/>
               </w:rPr>
-              <w:t>42</w:t>
+              <w:t>49</w:t>
             </w:r>
             <w:r>
               <w:rPr>
@@ -2751,7 +2749,7 @@
                 <w:noProof/>
                 <w:webHidden/>
               </w:rPr>
-              <w:t>42</w:t>
+              <w:t>49</w:t>
             </w:r>
             <w:r>
               <w:rPr>
@@ -2824,7 +2822,7 @@
                 <w:noProof/>
                 <w:webHidden/>
               </w:rPr>
-              <w:t>49</w:t>
+              <w:t>59</w:t>
             </w:r>
             <w:r>
               <w:rPr>
@@ -2897,7 +2895,7 @@
                 <w:noProof/>
                 <w:webHidden/>
               </w:rPr>
-              <w:t>52</w:t>
+              <w:t>63</w:t>
             </w:r>
             <w:r>
               <w:rPr>
@@ -2929,7 +2927,7 @@
     <w:p>
       <w:pPr>
         <w:rPr>
-          <w:rFonts w:asciiTheme="majorHAnsi" w:eastAsiaTheme="majorEastAsia" w:hAnsiTheme="majorHAnsi" w:cstheme="majorBidi" w:hint="eastAsia"/>
+          <w:rFonts w:asciiTheme="majorHAnsi" w:eastAsiaTheme="majorEastAsia" w:hAnsiTheme="majorHAnsi" w:cstheme="majorBidi"/>
           <w:b/>
           <w:color w:val="0D0D0D" w:themeColor="text1" w:themeTint="F2"/>
           <w:sz w:val="40"/>
@@ -4704,6 +4702,7 @@
           <w:sz w:val="22"/>
           <w:szCs w:val="22"/>
         </w:rPr>
+        <w:lastRenderedPageBreak/>
         <w:t xml:space="preserve">기존 시스템의 </w:t>
       </w:r>
       <w:proofErr w:type="gramStart"/>
@@ -5090,7 +5089,6 @@
           <w:sz w:val="22"/>
           <w:szCs w:val="22"/>
         </w:rPr>
-        <w:lastRenderedPageBreak/>
         <w:t xml:space="preserve">Class </w:t>
       </w:r>
       <w:proofErr w:type="gramStart"/>
@@ -5880,6 +5878,7 @@
           <w:sz w:val="22"/>
           <w:szCs w:val="22"/>
         </w:rPr>
+        <w:lastRenderedPageBreak/>
         <w:t xml:space="preserve">데이터 </w:t>
       </w:r>
       <w:proofErr w:type="gramStart"/>
@@ -6336,7 +6335,6 @@
         <w:rPr>
           <w:rFonts w:hint="eastAsia"/>
         </w:rPr>
-        <w:lastRenderedPageBreak/>
         <w:t>평가지표 선정</w:t>
       </w:r>
     </w:p>
@@ -6593,7 +6591,7 @@
       <w:tblGrid>
         <w:gridCol w:w="1413"/>
         <w:gridCol w:w="4153"/>
-        <w:gridCol w:w="4890"/>
+        <w:gridCol w:w="2928"/>
       </w:tblGrid>
       <w:tr>
         <w:trPr>
@@ -7430,6 +7428,7 @@
       </w:tr>
     </w:tbl>
     <w:p/>
+    <w:p/>
     <w:p>
       <w:pPr>
         <w:pStyle w:val="1"/>
@@ -7443,6 +7442,7 @@
         <w:rPr>
           <w:rFonts w:hint="eastAsia"/>
         </w:rPr>
+        <w:lastRenderedPageBreak/>
         <w:t>데이터셋 문제 및 핵심 지표 정리</w:t>
       </w:r>
     </w:p>
@@ -7557,7 +7557,6 @@
         <w:rPr>
           <w:rFonts w:hint="eastAsia"/>
         </w:rPr>
-        <w:lastRenderedPageBreak/>
         <w:t>3</w:t>
       </w:r>
       <w:r>
@@ -8602,29 +8601,49 @@
     <w:p>
       <w:pPr>
         <w:spacing w:after="0" w:line="276" w:lineRule="auto"/>
-        <w:jc w:val="center"/>
+        <w:rPr>
+          <w:rFonts w:ascii="Arial" w:hAnsi="Arial" w:cs="Arial"/>
+          <w:sz w:val="22"/>
+          <w:szCs w:val="22"/>
+        </w:rPr>
+      </w:pPr>
+    </w:p>
+    <w:p>
+      <w:pPr>
+        <w:spacing w:after="0" w:line="276" w:lineRule="auto"/>
         <w:rPr>
           <w:rFonts w:eastAsiaTheme="minorHAnsi" w:cs="Arial"/>
           <w:sz w:val="20"/>
           <w:szCs w:val="20"/>
         </w:rPr>
       </w:pPr>
-      <w:proofErr w:type="gramStart"/>
-      <w:r>
+    </w:p>
+    <w:p>
+      <w:pPr>
+        <w:spacing w:after="0" w:line="276" w:lineRule="auto"/>
+        <w:jc w:val="center"/>
         <w:rPr>
           <w:rFonts w:eastAsiaTheme="minorHAnsi" w:cs="Arial"/>
           <w:sz w:val="20"/>
           <w:szCs w:val="20"/>
         </w:rPr>
-        <w:t>&lt; 표</w:t>
-      </w:r>
-      <w:proofErr w:type="gramEnd"/>
+      </w:pPr>
+      <w:proofErr w:type="gramStart"/>
       <w:r>
         <w:rPr>
           <w:rFonts w:eastAsiaTheme="minorHAnsi" w:cs="Arial"/>
           <w:sz w:val="20"/>
           <w:szCs w:val="20"/>
         </w:rPr>
+        <w:t>&lt; 표</w:t>
+      </w:r>
+      <w:proofErr w:type="gramEnd"/>
+      <w:r>
+        <w:rPr>
+          <w:rFonts w:eastAsiaTheme="minorHAnsi" w:cs="Arial"/>
+          <w:sz w:val="20"/>
+          <w:szCs w:val="20"/>
+        </w:rPr>
         <w:t xml:space="preserve"> </w:t>
       </w:r>
       <w:proofErr w:type="gramStart"/>
@@ -8657,22 +8676,23 @@
     <w:tbl>
       <w:tblPr>
         <w:tblStyle w:val="5-5"/>
-        <w:tblW w:w="10485" w:type="dxa"/>
+        <w:tblpPr w:leftFromText="142" w:rightFromText="142" w:vertAnchor="text" w:horzAnchor="margin" w:tblpY="1"/>
+        <w:tblW w:w="8079" w:type="dxa"/>
         <w:tblLook w:val="04A0" w:firstRow="1" w:lastRow="0" w:firstColumn="1" w:lastColumn="0" w:noHBand="0" w:noVBand="1"/>
       </w:tblPr>
       <w:tblGrid>
-        <w:gridCol w:w="1838"/>
-        <w:gridCol w:w="8647"/>
+        <w:gridCol w:w="1415"/>
+        <w:gridCol w:w="6664"/>
       </w:tblGrid>
       <w:tr>
         <w:trPr>
           <w:cnfStyle w:val="100000000000" w:firstRow="1" w:lastRow="0" w:firstColumn="0" w:lastColumn="0" w:oddVBand="0" w:evenVBand="0" w:oddHBand="0" w:evenHBand="0" w:firstRowFirstColumn="0" w:firstRowLastColumn="0" w:lastRowFirstColumn="0" w:lastRowLastColumn="0"/>
-          <w:trHeight w:val="220"/>
+          <w:trHeight w:val="579"/>
         </w:trPr>
         <w:tc>
           <w:tcPr>
             <w:cnfStyle w:val="001000000000" w:firstRow="0" w:lastRow="0" w:firstColumn="1" w:lastColumn="0" w:oddVBand="0" w:evenVBand="0" w:oddHBand="0" w:evenHBand="0" w:firstRowFirstColumn="0" w:firstRowLastColumn="0" w:lastRowFirstColumn="0" w:lastRowLastColumn="0"/>
-            <w:tcW w:w="1838" w:type="dxa"/>
+            <w:tcW w:w="1415" w:type="dxa"/>
             <w:hideMark/>
           </w:tcPr>
           <w:p>
@@ -8700,7 +8720,7 @@
         </w:tc>
         <w:tc>
           <w:tcPr>
-            <w:tcW w:w="8647" w:type="dxa"/>
+            <w:tcW w:w="6664" w:type="dxa"/>
           </w:tcPr>
           <w:p>
             <w:pPr>
@@ -8728,12 +8748,12 @@
       <w:tr>
         <w:trPr>
           <w:cnfStyle w:val="000000100000" w:firstRow="0" w:lastRow="0" w:firstColumn="0" w:lastColumn="0" w:oddVBand="0" w:evenVBand="0" w:oddHBand="1" w:evenHBand="0" w:firstRowFirstColumn="0" w:firstRowLastColumn="0" w:lastRowFirstColumn="0" w:lastRowLastColumn="0"/>
-          <w:trHeight w:val="340"/>
+          <w:trHeight w:val="897"/>
         </w:trPr>
         <w:tc>
           <w:tcPr>
             <w:cnfStyle w:val="001000000000" w:firstRow="0" w:lastRow="0" w:firstColumn="1" w:lastColumn="0" w:oddVBand="0" w:evenVBand="0" w:oddHBand="0" w:evenHBand="0" w:firstRowFirstColumn="0" w:firstRowLastColumn="0" w:lastRowFirstColumn="0" w:lastRowLastColumn="0"/>
-            <w:tcW w:w="1838" w:type="dxa"/>
+            <w:tcW w:w="1415" w:type="dxa"/>
           </w:tcPr>
           <w:p>
             <w:pPr>
@@ -8758,7 +8778,7 @@
         </w:tc>
         <w:tc>
           <w:tcPr>
-            <w:tcW w:w="8647" w:type="dxa"/>
+            <w:tcW w:w="6664" w:type="dxa"/>
           </w:tcPr>
           <w:p>
             <w:pPr>
@@ -8791,12 +8811,12 @@
       </w:tr>
       <w:tr>
         <w:trPr>
-          <w:trHeight w:val="340"/>
+          <w:trHeight w:val="897"/>
         </w:trPr>
         <w:tc>
           <w:tcPr>
             <w:cnfStyle w:val="001000000000" w:firstRow="0" w:lastRow="0" w:firstColumn="1" w:lastColumn="0" w:oddVBand="0" w:evenVBand="0" w:oddHBand="0" w:evenHBand="0" w:firstRowFirstColumn="0" w:firstRowLastColumn="0" w:lastRowFirstColumn="0" w:lastRowLastColumn="0"/>
-            <w:tcW w:w="1838" w:type="dxa"/>
+            <w:tcW w:w="1415" w:type="dxa"/>
           </w:tcPr>
           <w:p>
             <w:pPr>
@@ -8821,7 +8841,7 @@
         </w:tc>
         <w:tc>
           <w:tcPr>
-            <w:tcW w:w="8647" w:type="dxa"/>
+            <w:tcW w:w="6664" w:type="dxa"/>
           </w:tcPr>
           <w:p>
             <w:pPr>
@@ -8901,12 +8921,12 @@
       <w:tr>
         <w:trPr>
           <w:cnfStyle w:val="000000100000" w:firstRow="0" w:lastRow="0" w:firstColumn="0" w:lastColumn="0" w:oddVBand="0" w:evenVBand="0" w:oddHBand="1" w:evenHBand="0" w:firstRowFirstColumn="0" w:firstRowLastColumn="0" w:lastRowFirstColumn="0" w:lastRowLastColumn="0"/>
-          <w:trHeight w:val="340"/>
+          <w:trHeight w:val="897"/>
         </w:trPr>
         <w:tc>
           <w:tcPr>
             <w:cnfStyle w:val="001000000000" w:firstRow="0" w:lastRow="0" w:firstColumn="1" w:lastColumn="0" w:oddVBand="0" w:evenVBand="0" w:oddHBand="0" w:evenHBand="0" w:firstRowFirstColumn="0" w:firstRowLastColumn="0" w:lastRowFirstColumn="0" w:lastRowLastColumn="0"/>
-            <w:tcW w:w="1838" w:type="dxa"/>
+            <w:tcW w:w="1415" w:type="dxa"/>
           </w:tcPr>
           <w:p>
             <w:pPr>
@@ -8931,7 +8951,7 @@
         </w:tc>
         <w:tc>
           <w:tcPr>
-            <w:tcW w:w="8647" w:type="dxa"/>
+            <w:tcW w:w="6664" w:type="dxa"/>
           </w:tcPr>
           <w:p>
             <w:pPr>
@@ -8972,12 +8992,12 @@
       </w:tr>
       <w:tr>
         <w:trPr>
-          <w:trHeight w:val="340"/>
+          <w:trHeight w:val="897"/>
         </w:trPr>
         <w:tc>
           <w:tcPr>
             <w:cnfStyle w:val="001000000000" w:firstRow="0" w:lastRow="0" w:firstColumn="1" w:lastColumn="0" w:oddVBand="0" w:evenVBand="0" w:oddHBand="0" w:evenHBand="0" w:firstRowFirstColumn="0" w:firstRowLastColumn="0" w:lastRowFirstColumn="0" w:lastRowLastColumn="0"/>
-            <w:tcW w:w="1838" w:type="dxa"/>
+            <w:tcW w:w="1415" w:type="dxa"/>
           </w:tcPr>
           <w:p>
             <w:pPr>
@@ -9002,7 +9022,7 @@
         </w:tc>
         <w:tc>
           <w:tcPr>
-            <w:tcW w:w="8647" w:type="dxa"/>
+            <w:tcW w:w="6664" w:type="dxa"/>
           </w:tcPr>
           <w:p>
             <w:pPr>
@@ -9204,7 +9224,6 @@
           <w:sz w:val="22"/>
           <w:szCs w:val="22"/>
         </w:rPr>
-        <w:lastRenderedPageBreak/>
         <w:t>원래 의미를 알 수 없지만, 변수 간 분포와 상관관계를 분석하는 것이 필요</w:t>
       </w:r>
     </w:p>
@@ -9330,6 +9349,7 @@
           <w:sz w:val="22"/>
           <w:szCs w:val="22"/>
         </w:rPr>
+        <w:lastRenderedPageBreak/>
         <w:t>모델 해석 가능성 확보</w:t>
       </w:r>
     </w:p>
@@ -10785,6 +10805,7 @@
         <w:rPr>
           <w:noProof/>
         </w:rPr>
+        <w:lastRenderedPageBreak/>
         <w:drawing>
           <wp:inline distT="0" distB="0" distL="0" distR="0" wp14:anchorId="3163E403" wp14:editId="602F05BA">
             <wp:extent cx="4524375" cy="2971800"/>
@@ -10849,7 +10870,6 @@
           <w:sz w:val="19"/>
           <w:szCs w:val="19"/>
         </w:rPr>
-        <w:lastRenderedPageBreak/>
         <w:t>[ 그림</w:t>
       </w:r>
       <w:proofErr w:type="gramEnd"/>
@@ -11161,6 +11181,7 @@
     </w:p>
     <w:p>
       <w:pPr>
+        <w:ind w:left="720"/>
         <w:rPr>
           <w:rFonts w:asciiTheme="majorHAnsi" w:eastAsiaTheme="majorHAnsi" w:hAnsiTheme="majorHAnsi" w:cstheme="majorBidi"/>
           <w:color w:val="0D0D0D" w:themeColor="text1" w:themeTint="F2"/>
@@ -11168,13 +11189,24 @@
           <w:szCs w:val="20"/>
         </w:rPr>
       </w:pPr>
-      <w:r>
+    </w:p>
+    <w:p>
+      <w:pPr>
         <w:rPr>
           <w:rFonts w:asciiTheme="majorHAnsi" w:eastAsiaTheme="majorHAnsi" w:hAnsiTheme="majorHAnsi" w:cstheme="majorBidi"/>
           <w:color w:val="0D0D0D" w:themeColor="text1" w:themeTint="F2"/>
           <w:sz w:val="20"/>
           <w:szCs w:val="20"/>
         </w:rPr>
+      </w:pPr>
+      <w:r>
+        <w:rPr>
+          <w:rFonts w:asciiTheme="majorHAnsi" w:eastAsiaTheme="majorHAnsi" w:hAnsiTheme="majorHAnsi" w:cstheme="majorBidi"/>
+          <w:color w:val="0D0D0D" w:themeColor="text1" w:themeTint="F2"/>
+          <w:sz w:val="20"/>
+          <w:szCs w:val="20"/>
+        </w:rPr>
+        <w:lastRenderedPageBreak/>
         <w:t>Time 및 Amount 피처 기술 통계 및 분포 분석</w:t>
       </w:r>
     </w:p>
@@ -11182,7 +11214,7 @@
       <w:tblPr>
         <w:tblStyle w:val="5-5"/>
         <w:tblW w:w="9913" w:type="dxa"/>
-        <w:tblInd w:w="-5" w:type="dxa"/>
+        <w:tblInd w:w="-711" w:type="dxa"/>
         <w:tblLook w:val="04A0" w:firstRow="1" w:lastRow="0" w:firstColumn="1" w:lastColumn="0" w:noHBand="0" w:noVBand="1"/>
       </w:tblPr>
       <w:tblGrid>
@@ -11919,100 +11951,31 @@
       <w:r>
         <w:rPr>
           <w:rFonts w:asciiTheme="majorHAnsi" w:eastAsiaTheme="majorHAnsi" w:hAnsiTheme="majorHAnsi" w:cstheme="majorBidi"/>
-          <w:color w:val="0D0D0D" w:themeColor="text1" w:themeTint="F2"/>
-          <w:sz w:val="20"/>
-          <w:szCs w:val="20"/>
-        </w:rPr>
-        <w:t xml:space="preserve">사기 거래 비율: </w:t>
-      </w:r>
-      <m:oMath>
-        <m:f>
-          <m:fPr>
-            <m:ctrlPr>
-              <w:rPr>
-                <w:rFonts w:ascii="Cambria Math" w:eastAsiaTheme="majorHAnsi" w:hAnsi="Cambria Math" w:cstheme="majorBidi"/>
-                <w:i/>
-                <w:iCs/>
-                <w:color w:val="0D0D0D" w:themeColor="text1" w:themeTint="F2"/>
-                <w:sz w:val="32"/>
-                <w:szCs w:val="32"/>
-              </w:rPr>
-            </m:ctrlPr>
-          </m:fPr>
-          <m:num>
-            <m:r>
-              <w:rPr>
-                <w:rFonts w:ascii="Cambria Math" w:eastAsiaTheme="majorHAnsi" w:hAnsi="Cambria Math" w:cstheme="majorBidi"/>
-                <w:color w:val="0D0D0D" w:themeColor="text1" w:themeTint="F2"/>
-                <w:sz w:val="32"/>
-                <w:szCs w:val="32"/>
-              </w:rPr>
-              <m:t>492</m:t>
-            </m:r>
-          </m:num>
-          <m:den>
-            <m:r>
-              <w:rPr>
-                <w:rFonts w:ascii="Cambria Math" w:eastAsiaTheme="majorHAnsi" w:hAnsi="Cambria Math" w:cstheme="majorBidi"/>
-                <w:color w:val="0D0D0D" w:themeColor="text1" w:themeTint="F2"/>
-                <w:sz w:val="32"/>
-                <w:szCs w:val="32"/>
-              </w:rPr>
-              <m:t>284,807</m:t>
-            </m:r>
-          </m:den>
-        </m:f>
-      </m:oMath>
-      <w:r>
-        <w:rPr>
-          <w:rFonts w:asciiTheme="majorHAnsi" w:eastAsiaTheme="majorHAnsi" w:hAnsiTheme="majorHAnsi" w:cstheme="majorBidi"/>
-          <w:color w:val="0D0D0D" w:themeColor="text1" w:themeTint="F2"/>
-          <w:sz w:val="20"/>
-          <w:szCs w:val="20"/>
-        </w:rPr>
-        <w:t xml:space="preserve"> ≒</w:t>
-      </w:r>
-      <w:r>
-        <w:rPr>
-          <w:rFonts w:asciiTheme="majorHAnsi" w:eastAsiaTheme="majorHAnsi" w:hAnsiTheme="majorHAnsi" w:cstheme="majorBidi" w:hint="eastAsia"/>
-          <w:color w:val="0D0D0D" w:themeColor="text1" w:themeTint="F2"/>
-          <w:sz w:val="20"/>
-          <w:szCs w:val="20"/>
-        </w:rPr>
-        <w:t xml:space="preserve"> </w:t>
-      </w:r>
-      <w:r>
-        <w:rPr>
-          <w:rFonts w:asciiTheme="majorHAnsi" w:eastAsiaTheme="majorHAnsi" w:hAnsiTheme="majorHAnsi" w:cstheme="majorBidi"/>
-          <w:color w:val="0D0D0D" w:themeColor="text1" w:themeTint="F2"/>
-          <w:sz w:val="20"/>
-          <w:szCs w:val="20"/>
-        </w:rPr>
-        <w:t>0.172%</w:t>
-      </w:r>
-    </w:p>
-    <w:p>
-      <w:pPr>
-        <w:jc w:val="center"/>
-        <w:rPr>
-          <w:rFonts w:asciiTheme="majorHAnsi" w:eastAsiaTheme="majorHAnsi" w:hAnsiTheme="majorHAnsi" w:cstheme="majorBidi"/>
-          <w:color w:val="0D0D0D" w:themeColor="text1" w:themeTint="F2"/>
-          <w:sz w:val="20"/>
-          <w:szCs w:val="20"/>
-        </w:rPr>
-      </w:pPr>
-      <w:r>
-        <w:rPr>
-          <w:rFonts w:asciiTheme="majorHAnsi" w:eastAsiaTheme="majorHAnsi" w:hAnsiTheme="majorHAnsi" w:cstheme="majorBidi"/>
           <w:noProof/>
           <w:color w:val="0D0D0D" w:themeColor="text1" w:themeTint="F2"/>
           <w:sz w:val="20"/>
           <w:szCs w:val="20"/>
         </w:rPr>
         <w:drawing>
-          <wp:inline distT="0" distB="0" distL="0" distR="0" wp14:anchorId="39007C58" wp14:editId="62AF1967">
+          <wp:anchor distT="0" distB="0" distL="114300" distR="114300" simplePos="0" relativeHeight="251667456" behindDoc="1" locked="0" layoutInCell="1" allowOverlap="1" wp14:anchorId="39007C58" wp14:editId="1214423B">
+            <wp:simplePos x="0" y="0"/>
+            <wp:positionH relativeFrom="column">
+              <wp:posOffset>-597535</wp:posOffset>
+            </wp:positionH>
+            <wp:positionV relativeFrom="paragraph">
+              <wp:posOffset>495935</wp:posOffset>
+            </wp:positionV>
             <wp:extent cx="6782443" cy="3762375"/>
             <wp:effectExtent l="0" t="0" r="0" b="0"/>
+            <wp:wrapTight wrapText="bothSides">
+              <wp:wrapPolygon edited="0">
+                <wp:start x="0" y="0"/>
+                <wp:lineTo x="0" y="21436"/>
+                <wp:lineTo x="21537" y="21436"/>
+                <wp:lineTo x="21537" y="0"/>
+                <wp:lineTo x="0" y="0"/>
+              </wp:wrapPolygon>
+            </wp:wrapTight>
             <wp:docPr id="1333708357" name="그림 2"/>
             <wp:cNvGraphicFramePr>
               <a:graphicFrameLocks xmlns:a="http://schemas.openxmlformats.org/drawingml/2006/main" noChangeAspect="1"/>
@@ -12042,7 +12005,7 @@
                   <pic:spPr bwMode="auto">
                     <a:xfrm>
                       <a:off x="0" y="0"/>
-                      <a:ext cx="6804261" cy="3774478"/>
+                      <a:ext cx="6782443" cy="3762375"/>
                     </a:xfrm>
                     <a:prstGeom prst="rect">
                       <a:avLst/>
@@ -12055,42 +12018,89 @@
                 </pic:pic>
               </a:graphicData>
             </a:graphic>
-          </wp:inline>
+            <wp14:sizeRelH relativeFrom="page">
+              <wp14:pctWidth>0</wp14:pctWidth>
+            </wp14:sizeRelH>
+            <wp14:sizeRelV relativeFrom="page">
+              <wp14:pctHeight>0</wp14:pctHeight>
+            </wp14:sizeRelV>
+          </wp:anchor>
         </w:drawing>
       </w:r>
-    </w:p>
-    <w:p>
-      <w:pPr>
-        <w:jc w:val="center"/>
+      <w:r>
         <w:rPr>
           <w:rFonts w:asciiTheme="majorHAnsi" w:eastAsiaTheme="majorHAnsi" w:hAnsiTheme="majorHAnsi" w:cstheme="majorBidi"/>
           <w:color w:val="0D0D0D" w:themeColor="text1" w:themeTint="F2"/>
           <w:sz w:val="20"/>
           <w:szCs w:val="20"/>
         </w:rPr>
-      </w:pPr>
-    </w:p>
-    <w:p>
-      <w:pPr>
-        <w:jc w:val="center"/>
+        <w:t xml:space="preserve">사기 거래 비율: </w:t>
+      </w:r>
+      <m:oMath>
+        <m:f>
+          <m:fPr>
+            <m:ctrlPr>
+              <w:rPr>
+                <w:rFonts w:ascii="Cambria Math" w:eastAsiaTheme="majorHAnsi" w:hAnsi="Cambria Math" w:cstheme="majorBidi"/>
+                <w:i/>
+                <w:iCs/>
+                <w:color w:val="0D0D0D" w:themeColor="text1" w:themeTint="F2"/>
+                <w:sz w:val="32"/>
+                <w:szCs w:val="32"/>
+              </w:rPr>
+            </m:ctrlPr>
+          </m:fPr>
+          <m:num>
+            <m:r>
+              <w:rPr>
+                <w:rFonts w:ascii="Cambria Math" w:eastAsiaTheme="majorHAnsi" w:hAnsi="Cambria Math" w:cstheme="majorBidi"/>
+                <w:color w:val="0D0D0D" w:themeColor="text1" w:themeTint="F2"/>
+                <w:sz w:val="32"/>
+                <w:szCs w:val="32"/>
+              </w:rPr>
+              <m:t>492</m:t>
+            </m:r>
+          </m:num>
+          <m:den>
+            <m:r>
+              <w:rPr>
+                <w:rFonts w:ascii="Cambria Math" w:eastAsiaTheme="majorHAnsi" w:hAnsi="Cambria Math" w:cstheme="majorBidi"/>
+                <w:color w:val="0D0D0D" w:themeColor="text1" w:themeTint="F2"/>
+                <w:sz w:val="32"/>
+                <w:szCs w:val="32"/>
+              </w:rPr>
+              <m:t>284,807</m:t>
+            </m:r>
+          </m:den>
+        </m:f>
+      </m:oMath>
+      <w:r>
         <w:rPr>
           <w:rFonts w:asciiTheme="majorHAnsi" w:eastAsiaTheme="majorHAnsi" w:hAnsiTheme="majorHAnsi" w:cstheme="majorBidi"/>
           <w:color w:val="0D0D0D" w:themeColor="text1" w:themeTint="F2"/>
           <w:sz w:val="20"/>
           <w:szCs w:val="20"/>
         </w:rPr>
-      </w:pPr>
-    </w:p>
-    <w:p>
-      <w:pPr>
-        <w:jc w:val="center"/>
+        <w:t xml:space="preserve"> ≒</w:t>
+      </w:r>
+      <w:r>
+        <w:rPr>
+          <w:rFonts w:asciiTheme="majorHAnsi" w:eastAsiaTheme="majorHAnsi" w:hAnsiTheme="majorHAnsi" w:cstheme="majorBidi" w:hint="eastAsia"/>
+          <w:color w:val="0D0D0D" w:themeColor="text1" w:themeTint="F2"/>
+          <w:sz w:val="20"/>
+          <w:szCs w:val="20"/>
+        </w:rPr>
+        <w:t xml:space="preserve"> </w:t>
+      </w:r>
+      <w:r>
         <w:rPr>
           <w:rFonts w:asciiTheme="majorHAnsi" w:eastAsiaTheme="majorHAnsi" w:hAnsiTheme="majorHAnsi" w:cstheme="majorBidi"/>
           <w:color w:val="0D0D0D" w:themeColor="text1" w:themeTint="F2"/>
           <w:sz w:val="20"/>
           <w:szCs w:val="20"/>
         </w:rPr>
-      </w:pPr>
+        <w:t>0.172%</w:t>
+      </w:r>
     </w:p>
     <w:p>
       <w:pPr>
@@ -12160,7 +12170,6 @@
     </w:p>
     <w:p>
       <w:pPr>
-        <w:jc w:val="center"/>
         <w:rPr>
           <w:rFonts w:asciiTheme="majorHAnsi" w:eastAsiaTheme="majorHAnsi" w:hAnsiTheme="majorHAnsi" w:cstheme="majorBidi"/>
           <w:color w:val="0D0D0D" w:themeColor="text1" w:themeTint="F2"/>
@@ -12168,34 +12177,14 @@
           <w:szCs w:val="20"/>
         </w:rPr>
       </w:pPr>
-    </w:p>
-    <w:p>
-      <w:pPr>
-        <w:jc w:val="center"/>
+      <w:r>
         <w:rPr>
           <w:rFonts w:asciiTheme="majorHAnsi" w:eastAsiaTheme="majorHAnsi" w:hAnsiTheme="majorHAnsi" w:cstheme="majorBidi"/>
           <w:color w:val="0D0D0D" w:themeColor="text1" w:themeTint="F2"/>
           <w:sz w:val="20"/>
           <w:szCs w:val="20"/>
         </w:rPr>
-      </w:pPr>
-    </w:p>
-    <w:p>
-      <w:pPr>
-        <w:rPr>
-          <w:rFonts w:asciiTheme="majorHAnsi" w:eastAsiaTheme="majorHAnsi" w:hAnsiTheme="majorHAnsi" w:cstheme="majorBidi"/>
-          <w:color w:val="0D0D0D" w:themeColor="text1" w:themeTint="F2"/>
-          <w:sz w:val="20"/>
-          <w:szCs w:val="20"/>
-        </w:rPr>
-      </w:pPr>
-      <w:r>
-        <w:rPr>
-          <w:rFonts w:asciiTheme="majorHAnsi" w:eastAsiaTheme="majorHAnsi" w:hAnsiTheme="majorHAnsi" w:cstheme="majorBidi"/>
-          <w:color w:val="0D0D0D" w:themeColor="text1" w:themeTint="F2"/>
-          <w:sz w:val="20"/>
-          <w:szCs w:val="20"/>
-        </w:rPr>
+        <w:lastRenderedPageBreak/>
         <w:t>Amount 피처 분석</w:t>
       </w:r>
     </w:p>
@@ -12381,36 +12370,6 @@
           <w:szCs w:val="20"/>
         </w:rPr>
       </w:pPr>
-    </w:p>
-    <w:p>
-      <w:pPr>
-        <w:rPr>
-          <w:rFonts w:asciiTheme="majorHAnsi" w:eastAsiaTheme="majorHAnsi" w:hAnsiTheme="majorHAnsi" w:cstheme="majorBidi"/>
-          <w:color w:val="0D0D0D" w:themeColor="text1" w:themeTint="F2"/>
-          <w:sz w:val="20"/>
-          <w:szCs w:val="20"/>
-        </w:rPr>
-      </w:pPr>
-    </w:p>
-    <w:p>
-      <w:pPr>
-        <w:rPr>
-          <w:rFonts w:asciiTheme="majorHAnsi" w:eastAsiaTheme="majorHAnsi" w:hAnsiTheme="majorHAnsi" w:cstheme="majorBidi"/>
-          <w:color w:val="0D0D0D" w:themeColor="text1" w:themeTint="F2"/>
-          <w:sz w:val="20"/>
-          <w:szCs w:val="20"/>
-        </w:rPr>
-      </w:pPr>
-    </w:p>
-    <w:p>
-      <w:pPr>
-        <w:rPr>
-          <w:rFonts w:asciiTheme="majorHAnsi" w:eastAsiaTheme="majorHAnsi" w:hAnsiTheme="majorHAnsi" w:cstheme="majorBidi"/>
-          <w:color w:val="0D0D0D" w:themeColor="text1" w:themeTint="F2"/>
-          <w:sz w:val="20"/>
-          <w:szCs w:val="20"/>
-        </w:rPr>
-      </w:pPr>
       <w:r>
         <w:rPr>
           <w:rFonts w:asciiTheme="majorHAnsi" w:eastAsiaTheme="majorHAnsi" w:hAnsiTheme="majorHAnsi" w:cstheme="majorBidi"/>
@@ -12616,6 +12575,7 @@
           <w:sz w:val="20"/>
           <w:szCs w:val="20"/>
         </w:rPr>
+        <w:lastRenderedPageBreak/>
         <w:drawing>
           <wp:inline distT="0" distB="0" distL="0" distR="0" wp14:anchorId="309C1F0B" wp14:editId="705FB113">
             <wp:extent cx="4829175" cy="3636681"/>
@@ -12693,7 +12653,6 @@
       </w:pPr>
       <w:bookmarkStart w:id="11" w:name="_Toc216778146"/>
       <w:r>
-        <w:lastRenderedPageBreak/>
         <w:t xml:space="preserve">3.2.3 발견된 문제점 및 </w:t>
       </w:r>
       <w:proofErr w:type="spellStart"/>
@@ -12860,6 +12819,7 @@
       </w:pPr>
       <w:bookmarkStart w:id="12" w:name="_Toc216778147"/>
       <w:r>
+        <w:lastRenderedPageBreak/>
         <w:t xml:space="preserve">3.3 데이터 </w:t>
       </w:r>
       <w:proofErr w:type="spellStart"/>
@@ -13204,7 +13164,6 @@
       </w:pPr>
       <w:bookmarkStart w:id="16" w:name="_Toc216778151"/>
       <w:r>
-        <w:lastRenderedPageBreak/>
         <w:t>3.3.4 불균형 데이터 처리 전략</w:t>
       </w:r>
       <w:bookmarkEnd w:id="16"/>
@@ -13264,6 +13223,7 @@
           <w:sz w:val="20"/>
           <w:szCs w:val="20"/>
         </w:rPr>
+        <w:lastRenderedPageBreak/>
         <w:t>Class Weighting (모델 기반 가중치 부여)</w:t>
       </w:r>
     </w:p>
@@ -13413,6 +13373,7 @@
       <w:tblPr>
         <w:tblStyle w:val="5-5"/>
         <w:tblW w:w="10415" w:type="dxa"/>
+        <w:tblInd w:w="-966" w:type="dxa"/>
         <w:tblLook w:val="04A0" w:firstRow="1" w:lastRow="0" w:firstColumn="1" w:lastColumn="0" w:noHBand="0" w:noVBand="1"/>
       </w:tblPr>
       <w:tblGrid>
@@ -14244,6 +14205,7 @@
         <w:rPr>
           <w:rFonts w:hint="eastAsia"/>
         </w:rPr>
+        <w:lastRenderedPageBreak/>
         <w:t>3.4</w:t>
       </w:r>
       <w:r>
@@ -14363,7 +14325,6 @@
         <w:rPr>
           <w:rFonts w:hint="eastAsia"/>
         </w:rPr>
-        <w:lastRenderedPageBreak/>
         <w:t xml:space="preserve">Random </w:t>
       </w:r>
       <w:proofErr w:type="gramStart"/>
@@ -14418,7 +14379,7 @@
         <w:tblLook w:val="04A0" w:firstRow="1" w:lastRow="0" w:firstColumn="1" w:lastColumn="0" w:noHBand="0" w:noVBand="1"/>
       </w:tblPr>
       <w:tblGrid>
-        <w:gridCol w:w="10456"/>
+        <w:gridCol w:w="8494"/>
       </w:tblGrid>
       <w:tr>
         <w:trPr>
@@ -14809,6 +14770,7 @@
         <w:rPr>
           <w:rFonts w:hint="eastAsia"/>
         </w:rPr>
+        <w:lastRenderedPageBreak/>
         <w:t>3.4.2 개별 모델 선정 및 학습</w:t>
       </w:r>
       <w:bookmarkEnd w:id="20"/>
@@ -14828,6 +14790,7 @@
       <w:tblPr>
         <w:tblStyle w:val="5-5"/>
         <w:tblW w:w="10343" w:type="dxa"/>
+        <w:tblInd w:w="-928" w:type="dxa"/>
         <w:tblLook w:val="04A0" w:firstRow="1" w:lastRow="0" w:firstColumn="1" w:lastColumn="0" w:noHBand="0" w:noVBand="1"/>
       </w:tblPr>
       <w:tblGrid>
@@ -16822,7 +16785,6 @@
                 <w:sz w:val="22"/>
                 <w:szCs w:val="22"/>
               </w:rPr>
-              <w:lastRenderedPageBreak/>
               <w:t>Linear Regression</w:t>
             </w:r>
           </w:p>
@@ -17557,6 +17519,7 @@
         <w:rPr>
           <w:rFonts w:hint="eastAsia"/>
         </w:rPr>
+        <w:lastRenderedPageBreak/>
         <w:t xml:space="preserve">3.4.2.2 </w:t>
       </w:r>
       <w:proofErr w:type="spellStart"/>
@@ -17652,11 +17615,7 @@
       </w:r>
       <w:proofErr w:type="spellEnd"/>
       <w:r>
-        <w:t xml:space="preserve">) 및 검증을 통해 </w:t>
-      </w:r>
-      <w:r>
-        <w:lastRenderedPageBreak/>
-        <w:t>가장 높은 AUC를 보인 구성을 최종 적용하였다.</w:t>
+        <w:t>) 및 검증을 통해 가장 높은 AUC를 보인 구성을 최종 적용하였다.</w:t>
       </w:r>
       <w:r>
         <w:rPr>
@@ -17735,6 +17694,7 @@
         <w:rPr>
           <w:rFonts w:hint="eastAsia"/>
         </w:rPr>
+        <w:lastRenderedPageBreak/>
         <w:t>3.4.2.2 Random Forest(RF) 모델 학습</w:t>
       </w:r>
     </w:p>
@@ -17829,11 +17789,7 @@
       </w:r>
       <w:proofErr w:type="spellEnd"/>
       <w:r>
-        <w:t xml:space="preserve">="log2"로 설정되었으며, 이는 과적합을 </w:t>
-      </w:r>
-      <w:r>
-        <w:lastRenderedPageBreak/>
-        <w:t>억제하면서도 안정적인 예측 성능을 확보할 수 있도록 구성되었다.</w:t>
+        <w:t>="log2"로 설정되었으며, 이는 과적합을 억제하면서도 안정적인 예측 성능을 확보할 수 있도록 구성되었다.</w:t>
       </w:r>
       <w:r>
         <w:rPr>
@@ -17881,6 +17837,7 @@
         <w:rPr>
           <w:rFonts w:hint="eastAsia"/>
         </w:rPr>
+        <w:lastRenderedPageBreak/>
         <w:t>[그림 3.4.2 RF 모델 지표]</w:t>
       </w:r>
     </w:p>
@@ -18078,11 +18035,7 @@
         <w:t xml:space="preserve"> </w:t>
       </w:r>
       <w:r>
-        <w:t xml:space="preserve">SGD모델은 불균형 </w:t>
-      </w:r>
-      <w:r>
-        <w:lastRenderedPageBreak/>
-        <w:t>데이터 환경에서 안정적인 분류 결과를 제공하는 모델로 평가된다.</w:t>
+        <w:t>SGD모델은 불균형 데이터 환경에서 안정적인 분류 결과를 제공하는 모델로 평가된다.</w:t>
       </w:r>
       <w:r>
         <w:t xml:space="preserve"> </w:t>
@@ -18144,6 +18097,7 @@
         <w:rPr>
           <w:rFonts w:hint="eastAsia"/>
         </w:rPr>
+        <w:lastRenderedPageBreak/>
         <w:t>3.4.2.4 선형 SVM(</w:t>
       </w:r>
       <w:proofErr w:type="spellStart"/>
@@ -18222,7 +18176,6 @@
         <w:rPr>
           <w:noProof/>
         </w:rPr>
-        <w:lastRenderedPageBreak/>
         <w:drawing>
           <wp:inline distT="0" distB="0" distL="0" distR="0" wp14:anchorId="00E1F2D4" wp14:editId="772D5381">
             <wp:extent cx="5943600" cy="3669030"/>
@@ -18271,6 +18224,7 @@
     <w:p>
       <w:proofErr w:type="spellStart"/>
       <w:r>
+        <w:lastRenderedPageBreak/>
         <w:t>LinearSVC</w:t>
       </w:r>
       <w:proofErr w:type="spellEnd"/>
@@ -18310,11 +18264,7 @@
         <w:t>모델</w:t>
       </w:r>
       <w:r>
-        <w:t xml:space="preserve"> 성능 평가 결과, ROC-AUC는 0.9682로 클래스 구분 능력은 높은 수준으로 나타났다. 또한 Recall은 0.8878로 가장 높은 탐지율을 기록하며, 실제 이상 거래를 놓치지 않는 방향으로 모델이 학습되었음을 확인할 수 있다. 반면 Precision은 0.0542, F1-score는 0.1022로 매우 낮게 측정되었으며, 이는 탐지된 결과 중 상당수가 정상 거래로 분류되는 높은 False Positive 발생 가능성을 의미한다. Accuracy는 0.9732로 </w:t>
-      </w:r>
-      <w:r>
-        <w:lastRenderedPageBreak/>
-        <w:t>측정되었으나, 데이터의 불균형 구조를 고려할 때 단독 지표로 성능을 평가하기에는 제한적이다.</w:t>
+        <w:t xml:space="preserve"> 성능 평가 결과, ROC-AUC는 0.9682로 클래스 구분 능력은 높은 수준으로 나타났다. 또한 Recall은 0.8878로 가장 높은 탐지율을 기록하며, 실제 이상 거래를 놓치지 않는 방향으로 모델이 학습되었음을 확인할 수 있다. 반면 Precision은 0.0542, F1-score는 0.1022로 매우 낮게 측정되었으며, 이는 탐지된 결과 중 상당수가 정상 거래로 분류되는 높은 False Positive 발생 가능성을 의미한다. Accuracy는 0.9732로 측정되었으나, 데이터의 불균형 구조를 고려할 때 단독 지표로 성능을 평가하기에는 제한적이다.</w:t>
       </w:r>
       <w:r>
         <w:rPr>
@@ -18379,6 +18329,7 @@
         <w:rPr>
           <w:rFonts w:hint="eastAsia"/>
         </w:rPr>
+        <w:lastRenderedPageBreak/>
         <w:t xml:space="preserve">3.4.2.5 </w:t>
       </w:r>
       <w:proofErr w:type="spellStart"/>
@@ -18511,7 +18462,6 @@
         <w:rPr>
           <w:noProof/>
         </w:rPr>
-        <w:lastRenderedPageBreak/>
         <w:drawing>
           <wp:inline distT="0" distB="0" distL="0" distR="0" wp14:anchorId="22F89B98" wp14:editId="3675DAEE">
             <wp:extent cx="5943600" cy="3669030"/>
@@ -18579,6 +18529,7 @@
         <w:rPr>
           <w:rFonts w:hint="eastAsia"/>
         </w:rPr>
+        <w:lastRenderedPageBreak/>
         <w:t xml:space="preserve">3.4.2.6 </w:t>
       </w:r>
       <w:proofErr w:type="spellStart"/>
@@ -18692,11 +18643,7 @@
         <w:t>함을</w:t>
       </w:r>
       <w:r>
-        <w:t xml:space="preserve"> 의미한다. 즉, 본 모델은 Precision 중심 성향을 보이며 False Positive를 최소화하는 방향으로 동작하지만, </w:t>
-      </w:r>
-      <w:r>
-        <w:lastRenderedPageBreak/>
-        <w:t>Recall 측면에서는 상대적으로 제한된 탐지 성능을 나타낸다</w:t>
+        <w:t xml:space="preserve"> 의미한다. 즉, 본 모델은 Precision 중심 성향을 보이며 False Positive를 최소화하는 방향으로 동작하지만, Recall 측면에서는 상대적으로 제한된 탐지 성능을 나타낸다</w:t>
       </w:r>
       <w:r>
         <w:rPr>
@@ -18767,6 +18714,7 @@
         <w:rPr>
           <w:rFonts w:hint="eastAsia"/>
         </w:rPr>
+        <w:lastRenderedPageBreak/>
         <w:t xml:space="preserve">3.4.2.7 </w:t>
       </w:r>
       <w:proofErr w:type="spellStart"/>
@@ -18852,7 +18800,6 @@
         <w:rPr>
           <w:noProof/>
         </w:rPr>
-        <w:lastRenderedPageBreak/>
         <w:drawing>
           <wp:inline distT="0" distB="0" distL="0" distR="0" wp14:anchorId="78534AB6" wp14:editId="2E6615E3">
             <wp:extent cx="5943600" cy="3669030"/>
@@ -18906,6 +18853,7 @@
         <w:rPr>
           <w:rFonts w:hint="eastAsia"/>
         </w:rPr>
+        <w:lastRenderedPageBreak/>
         <w:t xml:space="preserve">3.4.2.8 </w:t>
       </w:r>
       <w:proofErr w:type="spellStart"/>
@@ -19005,7 +18953,6 @@
         <w:rPr>
           <w:noProof/>
         </w:rPr>
-        <w:lastRenderedPageBreak/>
         <w:drawing>
           <wp:inline distT="0" distB="0" distL="0" distR="0" wp14:anchorId="1D62835A" wp14:editId="6755DE06">
             <wp:extent cx="5943600" cy="3669030"/>
@@ -19116,6 +19063,7 @@
         <w:rPr>
           <w:rFonts w:hint="eastAsia"/>
         </w:rPr>
+        <w:lastRenderedPageBreak/>
         <w:t>성능</w:t>
       </w:r>
       <w:r>
@@ -19151,7 +19099,6 @@
         <w:rPr>
           <w:noProof/>
         </w:rPr>
-        <w:lastRenderedPageBreak/>
         <w:drawing>
           <wp:inline distT="0" distB="0" distL="0" distR="0" wp14:anchorId="64336D36" wp14:editId="23F19313">
             <wp:extent cx="5943600" cy="3669030"/>
@@ -19197,6 +19144,7 @@
         <w:t>[그림 3.4.8 Decision Tree 모델 지표]</w:t>
       </w:r>
     </w:p>
+    <w:p/>
     <w:p>
       <w:pPr>
         <w:pStyle w:val="3"/>
@@ -19206,6 +19154,7 @@
         <w:rPr>
           <w:rFonts w:hint="eastAsia"/>
         </w:rPr>
+        <w:lastRenderedPageBreak/>
         <w:t xml:space="preserve">3.4.3 </w:t>
       </w:r>
       <w:proofErr w:type="spellStart"/>
@@ -19238,7 +19187,6 @@
       </w:r>
       <w:bookmarkEnd w:id="21"/>
     </w:p>
-    <w:p/>
     <w:p>
       <w:pPr>
         <w:pStyle w:val="4"/>
@@ -19323,7 +19271,7 @@
         <w:tblLook w:val="04A0" w:firstRow="1" w:lastRow="0" w:firstColumn="1" w:lastColumn="0" w:noHBand="0" w:noVBand="1"/>
       </w:tblPr>
       <w:tblGrid>
-        <w:gridCol w:w="10433"/>
+        <w:gridCol w:w="8471"/>
       </w:tblGrid>
       <w:tr>
         <w:trPr>
@@ -19787,7 +19735,6 @@
                 <w:sz w:val="18"/>
                 <w:szCs w:val="18"/>
               </w:rPr>
-              <w:lastRenderedPageBreak/>
               <w:t xml:space="preserve"># ROC-AUC </w:t>
             </w:r>
             <w:r>
@@ -20278,6 +20225,7 @@
                 <w:sz w:val="18"/>
                 <w:szCs w:val="18"/>
               </w:rPr>
+              <w:lastRenderedPageBreak/>
               <w:t xml:space="preserve">    </w:t>
             </w:r>
             <w:proofErr w:type="spellStart"/>
@@ -20680,7 +20628,6 @@
         <w:rPr>
           <w:rFonts w:hint="eastAsia"/>
         </w:rPr>
-        <w:lastRenderedPageBreak/>
         <w:t>AUC 기준</w:t>
       </w:r>
     </w:p>
@@ -20713,6 +20660,7 @@
         <w:rPr>
           <w:rFonts w:hint="eastAsia"/>
         </w:rPr>
+        <w:lastRenderedPageBreak/>
         <w:t xml:space="preserve">일부조합 (예: </w:t>
       </w:r>
       <w:proofErr w:type="spellStart"/>
@@ -20969,6 +20917,7 @@
           <w:sz w:val="20"/>
           <w:szCs w:val="20"/>
         </w:rPr>
+        <w:lastRenderedPageBreak/>
         <w:t>Over &amp; Under 샘플링</w:t>
       </w:r>
     </w:p>
@@ -21062,7 +21011,6 @@
         <w:rPr>
           <w:rFonts w:hint="eastAsia"/>
         </w:rPr>
-        <w:lastRenderedPageBreak/>
         <w:t>Oversampling</w:t>
       </w:r>
     </w:p>
@@ -21258,7 +21206,11 @@
       </w:r>
       <w:proofErr w:type="spellEnd"/>
       <w:r>
-        <w:t xml:space="preserve"> 방식은 보다 현실적인 모델 성능 평가를 제공하였다. 특히 MLP 모델은 두 샘플링 전략에서 모두 우수한 성능을 유지하여 최종 후보 모델로 선정할 수 있다.</w:t>
+        <w:t xml:space="preserve"> 방식은 보다 현실적인 모델 성능 평가를 제공하였다. 특히 </w:t>
+      </w:r>
+      <w:r>
+        <w:lastRenderedPageBreak/>
+        <w:t>MLP 모델은 두 샘플링 전략에서 모두 우수한 성능을 유지하여 최종 후보 모델로 선정할 수 있다.</w:t>
       </w:r>
     </w:p>
     <w:p>
@@ -22119,7 +22071,6 @@
         <w:rPr>
           <w:rFonts w:hint="eastAsia"/>
         </w:rPr>
-        <w:lastRenderedPageBreak/>
         <w:t>각</w:t>
       </w:r>
       <w:r>
@@ -22134,6 +22085,8 @@
         <w:t xml:space="preserve"> 모델은 동일한 데이터셋에 대해 학습하였으며, 메타모델(final estimator)은 성능이 안정적이고 interpretability가 우수한 Logistic Regression으로 설정하였다.</w:t>
       </w:r>
     </w:p>
+    <w:p/>
+    <w:p/>
     <w:tbl>
       <w:tblPr>
         <w:tblStyle w:val="5-5"/>
@@ -22177,6 +22130,7 @@
                 <w:sz w:val="22"/>
                 <w:szCs w:val="22"/>
               </w:rPr>
+              <w:lastRenderedPageBreak/>
               <w:t>모델명</w:t>
             </w:r>
           </w:p>
@@ -23463,6 +23417,8 @@
         <w:t xml:space="preserve"> Soft Voting 적용 후 최종 모델의 성능 결과이다.</w:t>
       </w:r>
     </w:p>
+    <w:p/>
+    <w:p/>
     <w:tbl>
       <w:tblPr>
         <w:tblStyle w:val="12"/>
@@ -23495,6 +23451,7 @@
               <w:rPr>
                 <w:bCs/>
               </w:rPr>
+              <w:lastRenderedPageBreak/>
               <w:t>평가 지표</w:t>
             </w:r>
           </w:p>
@@ -23699,7 +23656,6 @@
         <w:rPr>
           <w:rFonts w:hint="eastAsia"/>
         </w:rPr>
-        <w:lastRenderedPageBreak/>
         <w:t>최종</w:t>
       </w:r>
       <w:r>
@@ -23787,10 +23743,10 @@
       </w:tblPr>
       <w:tblGrid>
         <w:gridCol w:w="1896"/>
-        <w:gridCol w:w="1728"/>
-        <w:gridCol w:w="1728"/>
-        <w:gridCol w:w="1728"/>
-        <w:gridCol w:w="1728"/>
+        <w:gridCol w:w="1644"/>
+        <w:gridCol w:w="1645"/>
+        <w:gridCol w:w="1644"/>
+        <w:gridCol w:w="1665"/>
       </w:tblGrid>
       <w:tr>
         <w:trPr>
@@ -24318,6 +24274,7 @@
         <w:rPr>
           <w:noProof/>
         </w:rPr>
+        <w:lastRenderedPageBreak/>
         <w:drawing>
           <wp:inline distT="0" distB="0" distL="0" distR="0" wp14:anchorId="09AA6B13" wp14:editId="69DA6E86">
             <wp:extent cx="5669280" cy="3401568"/>
@@ -24366,7 +24323,6 @@
         <w:rPr>
           <w:sz w:val="20"/>
         </w:rPr>
-        <w:lastRenderedPageBreak/>
         <w:t>그림 3.5.1-1 전체 모델 지표 분포(Boxplot)</w:t>
       </w:r>
     </w:p>
@@ -24393,6 +24349,7 @@
         <w:rPr>
           <w:noProof/>
         </w:rPr>
+        <w:lastRenderedPageBreak/>
         <w:drawing>
           <wp:inline distT="0" distB="0" distL="0" distR="0" wp14:anchorId="7BCEF47A" wp14:editId="4D85D871">
             <wp:extent cx="5669280" cy="2834640"/>
@@ -24691,7 +24648,11 @@
     </w:p>
     <w:p>
       <w:r>
-        <w:t xml:space="preserve">전반적으로 재현율이 정밀도보다 약간 더 높은 경향을 보여, 사기 거래를 놓치지 않도록 모델이 조정되었음을 확인하였다. F1 Score와 AUC는 상위 모델 대부분이 0.98 이상으로 매우 우수하며, </w:t>
+        <w:t xml:space="preserve">전반적으로 재현율이 정밀도보다 약간 더 높은 경향을 보여, 사기 거래를 놓치지 않도록 모델이 조정되었음을 확인하였다. F1 Score와 AUC는 상위 모델 대부분이 0.98 </w:t>
+      </w:r>
+      <w:r>
+        <w:lastRenderedPageBreak/>
+        <w:t xml:space="preserve">이상으로 매우 우수하며, </w:t>
       </w:r>
       <w:proofErr w:type="spellStart"/>
       <w:r>
@@ -24758,11 +24719,7 @@
       </w:r>
       <w:proofErr w:type="spellEnd"/>
       <w:r>
-        <w:t xml:space="preserve"> 1.0000은 테스트 데이터 </w:t>
-      </w:r>
-      <w:r>
-        <w:lastRenderedPageBreak/>
-        <w:t xml:space="preserve">기준으로 사기 거래를 단 한 건도 놓치지 않았음을 의미하며, 동시에 정밀도 역시 0.999 이상으로 유지되어 정상 거래에 대한 </w:t>
+        <w:t xml:space="preserve"> 1.0000은 테스트 데이터 기준으로 사기 거래를 단 한 건도 놓치지 않았음을 의미하며, 동시에 정밀도 역시 0.999 이상으로 유지되어 정상 거래에 대한 </w:t>
       </w:r>
       <w:proofErr w:type="spellStart"/>
       <w:r>
@@ -25075,6 +25032,7 @@
         <w:rPr>
           <w:noProof/>
         </w:rPr>
+        <w:lastRenderedPageBreak/>
         <w:drawing>
           <wp:inline distT="0" distB="0" distL="0" distR="0" wp14:anchorId="436FB621" wp14:editId="2FAAEC27">
             <wp:extent cx="5669280" cy="3779520"/>
@@ -25225,6 +25183,7 @@
       </w:pPr>
       <w:bookmarkStart w:id="26" w:name="_Toc216778160"/>
       <w:r>
+        <w:lastRenderedPageBreak/>
         <w:t>3.5.3 예측 결과 시각화 및 오차 분석</w:t>
       </w:r>
       <w:bookmarkEnd w:id="26"/>
@@ -25250,7 +25209,6 @@
         <w:rPr>
           <w:noProof/>
         </w:rPr>
-        <w:lastRenderedPageBreak/>
         <w:drawing>
           <wp:inline distT="0" distB="0" distL="0" distR="0" wp14:anchorId="5B2B2306" wp14:editId="20EB9538">
             <wp:extent cx="5669280" cy="3121512"/>
@@ -25414,7 +25372,11 @@
       </w:r>
       <w:proofErr w:type="spellEnd"/>
       <w:r>
-        <w:t xml:space="preserve">)의 경우 테스트 데이터에서 False Negative가 극히 적거나 거의 발생하지 않았으며, 일부 False Positive가 존재할 수 있다. False Positive 사례는 거래 금액이 상대적으로 크거나, 일부 V 특성에서 사기 거래와 유사한 </w:t>
+        <w:t xml:space="preserve">)의 경우 테스트 데이터에서 False Negative가 극히 적거나 거의 발생하지 않았으며, 일부 False Positive가 존재할 수 있다. False Positive </w:t>
+      </w:r>
+      <w:r>
+        <w:lastRenderedPageBreak/>
+        <w:t xml:space="preserve">사례는 거래 금액이 상대적으로 크거나, 일부 V 특성에서 사기 거래와 유사한 </w:t>
       </w:r>
       <w:proofErr w:type="spellStart"/>
       <w:r>
@@ -25490,7 +25452,6 @@
     </w:p>
     <w:p>
       <w:r>
-        <w:lastRenderedPageBreak/>
         <w:t xml:space="preserve">추가적으로, 모델의 실무 적용성을 강화하기 위해 다음 분석을 </w:t>
       </w:r>
       <w:r>
@@ -25634,7 +25595,11 @@
       </w:r>
       <w:proofErr w:type="spellEnd"/>
       <w:r>
-        <w:t xml:space="preserve">, SVM, MLP 등 다양한 단일 모델과 여러 앙상블 조합(Stacking, Voting)을 실험하였다. 데이터의 극단적인 불균형(사기 비율 약 0.17%)을 완화하기 위해 </w:t>
+        <w:t xml:space="preserve">, SVM, MLP 등 다양한 단일 모델과 </w:t>
+      </w:r>
+      <w:r>
+        <w:lastRenderedPageBreak/>
+        <w:t xml:space="preserve">여러 앙상블 조합(Stacking, Voting)을 실험하였다. 데이터의 극단적인 불균형(사기 비율 약 0.17%)을 완화하기 위해 </w:t>
       </w:r>
       <w:proofErr w:type="spellStart"/>
       <w:r>
@@ -25895,10 +25860,10 @@
         </w:rPr>
         <w:lastRenderedPageBreak/>
         <w:drawing>
-          <wp:anchor distT="0" distB="0" distL="114300" distR="114300" simplePos="0" relativeHeight="251659264" behindDoc="1" locked="0" layoutInCell="1" allowOverlap="1" wp14:anchorId="6FD41BF0" wp14:editId="3740C32B">
+          <wp:anchor distT="0" distB="0" distL="114300" distR="114300" simplePos="0" relativeHeight="251659264" behindDoc="1" locked="0" layoutInCell="1" allowOverlap="1" wp14:anchorId="6FD41BF0" wp14:editId="1610C0C6">
             <wp:simplePos x="0" y="0"/>
             <wp:positionH relativeFrom="margin">
-              <wp:align>right</wp:align>
+              <wp:align>center</wp:align>
             </wp:positionH>
             <wp:positionV relativeFrom="paragraph">
               <wp:posOffset>0</wp:posOffset>
@@ -26158,6 +26123,7 @@
         <w:ind w:leftChars="0"/>
       </w:pPr>
       <w:r>
+        <w:lastRenderedPageBreak/>
         <w:t xml:space="preserve">학습/테스트 </w:t>
       </w:r>
       <w:r>
@@ -26291,7 +26257,6 @@
       </w:pPr>
       <w:proofErr w:type="spellStart"/>
       <w:r>
-        <w:lastRenderedPageBreak/>
         <w:t>hidden_layer_sizes</w:t>
       </w:r>
       <w:proofErr w:type="spellEnd"/>
@@ -26612,6 +26577,7 @@
         <w:ind w:left="720"/>
       </w:pPr>
       <w:r>
+        <w:lastRenderedPageBreak/>
         <w:t xml:space="preserve">동일한 </w:t>
       </w:r>
       <w:proofErr w:type="spellStart"/>
@@ -27239,7 +27205,6 @@
         <w:ind w:left="720"/>
       </w:pPr>
       <w:r>
-        <w:lastRenderedPageBreak/>
         <w:t>양성(사기)과 음성(정상)을 구분하는 순위 분리 능력이 이론적으로 최대에 가까운 수준이다.</w:t>
       </w:r>
     </w:p>
@@ -27296,6 +27261,7 @@
         <w:ind w:left="720"/>
       </w:pPr>
       <w:r>
+        <w:lastRenderedPageBreak/>
         <w:t>신용카드 사기 탐지라는 도메인 특성상, False Negative(사기를 정상으로 통과시키는 경우)는 곧 직접적인 금전적 피해로 이어지므로,</w:t>
       </w:r>
     </w:p>
@@ -27538,6 +27504,7 @@
         <w:ind w:leftChars="0"/>
       </w:pPr>
       <w:r>
+        <w:lastRenderedPageBreak/>
         <w:t xml:space="preserve">전체 정상 거래(약 56,750건) 중 </w:t>
       </w:r>
       <w:r>
@@ -27561,7 +27528,6 @@
         <w:ind w:leftChars="0"/>
       </w:pPr>
       <w:r>
-        <w:lastRenderedPageBreak/>
         <w:t xml:space="preserve">전체 사기 거래(약 56,976건)는 </w:t>
       </w:r>
       <w:r>
@@ -27889,6 +27855,7 @@
         <w:rPr>
           <w:rFonts w:hint="eastAsia"/>
         </w:rPr>
+        <w:lastRenderedPageBreak/>
         <w:t xml:space="preserve">3.6.1.3 </w:t>
       </w:r>
       <w:r>
@@ -27937,151 +27904,17 @@
         <w:ind w:left="720"/>
       </w:pPr>
       <w:r>
-        <w:t>트리 계열 모델(</w:t>
-      </w:r>
-      <w:proofErr w:type="spellStart"/>
-      <w:r>
-        <w:t>CatBoost</w:t>
-      </w:r>
-      <w:proofErr w:type="spellEnd"/>
-      <w:r>
-        <w:t xml:space="preserve">, </w:t>
-      </w:r>
-      <w:proofErr w:type="spellStart"/>
-      <w:r>
-        <w:t>GradientBoosting</w:t>
-      </w:r>
-      <w:proofErr w:type="spellEnd"/>
-      <w:r>
-        <w:t xml:space="preserve">, </w:t>
-      </w:r>
-      <w:proofErr w:type="spellStart"/>
-      <w:r>
-        <w:t>RandomForest</w:t>
-      </w:r>
-      <w:proofErr w:type="spellEnd"/>
-      <w:r>
-        <w:t xml:space="preserve">, </w:t>
-      </w:r>
-      <w:proofErr w:type="spellStart"/>
-      <w:r>
-        <w:t>XGBoost</w:t>
-      </w:r>
-      <w:proofErr w:type="spellEnd"/>
-      <w:r>
-        <w:t>)의 feature importance를 비교한 결과,</w:t>
-      </w:r>
-      <w:r>
-        <w:rPr>
-          <w:rFonts w:hint="eastAsia"/>
-        </w:rPr>
-        <w:t xml:space="preserve"> </w:t>
-      </w:r>
-      <w:r>
-        <w:t xml:space="preserve">특히 </w:t>
-      </w:r>
-      <w:r>
-        <w:rPr>
-          <w:shd w:val="pct15" w:color="auto" w:fill="FFFFFF"/>
-        </w:rPr>
-        <w:t>V14</w:t>
-      </w:r>
-      <w:r>
-        <w:t xml:space="preserve">, </w:t>
-      </w:r>
-      <w:r>
-        <w:rPr>
-          <w:shd w:val="pct15" w:color="auto" w:fill="FFFFFF"/>
-        </w:rPr>
-        <w:t>V4</w:t>
-      </w:r>
-      <w:r>
-        <w:t xml:space="preserve">, </w:t>
-      </w:r>
-      <w:r>
-        <w:rPr>
-          <w:shd w:val="pct15" w:color="auto" w:fill="FFFFFF"/>
-        </w:rPr>
-        <w:t>V10</w:t>
-      </w:r>
-      <w:r>
-        <w:t xml:space="preserve">, </w:t>
-      </w:r>
-      <w:r>
-        <w:rPr>
-          <w:shd w:val="pct15" w:color="auto" w:fill="FFFFFF"/>
-        </w:rPr>
-        <w:t>V12</w:t>
-      </w:r>
-      <w:r>
-        <w:t xml:space="preserve">, </w:t>
-      </w:r>
-      <w:r>
-        <w:rPr>
-          <w:shd w:val="pct15" w:color="auto" w:fill="FFFFFF"/>
-        </w:rPr>
-        <w:t>V1</w:t>
-      </w:r>
-      <w:r>
-        <w:rPr>
-          <w:rFonts w:hint="eastAsia"/>
-          <w:shd w:val="pct15" w:color="auto" w:fill="FFFFFF"/>
-        </w:rPr>
-        <w:t>6</w:t>
-      </w:r>
-      <w:r>
-        <w:t xml:space="preserve"> 등이 상위 중요 변수로 반복적으로 등장했다.</w:t>
-      </w:r>
-      <w:r>
-        <w:rPr>
-          <w:rFonts w:hint="eastAsia"/>
-        </w:rPr>
-        <w:t xml:space="preserve"> </w:t>
-      </w:r>
-      <w:proofErr w:type="spellStart"/>
-      <w:r>
-        <w:t>CatBoost</w:t>
-      </w:r>
-      <w:proofErr w:type="spellEnd"/>
-      <w:r>
-        <w:t xml:space="preserve">에서 </w:t>
-      </w:r>
-      <w:r>
-        <w:rPr>
-          <w:shd w:val="pct15" w:color="auto" w:fill="FFFFFF"/>
-        </w:rPr>
-        <w:t>V14</w:t>
-      </w:r>
-      <w:r>
-        <w:t xml:space="preserve">를 포함했을 때와 제거했을 때 AUC가 크게 변동한 실험 결과는, </w:t>
-      </w:r>
-      <w:r>
-        <w:rPr>
-          <w:shd w:val="pct15" w:color="auto" w:fill="FFFFFF"/>
-        </w:rPr>
-        <w:t>V14</w:t>
-      </w:r>
-      <w:r>
-        <w:t>가 사기 거래 패턴을 구분하는 핵심 축이라는 점을 시사한다.</w:t>
-      </w:r>
-    </w:p>
-    <w:p>
-      <w:pPr>
-        <w:ind w:left="720"/>
-      </w:pPr>
-      <w:r>
         <w:rPr>
           <w:noProof/>
         </w:rPr>
-        <w:lastRenderedPageBreak/>
         <w:drawing>
-          <wp:anchor distT="0" distB="0" distL="114300" distR="114300" simplePos="0" relativeHeight="251660288" behindDoc="0" locked="0" layoutInCell="1" allowOverlap="1" wp14:anchorId="4A8C2190" wp14:editId="7CF05C16">
+          <wp:anchor distT="0" distB="0" distL="114300" distR="114300" simplePos="0" relativeHeight="251660288" behindDoc="0" locked="0" layoutInCell="1" allowOverlap="1" wp14:anchorId="4A8C2190" wp14:editId="7249C3C5">
             <wp:simplePos x="0" y="0"/>
             <wp:positionH relativeFrom="margin">
-              <wp:align>right</wp:align>
+              <wp:posOffset>-632460</wp:posOffset>
             </wp:positionH>
             <wp:positionV relativeFrom="paragraph">
-              <wp:posOffset>0</wp:posOffset>
+              <wp:posOffset>1533525</wp:posOffset>
             </wp:positionV>
             <wp:extent cx="6645910" cy="4372610"/>
             <wp:effectExtent l="0" t="0" r="2540" b="8890"/>
@@ -28139,6 +27972,139 @@
           </wp:anchor>
         </w:drawing>
       </w:r>
+      <w:r>
+        <w:t>트리 계열 모델(</w:t>
+      </w:r>
+      <w:proofErr w:type="spellStart"/>
+      <w:r>
+        <w:t>CatBoost</w:t>
+      </w:r>
+      <w:proofErr w:type="spellEnd"/>
+      <w:r>
+        <w:t xml:space="preserve">, </w:t>
+      </w:r>
+      <w:proofErr w:type="spellStart"/>
+      <w:r>
+        <w:t>GradientBoosting</w:t>
+      </w:r>
+      <w:proofErr w:type="spellEnd"/>
+      <w:r>
+        <w:t xml:space="preserve">, </w:t>
+      </w:r>
+      <w:proofErr w:type="spellStart"/>
+      <w:r>
+        <w:t>RandomForest</w:t>
+      </w:r>
+      <w:proofErr w:type="spellEnd"/>
+      <w:r>
+        <w:t xml:space="preserve">, </w:t>
+      </w:r>
+      <w:proofErr w:type="spellStart"/>
+      <w:r>
+        <w:t>XGBoost</w:t>
+      </w:r>
+      <w:proofErr w:type="spellEnd"/>
+      <w:r>
+        <w:t>)의 feature importance를 비교한 결과,</w:t>
+      </w:r>
+      <w:r>
+        <w:rPr>
+          <w:rFonts w:hint="eastAsia"/>
+        </w:rPr>
+        <w:t xml:space="preserve"> </w:t>
+      </w:r>
+      <w:r>
+        <w:t xml:space="preserve">특히 </w:t>
+      </w:r>
+      <w:r>
+        <w:rPr>
+          <w:shd w:val="pct15" w:color="auto" w:fill="FFFFFF"/>
+        </w:rPr>
+        <w:t>V14</w:t>
+      </w:r>
+      <w:r>
+        <w:t xml:space="preserve">, </w:t>
+      </w:r>
+      <w:r>
+        <w:rPr>
+          <w:shd w:val="pct15" w:color="auto" w:fill="FFFFFF"/>
+        </w:rPr>
+        <w:t>V4</w:t>
+      </w:r>
+      <w:r>
+        <w:t xml:space="preserve">, </w:t>
+      </w:r>
+      <w:r>
+        <w:rPr>
+          <w:shd w:val="pct15" w:color="auto" w:fill="FFFFFF"/>
+        </w:rPr>
+        <w:t>V10</w:t>
+      </w:r>
+      <w:r>
+        <w:t xml:space="preserve">, </w:t>
+      </w:r>
+      <w:r>
+        <w:rPr>
+          <w:shd w:val="pct15" w:color="auto" w:fill="FFFFFF"/>
+        </w:rPr>
+        <w:t>V12</w:t>
+      </w:r>
+      <w:r>
+        <w:t xml:space="preserve">, </w:t>
+      </w:r>
+      <w:r>
+        <w:rPr>
+          <w:shd w:val="pct15" w:color="auto" w:fill="FFFFFF"/>
+        </w:rPr>
+        <w:t>V1</w:t>
+      </w:r>
+      <w:r>
+        <w:rPr>
+          <w:rFonts w:hint="eastAsia"/>
+          <w:shd w:val="pct15" w:color="auto" w:fill="FFFFFF"/>
+        </w:rPr>
+        <w:t>6</w:t>
+      </w:r>
+      <w:r>
+        <w:t xml:space="preserve"> 등이 상위 중요 변수로 반복적으로 등장했다.</w:t>
+      </w:r>
+      <w:r>
+        <w:rPr>
+          <w:rFonts w:hint="eastAsia"/>
+        </w:rPr>
+        <w:t xml:space="preserve"> </w:t>
+      </w:r>
+      <w:proofErr w:type="spellStart"/>
+      <w:r>
+        <w:t>CatBoost</w:t>
+      </w:r>
+      <w:proofErr w:type="spellEnd"/>
+      <w:r>
+        <w:t xml:space="preserve">에서 </w:t>
+      </w:r>
+      <w:r>
+        <w:rPr>
+          <w:shd w:val="pct15" w:color="auto" w:fill="FFFFFF"/>
+        </w:rPr>
+        <w:t>V14</w:t>
+      </w:r>
+      <w:r>
+        <w:t xml:space="preserve">를 포함했을 때와 제거했을 때 AUC가 크게 변동한 실험 결과는, </w:t>
+      </w:r>
+      <w:r>
+        <w:rPr>
+          <w:shd w:val="pct15" w:color="auto" w:fill="FFFFFF"/>
+        </w:rPr>
+        <w:t>V14</w:t>
+      </w:r>
+      <w:r>
+        <w:t>가 사기 거래 패턴을 구분하는 핵심 축이라는 점을 시사한다.</w:t>
+      </w:r>
+    </w:p>
+    <w:p>
+      <w:pPr>
+        <w:ind w:left="720"/>
+      </w:pPr>
     </w:p>
     <w:p>
       <w:pPr>
@@ -28175,7 +28141,11 @@
         <w:t xml:space="preserve"> </w:t>
       </w:r>
       <w:r>
-        <w:t>회의 논의에서 “Amount 적용한 것과 안 한 것의 차이가 거의 없다”는 결론에 도달했고</w:t>
+        <w:t xml:space="preserve">회의 논의에서 “Amount 적용한 것과 안 한 </w:t>
+      </w:r>
+      <w:r>
+        <w:lastRenderedPageBreak/>
+        <w:t>것의 차이가 거의 없다”는 결론에 도달했고</w:t>
       </w:r>
       <w:r>
         <w:rPr>
@@ -28352,7 +28322,6 @@
         <w:rPr>
           <w:shd w:val="pct15" w:color="auto" w:fill="FFFFFF"/>
         </w:rPr>
-        <w:lastRenderedPageBreak/>
         <w:t>V14·V4</w:t>
       </w:r>
       <w:r>
@@ -28548,6 +28517,7 @@
           <w:b/>
           <w:bCs/>
         </w:rPr>
+        <w:lastRenderedPageBreak/>
         <w:t>샘플링 기법 중에서는 SMOTE만 유지</w:t>
       </w:r>
     </w:p>
@@ -28866,7 +28836,6 @@
           <w:b/>
           <w:bCs/>
         </w:rPr>
-        <w:lastRenderedPageBreak/>
         <w:t xml:space="preserve">→ **SMOTE + 트리 앙상블은 “사기 거래를 놓치지 않는 데”는 강하지만, 정상 거래에 대한 </w:t>
       </w:r>
       <w:proofErr w:type="spellStart"/>
@@ -28917,6 +28886,7 @@
         <w:ind w:left="720"/>
       </w:pPr>
       <w:r>
+        <w:lastRenderedPageBreak/>
         <w:t xml:space="preserve">RBF 커널 SVC는 </w:t>
       </w:r>
       <w:proofErr w:type="spellStart"/>
@@ -29291,6 +29261,7 @@
         <w:ind w:left="720"/>
       </w:pPr>
       <w:r>
+        <w:lastRenderedPageBreak/>
         <w:t>따라서 최종 모델이 높은 성능을 보이더라도, 금융기관 실무에서 요구하는 “설명 가능성(왜 이 거래가 위험한가?)” 측면에서는 규칙 기반 시스템과의 결합이 필요하다.</w:t>
       </w:r>
     </w:p>
@@ -29312,7 +29283,6 @@
           <w:b/>
           <w:bCs/>
         </w:rPr>
-        <w:lastRenderedPageBreak/>
         <w:t>(2) 시간적 순서 및 시계열 구조 반영 부족</w:t>
       </w:r>
     </w:p>
@@ -29570,6 +29540,7 @@
         <w:rPr>
           <w:rFonts w:hint="eastAsia"/>
         </w:rPr>
+        <w:lastRenderedPageBreak/>
         <w:t xml:space="preserve">3.6.2.2 </w:t>
       </w:r>
       <w:r>
@@ -29777,11 +29748,7 @@
         <w:t xml:space="preserve"> </w:t>
       </w:r>
       <w:r>
-        <w:t xml:space="preserve">피처 중요도, </w:t>
-      </w:r>
-      <w:r>
-        <w:lastRenderedPageBreak/>
-        <w:t>SHAP 값 등을 통한 변수 해석의 난이도가 높고,</w:t>
+        <w:t>피처 중요도, SHAP 값 등을 통한 변수 해석의 난이도가 높고,</w:t>
       </w:r>
       <w:r>
         <w:rPr>
@@ -29884,6 +29851,7 @@
         <w:ind w:left="720"/>
       </w:pPr>
       <w:r>
+        <w:lastRenderedPageBreak/>
         <w:t>이 수준의 완벽한 성능은 실제 금융 데이터 환경에서는 거의 발생하기 어려우며,</w:t>
       </w:r>
       <w:r>
@@ -30199,52 +30167,55 @@
         <w:ind w:left="720"/>
       </w:pPr>
       <w:r>
+        <w:t>본 프로젝트에서는</w:t>
+      </w:r>
+      <w:r>
+        <w:rPr>
+          <w:rFonts w:hint="eastAsia"/>
+        </w:rPr>
+        <w:t xml:space="preserve"> </w:t>
+      </w:r>
+      <w:r>
+        <w:t>모델 배포 후 성능 모니터링(Recall, Precision 감지),</w:t>
+      </w:r>
+      <w:r>
+        <w:rPr>
+          <w:rFonts w:hint="eastAsia"/>
+        </w:rPr>
+        <w:t xml:space="preserve"> </w:t>
+      </w:r>
+      <w:r>
+        <w:t xml:space="preserve">주기적 </w:t>
+      </w:r>
+      <w:proofErr w:type="spellStart"/>
+      <w:r>
+        <w:t>재학습</w:t>
+      </w:r>
+      <w:proofErr w:type="spellEnd"/>
+      <w:r>
+        <w:t xml:space="preserve"> 주기 정의,</w:t>
+      </w:r>
+      <w:r>
+        <w:rPr>
+          <w:rFonts w:hint="eastAsia"/>
+        </w:rPr>
+        <w:t xml:space="preserve"> </w:t>
+      </w:r>
+      <w:r>
+        <w:t>경보(알림) 체계 설계 등</w:t>
+      </w:r>
+      <w:r>
+        <w:rPr>
+          <w:rFonts w:hint="eastAsia"/>
+        </w:rPr>
+        <w:t xml:space="preserve"> </w:t>
+      </w:r>
+      <w:r>
+        <w:t xml:space="preserve">실제 운영 단계에서 필요한 요소를 </w:t>
+      </w:r>
+      <w:r>
         <w:lastRenderedPageBreak/>
-        <w:t>본 프로젝트에서는</w:t>
-      </w:r>
-      <w:r>
-        <w:rPr>
-          <w:rFonts w:hint="eastAsia"/>
-        </w:rPr>
-        <w:t xml:space="preserve"> </w:t>
-      </w:r>
-      <w:r>
-        <w:t>모델 배포 후 성능 모니터링(Recall, Precision 감지),</w:t>
-      </w:r>
-      <w:r>
-        <w:rPr>
-          <w:rFonts w:hint="eastAsia"/>
-        </w:rPr>
-        <w:t xml:space="preserve"> </w:t>
-      </w:r>
-      <w:r>
-        <w:t xml:space="preserve">주기적 </w:t>
-      </w:r>
-      <w:proofErr w:type="spellStart"/>
-      <w:r>
-        <w:t>재학습</w:t>
-      </w:r>
-      <w:proofErr w:type="spellEnd"/>
-      <w:r>
-        <w:t xml:space="preserve"> 주기 정의,</w:t>
-      </w:r>
-      <w:r>
-        <w:rPr>
-          <w:rFonts w:hint="eastAsia"/>
-        </w:rPr>
-        <w:t xml:space="preserve"> </w:t>
-      </w:r>
-      <w:r>
-        <w:t>경보(알림) 체계 설계 등</w:t>
-      </w:r>
-      <w:r>
-        <w:rPr>
-          <w:rFonts w:hint="eastAsia"/>
-        </w:rPr>
-        <w:t xml:space="preserve"> </w:t>
-      </w:r>
-      <w:r>
-        <w:t>실제 운영 단계에서 필요한 요소를 충분히 다루지 못했다.</w:t>
+        <w:t>충분히 다루지 못했다.</w:t>
       </w:r>
       <w:r>
         <w:rPr>
@@ -30633,7 +30604,6 @@
         <w:ind w:left="720"/>
       </w:pPr>
       <w:r>
-        <w:lastRenderedPageBreak/>
         <w:t>이번 프로젝트에서는</w:t>
       </w:r>
       <w:r>
@@ -30997,7 +30967,11 @@
         <w:t xml:space="preserve"> </w:t>
       </w:r>
       <w:r>
-        <w:t>고려한 RNN/LSTM, Temporal CNN, Transformer 기반 모델,</w:t>
+        <w:t xml:space="preserve">고려한 RNN/LSTM, Temporal CNN, Transformer 기반 </w:t>
+      </w:r>
+      <w:r>
+        <w:lastRenderedPageBreak/>
+        <w:t>모델,</w:t>
       </w:r>
       <w:r>
         <w:rPr>
@@ -31176,7 +31150,6 @@
         </w:rPr>
       </w:pPr>
       <w:r>
-        <w:lastRenderedPageBreak/>
         <w:t>최종 선정 모델인 MLP 역시</w:t>
       </w:r>
       <w:r>
@@ -31338,6 +31311,7 @@
         <w:rPr>
           <w:rFonts w:hint="eastAsia"/>
         </w:rPr>
+        <w:lastRenderedPageBreak/>
         <w:t xml:space="preserve">3.6.3.4 </w:t>
       </w:r>
       <w:r>
@@ -31658,6 +31632,7 @@
         <w:ind w:left="800"/>
       </w:pPr>
       <w:r>
+        <w:lastRenderedPageBreak/>
         <w:t>향후에는</w:t>
       </w:r>
       <w:r>
@@ -31698,8 +31673,10 @@
       </w:r>
     </w:p>
     <w:sectPr>
+      <w:headerReference w:type="default" r:id="rId41"/>
+      <w:footerReference w:type="default" r:id="rId42"/>
       <w:pgSz w:w="11906" w:h="16838"/>
-      <w:pgMar w:top="720" w:right="720" w:bottom="720" w:left="720" w:header="851" w:footer="992" w:gutter="0"/>
+      <w:pgMar w:top="1985" w:right="1701" w:bottom="1701" w:left="1701" w:header="851" w:footer="0" w:gutter="0"/>
       <w:pgNumType w:start="0"/>
       <w:cols w:space="425"/>
       <w:titlePg/>
@@ -31734,6 +31711,51 @@
 </w:endnotes>
 </file>
 
+<file path=word/footer1.xml><?xml version="1.0" encoding="utf-8"?>
+<w:ftr xmlns:wpc="http://schemas.microsoft.com/office/word/2010/wordprocessingCanvas" xmlns:cx="http://schemas.microsoft.com/office/drawing/2014/chartex" xmlns:cx1="http://schemas.microsoft.com/office/drawing/2015/9/8/chartex" xmlns:cx2="http://schemas.microsoft.com/office/drawing/2015/10/21/chartex" xmlns:cx3="http://schemas.microsoft.com/office/drawing/2016/5/9/chartex" xmlns:cx4="http://schemas.microsoft.com/office/drawing/2016/5/10/chartex" xmlns:cx5="http://schemas.microsoft.com/office/drawing/2016/5/11/chartex" xmlns:cx6="http://schemas.microsoft.com/office/drawing/2016/5/12/chartex" xmlns:cx7="http://schemas.microsoft.com/office/drawing/2016/5/13/chartex" xmlns:cx8="http://schemas.microsoft.com/office/drawing/2016/5/14/chartex" xmlns:mc="http://schemas.openxmlformats.org/markup-compatibility/2006" xmlns:aink="http://schemas.microsoft.com/office/drawing/2016/ink" xmlns:am3d="http://schemas.microsoft.com/office/drawing/2017/model3d" xmlns:o="urn:schemas-microsoft-com:office:office" xmlns:oel="http://schemas.microsoft.com/office/2019/extlst" xmlns:r="http://schemas.openxmlformats.org/officeDocument/2006/relationships" xmlns:m="http://schemas.openxmlformats.org/officeDocument/2006/math" xmlns:v="urn:schemas-microsoft-com:vml" xmlns:wp14="http://schemas.microsoft.com/office/word/2010/wordprocessingDrawing" xmlns:wp="http://schemas.openxmlformats.org/drawingml/2006/wordprocessingDrawing" xmlns:w10="urn:schemas-microsoft-com:office:word" xmlns:w="http://schemas.openxmlformats.org/wordprocessingml/2006/main" xmlns:w14="http://schemas.microsoft.com/office/word/2010/wordml" xmlns:w15="http://schemas.microsoft.com/office/word/2012/wordml" xmlns:w16cex="http://schemas.microsoft.com/office/word/2018/wordml/cex" xmlns:w16cid="http://schemas.microsoft.com/office/word/2016/wordml/cid" xmlns:w16="http://schemas.microsoft.com/office/word/2018/wordml" xmlns:w16du="http://schemas.microsoft.com/office/word/2023/wordml/word16du" xmlns:w16sdtdh="http://schemas.microsoft.com/office/word/2020/wordml/sdtdatahash" xmlns:w16sdtfl="http://schemas.microsoft.com/office/word/2024/wordml/sdtformatlock" xmlns:w16se="http://schemas.microsoft.com/office/word/2015/wordml/symex" xmlns:wpg="http://schemas.microsoft.com/office/word/2010/wordprocessingGroup" xmlns:wpi="http://schemas.microsoft.com/office/word/2010/wordprocessingInk" xmlns:wne="http://schemas.microsoft.com/office/word/2006/wordml" xmlns:wps="http://schemas.microsoft.com/office/word/2010/wordprocessingShape" mc:Ignorable="w14 w15 w16se w16cid w16 w16cex w16sdtdh w16sdtfl w16du wp14">
+  <w:sdt>
+    <w:sdtPr>
+      <w:id w:val="1005939587"/>
+      <w:docPartObj>
+        <w:docPartGallery w:val="Page Numbers (Bottom of Page)"/>
+        <w:docPartUnique/>
+      </w:docPartObj>
+    </w:sdtPr>
+    <w:sdtContent>
+      <w:p>
+        <w:pPr>
+          <w:pStyle w:val="ab"/>
+          <w:jc w:val="right"/>
+        </w:pPr>
+        <w:r>
+          <w:fldChar w:fldCharType="begin"/>
+        </w:r>
+        <w:r>
+          <w:instrText>PAGE   \* MERGEFORMAT</w:instrText>
+        </w:r>
+        <w:r>
+          <w:fldChar w:fldCharType="separate"/>
+        </w:r>
+        <w:r>
+          <w:rPr>
+            <w:lang w:val="ko-KR"/>
+          </w:rPr>
+          <w:t>2</w:t>
+        </w:r>
+        <w:r>
+          <w:fldChar w:fldCharType="end"/>
+        </w:r>
+      </w:p>
+    </w:sdtContent>
+  </w:sdt>
+  <w:p>
+    <w:pPr>
+      <w:pStyle w:val="ab"/>
+    </w:pPr>
+  </w:p>
+</w:ftr>
+</file>
+
 <file path=word/footnotes.xml><?xml version="1.0" encoding="utf-8"?>
 <w:footnotes xmlns:wpc="http://schemas.microsoft.com/office/word/2010/wordprocessingCanvas" xmlns:cx="http://schemas.microsoft.com/office/drawing/2014/chartex" xmlns:cx1="http://schemas.microsoft.com/office/drawing/2015/9/8/chartex" xmlns:cx2="http://schemas.microsoft.com/office/drawing/2015/10/21/chartex" xmlns:cx3="http://schemas.microsoft.com/office/drawing/2016/5/9/chartex" xmlns:cx4="http://schemas.microsoft.com/office/drawing/2016/5/10/chartex" xmlns:cx5="http://schemas.microsoft.com/office/drawing/2016/5/11/chartex" xmlns:cx6="http://schemas.microsoft.com/office/drawing/2016/5/12/chartex" xmlns:cx7="http://schemas.microsoft.com/office/drawing/2016/5/13/chartex" xmlns:cx8="http://schemas.microsoft.com/office/drawing/2016/5/14/chartex" xmlns:mc="http://schemas.openxmlformats.org/markup-compatibility/2006" xmlns:aink="http://schemas.microsoft.com/office/drawing/2016/ink" xmlns:am3d="http://schemas.microsoft.com/office/drawing/2017/model3d" xmlns:o="urn:schemas-microsoft-com:office:office" xmlns:oel="http://schemas.microsoft.com/office/2019/extlst" xmlns:r="http://schemas.openxmlformats.org/officeDocument/2006/relationships" xmlns:m="http://schemas.openxmlformats.org/officeDocument/2006/math" xmlns:v="urn:schemas-microsoft-com:vml" xmlns:wp14="http://schemas.microsoft.com/office/word/2010/wordprocessingDrawing" xmlns:wp="http://schemas.openxmlformats.org/drawingml/2006/wordprocessingDrawing" xmlns:w10="urn:schemas-microsoft-com:office:word" xmlns:w="http://schemas.openxmlformats.org/wordprocessingml/2006/main" xmlns:w14="http://schemas.microsoft.com/office/word/2010/wordml" xmlns:w15="http://schemas.microsoft.com/office/word/2012/wordml" xmlns:w16cex="http://schemas.microsoft.com/office/word/2018/wordml/cex" xmlns:w16cid="http://schemas.microsoft.com/office/word/2016/wordml/cid" xmlns:w16="http://schemas.microsoft.com/office/word/2018/wordml" xmlns:w16du="http://schemas.microsoft.com/office/word/2023/wordml/word16du" xmlns:w16sdtdh="http://schemas.microsoft.com/office/word/2020/wordml/sdtdatahash" xmlns:w16sdtfl="http://schemas.microsoft.com/office/word/2024/wordml/sdtformatlock" xmlns:w16se="http://schemas.microsoft.com/office/word/2015/wordml/symex" xmlns:wpg="http://schemas.microsoft.com/office/word/2010/wordprocessingGroup" xmlns:wpi="http://schemas.microsoft.com/office/word/2010/wordprocessingInk" xmlns:wne="http://schemas.microsoft.com/office/word/2006/wordml" xmlns:wps="http://schemas.microsoft.com/office/word/2010/wordprocessingShape" mc:Ignorable="w14 w15 w16se w16cid w16 w16cex w16sdtdh w16sdtfl w16du wp14">
   <w:footnote w:type="separator" w:id="-1">
@@ -31757,6 +31779,281 @@
     </w:p>
   </w:footnote>
 </w:footnotes>
+</file>
+
+<file path=word/header1.xml><?xml version="1.0" encoding="utf-8"?>
+<w:hdr xmlns:wpc="http://schemas.microsoft.com/office/word/2010/wordprocessingCanvas" xmlns:cx="http://schemas.microsoft.com/office/drawing/2014/chartex" xmlns:cx1="http://schemas.microsoft.com/office/drawing/2015/9/8/chartex" xmlns:cx2="http://schemas.microsoft.com/office/drawing/2015/10/21/chartex" xmlns:cx3="http://schemas.microsoft.com/office/drawing/2016/5/9/chartex" xmlns:cx4="http://schemas.microsoft.com/office/drawing/2016/5/10/chartex" xmlns:cx5="http://schemas.microsoft.com/office/drawing/2016/5/11/chartex" xmlns:cx6="http://schemas.microsoft.com/office/drawing/2016/5/12/chartex" xmlns:cx7="http://schemas.microsoft.com/office/drawing/2016/5/13/chartex" xmlns:cx8="http://schemas.microsoft.com/office/drawing/2016/5/14/chartex" xmlns:mc="http://schemas.openxmlformats.org/markup-compatibility/2006" xmlns:aink="http://schemas.microsoft.com/office/drawing/2016/ink" xmlns:am3d="http://schemas.microsoft.com/office/drawing/2017/model3d" xmlns:o="urn:schemas-microsoft-com:office:office" xmlns:oel="http://schemas.microsoft.com/office/2019/extlst" xmlns:r="http://schemas.openxmlformats.org/officeDocument/2006/relationships" xmlns:m="http://schemas.openxmlformats.org/officeDocument/2006/math" xmlns:v="urn:schemas-microsoft-com:vml" xmlns:wp14="http://schemas.microsoft.com/office/word/2010/wordprocessingDrawing" xmlns:wp="http://schemas.openxmlformats.org/drawingml/2006/wordprocessingDrawing" xmlns:w10="urn:schemas-microsoft-com:office:word" xmlns:w="http://schemas.openxmlformats.org/wordprocessingml/2006/main" xmlns:w14="http://schemas.microsoft.com/office/word/2010/wordml" xmlns:w15="http://schemas.microsoft.com/office/word/2012/wordml" xmlns:w16cex="http://schemas.microsoft.com/office/word/2018/wordml/cex" xmlns:w16cid="http://schemas.microsoft.com/office/word/2016/wordml/cid" xmlns:w16="http://schemas.microsoft.com/office/word/2018/wordml" xmlns:w16du="http://schemas.microsoft.com/office/word/2023/wordml/word16du" xmlns:w16sdtdh="http://schemas.microsoft.com/office/word/2020/wordml/sdtdatahash" xmlns:w16sdtfl="http://schemas.microsoft.com/office/word/2024/wordml/sdtformatlock" xmlns:w16se="http://schemas.microsoft.com/office/word/2015/wordml/symex" xmlns:wpg="http://schemas.microsoft.com/office/word/2010/wordprocessingGroup" xmlns:wpi="http://schemas.microsoft.com/office/word/2010/wordprocessingInk" xmlns:wne="http://schemas.microsoft.com/office/word/2006/wordml" xmlns:wps="http://schemas.microsoft.com/office/word/2010/wordprocessingShape" mc:Ignorable="w14 w15 w16se w16cid w16 w16cex w16sdtdh w16sdtfl w16du wp14">
+  <w:p>
+    <w:pPr>
+      <w:pStyle w:val="aa"/>
+    </w:pPr>
+    <w:r>
+      <w:rPr>
+        <w:noProof/>
+      </w:rPr>
+      <mc:AlternateContent>
+        <mc:Choice Requires="wps">
+          <w:drawing>
+            <wp:anchor distT="0" distB="0" distL="114300" distR="114300" simplePos="0" relativeHeight="251660288" behindDoc="0" locked="0" layoutInCell="0" allowOverlap="1" wp14:anchorId="3938AB24" wp14:editId="4E0A59CC">
+              <wp:simplePos x="0" y="0"/>
+              <wp:positionH relativeFrom="margin">
+                <wp:align>left</wp:align>
+              </wp:positionH>
+              <wp:positionV relativeFrom="topMargin">
+                <wp:align>center</wp:align>
+              </wp:positionV>
+              <wp:extent cx="5943600" cy="170815"/>
+              <wp:effectExtent l="0" t="0" r="0" b="1905"/>
+              <wp:wrapNone/>
+              <wp:docPr id="218" name="텍스트 상자 218"/>
+              <wp:cNvGraphicFramePr>
+                <a:graphicFrameLocks xmlns:a="http://schemas.openxmlformats.org/drawingml/2006/main"/>
+              </wp:cNvGraphicFramePr>
+              <a:graphic xmlns:a="http://schemas.openxmlformats.org/drawingml/2006/main">
+                <a:graphicData uri="http://schemas.microsoft.com/office/word/2010/wordprocessingShape">
+                  <wps:wsp>
+                    <wps:cNvSpPr txBox="1">
+                      <a:spLocks noChangeArrowheads="1"/>
+                    </wps:cNvSpPr>
+                    <wps:spPr bwMode="auto">
+                      <a:xfrm>
+                        <a:off x="0" y="0"/>
+                        <a:ext cx="5943600" cy="170815"/>
+                      </a:xfrm>
+                      <a:prstGeom prst="rect">
+                        <a:avLst/>
+                      </a:prstGeom>
+                      <a:noFill/>
+                      <a:ln>
+                        <a:noFill/>
+                      </a:ln>
+                      <a:extLst>
+                        <a:ext uri="{909E8E84-426E-40DD-AFC4-6F175D3DCCD1}">
+                          <a14:hiddenFill xmlns:a14="http://schemas.microsoft.com/office/drawing/2010/main">
+                            <a:solidFill>
+                              <a:srgbClr val="FFFFFF"/>
+                            </a:solidFill>
+                          </a14:hiddenFill>
+                        </a:ext>
+                        <a:ext uri="{91240B29-F687-4F45-9708-019B960494DF}">
+                          <a14:hiddenLine xmlns:a14="http://schemas.microsoft.com/office/drawing/2010/main" w="9525">
+                            <a:solidFill>
+                              <a:srgbClr val="000000"/>
+                            </a:solidFill>
+                            <a:miter lim="800000"/>
+                            <a:headEnd/>
+                            <a:tailEnd/>
+                          </a14:hiddenLine>
+                        </a:ext>
+                      </a:extLst>
+                    </wps:spPr>
+                    <wps:txbx>
+                      <w:txbxContent>
+                        <w:sdt>
+                          <w:sdtPr>
+                            <w:alias w:val="제목"/>
+                            <w:id w:val="78679243"/>
+                            <w:dataBinding w:prefixMappings="xmlns:ns0='http://schemas.openxmlformats.org/package/2006/metadata/core-properties' xmlns:ns1='http://purl.org/dc/elements/1.1/'" w:xpath="/ns0:coreProperties[1]/ns1:title[1]" w:storeItemID="{6C3C8BC8-F283-45AE-878A-BAB7291924A1}"/>
+                            <w:text/>
+                          </w:sdtPr>
+                          <w:sdtContent>
+                            <w:p>
+                              <w:pPr>
+                                <w:spacing w:after="0" w:line="240" w:lineRule="auto"/>
+                              </w:pPr>
+                              <w:r>
+                                <w:rPr>
+                                  <w:rFonts w:hint="eastAsia"/>
+                                </w:rPr>
+                                <w:t xml:space="preserve">제 </w:t>
+                              </w:r>
+                              <w:r>
+                                <w:t>3장</w:t>
+                              </w:r>
+                              <w:r>
+                                <w:rPr>
+                                  <w:rFonts w:hint="eastAsia"/>
+                                </w:rPr>
+                                <w:t xml:space="preserve"> 신용카드 사기거래 탐지</w:t>
+                              </w:r>
+                            </w:p>
+                          </w:sdtContent>
+                        </w:sdt>
+                      </w:txbxContent>
+                    </wps:txbx>
+                    <wps:bodyPr rot="0" vert="horz" wrap="square" lIns="91440" tIns="0" rIns="91440" bIns="0" anchor="ctr" anchorCtr="0" upright="1">
+                      <a:spAutoFit/>
+                    </wps:bodyPr>
+                  </wps:wsp>
+                </a:graphicData>
+              </a:graphic>
+              <wp14:sizeRelH relativeFrom="margin">
+                <wp14:pctWidth>100000</wp14:pctWidth>
+              </wp14:sizeRelH>
+              <wp14:sizeRelV relativeFrom="page">
+                <wp14:pctHeight>0</wp14:pctHeight>
+              </wp14:sizeRelV>
+            </wp:anchor>
+          </w:drawing>
+        </mc:Choice>
+        <mc:Fallback>
+          <w:pict>
+            <v:shapetype w14:anchorId="3938AB24" id="_x0000_t202" coordsize="21600,21600" o:spt="202" path="m,l,21600r21600,l21600,xe">
+              <v:stroke joinstyle="miter"/>
+              <v:path gradientshapeok="t" o:connecttype="rect"/>
+            </v:shapetype>
+            <v:shape id="텍스트 상자 218" o:spid="_x0000_s1029" type="#_x0000_t202" style="position:absolute;margin-left:0;margin-top:0;width:468pt;height:13.45pt;z-index:251660288;visibility:visible;mso-wrap-style:square;mso-width-percent:1000;mso-height-percent:0;mso-wrap-distance-left:9pt;mso-wrap-distance-top:0;mso-wrap-distance-right:9pt;mso-wrap-distance-bottom:0;mso-position-horizontal:left;mso-position-horizontal-relative:margin;mso-position-vertical:center;mso-position-vertical-relative:top-margin-area;mso-width-percent:1000;mso-height-percent:0;mso-width-relative:margin;mso-height-relative:page;v-text-anchor:middle" o:gfxdata="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" o:allowincell="f" filled="f" stroked="f">
+              <v:textbox style="mso-fit-shape-to-text:t" inset=",0,,0">
+                <w:txbxContent>
+                  <w:sdt>
+                    <w:sdtPr>
+                      <w:alias w:val="제목"/>
+                      <w:id w:val="78679243"/>
+                      <w:dataBinding w:prefixMappings="xmlns:ns0='http://schemas.openxmlformats.org/package/2006/metadata/core-properties' xmlns:ns1='http://purl.org/dc/elements/1.1/'" w:xpath="/ns0:coreProperties[1]/ns1:title[1]" w:storeItemID="{6C3C8BC8-F283-45AE-878A-BAB7291924A1}"/>
+                      <w:text/>
+                    </w:sdtPr>
+                    <w:sdtContent>
+                      <w:p>
+                        <w:pPr>
+                          <w:spacing w:after="0" w:line="240" w:lineRule="auto"/>
+                        </w:pPr>
+                        <w:r>
+                          <w:rPr>
+                            <w:rFonts w:hint="eastAsia"/>
+                          </w:rPr>
+                          <w:t xml:space="preserve">제 </w:t>
+                        </w:r>
+                        <w:r>
+                          <w:t>3장</w:t>
+                        </w:r>
+                        <w:r>
+                          <w:rPr>
+                            <w:rFonts w:hint="eastAsia"/>
+                          </w:rPr>
+                          <w:t xml:space="preserve"> 신용카드 사기거래 탐지</w:t>
+                        </w:r>
+                      </w:p>
+                    </w:sdtContent>
+                  </w:sdt>
+                </w:txbxContent>
+              </v:textbox>
+              <w10:wrap anchorx="margin" anchory="margin"/>
+            </v:shape>
+          </w:pict>
+        </mc:Fallback>
+      </mc:AlternateContent>
+    </w:r>
+    <w:r>
+      <w:rPr>
+        <w:noProof/>
+      </w:rPr>
+      <mc:AlternateContent>
+        <mc:Choice Requires="wps">
+          <w:drawing>
+            <wp:anchor distT="0" distB="0" distL="114300" distR="114300" simplePos="0" relativeHeight="251659264" behindDoc="0" locked="0" layoutInCell="0" allowOverlap="1" wp14:anchorId="7E23B927" wp14:editId="3B830966">
+              <wp:simplePos x="0" y="0"/>
+              <wp:positionH relativeFrom="page">
+                <wp:align>left</wp:align>
+              </wp:positionH>
+              <wp:positionV relativeFrom="topMargin">
+                <wp:align>center</wp:align>
+              </wp:positionV>
+              <wp:extent cx="914400" cy="170815"/>
+              <wp:effectExtent l="0" t="0" r="0" b="635"/>
+              <wp:wrapNone/>
+              <wp:docPr id="219" name="텍스트 상자 219"/>
+              <wp:cNvGraphicFramePr>
+                <a:graphicFrameLocks xmlns:a="http://schemas.openxmlformats.org/drawingml/2006/main"/>
+              </wp:cNvGraphicFramePr>
+              <a:graphic xmlns:a="http://schemas.openxmlformats.org/drawingml/2006/main">
+                <a:graphicData uri="http://schemas.microsoft.com/office/word/2010/wordprocessingShape">
+                  <wps:wsp>
+                    <wps:cNvSpPr txBox="1">
+                      <a:spLocks noChangeArrowheads="1"/>
+                    </wps:cNvSpPr>
+                    <wps:spPr bwMode="auto">
+                      <a:xfrm>
+                        <a:off x="0" y="0"/>
+                        <a:ext cx="914400" cy="170815"/>
+                      </a:xfrm>
+                      <a:prstGeom prst="rect">
+                        <a:avLst/>
+                      </a:prstGeom>
+                      <a:solidFill>
+                        <a:schemeClr val="accent6">
+                          <a:lumMod val="60000"/>
+                          <a:lumOff val="40000"/>
+                        </a:schemeClr>
+                      </a:solidFill>
+                      <a:ln>
+                        <a:noFill/>
+                      </a:ln>
+                    </wps:spPr>
+                    <wps:txbx>
+                      <w:txbxContent>
+                        <w:p>
+                          <w:pPr>
+                            <w:spacing w:after="0" w:line="240" w:lineRule="auto"/>
+                            <w:jc w:val="right"/>
+                            <w:rPr>
+                              <w:color w:val="FFFFFF" w:themeColor="background1"/>
+                            </w:rPr>
+                          </w:pPr>
+                          <w:r>
+                            <w:rPr>
+                              <w:rFonts w:hint="eastAsia"/>
+                            </w:rPr>
+                            <w:t>3조</w:t>
+                          </w:r>
+                        </w:p>
+                      </w:txbxContent>
+                    </wps:txbx>
+                    <wps:bodyPr rot="0" vert="horz" wrap="square" lIns="91440" tIns="0" rIns="91440" bIns="0" anchor="ctr" anchorCtr="0" upright="1">
+                      <a:spAutoFit/>
+                    </wps:bodyPr>
+                  </wps:wsp>
+                </a:graphicData>
+              </a:graphic>
+              <wp14:sizeRelH relativeFrom="leftMargin">
+                <wp14:pctWidth>100000</wp14:pctWidth>
+              </wp14:sizeRelH>
+              <wp14:sizeRelV relativeFrom="page">
+                <wp14:pctHeight>0</wp14:pctHeight>
+              </wp14:sizeRelV>
+            </wp:anchor>
+          </w:drawing>
+        </mc:Choice>
+        <mc:Fallback>
+          <w:pict>
+            <v:shape w14:anchorId="7E23B927" id="텍스트 상자 219" o:spid="_x0000_s1030" type="#_x0000_t202" style="position:absolute;margin-left:0;margin-top:0;width:1in;height:13.45pt;z-index:251659264;visibility:visible;mso-wrap-style:square;mso-width-percent:1000;mso-height-percent:0;mso-wrap-distance-left:9pt;mso-wrap-distance-top:0;mso-wrap-distance-right:9pt;mso-wrap-distance-bottom:0;mso-position-horizontal:left;mso-position-horizontal-relative:page;mso-position-vertical:center;mso-position-vertical-relative:top-margin-area;mso-width-percent:1000;mso-height-percent:0;mso-width-relative:left-margin-area;mso-height-relative:page;v-text-anchor:middle" o:gfxdata="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" o:allowincell="f" fillcolor="#a8d08d [1945]" stroked="f">
+              <v:textbox style="mso-fit-shape-to-text:t" inset=",0,,0">
+                <w:txbxContent>
+                  <w:p>
+                    <w:pPr>
+                      <w:spacing w:after="0" w:line="240" w:lineRule="auto"/>
+                      <w:jc w:val="right"/>
+                      <w:rPr>
+                        <w:rFonts w:hint="eastAsia"/>
+                        <w:color w:val="FFFFFF" w:themeColor="background1"/>
+                      </w:rPr>
+                    </w:pPr>
+                    <w:r>
+                      <w:rPr>
+                        <w:rFonts w:hint="eastAsia"/>
+                      </w:rPr>
+                      <w:t>3조</w:t>
+                    </w:r>
+                  </w:p>
+                </w:txbxContent>
+              </v:textbox>
+              <w10:wrap anchorx="page" anchory="margin"/>
+            </v:shape>
+          </w:pict>
+        </mc:Fallback>
+      </mc:AlternateContent>
+    </w:r>
+  </w:p>
+</w:hdr>
 </file>
 
 <file path=word/numbering.xml><?xml version="1.0" encoding="utf-8"?>
